--- a/ind/docx/06.content.docx
+++ b/ind/docx/06.content.docx
@@ -16778,6 +16778,6403 @@
           <w:lang w:val="id_ID" w:bidi="id_ID"/>
         </w:rPr>
         <w:t xml:space="preserve"> adalah milik Yehuda; kota lain dengan nama ini mungkin pernah ada namun tidak diketahui. Kata Kiryat di sini mungkin pada awalnya diikuti oleh sebuah kata yang telah hilang dalam proses penyalinan.</w:t>
+      </w:r>
+      <w:r>
+        <w:rPr>
+          <w:lang w:val="id_ID" w:bidi="id_ID"/>
+        </w:rPr>
+      </w:r>
+      <w:r>
+        <w:rPr>
+          <w:lang w:val="id_ID" w:bidi="id_ID"/>
+        </w:rPr>
+      </w:r>
+    </w:p>
+    <w:p>
+      <w:pPr/>
+      <w:r>
+        <w:rPr>
+          <w:lang w:val="id_ID" w:bidi="id_ID"/>
+        </w:rPr>
+      </w:r>
+    </w:p>
+    <w:p>
+      <w:pPr>
+        <w:pStyle w:val="Heading2"/>
+      </w:pPr>
+      <w:r>
+        <w:rPr>
+          <w:lang w:val="id_ID" w:bidi="id_ID"/>
+        </w:rPr>
+        <w:t>Yosua 19:1</w:t>
+      </w:r>
+      <w:r>
+        <w:rPr>
+          <w:lang w:val="id_ID" w:bidi="id_ID"/>
+        </w:rPr>
+      </w:r>
+    </w:p>
+    <w:p>
+      <w:pPr/>
+      <w:r>
+        <w:rPr>
+          <w:lang w:val="id_ID" w:bidi="id_ID"/>
+        </w:rPr>
+      </w:r>
+      <w:r>
+        <w:rPr>
+          <w:lang w:val="id_ID" w:bidi="id_ID"/>
+        </w:rPr>
+        <w:t>Simeon, putra kedua Yakub dan Lea, lebih tua dari Yehuda. Akan tetapi, ia telah kehilangan peran utama karena tindakannya yang kejam terhadap Sikhem (</w:t>
+      </w:r>
+      <w:hyperlink r:id="rId205">
+        <w:r>
+          <w:rPr>
+            <w:lang w:val="id_ID" w:bidi="id_ID"/>
+          </w:rPr>
+          <w:rPr>
+            <w:color w:val="0000EE"/>
+            <w:u w:val="single"/>
+          </w:rPr>
+          <w:t>Kej. 34:25–26</w:t>
+        </w:r>
+      </w:hyperlink>
+      <w:r>
+        <w:rPr>
+          <w:lang w:val="id_ID" w:bidi="id_ID"/>
+        </w:rPr>
+        <w:t>). Warisan kesukuan untuk keturunannya mencerminkan hal ini; tanah mereka diukir di luar wilayah Yehuda di pinggiran selatan Negeb. Tanah yang gersang ini jauh dari pusat-pusat pengaruh dan kekuasaan.</w:t>
+      </w:r>
+      <w:r>
+        <w:rPr>
+          <w:lang w:val="id_ID" w:bidi="id_ID"/>
+        </w:rPr>
+      </w:r>
+      <w:r>
+        <w:rPr>
+          <w:lang w:val="id_ID" w:bidi="id_ID"/>
+        </w:rPr>
+      </w:r>
+    </w:p>
+    <w:p>
+      <w:pPr/>
+      <w:r>
+        <w:rPr>
+          <w:lang w:val="id_ID" w:bidi="id_ID"/>
+        </w:rPr>
+      </w:r>
+    </w:p>
+    <w:p>
+      <w:pPr>
+        <w:pStyle w:val="Heading2"/>
+      </w:pPr>
+      <w:r>
+        <w:rPr>
+          <w:lang w:val="id_ID" w:bidi="id_ID"/>
+        </w:rPr>
+        <w:t>Yosua 19:2–9</w:t>
+      </w:r>
+      <w:r>
+        <w:rPr>
+          <w:lang w:val="id_ID" w:bidi="id_ID"/>
+        </w:rPr>
+      </w:r>
+    </w:p>
+    <w:p>
+      <w:pPr/>
+      <w:r>
+        <w:rPr>
+          <w:lang w:val="id_ID" w:bidi="id_ID"/>
+        </w:rPr>
+      </w:r>
+      <w:r>
+        <w:rPr>
+          <w:lang w:val="id_ID" w:bidi="id_ID"/>
+        </w:rPr>
+        <w:t xml:space="preserve">Beberapa kota yang diberikan kepada suku Simeon juga merupakan bagian dari jatah untuk Yehuda karena wilayah Yehuda terlalu luas bagi mereka (bdk. </w:t>
+      </w:r>
+      <w:hyperlink r:id="rId206">
+        <w:r>
+          <w:rPr>
+            <w:lang w:val="id_ID" w:bidi="id_ID"/>
+          </w:rPr>
+          <w:rPr>
+            <w:color w:val="0000EE"/>
+            <w:u w:val="single"/>
+          </w:rPr>
+          <w:t>Yos. 17:14–18</w:t>
+        </w:r>
+      </w:hyperlink>
+      <w:r>
+        <w:rPr>
+          <w:lang w:val="id_ID" w:bidi="id_ID"/>
+        </w:rPr>
+        <w:t>). Yehuda rupanya menggabungkan sebagian besar wilayah Simeon ke dalam wilayahnya sendiri sebelum akhir periode Perjanjian Lama.</w:t>
+      </w:r>
+      <w:r>
+        <w:rPr>
+          <w:lang w:val="id_ID" w:bidi="id_ID"/>
+        </w:rPr>
+      </w:r>
+      <w:r>
+        <w:rPr>
+          <w:lang w:val="id_ID" w:bidi="id_ID"/>
+        </w:rPr>
+      </w:r>
+    </w:p>
+    <w:p>
+      <w:pPr/>
+      <w:r>
+        <w:rPr>
+          <w:lang w:val="id_ID" w:bidi="id_ID"/>
+        </w:rPr>
+      </w:r>
+    </w:p>
+    <w:p>
+      <w:pPr>
+        <w:pStyle w:val="Heading2"/>
+      </w:pPr>
+      <w:r>
+        <w:rPr>
+          <w:lang w:val="id_ID" w:bidi="id_ID"/>
+        </w:rPr>
+        <w:t>Yosua 19:10–16</w:t>
+      </w:r>
+      <w:r>
+        <w:rPr>
+          <w:lang w:val="id_ID" w:bidi="id_ID"/>
+        </w:rPr>
+      </w:r>
+    </w:p>
+    <w:p>
+      <w:pPr/>
+      <w:r>
+        <w:rPr>
+          <w:lang w:val="id_ID" w:bidi="id_ID"/>
+        </w:rPr>
+      </w:r>
+      <w:r>
+        <w:rPr>
+          <w:lang w:val="id_ID" w:bidi="id_ID"/>
+        </w:rPr>
+        <w:t>Suku Zebulon menerima tanah yang sebagian berada di lembah Yizreel dan sebagian lagi di wilayah yang lebih rendah dari perbukitan Galilea.</w:t>
+      </w:r>
+      <w:r>
+        <w:rPr>
+          <w:lang w:val="id_ID" w:bidi="id_ID"/>
+        </w:rPr>
+      </w:r>
+      <w:r>
+        <w:rPr>
+          <w:lang w:val="id_ID" w:bidi="id_ID"/>
+        </w:rPr>
+      </w:r>
+    </w:p>
+    <w:p>
+      <w:pPr/>
+      <w:r>
+        <w:rPr>
+          <w:lang w:val="id_ID" w:bidi="id_ID"/>
+        </w:rPr>
+      </w:r>
+    </w:p>
+    <w:p>
+      <w:pPr>
+        <w:pStyle w:val="Heading2"/>
+      </w:pPr>
+      <w:r>
+        <w:rPr>
+          <w:lang w:val="id_ID" w:bidi="id_ID"/>
+        </w:rPr>
+        <w:t>Yosua 19:10–23</w:t>
+      </w:r>
+      <w:r>
+        <w:rPr>
+          <w:lang w:val="id_ID" w:bidi="id_ID"/>
+        </w:rPr>
+      </w:r>
+    </w:p>
+    <w:p>
+      <w:pPr/>
+      <w:r>
+        <w:rPr>
+          <w:lang w:val="id_ID" w:bidi="id_ID"/>
+        </w:rPr>
+      </w:r>
+      <w:r>
+        <w:rPr>
+          <w:lang w:val="id_ID" w:bidi="id_ID"/>
+        </w:rPr>
+        <w:t>Tanah yang diberikan kepada suku Zebulon dan Isakhar memiliki lokasi yang strategis; rute utama untuk perdagangan internasional dari Mesir ke Mesopotamia melewati wilayah mereka. Ketika Israel kuat, posisi ini membawa kemakmuran. Namun, ketika Israel lemah, suku-suku ini rentan terhadap tentara Mesir dan kekuatan-kekuatan Mesopotamia yang berjuang untuk menguasai Timur Dekat kuno.</w:t>
+      </w:r>
+      <w:r>
+        <w:rPr>
+          <w:lang w:val="id_ID" w:bidi="id_ID"/>
+        </w:rPr>
+      </w:r>
+      <w:r>
+        <w:rPr>
+          <w:lang w:val="id_ID" w:bidi="id_ID"/>
+        </w:rPr>
+      </w:r>
+    </w:p>
+    <w:p>
+      <w:pPr/>
+      <w:r>
+        <w:rPr>
+          <w:lang w:val="id_ID" w:bidi="id_ID"/>
+        </w:rPr>
+      </w:r>
+    </w:p>
+    <w:p>
+      <w:pPr>
+        <w:pStyle w:val="Heading2"/>
+      </w:pPr>
+      <w:r>
+        <w:rPr>
+          <w:lang w:val="id_ID" w:bidi="id_ID"/>
+        </w:rPr>
+        <w:t>Yosua 19:10–48</w:t>
+      </w:r>
+      <w:r>
+        <w:rPr>
+          <w:lang w:val="id_ID" w:bidi="id_ID"/>
+        </w:rPr>
+      </w:r>
+    </w:p>
+    <w:p>
+      <w:pPr/>
+      <w:r>
+        <w:rPr>
+          <w:lang w:val="id_ID" w:bidi="id_ID"/>
+        </w:rPr>
+      </w:r>
+      <w:r>
+        <w:rPr>
+          <w:lang w:val="id_ID" w:bidi="id_ID"/>
+        </w:rPr>
+        <w:t>Lima suku kecil yang tersisa menerima bagian tanah di tepi wilayah Israel dan hanya memiliki sedikit pengaruh secara nasional.</w:t>
+      </w:r>
+      <w:r>
+        <w:rPr>
+          <w:lang w:val="id_ID" w:bidi="id_ID"/>
+        </w:rPr>
+      </w:r>
+      <w:r>
+        <w:rPr>
+          <w:lang w:val="id_ID" w:bidi="id_ID"/>
+        </w:rPr>
+      </w:r>
+    </w:p>
+    <w:p>
+      <w:pPr/>
+      <w:r>
+        <w:rPr>
+          <w:lang w:val="id_ID" w:bidi="id_ID"/>
+        </w:rPr>
+      </w:r>
+    </w:p>
+    <w:p>
+      <w:pPr>
+        <w:pStyle w:val="Heading2"/>
+      </w:pPr>
+      <w:r>
+        <w:rPr>
+          <w:lang w:val="id_ID" w:bidi="id_ID"/>
+        </w:rPr>
+        <w:t>Yosua 19:13</w:t>
+      </w:r>
+      <w:r>
+        <w:rPr>
+          <w:lang w:val="id_ID" w:bidi="id_ID"/>
+        </w:rPr>
+      </w:r>
+    </w:p>
+    <w:p>
+      <w:pPr/>
+      <w:r>
+        <w:rPr>
+          <w:lang w:val="id_ID" w:bidi="id_ID"/>
+        </w:rPr>
+      </w:r>
+      <w:r>
+        <w:rPr>
+          <w:lang w:val="id_ID" w:bidi="id_ID"/>
+        </w:rPr>
+        <w:t>Gat-Hefer adalah kota kelahiran nabi Yunus (</w:t>
+      </w:r>
+      <w:hyperlink r:id="rId207">
+        <w:r>
+          <w:rPr>
+            <w:lang w:val="id_ID" w:bidi="id_ID"/>
+          </w:rPr>
+          <w:rPr>
+            <w:color w:val="0000EE"/>
+            <w:u w:val="single"/>
+          </w:rPr>
+          <w:t>2Raj. 14:25</w:t>
+        </w:r>
+      </w:hyperlink>
+      <w:r>
+        <w:rPr>
+          <w:lang w:val="id_ID" w:bidi="id_ID"/>
+        </w:rPr>
+        <w:t>).</w:t>
+      </w:r>
+      <w:r>
+        <w:rPr>
+          <w:lang w:val="id_ID" w:bidi="id_ID"/>
+        </w:rPr>
+      </w:r>
+      <w:r>
+        <w:rPr>
+          <w:lang w:val="id_ID" w:bidi="id_ID"/>
+        </w:rPr>
+      </w:r>
+    </w:p>
+    <w:p>
+      <w:pPr/>
+      <w:r>
+        <w:rPr>
+          <w:lang w:val="id_ID" w:bidi="id_ID"/>
+        </w:rPr>
+      </w:r>
+    </w:p>
+    <w:p>
+      <w:pPr>
+        <w:pStyle w:val="Heading2"/>
+      </w:pPr>
+      <w:r>
+        <w:rPr>
+          <w:lang w:val="id_ID" w:bidi="id_ID"/>
+        </w:rPr>
+        <w:t>Yosua 19:15</w:t>
+      </w:r>
+      <w:r>
+        <w:rPr>
+          <w:lang w:val="id_ID" w:bidi="id_ID"/>
+        </w:rPr>
+      </w:r>
+    </w:p>
+    <w:p>
+      <w:pPr/>
+      <w:r>
+        <w:rPr>
+          <w:lang w:val="id_ID" w:bidi="id_ID"/>
+        </w:rPr>
+      </w:r>
+      <w:r>
+        <w:rPr>
+          <w:lang w:val="id_ID" w:bidi="id_ID"/>
+        </w:rPr>
+        <w:t>Betlehem yang disebutkan di sini bukanlah tempat yang sama dengan tempat kelahiran Daud dan Yesus di Yehuda. • Lebih dari dua belas kota disebutkan; beberapa di antaranya tampaknya bukan termasuk wilayah milik Zebulon tetapi berada di perbatasannya.</w:t>
+      </w:r>
+      <w:r>
+        <w:rPr>
+          <w:lang w:val="id_ID" w:bidi="id_ID"/>
+        </w:rPr>
+      </w:r>
+      <w:r>
+        <w:rPr>
+          <w:lang w:val="id_ID" w:bidi="id_ID"/>
+        </w:rPr>
+      </w:r>
+    </w:p>
+    <w:p>
+      <w:pPr/>
+      <w:r>
+        <w:rPr>
+          <w:lang w:val="id_ID" w:bidi="id_ID"/>
+        </w:rPr>
+      </w:r>
+    </w:p>
+    <w:p>
+      <w:pPr>
+        <w:pStyle w:val="Heading2"/>
+      </w:pPr>
+      <w:r>
+        <w:rPr>
+          <w:lang w:val="id_ID" w:bidi="id_ID"/>
+        </w:rPr>
+        <w:t>Yosua 19:16</w:t>
+      </w:r>
+      <w:r>
+        <w:rPr>
+          <w:lang w:val="id_ID" w:bidi="id_ID"/>
+        </w:rPr>
+      </w:r>
+    </w:p>
+    <w:p>
+      <w:pPr/>
+      <w:r>
+        <w:rPr>
+          <w:lang w:val="id_ID" w:bidi="id_ID"/>
+        </w:rPr>
+      </w:r>
+      <w:r>
+        <w:rPr>
+          <w:lang w:val="id_ID" w:bidi="id_ID"/>
+        </w:rPr>
+        <w:t>Baik dari jumlah kota maupun luas wilayahnya, Zebulon adalah yang terkecil di antara semua suku. Namun, desa Nazaret yang disebutkan di Perjanjian Baru, tempat Yesus dibesarkan, berada di wilayah suku Zebulon (</w:t>
+      </w:r>
+      <w:hyperlink r:id="rId208">
+        <w:r>
+          <w:rPr>
+            <w:lang w:val="id_ID" w:bidi="id_ID"/>
+          </w:rPr>
+          <w:rPr>
+            <w:color w:val="0000EE"/>
+            <w:u w:val="single"/>
+          </w:rPr>
+          <w:t>Mat. 2:19–23</w:t>
+        </w:r>
+      </w:hyperlink>
+      <w:r>
+        <w:rPr>
+          <w:lang w:val="id_ID" w:bidi="id_ID"/>
+        </w:rPr>
+        <w:t xml:space="preserve">; </w:t>
+      </w:r>
+      <w:hyperlink r:id="rId209">
+        <w:r>
+          <w:rPr>
+            <w:lang w:val="id_ID" w:bidi="id_ID"/>
+          </w:rPr>
+          <w:rPr>
+            <w:color w:val="0000EE"/>
+            <w:u w:val="single"/>
+          </w:rPr>
+          <w:t>4:13–16</w:t>
+        </w:r>
+      </w:hyperlink>
+      <w:r>
+        <w:rPr>
+          <w:lang w:val="id_ID" w:bidi="id_ID"/>
+        </w:rPr>
+        <w:t>).</w:t>
+      </w:r>
+      <w:r>
+        <w:rPr>
+          <w:lang w:val="id_ID" w:bidi="id_ID"/>
+        </w:rPr>
+      </w:r>
+      <w:r>
+        <w:rPr>
+          <w:lang w:val="id_ID" w:bidi="id_ID"/>
+        </w:rPr>
+      </w:r>
+    </w:p>
+    <w:p>
+      <w:pPr/>
+      <w:r>
+        <w:rPr>
+          <w:lang w:val="id_ID" w:bidi="id_ID"/>
+        </w:rPr>
+      </w:r>
+    </w:p>
+    <w:p>
+      <w:pPr>
+        <w:pStyle w:val="Heading2"/>
+      </w:pPr>
+      <w:r>
+        <w:rPr>
+          <w:lang w:val="id_ID" w:bidi="id_ID"/>
+        </w:rPr>
+        <w:t>Yosua 19:17–23</w:t>
+      </w:r>
+      <w:r>
+        <w:rPr>
+          <w:lang w:val="id_ID" w:bidi="id_ID"/>
+        </w:rPr>
+      </w:r>
+    </w:p>
+    <w:p>
+      <w:pPr/>
+      <w:r>
+        <w:rPr>
+          <w:lang w:val="id_ID" w:bidi="id_ID"/>
+        </w:rPr>
+      </w:r>
+      <w:r>
+        <w:rPr>
+          <w:lang w:val="id_ID" w:bidi="id_ID"/>
+        </w:rPr>
+        <w:t>Tanah yang diberikan kepada suku Isakhar mencakup sebagian besar Lembah Yizreel yang subur. Pada masa Perjanjian Lama, lembah ini sebagian besar berupa rawa-rawa yang dikelilingi oleh kota-kota yang makmur dan penting. Daerah ini merupakan pusat kekuatan Kanaan, sehingga suku kecil ini mengalami kesulitan untuk mendapatkan pijakan pada awalnya.</w:t>
+      </w:r>
+      <w:r>
+        <w:rPr>
+          <w:lang w:val="id_ID" w:bidi="id_ID"/>
+        </w:rPr>
+      </w:r>
+      <w:r>
+        <w:rPr>
+          <w:lang w:val="id_ID" w:bidi="id_ID"/>
+        </w:rPr>
+      </w:r>
+    </w:p>
+    <w:p>
+      <w:pPr/>
+      <w:r>
+        <w:rPr>
+          <w:lang w:val="id_ID" w:bidi="id_ID"/>
+        </w:rPr>
+      </w:r>
+    </w:p>
+    <w:p>
+      <w:pPr>
+        <w:pStyle w:val="Heading2"/>
+      </w:pPr>
+      <w:r>
+        <w:rPr>
+          <w:lang w:val="id_ID" w:bidi="id_ID"/>
+        </w:rPr>
+        <w:t>Yosua 19:24–31</w:t>
+      </w:r>
+      <w:r>
+        <w:rPr>
+          <w:lang w:val="id_ID" w:bidi="id_ID"/>
+        </w:rPr>
+      </w:r>
+    </w:p>
+    <w:p>
+      <w:pPr/>
+      <w:r>
+        <w:rPr>
+          <w:lang w:val="id_ID" w:bidi="id_ID"/>
+        </w:rPr>
+      </w:r>
+      <w:r>
+        <w:rPr>
+          <w:lang w:val="id_ID" w:bidi="id_ID"/>
+        </w:rPr>
+        <w:t>Tanah yang dialokasikan untuk suku Asyer termasuk Dataran Acco di pantai Mediterania dan Galilea barat. Di sebelah barat daya, Asyer menyinggung gunung Karmel, setidaknya berbagi perbatasan yang sama dengan tanah yang dialokasikan untuk suku Manasye. Di sebelah utara, kota-kota Fenisia di Tirus dan Sidon membatasi ekspansi Asyer.</w:t>
+      </w:r>
+      <w:r>
+        <w:rPr>
+          <w:lang w:val="id_ID" w:bidi="id_ID"/>
+        </w:rPr>
+      </w:r>
+      <w:r>
+        <w:rPr>
+          <w:lang w:val="id_ID" w:bidi="id_ID"/>
+        </w:rPr>
+      </w:r>
+    </w:p>
+    <w:p>
+      <w:pPr/>
+      <w:r>
+        <w:rPr>
+          <w:lang w:val="id_ID" w:bidi="id_ID"/>
+        </w:rPr>
+      </w:r>
+    </w:p>
+    <w:p>
+      <w:pPr>
+        <w:pStyle w:val="Heading2"/>
+      </w:pPr>
+      <w:r>
+        <w:rPr>
+          <w:lang w:val="id_ID" w:bidi="id_ID"/>
+        </w:rPr>
+        <w:t>Yosua 19:30</w:t>
+      </w:r>
+      <w:r>
+        <w:rPr>
+          <w:lang w:val="id_ID" w:bidi="id_ID"/>
+        </w:rPr>
+      </w:r>
+    </w:p>
+    <w:p>
+      <w:pPr/>
+      <w:r>
+        <w:rPr>
+          <w:lang w:val="id_ID" w:bidi="id_ID"/>
+        </w:rPr>
+      </w:r>
+      <w:r>
+        <w:rPr>
+          <w:lang w:val="id_ID" w:bidi="id_ID"/>
+        </w:rPr>
+        <w:t>Dua puluh dua kota itu tidak termasuk Tirus dan Sidon, yang tidak pernah dikuasai oleh bangsa Israel.</w:t>
+      </w:r>
+      <w:r>
+        <w:rPr>
+          <w:lang w:val="id_ID" w:bidi="id_ID"/>
+        </w:rPr>
+      </w:r>
+      <w:r>
+        <w:rPr>
+          <w:lang w:val="id_ID" w:bidi="id_ID"/>
+        </w:rPr>
+      </w:r>
+    </w:p>
+    <w:p>
+      <w:pPr/>
+      <w:r>
+        <w:rPr>
+          <w:lang w:val="id_ID" w:bidi="id_ID"/>
+        </w:rPr>
+      </w:r>
+    </w:p>
+    <w:p>
+      <w:pPr>
+        <w:pStyle w:val="Heading2"/>
+      </w:pPr>
+      <w:r>
+        <w:rPr>
+          <w:lang w:val="id_ID" w:bidi="id_ID"/>
+        </w:rPr>
+        <w:t>Yosua 19:32–39</w:t>
+      </w:r>
+      <w:r>
+        <w:rPr>
+          <w:lang w:val="id_ID" w:bidi="id_ID"/>
+        </w:rPr>
+      </w:r>
+    </w:p>
+    <w:p>
+      <w:pPr/>
+      <w:r>
+        <w:rPr>
+          <w:lang w:val="id_ID" w:bidi="id_ID"/>
+        </w:rPr>
+      </w:r>
+      <w:r>
+        <w:rPr>
+          <w:lang w:val="id_ID" w:bidi="id_ID"/>
+        </w:rPr>
+        <w:t xml:space="preserve">Suku Naftali menduduki wilayah timur Galilea dan menghadap langsung ke Laut Galilea. Karena sebuah cabang dari rute perdagangan internasional dari Mesir ke Mesopotamia melewati wilayah Naftali, suku ini menikmati masa-masa kemakmuran ketika raja-raja Israel menjadi kuat. Kota Hazor berada di dalam wilayah Naftali, yang menjaga sebagian dari rute tersebut. Naftali disebut dalam </w:t>
+      </w:r>
+      <w:hyperlink r:id="rId209">
+        <w:r>
+          <w:rPr>
+            <w:lang w:val="id_ID" w:bidi="id_ID"/>
+          </w:rPr>
+          <w:rPr>
+            <w:color w:val="0000EE"/>
+            <w:u w:val="single"/>
+          </w:rPr>
+          <w:t>Mat. 4:13–16</w:t>
+        </w:r>
+      </w:hyperlink>
+      <w:r>
+        <w:rPr>
+          <w:lang w:val="id_ID" w:bidi="id_ID"/>
+        </w:rPr>
+        <w:t xml:space="preserve"> sehubungan dengan pelayanan Yesus di Galilea.</w:t>
+      </w:r>
+      <w:r>
+        <w:rPr>
+          <w:lang w:val="id_ID" w:bidi="id_ID"/>
+        </w:rPr>
+      </w:r>
+      <w:r>
+        <w:rPr>
+          <w:lang w:val="id_ID" w:bidi="id_ID"/>
+        </w:rPr>
+      </w:r>
+    </w:p>
+    <w:p>
+      <w:pPr/>
+      <w:r>
+        <w:rPr>
+          <w:lang w:val="id_ID" w:bidi="id_ID"/>
+        </w:rPr>
+      </w:r>
+    </w:p>
+    <w:p>
+      <w:pPr>
+        <w:pStyle w:val="Heading2"/>
+      </w:pPr>
+      <w:r>
+        <w:rPr>
+          <w:lang w:val="id_ID" w:bidi="id_ID"/>
+        </w:rPr>
+        <w:t>Yosua 19:40–48</w:t>
+      </w:r>
+      <w:r>
+        <w:rPr>
+          <w:lang w:val="id_ID" w:bidi="id_ID"/>
+        </w:rPr>
+      </w:r>
+    </w:p>
+    <w:p>
+      <w:pPr/>
+      <w:r>
+        <w:rPr>
+          <w:lang w:val="id_ID" w:bidi="id_ID"/>
+        </w:rPr>
+      </w:r>
+      <w:r>
+        <w:rPr>
+          <w:lang w:val="id_ID" w:bidi="id_ID"/>
+        </w:rPr>
+        <w:t>Pembagian tanah semula yang diberikan kepada suku Dan terletak di sebelah barat Yehuda dan di sebelah barat daya wilayah utama Efraim, di antara Yehuda dan Filistea.</w:t>
+      </w:r>
+      <w:r>
+        <w:rPr>
+          <w:lang w:val="id_ID" w:bidi="id_ID"/>
+        </w:rPr>
+      </w:r>
+      <w:r>
+        <w:rPr>
+          <w:lang w:val="id_ID" w:bidi="id_ID"/>
+        </w:rPr>
+      </w:r>
+    </w:p>
+    <w:p>
+      <w:pPr/>
+      <w:r>
+        <w:rPr>
+          <w:lang w:val="id_ID" w:bidi="id_ID"/>
+        </w:rPr>
+      </w:r>
+    </w:p>
+    <w:p>
+      <w:pPr>
+        <w:pStyle w:val="Heading2"/>
+      </w:pPr>
+      <w:r>
+        <w:rPr>
+          <w:lang w:val="id_ID" w:bidi="id_ID"/>
+        </w:rPr>
+        <w:t>Yosua 19:43</w:t>
+      </w:r>
+      <w:r>
+        <w:rPr>
+          <w:lang w:val="id_ID" w:bidi="id_ID"/>
+        </w:rPr>
+      </w:r>
+    </w:p>
+    <w:p>
+      <w:pPr/>
+      <w:r>
+        <w:rPr>
+          <w:lang w:val="id_ID" w:bidi="id_ID"/>
+        </w:rPr>
+      </w:r>
+      <w:r>
+        <w:rPr>
+          <w:lang w:val="id_ID" w:bidi="id_ID"/>
+        </w:rPr>
+        <w:t>Sekitar lima puluh tahun setelah Israel memasuki tanah Kanaan di bawah pimpinan Yosua, orang Filistin pindah ke dataran pesisir selatan dan menduduki kota Timna dan Ekron (</w:t>
+      </w:r>
+      <w:hyperlink r:id="rId210">
+        <w:r>
+          <w:rPr>
+            <w:lang w:val="id_ID" w:bidi="id_ID"/>
+          </w:rPr>
+          <w:rPr>
+            <w:color w:val="0000EE"/>
+            <w:u w:val="single"/>
+          </w:rPr>
+          <w:t>Hak. 14:1–2</w:t>
+        </w:r>
+      </w:hyperlink>
+      <w:r>
+        <w:rPr>
+          <w:lang w:val="id_ID" w:bidi="id_ID"/>
+        </w:rPr>
+        <w:t xml:space="preserve">; </w:t>
+      </w:r>
+      <w:hyperlink r:id="rId211">
+        <w:r>
+          <w:rPr>
+            <w:lang w:val="id_ID" w:bidi="id_ID"/>
+          </w:rPr>
+          <w:rPr>
+            <w:color w:val="0000EE"/>
+            <w:u w:val="single"/>
+          </w:rPr>
+          <w:t>1Sam. 5:1–10</w:t>
+        </w:r>
+      </w:hyperlink>
+      <w:r>
+        <w:rPr>
+          <w:lang w:val="id_ID" w:bidi="id_ID"/>
+        </w:rPr>
+        <w:t xml:space="preserve">). Orang Filistin termasuk di antara Bangsa Laut yang mungkin telah diusir dari daratan Yunani dan pulau-pulau Yunani oleh invasi dari utara. Bangsa Laut juga menyerbu dan menghancurkan Kekaisaran Het di sebelah utara Israel. (Beberapa ahli berpendapat bahwa </w:t>
+      </w:r>
+      <w:r>
+        <w:rPr>
+          <w:i/>
+          <w:lang w:val="id_ID" w:bidi="id_ID"/>
+        </w:rPr>
+        <w:t>Iliad</w:t>
+      </w:r>
+      <w:r>
+        <w:rPr>
+          <w:lang w:val="id_ID" w:bidi="id_ID"/>
+        </w:rPr>
+        <w:t xml:space="preserve"> karya Homer mencerminkan gerakan ini).</w:t>
+      </w:r>
+      <w:r>
+        <w:rPr>
+          <w:lang w:val="id_ID" w:bidi="id_ID"/>
+        </w:rPr>
+      </w:r>
+      <w:r>
+        <w:rPr>
+          <w:lang w:val="id_ID" w:bidi="id_ID"/>
+        </w:rPr>
+      </w:r>
+    </w:p>
+    <w:p>
+      <w:pPr/>
+      <w:r>
+        <w:rPr>
+          <w:lang w:val="id_ID" w:bidi="id_ID"/>
+        </w:rPr>
+      </w:r>
+    </w:p>
+    <w:p>
+      <w:pPr>
+        <w:pStyle w:val="Heading2"/>
+      </w:pPr>
+      <w:r>
+        <w:rPr>
+          <w:lang w:val="id_ID" w:bidi="id_ID"/>
+        </w:rPr>
+        <w:t>Yosua 19:47</w:t>
+      </w:r>
+      <w:r>
+        <w:rPr>
+          <w:lang w:val="id_ID" w:bidi="id_ID"/>
+        </w:rPr>
+      </w:r>
+    </w:p>
+    <w:p>
+      <w:pPr/>
+      <w:r>
+        <w:rPr>
+          <w:lang w:val="id_ID" w:bidi="id_ID"/>
+        </w:rPr>
+      </w:r>
+      <w:r>
+        <w:rPr>
+          <w:lang w:val="id_ID" w:bidi="id_ID"/>
+        </w:rPr>
+        <w:t xml:space="preserve">Suku Dan mengalami kesulitan untuk mengambil alih tanah mereka karena orang Filistin, sehingga sekelompok orang Dan kemudian pindah ke utara ke Lais (lihat </w:t>
+      </w:r>
+      <w:hyperlink r:id="rId212">
+        <w:r>
+          <w:rPr>
+            <w:lang w:val="id_ID" w:bidi="id_ID"/>
+          </w:rPr>
+          <w:rPr>
+            <w:color w:val="0000EE"/>
+            <w:u w:val="single"/>
+          </w:rPr>
+          <w:t>Hak. 18</w:t>
+        </w:r>
+      </w:hyperlink>
+      <w:r>
+        <w:rPr>
+          <w:lang w:val="id_ID" w:bidi="id_ID"/>
+        </w:rPr>
+        <w:t>), yang kemudian mereka ganti namanya menjadi Dan, di perbatasan utara wilayah Israel.</w:t>
+      </w:r>
+      <w:r>
+        <w:rPr>
+          <w:lang w:val="id_ID" w:bidi="id_ID"/>
+        </w:rPr>
+      </w:r>
+      <w:r>
+        <w:rPr>
+          <w:lang w:val="id_ID" w:bidi="id_ID"/>
+        </w:rPr>
+      </w:r>
+    </w:p>
+    <w:p>
+      <w:pPr/>
+      <w:r>
+        <w:rPr>
+          <w:lang w:val="id_ID" w:bidi="id_ID"/>
+        </w:rPr>
+      </w:r>
+    </w:p>
+    <w:p>
+      <w:pPr>
+        <w:pStyle w:val="Heading2"/>
+      </w:pPr>
+      <w:r>
+        <w:rPr>
+          <w:lang w:val="id_ID" w:bidi="id_ID"/>
+        </w:rPr>
+        <w:t>Yosua 19:49–50</w:t>
+      </w:r>
+      <w:r>
+        <w:rPr>
+          <w:lang w:val="id_ID" w:bidi="id_ID"/>
+        </w:rPr>
+      </w:r>
+    </w:p>
+    <w:p>
+      <w:pPr/>
+      <w:r>
+        <w:rPr>
+          <w:lang w:val="id_ID" w:bidi="id_ID"/>
+        </w:rPr>
+      </w:r>
+      <w:r>
+        <w:rPr>
+          <w:lang w:val="id_ID" w:bidi="id_ID"/>
+        </w:rPr>
+        <w:t xml:space="preserve">Tanah yang diberikan kepada Yosua menjadi penutup kisah tentang pembagian tanah kepada suku-suku Israel (lihat </w:t>
+      </w:r>
+      <w:r>
+        <w:rPr>
+          <w:lang w:val="id_ID" w:bidi="id_ID"/>
+        </w:rPr>
+        <w:t>catatan studi pada Yos. 14:1–19:51</w:t>
+      </w:r>
+      <w:r>
+        <w:rPr>
+          <w:lang w:val="id_ID" w:bidi="id_ID"/>
+        </w:rPr>
+        <w:t>).</w:t>
+      </w:r>
+      <w:r>
+        <w:rPr>
+          <w:lang w:val="id_ID" w:bidi="id_ID"/>
+        </w:rPr>
+      </w:r>
+      <w:r>
+        <w:rPr>
+          <w:lang w:val="id_ID" w:bidi="id_ID"/>
+        </w:rPr>
+      </w:r>
+    </w:p>
+    <w:p>
+      <w:pPr/>
+      <w:r>
+        <w:rPr>
+          <w:lang w:val="id_ID" w:bidi="id_ID"/>
+        </w:rPr>
+      </w:r>
+    </w:p>
+    <w:p>
+      <w:pPr>
+        <w:pStyle w:val="Heading2"/>
+      </w:pPr>
+      <w:r>
+        <w:rPr>
+          <w:lang w:val="id_ID" w:bidi="id_ID"/>
+        </w:rPr>
+        <w:t>Yosua 19:51</w:t>
+      </w:r>
+      <w:r>
+        <w:rPr>
+          <w:lang w:val="id_ID" w:bidi="id_ID"/>
+        </w:rPr>
+      </w:r>
+    </w:p>
+    <w:p>
+      <w:pPr/>
+      <w:r>
+        <w:rPr>
+          <w:lang w:val="id_ID" w:bidi="id_ID"/>
+        </w:rPr>
+      </w:r>
+      <w:r>
+        <w:rPr>
+          <w:lang w:val="id_ID" w:bidi="id_ID"/>
+        </w:rPr>
+        <w:t>Setelah Yosua menerima warisannya, pembagian tanah pun selesai. Yosua melayani Allah dan memimpin Israel dengan setia selama bertahun-tahun, dan Allah bermurah hati kepada Yosua.</w:t>
+      </w:r>
+      <w:r>
+        <w:rPr>
+          <w:lang w:val="id_ID" w:bidi="id_ID"/>
+        </w:rPr>
+      </w:r>
+      <w:r>
+        <w:rPr>
+          <w:lang w:val="id_ID" w:bidi="id_ID"/>
+        </w:rPr>
+      </w:r>
+    </w:p>
+    <w:p>
+      <w:pPr/>
+      <w:r>
+        <w:rPr>
+          <w:lang w:val="id_ID" w:bidi="id_ID"/>
+        </w:rPr>
+      </w:r>
+    </w:p>
+    <w:p>
+      <w:pPr>
+        <w:pStyle w:val="Heading2"/>
+      </w:pPr>
+      <w:r>
+        <w:rPr>
+          <w:lang w:val="id_ID" w:bidi="id_ID"/>
+        </w:rPr>
+        <w:t>Yosua 20:1–6</w:t>
+      </w:r>
+      <w:r>
+        <w:rPr>
+          <w:lang w:val="id_ID" w:bidi="id_ID"/>
+        </w:rPr>
+      </w:r>
+    </w:p>
+    <w:p>
+      <w:pPr/>
+      <w:r>
+        <w:rPr>
+          <w:lang w:val="id_ID" w:bidi="id_ID"/>
+        </w:rPr>
+      </w:r>
+      <w:r>
+        <w:rPr>
+          <w:lang w:val="id_ID" w:bidi="id_ID"/>
+        </w:rPr>
+        <w:t xml:space="preserve">Ayat-ayat ini berisi tinjauan hukum mengenai kota-kota perlindungan (lihat juga </w:t>
+      </w:r>
+      <w:hyperlink r:id="rId213">
+        <w:r>
+          <w:rPr>
+            <w:lang w:val="id_ID" w:bidi="id_ID"/>
+          </w:rPr>
+          <w:rPr>
+            <w:color w:val="0000EE"/>
+            <w:u w:val="single"/>
+          </w:rPr>
+          <w:t>Bil. 35:6–34</w:t>
+        </w:r>
+      </w:hyperlink>
+      <w:r>
+        <w:rPr>
+          <w:lang w:val="id_ID" w:bidi="id_ID"/>
+        </w:rPr>
+        <w:t>).</w:t>
+      </w:r>
+      <w:r>
+        <w:rPr>
+          <w:lang w:val="id_ID" w:bidi="id_ID"/>
+        </w:rPr>
+      </w:r>
+      <w:r>
+        <w:rPr>
+          <w:lang w:val="id_ID" w:bidi="id_ID"/>
+        </w:rPr>
+      </w:r>
+    </w:p>
+    <w:p>
+      <w:pPr/>
+      <w:r>
+        <w:rPr>
+          <w:lang w:val="id_ID" w:bidi="id_ID"/>
+        </w:rPr>
+      </w:r>
+    </w:p>
+    <w:p>
+      <w:pPr>
+        <w:pStyle w:val="Heading2"/>
+      </w:pPr>
+      <w:r>
+        <w:rPr>
+          <w:lang w:val="id_ID" w:bidi="id_ID"/>
+        </w:rPr>
+        <w:t>Yosua 20:1–21.45</w:t>
+      </w:r>
+      <w:r>
+        <w:rPr>
+          <w:lang w:val="id_ID" w:bidi="id_ID"/>
+        </w:rPr>
+      </w:r>
+    </w:p>
+    <w:p>
+      <w:pPr/>
+      <w:r>
+        <w:rPr>
+          <w:lang w:val="id_ID" w:bidi="id_ID"/>
+        </w:rPr>
+      </w:r>
+      <w:r>
+        <w:rPr>
+          <w:lang w:val="id_ID" w:bidi="id_ID"/>
+        </w:rPr>
+        <w:t>Sebelum negeri itu sepenuhnya diberikan, Yosua harus membangun enam kota perlindungan dan menetapkan kota-kota untuk ditinggali oleh orang-orang Lewi.</w:t>
+      </w:r>
+      <w:r>
+        <w:rPr>
+          <w:lang w:val="id_ID" w:bidi="id_ID"/>
+        </w:rPr>
+      </w:r>
+      <w:r>
+        <w:rPr>
+          <w:lang w:val="id_ID" w:bidi="id_ID"/>
+        </w:rPr>
+      </w:r>
+    </w:p>
+    <w:p>
+      <w:pPr/>
+      <w:r>
+        <w:rPr>
+          <w:lang w:val="id_ID" w:bidi="id_ID"/>
+        </w:rPr>
+      </w:r>
+    </w:p>
+    <w:p>
+      <w:pPr>
+        <w:pStyle w:val="Heading2"/>
+      </w:pPr>
+      <w:r>
+        <w:rPr>
+          <w:lang w:val="id_ID" w:bidi="id_ID"/>
+        </w:rPr>
+        <w:t>Yosua 20:3</w:t>
+      </w:r>
+      <w:r>
+        <w:rPr>
+          <w:lang w:val="id_ID" w:bidi="id_ID"/>
+        </w:rPr>
+      </w:r>
+    </w:p>
+    <w:p>
+      <w:pPr/>
+      <w:r>
+        <w:rPr>
+          <w:lang w:val="id_ID" w:bidi="id_ID"/>
+        </w:rPr>
+      </w:r>
+      <w:r>
+        <w:rPr>
+          <w:lang w:val="id_ID" w:bidi="id_ID"/>
+        </w:rPr>
+        <w:t>Kerabat dari korban pembunuhan atau pembunuhan yang tidak disengaja memiliki tanggung jawab untuk membalas dendam atas kematian tersebut. Jika sang penuntut balas (bahasa Ibrani go'el) menemukan si pembunuh di luar kota perlindungan, dia dapat membunuhnya tanpa hukuman.</w:t>
+      </w:r>
+      <w:r>
+        <w:rPr>
+          <w:lang w:val="id_ID" w:bidi="id_ID"/>
+        </w:rPr>
+      </w:r>
+      <w:r>
+        <w:rPr>
+          <w:lang w:val="id_ID" w:bidi="id_ID"/>
+        </w:rPr>
+      </w:r>
+    </w:p>
+    <w:p>
+      <w:pPr/>
+      <w:r>
+        <w:rPr>
+          <w:lang w:val="id_ID" w:bidi="id_ID"/>
+        </w:rPr>
+      </w:r>
+    </w:p>
+    <w:p>
+      <w:pPr>
+        <w:pStyle w:val="Heading2"/>
+      </w:pPr>
+      <w:r>
+        <w:rPr>
+          <w:lang w:val="id_ID" w:bidi="id_ID"/>
+        </w:rPr>
+        <w:t>Yosua 20:7–9</w:t>
+      </w:r>
+      <w:r>
+        <w:rPr>
+          <w:lang w:val="id_ID" w:bidi="id_ID"/>
+        </w:rPr>
+      </w:r>
+    </w:p>
+    <w:p>
+      <w:pPr/>
+      <w:r>
+        <w:rPr>
+          <w:lang w:val="id_ID" w:bidi="id_ID"/>
+        </w:rPr>
+      </w:r>
+      <w:r>
+        <w:rPr>
+          <w:lang w:val="id_ID" w:bidi="id_ID"/>
+        </w:rPr>
+        <w:t>Yosua menetapkan enam kota perlindungan: tiga di sisi timur sungai Yordan, dan tiga di sisi barat. Dari mana pun di negeri itu, salah satu dari enam kota Lewi yang terkenal ini tidak lebih dari dua hari perjalanan jaraknya.</w:t>
+      </w:r>
+      <w:r>
+        <w:rPr>
+          <w:lang w:val="id_ID" w:bidi="id_ID"/>
+        </w:rPr>
+      </w:r>
+      <w:r>
+        <w:rPr>
+          <w:lang w:val="id_ID" w:bidi="id_ID"/>
+        </w:rPr>
+      </w:r>
+    </w:p>
+    <w:p>
+      <w:pPr/>
+      <w:r>
+        <w:rPr>
+          <w:lang w:val="id_ID" w:bidi="id_ID"/>
+        </w:rPr>
+      </w:r>
+    </w:p>
+    <w:p>
+      <w:pPr>
+        <w:pStyle w:val="Heading2"/>
+      </w:pPr>
+      <w:r>
+        <w:rPr>
+          <w:lang w:val="id_ID" w:bidi="id_ID"/>
+        </w:rPr>
+        <w:t>Yosua 20:9</w:t>
+      </w:r>
+      <w:r>
+        <w:rPr>
+          <w:lang w:val="id_ID" w:bidi="id_ID"/>
+        </w:rPr>
+      </w:r>
+    </w:p>
+    <w:p>
+      <w:pPr/>
+      <w:r>
+        <w:rPr>
+          <w:lang w:val="id_ID" w:bidi="id_ID"/>
+        </w:rPr>
+      </w:r>
+      <w:r>
+        <w:rPr>
+          <w:lang w:val="id_ID" w:bidi="id_ID"/>
+        </w:rPr>
+        <w:t xml:space="preserve">Perlakuan terhadap orang asing di Israel merupakan sebuah kemajuan besar dalam hubungan antar manusia. Orang asing yang tinggal di Israel harus menerima semua sisten peradilan sebagaimana yang diberikan kepada orang Israel asli (lihat </w:t>
+      </w:r>
+      <w:hyperlink r:id="rId214">
+        <w:r>
+          <w:rPr>
+            <w:lang w:val="id_ID" w:bidi="id_ID"/>
+          </w:rPr>
+          <w:rPr>
+            <w:color w:val="0000EE"/>
+            <w:u w:val="single"/>
+          </w:rPr>
+          <w:t>Kel. 22:21</w:t>
+        </w:r>
+      </w:hyperlink>
+      <w:r>
+        <w:rPr>
+          <w:lang w:val="id_ID" w:bidi="id_ID"/>
+        </w:rPr>
+        <w:t xml:space="preserve">; </w:t>
+      </w:r>
+      <w:hyperlink r:id="rId215">
+        <w:r>
+          <w:rPr>
+            <w:lang w:val="id_ID" w:bidi="id_ID"/>
+          </w:rPr>
+          <w:rPr>
+            <w:color w:val="0000EE"/>
+            <w:u w:val="single"/>
+          </w:rPr>
+          <w:t>Im. 19:33–34</w:t>
+        </w:r>
+      </w:hyperlink>
+      <w:r>
+        <w:rPr>
+          <w:lang w:val="id_ID" w:bidi="id_ID"/>
+        </w:rPr>
+        <w:t xml:space="preserve">; </w:t>
+      </w:r>
+      <w:hyperlink r:id="rId216">
+        <w:r>
+          <w:rPr>
+            <w:lang w:val="id_ID" w:bidi="id_ID"/>
+          </w:rPr>
+          <w:rPr>
+            <w:color w:val="0000EE"/>
+            <w:u w:val="single"/>
+          </w:rPr>
+          <w:t>24:22</w:t>
+        </w:r>
+      </w:hyperlink>
+      <w:r>
+        <w:rPr>
+          <w:lang w:val="id_ID" w:bidi="id_ID"/>
+        </w:rPr>
+        <w:t xml:space="preserve">; </w:t>
+      </w:r>
+      <w:hyperlink r:id="rId217">
+        <w:r>
+          <w:rPr>
+            <w:lang w:val="id_ID" w:bidi="id_ID"/>
+          </w:rPr>
+          <w:rPr>
+            <w:color w:val="0000EE"/>
+            <w:u w:val="single"/>
+          </w:rPr>
+          <w:t>Bil. 15:15–16</w:t>
+        </w:r>
+      </w:hyperlink>
+      <w:r>
+        <w:rPr>
+          <w:lang w:val="id_ID" w:bidi="id_ID"/>
+        </w:rPr>
+        <w:t>).</w:t>
+      </w:r>
+      <w:r>
+        <w:rPr>
+          <w:lang w:val="id_ID" w:bidi="id_ID"/>
+        </w:rPr>
+      </w:r>
+      <w:r>
+        <w:rPr>
+          <w:lang w:val="id_ID" w:bidi="id_ID"/>
+        </w:rPr>
+      </w:r>
+    </w:p>
+    <w:p>
+      <w:pPr/>
+      <w:r>
+        <w:rPr>
+          <w:lang w:val="id_ID" w:bidi="id_ID"/>
+        </w:rPr>
+      </w:r>
+    </w:p>
+    <w:p>
+      <w:pPr>
+        <w:pStyle w:val="Heading2"/>
+      </w:pPr>
+      <w:r>
+        <w:rPr>
+          <w:lang w:val="id_ID" w:bidi="id_ID"/>
+        </w:rPr>
+        <w:t>Yosua 21:1–8</w:t>
+      </w:r>
+      <w:r>
+        <w:rPr>
+          <w:lang w:val="id_ID" w:bidi="id_ID"/>
+        </w:rPr>
+      </w:r>
+    </w:p>
+    <w:p>
+      <w:pPr/>
+      <w:r>
+        <w:rPr>
+          <w:lang w:val="id_ID" w:bidi="id_ID"/>
+        </w:rPr>
+      </w:r>
+      <w:r>
+        <w:rPr>
+          <w:lang w:val="id_ID" w:bidi="id_ID"/>
+        </w:rPr>
+        <w:t xml:space="preserve">Kota-kota yang diberikan kepada suku Lewi ditentukan melalui undian (lihat </w:t>
+      </w:r>
+      <w:r>
+        <w:rPr>
+          <w:lang w:val="id_ID" w:bidi="id_ID"/>
+        </w:rPr>
+        <w:t>catatan studi pada Yos. 7:16–18</w:t>
+      </w:r>
+      <w:r>
+        <w:rPr>
+          <w:lang w:val="id_ID" w:bidi="id_ID"/>
+        </w:rPr>
+        <w:t>) oleh para pemimpin Israel.</w:t>
+      </w:r>
+      <w:r>
+        <w:rPr>
+          <w:lang w:val="id_ID" w:bidi="id_ID"/>
+        </w:rPr>
+      </w:r>
+      <w:r>
+        <w:rPr>
+          <w:lang w:val="id_ID" w:bidi="id_ID"/>
+        </w:rPr>
+      </w:r>
+    </w:p>
+    <w:p>
+      <w:pPr/>
+      <w:r>
+        <w:rPr>
+          <w:lang w:val="id_ID" w:bidi="id_ID"/>
+        </w:rPr>
+      </w:r>
+    </w:p>
+    <w:p>
+      <w:pPr>
+        <w:pStyle w:val="Heading2"/>
+      </w:pPr>
+      <w:r>
+        <w:rPr>
+          <w:lang w:val="id_ID" w:bidi="id_ID"/>
+        </w:rPr>
+        <w:t>Yosua 21:2–3</w:t>
+      </w:r>
+      <w:r>
+        <w:rPr>
+          <w:lang w:val="id_ID" w:bidi="id_ID"/>
+        </w:rPr>
+      </w:r>
+    </w:p>
+    <w:p>
+      <w:pPr/>
+      <w:r>
+        <w:rPr>
+          <w:lang w:val="id_ID" w:bidi="id_ID"/>
+        </w:rPr>
+      </w:r>
+      <w:r>
+        <w:rPr>
+          <w:lang w:val="id_ID" w:bidi="id_ID"/>
+        </w:rPr>
+        <w:t xml:space="preserve">Tuhan telah memerintahkan dengan perantaraan Musa: Lihat </w:t>
+      </w:r>
+      <w:hyperlink r:id="rId218">
+        <w:r>
+          <w:rPr>
+            <w:lang w:val="id_ID" w:bidi="id_ID"/>
+          </w:rPr>
+          <w:rPr>
+            <w:color w:val="0000EE"/>
+            <w:u w:val="single"/>
+          </w:rPr>
+          <w:t>Bil. 35:1–7</w:t>
+        </w:r>
+      </w:hyperlink>
+      <w:r>
+        <w:rPr>
+          <w:lang w:val="id_ID" w:bidi="id_ID"/>
+        </w:rPr>
+        <w:t xml:space="preserve">. Salah satu tugas keimaman adalah mengajarkan taurat Allah (lihat </w:t>
+      </w:r>
+      <w:r>
+        <w:rPr>
+          <w:lang w:val="id_ID" w:bidi="id_ID"/>
+        </w:rPr>
+        <w:t>catatan studi pada Yos. 1:8</w:t>
+      </w:r>
+      <w:r>
+        <w:rPr>
+          <w:lang w:val="id_ID" w:bidi="id_ID"/>
+        </w:rPr>
+        <w:t>) kepada orang Israel. Orang-orang Lewi dapat melakukan hal ini secara lebih baik dengan tinggal di seluruh wilayah suku.</w:t>
+      </w:r>
+      <w:r>
+        <w:rPr>
+          <w:lang w:val="id_ID" w:bidi="id_ID"/>
+        </w:rPr>
+      </w:r>
+      <w:r>
+        <w:rPr>
+          <w:lang w:val="id_ID" w:bidi="id_ID"/>
+        </w:rPr>
+      </w:r>
+    </w:p>
+    <w:p>
+      <w:pPr/>
+      <w:r>
+        <w:rPr>
+          <w:lang w:val="id_ID" w:bidi="id_ID"/>
+        </w:rPr>
+      </w:r>
+    </w:p>
+    <w:p>
+      <w:pPr>
+        <w:pStyle w:val="Heading2"/>
+      </w:pPr>
+      <w:r>
+        <w:rPr>
+          <w:lang w:val="id_ID" w:bidi="id_ID"/>
+        </w:rPr>
+        <w:t>Yosua 21:4</w:t>
+      </w:r>
+      <w:r>
+        <w:rPr>
+          <w:lang w:val="id_ID" w:bidi="id_ID"/>
+        </w:rPr>
+      </w:r>
+    </w:p>
+    <w:p>
+      <w:pPr/>
+      <w:r>
+        <w:rPr>
+          <w:lang w:val="id_ID" w:bidi="id_ID"/>
+        </w:rPr>
+      </w:r>
+      <w:r>
+        <w:rPr>
+          <w:lang w:val="id_ID" w:bidi="id_ID"/>
+        </w:rPr>
+        <w:t>Keturunan Harun bertugas sebagai imam-imam Israel. Kota-kota yang mereka terima diberikan melalui undian suci. Kota-kota imam berada di wilayah suku yang paling dekat dengan Yerusalem, tempat Bait Suci kemudian dibangun.</w:t>
+      </w:r>
+      <w:r>
+        <w:rPr>
+          <w:lang w:val="id_ID" w:bidi="id_ID"/>
+        </w:rPr>
+      </w:r>
+      <w:r>
+        <w:rPr>
+          <w:lang w:val="id_ID" w:bidi="id_ID"/>
+        </w:rPr>
+      </w:r>
+    </w:p>
+    <w:p>
+      <w:pPr/>
+      <w:r>
+        <w:rPr>
+          <w:lang w:val="id_ID" w:bidi="id_ID"/>
+        </w:rPr>
+      </w:r>
+    </w:p>
+    <w:p>
+      <w:pPr>
+        <w:pStyle w:val="Heading2"/>
+      </w:pPr>
+      <w:r>
+        <w:rPr>
+          <w:lang w:val="id_ID" w:bidi="id_ID"/>
+        </w:rPr>
+        <w:t>Yosua 21:5</w:t>
+      </w:r>
+      <w:r>
+        <w:rPr>
+          <w:lang w:val="id_ID" w:bidi="id_ID"/>
+        </w:rPr>
+      </w:r>
+    </w:p>
+    <w:p>
+      <w:pPr/>
+      <w:r>
+        <w:rPr>
+          <w:lang w:val="id_ID" w:bidi="id_ID"/>
+        </w:rPr>
+      </w:r>
+      <w:r>
+        <w:rPr>
+          <w:lang w:val="id_ID" w:bidi="id_ID"/>
+        </w:rPr>
+        <w:t>Kaum-kaum</w:t>
+      </w:r>
+      <w:r>
+        <w:rPr>
+          <w:lang w:val="id_ID" w:bidi="id_ID"/>
+        </w:rPr>
+        <w:t xml:space="preserve"> yang tersisa dari kaum keluarga Kehat menerima kota-kota di bagian tengah daerah perbukitan, di sebelah utara Yerusalem.</w:t>
+      </w:r>
+      <w:r>
+        <w:rPr>
+          <w:lang w:val="id_ID" w:bidi="id_ID"/>
+        </w:rPr>
+      </w:r>
+      <w:r>
+        <w:rPr>
+          <w:lang w:val="id_ID" w:bidi="id_ID"/>
+        </w:rPr>
+      </w:r>
+    </w:p>
+    <w:p>
+      <w:pPr/>
+      <w:r>
+        <w:rPr>
+          <w:lang w:val="id_ID" w:bidi="id_ID"/>
+        </w:rPr>
+      </w:r>
+    </w:p>
+    <w:p>
+      <w:pPr>
+        <w:pStyle w:val="Heading2"/>
+      </w:pPr>
+      <w:r>
+        <w:rPr>
+          <w:lang w:val="id_ID" w:bidi="id_ID"/>
+        </w:rPr>
+        <w:t>Yosua 21:6</w:t>
+      </w:r>
+      <w:r>
+        <w:rPr>
+          <w:lang w:val="id_ID" w:bidi="id_ID"/>
+        </w:rPr>
+      </w:r>
+    </w:p>
+    <w:p>
+      <w:pPr/>
+      <w:r>
+        <w:rPr>
+          <w:lang w:val="id_ID" w:bidi="id_ID"/>
+        </w:rPr>
+      </w:r>
+      <w:r>
+        <w:rPr>
+          <w:lang w:val="id_ID" w:bidi="id_ID"/>
+        </w:rPr>
+        <w:t>Keturunan Gerson menerima kota-kota di antara empat suku paling utara di Israel.</w:t>
+      </w:r>
+      <w:r>
+        <w:rPr>
+          <w:lang w:val="id_ID" w:bidi="id_ID"/>
+        </w:rPr>
+      </w:r>
+      <w:r>
+        <w:rPr>
+          <w:lang w:val="id_ID" w:bidi="id_ID"/>
+        </w:rPr>
+      </w:r>
+    </w:p>
+    <w:p>
+      <w:pPr/>
+      <w:r>
+        <w:rPr>
+          <w:lang w:val="id_ID" w:bidi="id_ID"/>
+        </w:rPr>
+      </w:r>
+    </w:p>
+    <w:p>
+      <w:pPr>
+        <w:pStyle w:val="Heading2"/>
+      </w:pPr>
+      <w:r>
+        <w:rPr>
+          <w:lang w:val="id_ID" w:bidi="id_ID"/>
+        </w:rPr>
+        <w:t>Yosua 21:7</w:t>
+      </w:r>
+      <w:r>
+        <w:rPr>
+          <w:lang w:val="id_ID" w:bidi="id_ID"/>
+        </w:rPr>
+      </w:r>
+    </w:p>
+    <w:p>
+      <w:pPr/>
+      <w:r>
+        <w:rPr>
+          <w:lang w:val="id_ID" w:bidi="id_ID"/>
+        </w:rPr>
+      </w:r>
+      <w:r>
+        <w:rPr>
+          <w:lang w:val="id_ID" w:bidi="id_ID"/>
+        </w:rPr>
+        <w:t>Keturunan Merari tidak tinggal bersama seperti halnya kaum-kaum Lewi lainnya.</w:t>
+      </w:r>
+      <w:r>
+        <w:rPr>
+          <w:lang w:val="id_ID" w:bidi="id_ID"/>
+        </w:rPr>
+      </w:r>
+      <w:r>
+        <w:rPr>
+          <w:lang w:val="id_ID" w:bidi="id_ID"/>
+        </w:rPr>
+      </w:r>
+    </w:p>
+    <w:p>
+      <w:pPr/>
+      <w:r>
+        <w:rPr>
+          <w:lang w:val="id_ID" w:bidi="id_ID"/>
+        </w:rPr>
+      </w:r>
+    </w:p>
+    <w:p>
+      <w:pPr>
+        <w:pStyle w:val="Heading2"/>
+      </w:pPr>
+      <w:r>
+        <w:rPr>
+          <w:lang w:val="id_ID" w:bidi="id_ID"/>
+        </w:rPr>
+        <w:t>Yosua 21:8</w:t>
+      </w:r>
+      <w:r>
+        <w:rPr>
+          <w:lang w:val="id_ID" w:bidi="id_ID"/>
+        </w:rPr>
+      </w:r>
+    </w:p>
+    <w:p>
+      <w:pPr/>
+      <w:r>
+        <w:rPr>
+          <w:lang w:val="id_ID" w:bidi="id_ID"/>
+        </w:rPr>
+      </w:r>
+      <w:r>
+        <w:rPr>
+          <w:lang w:val="id_ID" w:bidi="id_ID"/>
+        </w:rPr>
+        <w:t>Padang rumput adalah padang penggembalaan yang mengelilingi kota-kota. Pengulangan kata ini di sepanjang daftar (</w:t>
+      </w:r>
+      <w:hyperlink r:id="rId219">
+        <w:r>
+          <w:rPr>
+            <w:lang w:val="id_ID" w:bidi="id_ID"/>
+          </w:rPr>
+          <w:rPr>
+            <w:color w:val="0000EE"/>
+            <w:u w:val="single"/>
+          </w:rPr>
+          <w:t>Yos. 21:8–42</w:t>
+        </w:r>
+      </w:hyperlink>
+      <w:r>
+        <w:rPr>
+          <w:lang w:val="id_ID" w:bidi="id_ID"/>
+        </w:rPr>
+        <w:t>) memberikan karakter catatan hukum yang sah dalam pembagian tanah tersebut, yang menjamin orang Lewi memiliki akses ke tanah-tanah yang mengelilingi setiap kota orang Lewi (</w:t>
+      </w:r>
+      <w:hyperlink r:id="rId220">
+        <w:r>
+          <w:rPr>
+            <w:lang w:val="id_ID" w:bidi="id_ID"/>
+          </w:rPr>
+          <w:rPr>
+            <w:color w:val="0000EE"/>
+            <w:u w:val="single"/>
+          </w:rPr>
+          <w:t>Bil. 35:4–5</w:t>
+        </w:r>
+      </w:hyperlink>
+      <w:r>
+        <w:rPr>
+          <w:lang w:val="id_ID" w:bidi="id_ID"/>
+        </w:rPr>
+        <w:t>).</w:t>
+      </w:r>
+      <w:r>
+        <w:rPr>
+          <w:lang w:val="id_ID" w:bidi="id_ID"/>
+        </w:rPr>
+      </w:r>
+      <w:r>
+        <w:rPr>
+          <w:lang w:val="id_ID" w:bidi="id_ID"/>
+        </w:rPr>
+      </w:r>
+    </w:p>
+    <w:p>
+      <w:pPr/>
+      <w:r>
+        <w:rPr>
+          <w:lang w:val="id_ID" w:bidi="id_ID"/>
+        </w:rPr>
+      </w:r>
+    </w:p>
+    <w:p>
+      <w:pPr>
+        <w:pStyle w:val="Heading2"/>
+      </w:pPr>
+      <w:r>
+        <w:rPr>
+          <w:lang w:val="id_ID" w:bidi="id_ID"/>
+        </w:rPr>
+        <w:t>Yosua 21:9–42</w:t>
+      </w:r>
+      <w:r>
+        <w:rPr>
+          <w:lang w:val="id_ID" w:bidi="id_ID"/>
+        </w:rPr>
+      </w:r>
+    </w:p>
+    <w:p>
+      <w:pPr/>
+      <w:r>
+        <w:rPr>
+          <w:lang w:val="id_ID" w:bidi="id_ID"/>
+        </w:rPr>
+      </w:r>
+      <w:r>
+        <w:rPr>
+          <w:lang w:val="id_ID" w:bidi="id_ID"/>
+        </w:rPr>
+        <w:t>Keturunan Harun menerima tiga belas kota, sisa kaum Kehat menerima sepuluh kota, keturunan Gerson menerima tiga belas kota, dan kaum keluarga Merari menerima dua belas kota. Total ada empat puluh delapan kota bagi orang Lewi. Setiap suku memiliki empat kota Lewi, kecuali Yehuda yang memiliki delapan kota, Simeon satu kota, dan Naftali tiga kota. Enam dari kota-kota orang Lewi juga merupakan kota perlindungan (</w:t>
+      </w:r>
+      <w:hyperlink r:id="rId221">
+        <w:r>
+          <w:rPr>
+            <w:lang w:val="id_ID" w:bidi="id_ID"/>
+          </w:rPr>
+          <w:rPr>
+            <w:color w:val="0000EE"/>
+            <w:u w:val="single"/>
+          </w:rPr>
+          <w:t>Yos. 20:7–8</w:t>
+        </w:r>
+      </w:hyperlink>
+      <w:r>
+        <w:rPr>
+          <w:lang w:val="id_ID" w:bidi="id_ID"/>
+        </w:rPr>
+        <w:t>).</w:t>
+      </w:r>
+      <w:r>
+        <w:rPr>
+          <w:lang w:val="id_ID" w:bidi="id_ID"/>
+        </w:rPr>
+      </w:r>
+      <w:r>
+        <w:rPr>
+          <w:lang w:val="id_ID" w:bidi="id_ID"/>
+        </w:rPr>
+      </w:r>
+    </w:p>
+    <w:p>
+      <w:pPr/>
+      <w:r>
+        <w:rPr>
+          <w:lang w:val="id_ID" w:bidi="id_ID"/>
+        </w:rPr>
+      </w:r>
+    </w:p>
+    <w:p>
+      <w:pPr>
+        <w:pStyle w:val="Heading2"/>
+      </w:pPr>
+      <w:r>
+        <w:rPr>
+          <w:lang w:val="id_ID" w:bidi="id_ID"/>
+        </w:rPr>
+        <w:t>Yosua 21:45</w:t>
+      </w:r>
+      <w:r>
+        <w:rPr>
+          <w:lang w:val="id_ID" w:bidi="id_ID"/>
+        </w:rPr>
+      </w:r>
+    </w:p>
+    <w:p>
+      <w:pPr/>
+      <w:r>
+        <w:rPr>
+          <w:lang w:val="id_ID" w:bidi="id_ID"/>
+        </w:rPr>
+      </w:r>
+      <w:r>
+        <w:rPr>
+          <w:lang w:val="id_ID" w:bidi="id_ID"/>
+        </w:rPr>
+        <w:t>Allah telah memberikan banyak janji yang baik kepada Israel, dan tidak ada satu pun yang gagal. Ia menepati janji-Nya untuk memberikan kepada Israel kepemilikan atas negeri itu dan menyelamatkan mereka dari musuh-musuh yang ada di sekeliling mereka.</w:t>
+      </w:r>
+      <w:r>
+        <w:rPr>
+          <w:lang w:val="id_ID" w:bidi="id_ID"/>
+        </w:rPr>
+      </w:r>
+      <w:r>
+        <w:rPr>
+          <w:lang w:val="id_ID" w:bidi="id_ID"/>
+        </w:rPr>
+      </w:r>
+    </w:p>
+    <w:p>
+      <w:pPr/>
+      <w:r>
+        <w:rPr>
+          <w:lang w:val="id_ID" w:bidi="id_ID"/>
+        </w:rPr>
+      </w:r>
+    </w:p>
+    <w:p>
+      <w:pPr>
+        <w:pStyle w:val="Heading2"/>
+      </w:pPr>
+      <w:r>
+        <w:rPr>
+          <w:lang w:val="id_ID" w:bidi="id_ID"/>
+        </w:rPr>
+        <w:t>Yosua 22:1–34</w:t>
+      </w:r>
+      <w:r>
+        <w:rPr>
+          <w:lang w:val="id_ID" w:bidi="id_ID"/>
+        </w:rPr>
+      </w:r>
+    </w:p>
+    <w:p>
+      <w:pPr/>
+      <w:r>
+        <w:rPr>
+          <w:lang w:val="id_ID" w:bidi="id_ID"/>
+        </w:rPr>
+      </w:r>
+      <w:r>
+        <w:rPr>
+          <w:lang w:val="id_ID" w:bidi="id_ID"/>
+        </w:rPr>
+        <w:t>Perpisahan pertama Yosua adalah dengan suku-suku di sebelah timur sungai Yordan saat ia menyuruh mereka pulang. Secara khas, dia menasihati mereka untuk tetap setia.</w:t>
+      </w:r>
+      <w:r>
+        <w:rPr>
+          <w:lang w:val="id_ID" w:bidi="id_ID"/>
+        </w:rPr>
+      </w:r>
+      <w:r>
+        <w:rPr>
+          <w:lang w:val="id_ID" w:bidi="id_ID"/>
+        </w:rPr>
+      </w:r>
+    </w:p>
+    <w:p>
+      <w:pPr/>
+      <w:r>
+        <w:rPr>
+          <w:lang w:val="id_ID" w:bidi="id_ID"/>
+        </w:rPr>
+      </w:r>
+    </w:p>
+    <w:p>
+      <w:pPr>
+        <w:pStyle w:val="Heading2"/>
+      </w:pPr>
+      <w:r>
+        <w:rPr>
+          <w:lang w:val="id_ID" w:bidi="id_ID"/>
+        </w:rPr>
+        <w:t>Yosua 22:1–24.33</w:t>
+      </w:r>
+      <w:r>
+        <w:rPr>
+          <w:lang w:val="id_ID" w:bidi="id_ID"/>
+        </w:rPr>
+      </w:r>
+    </w:p>
+    <w:p>
+      <w:pPr/>
+      <w:r>
+        <w:rPr>
+          <w:lang w:val="id_ID" w:bidi="id_ID"/>
+        </w:rPr>
+      </w:r>
+      <w:r>
+        <w:rPr>
+          <w:lang w:val="id_ID" w:bidi="id_ID"/>
+        </w:rPr>
+        <w:t>Israel telah menyelesaikan penaklukan dan pembagian negeri itu, tetapi banyak pekerjaan berat untuk mendiami negeri itu masih menanti di depan mata. Namun, yang tersisa bagi Yosua dalam perannya sebagai pemimpin Israel adalah mengucapkan permohonan pamit.</w:t>
+      </w:r>
+      <w:r>
+        <w:rPr>
+          <w:lang w:val="id_ID" w:bidi="id_ID"/>
+        </w:rPr>
+      </w:r>
+      <w:r>
+        <w:rPr>
+          <w:lang w:val="id_ID" w:bidi="id_ID"/>
+        </w:rPr>
+      </w:r>
+    </w:p>
+    <w:p>
+      <w:pPr/>
+      <w:r>
+        <w:rPr>
+          <w:lang w:val="id_ID" w:bidi="id_ID"/>
+        </w:rPr>
+      </w:r>
+    </w:p>
+    <w:p>
+      <w:pPr>
+        <w:pStyle w:val="Heading2"/>
+      </w:pPr>
+      <w:r>
+        <w:rPr>
+          <w:lang w:val="id_ID" w:bidi="id_ID"/>
+        </w:rPr>
+        <w:t>Yosua 22:2–3</w:t>
+      </w:r>
+      <w:r>
+        <w:rPr>
+          <w:lang w:val="id_ID" w:bidi="id_ID"/>
+        </w:rPr>
+      </w:r>
+    </w:p>
+    <w:p>
+      <w:pPr/>
+      <w:r>
+        <w:rPr>
+          <w:lang w:val="id_ID" w:bidi="id_ID"/>
+        </w:rPr>
+      </w:r>
+      <w:r>
+        <w:rPr>
+          <w:lang w:val="id_ID" w:bidi="id_ID"/>
+        </w:rPr>
+        <w:t xml:space="preserve">Yosua memuji suku-suku di sebelah timur atas ketaatan mereka yang setia dan pemenuhan janji mereka untuk menolong orang Israel yang lain mendiami Kanaan (lihat </w:t>
+      </w:r>
+      <w:hyperlink r:id="rId155">
+        <w:r>
+          <w:rPr>
+            <w:lang w:val="id_ID" w:bidi="id_ID"/>
+          </w:rPr>
+          <w:rPr>
+            <w:color w:val="0000EE"/>
+            <w:u w:val="single"/>
+          </w:rPr>
+          <w:t>Yos. 1:12–18</w:t>
+        </w:r>
+      </w:hyperlink>
+      <w:r>
+        <w:rPr>
+          <w:lang w:val="id_ID" w:bidi="id_ID"/>
+        </w:rPr>
+        <w:t xml:space="preserve">; </w:t>
+      </w:r>
+      <w:hyperlink r:id="rId222">
+        <w:r>
+          <w:rPr>
+            <w:lang w:val="id_ID" w:bidi="id_ID"/>
+          </w:rPr>
+          <w:rPr>
+            <w:color w:val="0000EE"/>
+            <w:u w:val="single"/>
+          </w:rPr>
+          <w:t>Bil. 32:1–32</w:t>
+        </w:r>
+      </w:hyperlink>
+      <w:r>
+        <w:rPr>
+          <w:lang w:val="id_ID" w:bidi="id_ID"/>
+        </w:rPr>
+        <w:t>).</w:t>
+      </w:r>
+      <w:r>
+        <w:rPr>
+          <w:lang w:val="id_ID" w:bidi="id_ID"/>
+        </w:rPr>
+      </w:r>
+      <w:r>
+        <w:rPr>
+          <w:lang w:val="id_ID" w:bidi="id_ID"/>
+        </w:rPr>
+      </w:r>
+    </w:p>
+    <w:p>
+      <w:pPr/>
+      <w:r>
+        <w:rPr>
+          <w:lang w:val="id_ID" w:bidi="id_ID"/>
+        </w:rPr>
+      </w:r>
+    </w:p>
+    <w:p>
+      <w:pPr>
+        <w:pStyle w:val="Heading2"/>
+      </w:pPr>
+      <w:r>
+        <w:rPr>
+          <w:lang w:val="id_ID" w:bidi="id_ID"/>
+        </w:rPr>
+        <w:t>Yosua 22:4–6</w:t>
+      </w:r>
+      <w:r>
+        <w:rPr>
+          <w:lang w:val="id_ID" w:bidi="id_ID"/>
+        </w:rPr>
+      </w:r>
+    </w:p>
+    <w:p>
+      <w:pPr/>
+      <w:r>
+        <w:rPr>
+          <w:lang w:val="id_ID" w:bidi="id_ID"/>
+        </w:rPr>
+      </w:r>
+      <w:r>
+        <w:rPr>
+          <w:lang w:val="id_ID" w:bidi="id_ID"/>
+        </w:rPr>
+        <w:t>Kata-kata Yosua mengingatkan kita akan perkataan Allah kepada Yosua pada awal penaklukan (</w:t>
+      </w:r>
+      <w:hyperlink r:id="rId67">
+        <w:r>
+          <w:rPr>
+            <w:lang w:val="id_ID" w:bidi="id_ID"/>
+          </w:rPr>
+          <w:rPr>
+            <w:color w:val="0000EE"/>
+            <w:u w:val="single"/>
+          </w:rPr>
+          <w:t>Yos. 1:1–9</w:t>
+        </w:r>
+      </w:hyperlink>
+      <w:r>
+        <w:rPr>
+          <w:lang w:val="id_ID" w:bidi="id_ID"/>
+        </w:rPr>
+        <w:t>). Untuk dapat hidup di negeri itu, bangsa Israel harus setia kepada Allah dengan sangat berhati-hati dalam menaati semua perintah dan petunjuk yang diberikan kepada Musa.</w:t>
+      </w:r>
+      <w:r>
+        <w:rPr>
+          <w:lang w:val="id_ID" w:bidi="id_ID"/>
+        </w:rPr>
+      </w:r>
+      <w:r>
+        <w:rPr>
+          <w:lang w:val="id_ID" w:bidi="id_ID"/>
+        </w:rPr>
+      </w:r>
+    </w:p>
+    <w:p>
+      <w:pPr/>
+      <w:r>
+        <w:rPr>
+          <w:lang w:val="id_ID" w:bidi="id_ID"/>
+        </w:rPr>
+      </w:r>
+    </w:p>
+    <w:p>
+      <w:pPr>
+        <w:pStyle w:val="Heading2"/>
+      </w:pPr>
+      <w:r>
+        <w:rPr>
+          <w:lang w:val="id_ID" w:bidi="id_ID"/>
+        </w:rPr>
+        <w:t>Yosua 22:5</w:t>
+      </w:r>
+      <w:r>
+        <w:rPr>
+          <w:lang w:val="id_ID" w:bidi="id_ID"/>
+        </w:rPr>
+      </w:r>
+    </w:p>
+    <w:p>
+      <w:pPr/>
+      <w:r>
+        <w:rPr>
+          <w:lang w:val="id_ID" w:bidi="id_ID"/>
+        </w:rPr>
+      </w:r>
+      <w:r>
+        <w:rPr>
+          <w:lang w:val="id_ID" w:bidi="id_ID"/>
+        </w:rPr>
+        <w:t xml:space="preserve">dengan segenap hatimu dan segenap jiwamu: Lihat </w:t>
+      </w:r>
+      <w:hyperlink r:id="rId223">
+        <w:r>
+          <w:rPr>
+            <w:lang w:val="id_ID" w:bidi="id_ID"/>
+          </w:rPr>
+          <w:rPr>
+            <w:color w:val="0000EE"/>
+            <w:u w:val="single"/>
+          </w:rPr>
+          <w:t>Ul. 6:5</w:t>
+        </w:r>
+      </w:hyperlink>
+      <w:r>
+        <w:rPr>
+          <w:lang w:val="id_ID" w:bidi="id_ID"/>
+        </w:rPr>
+        <w:t>.</w:t>
+      </w:r>
+      <w:r>
+        <w:rPr>
+          <w:lang w:val="id_ID" w:bidi="id_ID"/>
+        </w:rPr>
+      </w:r>
+      <w:r>
+        <w:rPr>
+          <w:lang w:val="id_ID" w:bidi="id_ID"/>
+        </w:rPr>
+      </w:r>
+    </w:p>
+    <w:p>
+      <w:pPr/>
+      <w:r>
+        <w:rPr>
+          <w:lang w:val="id_ID" w:bidi="id_ID"/>
+        </w:rPr>
+      </w:r>
+    </w:p>
+    <w:p>
+      <w:pPr>
+        <w:pStyle w:val="Heading2"/>
+      </w:pPr>
+      <w:r>
+        <w:rPr>
+          <w:lang w:val="id_ID" w:bidi="id_ID"/>
+        </w:rPr>
+        <w:t>Yosua 22:7</w:t>
+      </w:r>
+      <w:r>
+        <w:rPr>
+          <w:lang w:val="id_ID" w:bidi="id_ID"/>
+        </w:rPr>
+      </w:r>
+    </w:p>
+    <w:p>
+      <w:pPr/>
+      <w:r>
+        <w:rPr>
+          <w:lang w:val="id_ID" w:bidi="id_ID"/>
+        </w:rPr>
+      </w:r>
+      <w:r>
+        <w:rPr>
+          <w:lang w:val="id_ID" w:bidi="id_ID"/>
+        </w:rPr>
+        <w:t>telah diberikan Musa: Penulis sangat berhati-hati dalam menekankan bahwa suku-suku di sebelah timur sungai Yordan adalah bagian dari Israel.</w:t>
+      </w:r>
+      <w:r>
+        <w:rPr>
+          <w:lang w:val="id_ID" w:bidi="id_ID"/>
+        </w:rPr>
+      </w:r>
+      <w:r>
+        <w:rPr>
+          <w:lang w:val="id_ID" w:bidi="id_ID"/>
+        </w:rPr>
+      </w:r>
+    </w:p>
+    <w:p>
+      <w:pPr/>
+      <w:r>
+        <w:rPr>
+          <w:lang w:val="id_ID" w:bidi="id_ID"/>
+        </w:rPr>
+      </w:r>
+    </w:p>
+    <w:p>
+      <w:pPr>
+        <w:pStyle w:val="Heading2"/>
+      </w:pPr>
+      <w:r>
+        <w:rPr>
+          <w:lang w:val="id_ID" w:bidi="id_ID"/>
+        </w:rPr>
+        <w:t>Yosua 22:8</w:t>
+      </w:r>
+      <w:r>
+        <w:rPr>
+          <w:lang w:val="id_ID" w:bidi="id_ID"/>
+        </w:rPr>
+      </w:r>
+    </w:p>
+    <w:p>
+      <w:pPr/>
+      <w:r>
+        <w:rPr>
+          <w:lang w:val="id_ID" w:bidi="id_ID"/>
+        </w:rPr>
+      </w:r>
+      <w:r>
+        <w:rPr>
+          <w:lang w:val="id_ID" w:bidi="id_ID"/>
+        </w:rPr>
+        <w:t>Kekayaan yang besar itu merupakan bagian untuk suku-suku ini dari harta rampasan dari kota-kota yang direbut bangsa Israel. • Bagilah dengan saudara-saudaramu: Sementara sebagian besar laki-laki yang berperang membantu orang-orang Israel yang lain, beberapa orang tetap tinggal untuk melindungi para perempuan, anak-anak, dan ternak.</w:t>
+      </w:r>
+      <w:r>
+        <w:rPr>
+          <w:lang w:val="id_ID" w:bidi="id_ID"/>
+        </w:rPr>
+      </w:r>
+      <w:r>
+        <w:rPr>
+          <w:lang w:val="id_ID" w:bidi="id_ID"/>
+        </w:rPr>
+      </w:r>
+    </w:p>
+    <w:p>
+      <w:pPr/>
+      <w:r>
+        <w:rPr>
+          <w:lang w:val="id_ID" w:bidi="id_ID"/>
+        </w:rPr>
+      </w:r>
+    </w:p>
+    <w:p>
+      <w:pPr>
+        <w:pStyle w:val="Heading2"/>
+      </w:pPr>
+      <w:r>
+        <w:rPr>
+          <w:lang w:val="id_ID" w:bidi="id_ID"/>
+        </w:rPr>
+        <w:t>Yosua 22:10</w:t>
+      </w:r>
+      <w:r>
+        <w:rPr>
+          <w:lang w:val="id_ID" w:bidi="id_ID"/>
+        </w:rPr>
+      </w:r>
+    </w:p>
+    <w:p>
+      <w:pPr/>
+      <w:r>
+        <w:rPr>
+          <w:lang w:val="id_ID" w:bidi="id_ID"/>
+        </w:rPr>
+      </w:r>
+      <w:r>
+        <w:rPr>
+          <w:lang w:val="id_ID" w:bidi="id_ID"/>
+        </w:rPr>
+        <w:t>sampai ke</w:t>
+      </w:r>
+      <w:r>
+        <w:rPr>
+          <w:lang w:val="id_ID" w:bidi="id_ID"/>
+        </w:rPr>
+        <w:t xml:space="preserve"> Gelilot: Masuk akal untuk menduga bahwa Gelilot dan mezbahnya berada di tepi barat sungai Yordan.</w:t>
+      </w:r>
+      <w:r>
+        <w:rPr>
+          <w:lang w:val="id_ID" w:bidi="id_ID"/>
+        </w:rPr>
+      </w:r>
+      <w:r>
+        <w:rPr>
+          <w:lang w:val="id_ID" w:bidi="id_ID"/>
+        </w:rPr>
+      </w:r>
+    </w:p>
+    <w:p>
+      <w:pPr/>
+      <w:r>
+        <w:rPr>
+          <w:lang w:val="id_ID" w:bidi="id_ID"/>
+        </w:rPr>
+      </w:r>
+    </w:p>
+    <w:p>
+      <w:pPr>
+        <w:pStyle w:val="Heading2"/>
+      </w:pPr>
+      <w:r>
+        <w:rPr>
+          <w:lang w:val="id_ID" w:bidi="id_ID"/>
+        </w:rPr>
+        <w:t>Yosua 22:10–20</w:t>
+      </w:r>
+      <w:r>
+        <w:rPr>
+          <w:lang w:val="id_ID" w:bidi="id_ID"/>
+        </w:rPr>
+      </w:r>
+    </w:p>
+    <w:p>
+      <w:pPr/>
+      <w:r>
+        <w:rPr>
+          <w:lang w:val="id_ID" w:bidi="id_ID"/>
+        </w:rPr>
+      </w:r>
+      <w:r>
+        <w:rPr>
+          <w:lang w:val="id_ID" w:bidi="id_ID"/>
+        </w:rPr>
+        <w:t>Ruben, Gad, dan setengah dari suku Manasye membangun mezbah mereka sendiri, yang memicu konfrontasi dengan seluruh Israel.</w:t>
+      </w:r>
+      <w:r>
+        <w:rPr>
+          <w:lang w:val="id_ID" w:bidi="id_ID"/>
+        </w:rPr>
+      </w:r>
+      <w:r>
+        <w:rPr>
+          <w:lang w:val="id_ID" w:bidi="id_ID"/>
+        </w:rPr>
+      </w:r>
+    </w:p>
+    <w:p>
+      <w:pPr/>
+      <w:r>
+        <w:rPr>
+          <w:lang w:val="id_ID" w:bidi="id_ID"/>
+        </w:rPr>
+      </w:r>
+    </w:p>
+    <w:p>
+      <w:pPr>
+        <w:pStyle w:val="Heading2"/>
+      </w:pPr>
+      <w:r>
+        <w:rPr>
+          <w:lang w:val="id_ID" w:bidi="id_ID"/>
+        </w:rPr>
+        <w:t>Yosua 22:11</w:t>
+      </w:r>
+      <w:r>
+        <w:rPr>
+          <w:lang w:val="id_ID" w:bidi="id_ID"/>
+        </w:rPr>
+      </w:r>
+    </w:p>
+    <w:p>
+      <w:pPr/>
+      <w:r>
+        <w:rPr>
+          <w:lang w:val="id_ID" w:bidi="id_ID"/>
+        </w:rPr>
+      </w:r>
+      <w:r>
+        <w:rPr>
+          <w:lang w:val="id_ID" w:bidi="id_ID"/>
+        </w:rPr>
+        <w:t xml:space="preserve">Suku-suku yang disebut di sini sebagai sisa Israel (secara </w:t>
+      </w:r>
+      <w:r>
+        <w:rPr>
+          <w:i/>
+          <w:lang w:val="id_ID" w:bidi="id_ID"/>
+        </w:rPr>
+        <w:t>harfiah berarti anak-anak Israel</w:t>
+      </w:r>
+      <w:r>
+        <w:rPr>
+          <w:lang w:val="id_ID" w:bidi="id_ID"/>
+        </w:rPr>
+        <w:t>) terdiri dari suku-suku yang diberikan tanah di sebelah barat sungai Yordan, di Kanaan. Mereka sudah menyebut diri mereka sebagai Israel, tidak termasuk suku-suku di sebelah timur sungai Yordan.</w:t>
+      </w:r>
+      <w:r>
+        <w:rPr>
+          <w:lang w:val="id_ID" w:bidi="id_ID"/>
+        </w:rPr>
+      </w:r>
+      <w:r>
+        <w:rPr>
+          <w:lang w:val="id_ID" w:bidi="id_ID"/>
+        </w:rPr>
+      </w:r>
+    </w:p>
+    <w:p>
+      <w:pPr/>
+      <w:r>
+        <w:rPr>
+          <w:lang w:val="id_ID" w:bidi="id_ID"/>
+        </w:rPr>
+      </w:r>
+    </w:p>
+    <w:p>
+      <w:pPr>
+        <w:pStyle w:val="Heading2"/>
+      </w:pPr>
+      <w:r>
+        <w:rPr>
+          <w:lang w:val="id_ID" w:bidi="id_ID"/>
+        </w:rPr>
+        <w:t>Yosua 22:12</w:t>
+      </w:r>
+      <w:r>
+        <w:rPr>
+          <w:lang w:val="id_ID" w:bidi="id_ID"/>
+        </w:rPr>
+      </w:r>
+    </w:p>
+    <w:p>
+      <w:pPr/>
+      <w:r>
+        <w:rPr>
+          <w:lang w:val="id_ID" w:bidi="id_ID"/>
+        </w:rPr>
+      </w:r>
+      <w:r>
+        <w:rPr>
+          <w:lang w:val="id_ID" w:bidi="id_ID"/>
+        </w:rPr>
+        <w:t xml:space="preserve">Suku-suku di bagian barat siap berperang karena mereka melihat mezbah itu melanggar </w:t>
+      </w:r>
+      <w:hyperlink r:id="rId224">
+        <w:r>
+          <w:rPr>
+            <w:lang w:val="id_ID" w:bidi="id_ID"/>
+          </w:rPr>
+          <w:rPr>
+            <w:color w:val="0000EE"/>
+            <w:u w:val="single"/>
+          </w:rPr>
+          <w:t>Im. 17:8–9</w:t>
+        </w:r>
+      </w:hyperlink>
+      <w:r>
+        <w:rPr>
+          <w:lang w:val="id_ID" w:bidi="id_ID"/>
+        </w:rPr>
+        <w:t xml:space="preserve"> dan </w:t>
+      </w:r>
+      <w:hyperlink r:id="rId225">
+        <w:r>
+          <w:rPr>
+            <w:lang w:val="id_ID" w:bidi="id_ID"/>
+          </w:rPr>
+          <w:rPr>
+            <w:color w:val="0000EE"/>
+            <w:u w:val="single"/>
+          </w:rPr>
+          <w:t>Ul. 13:12–15</w:t>
+        </w:r>
+      </w:hyperlink>
+      <w:r>
+        <w:rPr>
+          <w:lang w:val="id_ID" w:bidi="id_ID"/>
+        </w:rPr>
+        <w:t>.</w:t>
+      </w:r>
+      <w:r>
+        <w:rPr>
+          <w:lang w:val="id_ID" w:bidi="id_ID"/>
+        </w:rPr>
+      </w:r>
+      <w:r>
+        <w:rPr>
+          <w:lang w:val="id_ID" w:bidi="id_ID"/>
+        </w:rPr>
+      </w:r>
+    </w:p>
+    <w:p>
+      <w:pPr/>
+      <w:r>
+        <w:rPr>
+          <w:lang w:val="id_ID" w:bidi="id_ID"/>
+        </w:rPr>
+      </w:r>
+    </w:p>
+    <w:p>
+      <w:pPr>
+        <w:pStyle w:val="Heading2"/>
+      </w:pPr>
+      <w:r>
+        <w:rPr>
+          <w:lang w:val="id_ID" w:bidi="id_ID"/>
+        </w:rPr>
+        <w:t>Yosua 22:13–14</w:t>
+      </w:r>
+      <w:r>
+        <w:rPr>
+          <w:lang w:val="id_ID" w:bidi="id_ID"/>
+        </w:rPr>
+      </w:r>
+    </w:p>
+    <w:p>
+      <w:pPr/>
+      <w:r>
+        <w:rPr>
+          <w:lang w:val="id_ID" w:bidi="id_ID"/>
+        </w:rPr>
+      </w:r>
+      <w:r>
+        <w:rPr>
+          <w:lang w:val="id_ID" w:bidi="id_ID"/>
+        </w:rPr>
+        <w:t>Mengutus</w:t>
+      </w:r>
+      <w:r>
+        <w:rPr>
+          <w:lang w:val="id_ID" w:bidi="id_ID"/>
+        </w:rPr>
+        <w:t xml:space="preserve">: Lihat </w:t>
+      </w:r>
+      <w:hyperlink r:id="rId226">
+        <w:r>
+          <w:rPr>
+            <w:lang w:val="id_ID" w:bidi="id_ID"/>
+          </w:rPr>
+          <w:rPr>
+            <w:color w:val="0000EE"/>
+            <w:u w:val="single"/>
+          </w:rPr>
+          <w:t>Ul. 13:14</w:t>
+        </w:r>
+      </w:hyperlink>
+      <w:r>
+        <w:rPr>
+          <w:lang w:val="id_ID" w:bidi="id_ID"/>
+        </w:rPr>
+        <w:t>. • Sepuluh suku di sebelah barat sungai Yordan termasuk suku Efraim dan bagian barat suku Manasye, tetapi tidak termasuk suku Lewi.</w:t>
+      </w:r>
+      <w:r>
+        <w:rPr>
+          <w:lang w:val="id_ID" w:bidi="id_ID"/>
+        </w:rPr>
+      </w:r>
+      <w:r>
+        <w:rPr>
+          <w:lang w:val="id_ID" w:bidi="id_ID"/>
+        </w:rPr>
+      </w:r>
+    </w:p>
+    <w:p>
+      <w:pPr/>
+      <w:r>
+        <w:rPr>
+          <w:lang w:val="id_ID" w:bidi="id_ID"/>
+        </w:rPr>
+      </w:r>
+    </w:p>
+    <w:p>
+      <w:pPr>
+        <w:pStyle w:val="Heading2"/>
+      </w:pPr>
+      <w:r>
+        <w:rPr>
+          <w:lang w:val="id_ID" w:bidi="id_ID"/>
+        </w:rPr>
+        <w:t>Yosua 22:15</w:t>
+      </w:r>
+      <w:r>
+        <w:rPr>
+          <w:lang w:val="id_ID" w:bidi="id_ID"/>
+        </w:rPr>
+      </w:r>
+    </w:p>
+    <w:p>
+      <w:pPr/>
+      <w:r>
+        <w:rPr>
+          <w:lang w:val="id_ID" w:bidi="id_ID"/>
+        </w:rPr>
+      </w:r>
+      <w:r>
+        <w:rPr>
+          <w:lang w:val="id_ID" w:bidi="id_ID"/>
+        </w:rPr>
+        <w:t>Para utusan tersebut menyeberangi sungai Yordan untuk bertemu dengan para pemimpin suku-suku timur di tanah Gilead, mungkin di Gad selatan.</w:t>
+      </w:r>
+      <w:r>
+        <w:rPr>
+          <w:lang w:val="id_ID" w:bidi="id_ID"/>
+        </w:rPr>
+      </w:r>
+      <w:r>
+        <w:rPr>
+          <w:lang w:val="id_ID" w:bidi="id_ID"/>
+        </w:rPr>
+      </w:r>
+    </w:p>
+    <w:p>
+      <w:pPr/>
+      <w:r>
+        <w:rPr>
+          <w:lang w:val="id_ID" w:bidi="id_ID"/>
+        </w:rPr>
+      </w:r>
+    </w:p>
+    <w:p>
+      <w:pPr>
+        <w:pStyle w:val="Heading2"/>
+      </w:pPr>
+      <w:r>
+        <w:rPr>
+          <w:lang w:val="id_ID" w:bidi="id_ID"/>
+        </w:rPr>
+        <w:t>Yosua 22:15–20</w:t>
+      </w:r>
+      <w:r>
+        <w:rPr>
+          <w:lang w:val="id_ID" w:bidi="id_ID"/>
+        </w:rPr>
+      </w:r>
+    </w:p>
+    <w:p>
+      <w:pPr/>
+      <w:r>
+        <w:rPr>
+          <w:lang w:val="id_ID" w:bidi="id_ID"/>
+        </w:rPr>
+      </w:r>
+      <w:r>
+        <w:rPr>
+          <w:lang w:val="id_ID" w:bidi="id_ID"/>
+        </w:rPr>
+        <w:t>Pernyataan dan pertanyaan yang langsung dan menohok dari delegasi tersebut memastikan bahwa murka Allah tidak akan menimpa bangsa itu karena pemberontakan seperti yang dilakukan oleh Akhan (</w:t>
+      </w:r>
+      <w:hyperlink r:id="rId227">
+        <w:r>
+          <w:rPr>
+            <w:lang w:val="id_ID" w:bidi="id_ID"/>
+          </w:rPr>
+          <w:rPr>
+            <w:color w:val="0000EE"/>
+            <w:u w:val="single"/>
+          </w:rPr>
+          <w:t>Yos. 7:1–15</w:t>
+        </w:r>
+      </w:hyperlink>
+      <w:r>
+        <w:rPr>
+          <w:lang w:val="id_ID" w:bidi="id_ID"/>
+        </w:rPr>
+        <w:t>) atau peristiwa di Peor (</w:t>
+      </w:r>
+      <w:hyperlink r:id="rId228">
+        <w:r>
+          <w:rPr>
+            <w:lang w:val="id_ID" w:bidi="id_ID"/>
+          </w:rPr>
+          <w:rPr>
+            <w:color w:val="0000EE"/>
+            <w:u w:val="single"/>
+          </w:rPr>
+          <w:t>Bil. 25</w:t>
+        </w:r>
+      </w:hyperlink>
+      <w:r>
+        <w:rPr>
+          <w:lang w:val="id_ID" w:bidi="id_ID"/>
+        </w:rPr>
+        <w:t>).</w:t>
+      </w:r>
+      <w:r>
+        <w:rPr>
+          <w:lang w:val="id_ID" w:bidi="id_ID"/>
+        </w:rPr>
+      </w:r>
+      <w:r>
+        <w:rPr>
+          <w:lang w:val="id_ID" w:bidi="id_ID"/>
+        </w:rPr>
+      </w:r>
+    </w:p>
+    <w:p>
+      <w:pPr/>
+      <w:r>
+        <w:rPr>
+          <w:lang w:val="id_ID" w:bidi="id_ID"/>
+        </w:rPr>
+      </w:r>
+    </w:p>
+    <w:p>
+      <w:pPr>
+        <w:pStyle w:val="Heading2"/>
+      </w:pPr>
+      <w:r>
+        <w:rPr>
+          <w:lang w:val="id_ID" w:bidi="id_ID"/>
+        </w:rPr>
+        <w:t>Yosua 22:16</w:t>
+      </w:r>
+      <w:r>
+        <w:rPr>
+          <w:lang w:val="id_ID" w:bidi="id_ID"/>
+        </w:rPr>
+      </w:r>
+    </w:p>
+    <w:p>
+      <w:pPr/>
+      <w:r>
+        <w:rPr>
+          <w:lang w:val="id_ID" w:bidi="id_ID"/>
+        </w:rPr>
+      </w:r>
+      <w:r>
+        <w:rPr>
+          <w:lang w:val="id_ID" w:bidi="id_ID"/>
+        </w:rPr>
+        <w:t>Utusan tersebut membawa pesan yang telah disepakati oleh kesepuluh suku ketika mereka bertemu di Silo. • Seluruh jemaat Tuhan ingin mengetahuinya (secara harfiah,</w:t>
+      </w:r>
+      <w:r>
+        <w:rPr>
+          <w:i/>
+          <w:lang w:val="id_ID" w:bidi="id_ID"/>
+        </w:rPr>
+        <w:t xml:space="preserve"> beginilah kata segenap umat Tuhan</w:t>
+      </w:r>
+      <w:r>
+        <w:rPr>
+          <w:lang w:val="id_ID" w:bidi="id_ID"/>
+        </w:rPr>
+        <w:t xml:space="preserve">) Rumusan yang menggunakan “beginilah kata” adalah sebuah pengantar yang khas untuk laporan seorang utusan (mis., </w:t>
+      </w:r>
+      <w:hyperlink r:id="rId229">
+        <w:r>
+          <w:rPr>
+            <w:lang w:val="id_ID" w:bidi="id_ID"/>
+          </w:rPr>
+          <w:rPr>
+            <w:color w:val="0000EE"/>
+            <w:u w:val="single"/>
+          </w:rPr>
+          <w:t>Ezra 1:2</w:t>
+        </w:r>
+      </w:hyperlink>
+      <w:r>
+        <w:rPr>
+          <w:lang w:val="id_ID" w:bidi="id_ID"/>
+        </w:rPr>
+        <w:t xml:space="preserve">; </w:t>
+      </w:r>
+      <w:hyperlink r:id="rId230">
+        <w:r>
+          <w:rPr>
+            <w:lang w:val="id_ID" w:bidi="id_ID"/>
+          </w:rPr>
+          <w:rPr>
+            <w:color w:val="0000EE"/>
+            <w:u w:val="single"/>
+          </w:rPr>
+          <w:t>Yes. 28:16</w:t>
+        </w:r>
+      </w:hyperlink>
+      <w:r>
+        <w:rPr>
+          <w:lang w:val="id_ID" w:bidi="id_ID"/>
+        </w:rPr>
+        <w:t>).</w:t>
+      </w:r>
+      <w:r>
+        <w:rPr>
+          <w:lang w:val="id_ID" w:bidi="id_ID"/>
+        </w:rPr>
+      </w:r>
+      <w:r>
+        <w:rPr>
+          <w:lang w:val="id_ID" w:bidi="id_ID"/>
+        </w:rPr>
+      </w:r>
+    </w:p>
+    <w:p>
+      <w:pPr/>
+      <w:r>
+        <w:rPr>
+          <w:lang w:val="id_ID" w:bidi="id_ID"/>
+        </w:rPr>
+      </w:r>
+    </w:p>
+    <w:p>
+      <w:pPr>
+        <w:pStyle w:val="Heading2"/>
+      </w:pPr>
+      <w:r>
+        <w:rPr>
+          <w:lang w:val="id_ID" w:bidi="id_ID"/>
+        </w:rPr>
+        <w:t>Yosua 22:17</w:t>
+      </w:r>
+      <w:r>
+        <w:rPr>
+          <w:lang w:val="id_ID" w:bidi="id_ID"/>
+        </w:rPr>
+      </w:r>
+    </w:p>
+    <w:p>
+      <w:pPr/>
+      <w:r>
+        <w:rPr>
+          <w:lang w:val="id_ID" w:bidi="id_ID"/>
+        </w:rPr>
+      </w:r>
+      <w:r>
+        <w:rPr>
+          <w:lang w:val="id_ID" w:bidi="id_ID"/>
+        </w:rPr>
+        <w:t>Dosa di Peor adalah pemberontakan penyembahan berhala Israel di Moab, tepat pada saat mereka akan memasuki Tanah Perjanjian (</w:t>
+      </w:r>
+      <w:hyperlink r:id="rId228">
+        <w:r>
+          <w:rPr>
+            <w:lang w:val="id_ID" w:bidi="id_ID"/>
+          </w:rPr>
+          <w:rPr>
+            <w:color w:val="0000EE"/>
+            <w:u w:val="single"/>
+          </w:rPr>
+          <w:t>Bil. 25</w:t>
+        </w:r>
+      </w:hyperlink>
+      <w:r>
+        <w:rPr>
+          <w:lang w:val="id_ID" w:bidi="id_ID"/>
+        </w:rPr>
+        <w:t>). Pinehas, yang sekarang menjadi pemimpin dari para utusan ini, telah bertindak untuk menyelamatkan Israel dari kehancuran total pada saat itu. Ia tidak ingin melihat satu pun dari bangsa Israel berpaling lagi dari Allah.</w:t>
+      </w:r>
+      <w:r>
+        <w:rPr>
+          <w:lang w:val="id_ID" w:bidi="id_ID"/>
+        </w:rPr>
+      </w:r>
+      <w:r>
+        <w:rPr>
+          <w:lang w:val="id_ID" w:bidi="id_ID"/>
+        </w:rPr>
+      </w:r>
+    </w:p>
+    <w:p>
+      <w:pPr/>
+      <w:r>
+        <w:rPr>
+          <w:lang w:val="id_ID" w:bidi="id_ID"/>
+        </w:rPr>
+      </w:r>
+    </w:p>
+    <w:p>
+      <w:pPr>
+        <w:pStyle w:val="Heading2"/>
+      </w:pPr>
+      <w:r>
+        <w:rPr>
+          <w:lang w:val="id_ID" w:bidi="id_ID"/>
+        </w:rPr>
+        <w:t>Yosua 22:19</w:t>
+      </w:r>
+      <w:r>
+        <w:rPr>
+          <w:lang w:val="id_ID" w:bidi="id_ID"/>
+        </w:rPr>
+      </w:r>
+    </w:p>
+    <w:p>
+      <w:pPr/>
+      <w:r>
+        <w:rPr>
+          <w:lang w:val="id_ID" w:bidi="id_ID"/>
+        </w:rPr>
+      </w:r>
+      <w:r>
+        <w:rPr>
+          <w:lang w:val="id_ID" w:bidi="id_ID"/>
+        </w:rPr>
+        <w:t>Menjadi najis tidak selalu disebabkan oleh pemberontakan atau penyimpangan moral, tetapi hal itu menghalangi seseorang atau kelompok untuk berpartisipasi dalam kegiatan ibadah yang rutin, termasuk mempersembahkan korban. Jika suku-suku timur telah menajiskan tanah itu sendiri, maka orang Israel tidak dapat mempersembahkan korban kepada Tuhan di tanah tersebut. Kekhawatiran ini menjadi bukti bahwa suku-suku di sebelah timur telah membangun mezbah mereka di tepi barat sungai Yordan. • Tanah di sebelah barat sungai Yordan dianggap sebagai tanah milik Tuhan. Utusan dari suku-suku di barat memberikan tawaran yang sangat murah hati, mengundang suku-suku di timur untuk berbagi tanah mereka. Hal ini menunjukkan komitmen mereka terhadap persatuan bangsa tersebut dalam kesetiaan kepada Allah.</w:t>
+      </w:r>
+      <w:r>
+        <w:rPr>
+          <w:lang w:val="id_ID" w:bidi="id_ID"/>
+        </w:rPr>
+      </w:r>
+      <w:r>
+        <w:rPr>
+          <w:lang w:val="id_ID" w:bidi="id_ID"/>
+        </w:rPr>
+      </w:r>
+    </w:p>
+    <w:p>
+      <w:pPr/>
+      <w:r>
+        <w:rPr>
+          <w:lang w:val="id_ID" w:bidi="id_ID"/>
+        </w:rPr>
+      </w:r>
+    </w:p>
+    <w:p>
+      <w:pPr>
+        <w:pStyle w:val="Heading2"/>
+      </w:pPr>
+      <w:r>
+        <w:rPr>
+          <w:lang w:val="id_ID" w:bidi="id_ID"/>
+        </w:rPr>
+        <w:t>Yosua 22:20</w:t>
+      </w:r>
+      <w:r>
+        <w:rPr>
+          <w:lang w:val="id_ID" w:bidi="id_ID"/>
+        </w:rPr>
+      </w:r>
+    </w:p>
+    <w:p>
+      <w:pPr/>
+      <w:r>
+        <w:rPr>
+          <w:lang w:val="id_ID" w:bidi="id_ID"/>
+        </w:rPr>
+      </w:r>
+      <w:r>
+        <w:rPr>
+          <w:lang w:val="id_ID" w:bidi="id_ID"/>
+        </w:rPr>
+        <w:t xml:space="preserve">Akhan: Lihat psl. </w:t>
+      </w:r>
+      <w:hyperlink r:id="rId77">
+        <w:r>
+          <w:rPr>
+            <w:lang w:val="id_ID" w:bidi="id_ID"/>
+          </w:rPr>
+          <w:rPr>
+            <w:color w:val="0000EE"/>
+            <w:u w:val="single"/>
+          </w:rPr>
+          <w:t>7</w:t>
+        </w:r>
+      </w:hyperlink>
+      <w:r>
+        <w:rPr>
+          <w:lang w:val="id_ID" w:bidi="id_ID"/>
+        </w:rPr>
+        <w:t>. Utusan dari suku-suku di barat khawatir bahwa dosa Akhan dan akibatnya akan terulang kembali.</w:t>
+      </w:r>
+      <w:r>
+        <w:rPr>
+          <w:lang w:val="id_ID" w:bidi="id_ID"/>
+        </w:rPr>
+      </w:r>
+      <w:r>
+        <w:rPr>
+          <w:lang w:val="id_ID" w:bidi="id_ID"/>
+        </w:rPr>
+      </w:r>
+    </w:p>
+    <w:p>
+      <w:pPr/>
+      <w:r>
+        <w:rPr>
+          <w:lang w:val="id_ID" w:bidi="id_ID"/>
+        </w:rPr>
+      </w:r>
+    </w:p>
+    <w:p>
+      <w:pPr>
+        <w:pStyle w:val="Heading2"/>
+      </w:pPr>
+      <w:r>
+        <w:rPr>
+          <w:lang w:val="id_ID" w:bidi="id_ID"/>
+        </w:rPr>
+        <w:t>Yosua 22:21–34</w:t>
+      </w:r>
+      <w:r>
+        <w:rPr>
+          <w:lang w:val="id_ID" w:bidi="id_ID"/>
+        </w:rPr>
+      </w:r>
+    </w:p>
+    <w:p>
+      <w:pPr/>
+      <w:r>
+        <w:rPr>
+          <w:lang w:val="id_ID" w:bidi="id_ID"/>
+        </w:rPr>
+      </w:r>
+      <w:r>
+        <w:rPr>
+          <w:lang w:val="id_ID" w:bidi="id_ID"/>
+        </w:rPr>
+        <w:t>Suku-suku di bagian timur memberikan pembelaan untuk tindakan mereka.</w:t>
+      </w:r>
+      <w:r>
+        <w:rPr>
+          <w:lang w:val="id_ID" w:bidi="id_ID"/>
+        </w:rPr>
+      </w:r>
+      <w:r>
+        <w:rPr>
+          <w:lang w:val="id_ID" w:bidi="id_ID"/>
+        </w:rPr>
+      </w:r>
+    </w:p>
+    <w:p>
+      <w:pPr/>
+      <w:r>
+        <w:rPr>
+          <w:lang w:val="id_ID" w:bidi="id_ID"/>
+        </w:rPr>
+      </w:r>
+    </w:p>
+    <w:p>
+      <w:pPr>
+        <w:pStyle w:val="Heading2"/>
+      </w:pPr>
+      <w:r>
+        <w:rPr>
+          <w:lang w:val="id_ID" w:bidi="id_ID"/>
+        </w:rPr>
+        <w:t>Yosua 22:22</w:t>
+      </w:r>
+      <w:r>
+        <w:rPr>
+          <w:lang w:val="id_ID" w:bidi="id_ID"/>
+        </w:rPr>
+      </w:r>
+    </w:p>
+    <w:p>
+      <w:pPr/>
+      <w:r>
+        <w:rPr>
+          <w:lang w:val="id_ID" w:bidi="id_ID"/>
+        </w:rPr>
+      </w:r>
+      <w:r>
+        <w:rPr>
+          <w:lang w:val="id_ID" w:bidi="id_ID"/>
+        </w:rPr>
+        <w:t>Tuhan, Allah segala allah! Pengulangan hingga dua kali dari penegasan dramatis ini menunjukkan betapa terkejutnya suku-suku di timur ketika dituduh memberontak.</w:t>
+      </w:r>
+      <w:r>
+        <w:rPr>
+          <w:lang w:val="id_ID" w:bidi="id_ID"/>
+        </w:rPr>
+      </w:r>
+      <w:r>
+        <w:rPr>
+          <w:lang w:val="id_ID" w:bidi="id_ID"/>
+        </w:rPr>
+      </w:r>
+    </w:p>
+    <w:p>
+      <w:pPr/>
+      <w:r>
+        <w:rPr>
+          <w:lang w:val="id_ID" w:bidi="id_ID"/>
+        </w:rPr>
+      </w:r>
+    </w:p>
+    <w:p>
+      <w:pPr>
+        <w:pStyle w:val="Heading2"/>
+      </w:pPr>
+      <w:r>
+        <w:rPr>
+          <w:lang w:val="id_ID" w:bidi="id_ID"/>
+        </w:rPr>
+        <w:t>Yosua 22:23</w:t>
+      </w:r>
+      <w:r>
+        <w:rPr>
+          <w:lang w:val="id_ID" w:bidi="id_ID"/>
+        </w:rPr>
+      </w:r>
+    </w:p>
+    <w:p>
+      <w:pPr/>
+      <w:r>
+        <w:rPr>
+          <w:lang w:val="id_ID" w:bidi="id_ID"/>
+        </w:rPr>
+      </w:r>
+      <w:r>
+        <w:rPr>
+          <w:lang w:val="id_ID" w:bidi="id_ID"/>
+        </w:rPr>
+        <w:t>Suku-suku timur bersumpah demi nama Tuhan bahwa mereka tidak bersalah. • Petunjuk untuk pengorbanan menetapkan korban bakaran atau korban biji-bijian atau korban pendamaian (</w:t>
+      </w:r>
+      <w:hyperlink r:id="rId231">
+        <w:r>
+          <w:rPr>
+            <w:lang w:val="id_ID" w:bidi="id_ID"/>
+          </w:rPr>
+          <w:rPr>
+            <w:color w:val="0000EE"/>
+            <w:u w:val="single"/>
+          </w:rPr>
+          <w:t>Im. 1–3</w:t>
+        </w:r>
+      </w:hyperlink>
+      <w:r>
+        <w:rPr>
+          <w:lang w:val="id_ID" w:bidi="id_ID"/>
+        </w:rPr>
+        <w:t>). Pada masa ini, ibadah Israel berpusat di Kemah Suci di Silo. Mempersembahkan korban di tempat lain selain di tempat kudus utama merupakan pelanggaran terhadap perjanjian Allah.</w:t>
+      </w:r>
+      <w:r>
+        <w:rPr>
+          <w:lang w:val="id_ID" w:bidi="id_ID"/>
+        </w:rPr>
+      </w:r>
+      <w:r>
+        <w:rPr>
+          <w:lang w:val="id_ID" w:bidi="id_ID"/>
+        </w:rPr>
+      </w:r>
+    </w:p>
+    <w:p>
+      <w:pPr/>
+      <w:r>
+        <w:rPr>
+          <w:lang w:val="id_ID" w:bidi="id_ID"/>
+        </w:rPr>
+      </w:r>
+    </w:p>
+    <w:p>
+      <w:pPr>
+        <w:pStyle w:val="Heading2"/>
+      </w:pPr>
+      <w:r>
+        <w:rPr>
+          <w:lang w:val="id_ID" w:bidi="id_ID"/>
+        </w:rPr>
+        <w:t>Yosua 22:24–29</w:t>
+      </w:r>
+      <w:r>
+        <w:rPr>
+          <w:lang w:val="id_ID" w:bidi="id_ID"/>
+        </w:rPr>
+      </w:r>
+    </w:p>
+    <w:p>
+      <w:pPr/>
+      <w:r>
+        <w:rPr>
+          <w:lang w:val="id_ID" w:bidi="id_ID"/>
+        </w:rPr>
+      </w:r>
+      <w:r>
+        <w:rPr>
+          <w:lang w:val="id_ID" w:bidi="id_ID"/>
+        </w:rPr>
+        <w:t>Suku-suku timur takut dikucilkan dari Israel di kemudian hari karena sungai Yordan memisahkan mereka dari suku-suku barat.</w:t>
+      </w:r>
+      <w:r>
+        <w:rPr>
+          <w:lang w:val="id_ID" w:bidi="id_ID"/>
+        </w:rPr>
+      </w:r>
+      <w:r>
+        <w:rPr>
+          <w:lang w:val="id_ID" w:bidi="id_ID"/>
+        </w:rPr>
+      </w:r>
+    </w:p>
+    <w:p>
+      <w:pPr/>
+      <w:r>
+        <w:rPr>
+          <w:lang w:val="id_ID" w:bidi="id_ID"/>
+        </w:rPr>
+      </w:r>
+    </w:p>
+    <w:p>
+      <w:pPr>
+        <w:pStyle w:val="Heading2"/>
+      </w:pPr>
+      <w:r>
+        <w:rPr>
+          <w:lang w:val="id_ID" w:bidi="id_ID"/>
+        </w:rPr>
+        <w:t>Yosua 22:27</w:t>
+      </w:r>
+      <w:r>
+        <w:rPr>
+          <w:lang w:val="id_ID" w:bidi="id_ID"/>
+        </w:rPr>
+      </w:r>
+    </w:p>
+    <w:p>
+      <w:pPr/>
+      <w:r>
+        <w:rPr>
+          <w:lang w:val="id_ID" w:bidi="id_ID"/>
+        </w:rPr>
+      </w:r>
+      <w:r>
+        <w:rPr>
+          <w:lang w:val="id_ID" w:bidi="id_ID"/>
+        </w:rPr>
+        <w:t xml:space="preserve">Mezbah di dekat tepi sungai Yordan akan berdiri sebagai peringatan (secara harfiah </w:t>
+      </w:r>
+      <w:r>
+        <w:rPr>
+          <w:i/>
+          <w:lang w:val="id_ID" w:bidi="id_ID"/>
+        </w:rPr>
+        <w:t>menjadi saksi</w:t>
+      </w:r>
+      <w:r>
+        <w:rPr>
+          <w:lang w:val="id_ID" w:bidi="id_ID"/>
+        </w:rPr>
+        <w:t>) dari generasi ke generasi bahwa suku-suku di sebelah timur juga merupakan bagian dari Israel.</w:t>
+      </w:r>
+      <w:r>
+        <w:rPr>
+          <w:lang w:val="id_ID" w:bidi="id_ID"/>
+        </w:rPr>
+      </w:r>
+      <w:r>
+        <w:rPr>
+          <w:lang w:val="id_ID" w:bidi="id_ID"/>
+        </w:rPr>
+      </w:r>
+    </w:p>
+    <w:p>
+      <w:pPr/>
+      <w:r>
+        <w:rPr>
+          <w:lang w:val="id_ID" w:bidi="id_ID"/>
+        </w:rPr>
+      </w:r>
+    </w:p>
+    <w:p>
+      <w:pPr>
+        <w:pStyle w:val="Heading2"/>
+      </w:pPr>
+      <w:r>
+        <w:rPr>
+          <w:lang w:val="id_ID" w:bidi="id_ID"/>
+        </w:rPr>
+        <w:t>Yosua 22:28</w:t>
+      </w:r>
+      <w:r>
+        <w:rPr>
+          <w:lang w:val="id_ID" w:bidi="id_ID"/>
+        </w:rPr>
+      </w:r>
+    </w:p>
+    <w:p>
+      <w:pPr/>
+      <w:r>
+        <w:rPr>
+          <w:lang w:val="id_ID" w:bidi="id_ID"/>
+        </w:rPr>
+      </w:r>
+      <w:r>
+        <w:rPr>
+          <w:lang w:val="id_ID" w:bidi="id_ID"/>
+        </w:rPr>
+        <w:t>Mezbah ini adalah sebuah tiruan, yang dimaksudkan untuk dilihat, bukan untuk digunakan.</w:t>
+      </w:r>
+      <w:r>
+        <w:rPr>
+          <w:lang w:val="id_ID" w:bidi="id_ID"/>
+        </w:rPr>
+      </w:r>
+      <w:r>
+        <w:rPr>
+          <w:lang w:val="id_ID" w:bidi="id_ID"/>
+        </w:rPr>
+      </w:r>
+    </w:p>
+    <w:p>
+      <w:pPr/>
+      <w:r>
+        <w:rPr>
+          <w:lang w:val="id_ID" w:bidi="id_ID"/>
+        </w:rPr>
+      </w:r>
+    </w:p>
+    <w:p>
+      <w:pPr>
+        <w:pStyle w:val="Heading2"/>
+      </w:pPr>
+      <w:r>
+        <w:rPr>
+          <w:lang w:val="id_ID" w:bidi="id_ID"/>
+        </w:rPr>
+        <w:t>Yosua 22:31</w:t>
+      </w:r>
+      <w:r>
+        <w:rPr>
+          <w:lang w:val="id_ID" w:bidi="id_ID"/>
+        </w:rPr>
+      </w:r>
+    </w:p>
+    <w:p>
+      <w:pPr/>
+      <w:r>
+        <w:rPr>
+          <w:lang w:val="id_ID" w:bidi="id_ID"/>
+        </w:rPr>
+      </w:r>
+      <w:r>
+        <w:rPr>
+          <w:lang w:val="id_ID" w:bidi="id_ID"/>
+        </w:rPr>
+        <w:t>kamu telah melepaskan: Dalam jawabannya kepada suku-suku timur, Pinehas menggunakan bahasa yang sangat mirip dengan kata-kata yang diucapkan Allah ketika Pinehas mengalihkan murka Allah dari Israel di Peor (</w:t>
+      </w:r>
+      <w:hyperlink r:id="rId232">
+        <w:r>
+          <w:rPr>
+            <w:lang w:val="id_ID" w:bidi="id_ID"/>
+          </w:rPr>
+          <w:rPr>
+            <w:color w:val="0000EE"/>
+            <w:u w:val="single"/>
+          </w:rPr>
+          <w:t>Bil. 25:11</w:t>
+        </w:r>
+      </w:hyperlink>
+      <w:r>
+        <w:rPr>
+          <w:lang w:val="id_ID" w:bidi="id_ID"/>
+        </w:rPr>
+        <w:t>).</w:t>
+      </w:r>
+      <w:r>
+        <w:rPr>
+          <w:lang w:val="id_ID" w:bidi="id_ID"/>
+        </w:rPr>
+      </w:r>
+      <w:r>
+        <w:rPr>
+          <w:lang w:val="id_ID" w:bidi="id_ID"/>
+        </w:rPr>
+      </w:r>
+    </w:p>
+    <w:p>
+      <w:pPr/>
+      <w:r>
+        <w:rPr>
+          <w:lang w:val="id_ID" w:bidi="id_ID"/>
+        </w:rPr>
+      </w:r>
+    </w:p>
+    <w:p>
+      <w:pPr>
+        <w:pStyle w:val="Heading2"/>
+      </w:pPr>
+      <w:r>
+        <w:rPr>
+          <w:lang w:val="id_ID" w:bidi="id_ID"/>
+        </w:rPr>
+        <w:t>Yosua 22:33</w:t>
+      </w:r>
+      <w:r>
+        <w:rPr>
+          <w:lang w:val="id_ID" w:bidi="id_ID"/>
+        </w:rPr>
+      </w:r>
+    </w:p>
+    <w:p>
+      <w:pPr/>
+      <w:r>
+        <w:rPr>
+          <w:lang w:val="id_ID" w:bidi="id_ID"/>
+        </w:rPr>
+      </w:r>
+      <w:r>
+        <w:rPr>
+          <w:lang w:val="id_ID" w:bidi="id_ID"/>
+        </w:rPr>
+        <w:t>Baik suku-suku di bagian timur maupun barat merasa lega karena krisis telah terhindarkan, dan dengan penuh sukacita mereka memuji Allah untuk memperbaharui penegasan persatuan bangsa dalam kesetiaan mereka kepada Allah.</w:t>
+      </w:r>
+      <w:r>
+        <w:rPr>
+          <w:lang w:val="id_ID" w:bidi="id_ID"/>
+        </w:rPr>
+      </w:r>
+      <w:r>
+        <w:rPr>
+          <w:lang w:val="id_ID" w:bidi="id_ID"/>
+        </w:rPr>
+      </w:r>
+    </w:p>
+    <w:p>
+      <w:pPr/>
+      <w:r>
+        <w:rPr>
+          <w:lang w:val="id_ID" w:bidi="id_ID"/>
+        </w:rPr>
+      </w:r>
+    </w:p>
+    <w:p>
+      <w:pPr>
+        <w:pStyle w:val="Heading2"/>
+      </w:pPr>
+      <w:r>
+        <w:rPr>
+          <w:lang w:val="id_ID" w:bidi="id_ID"/>
+        </w:rPr>
+        <w:t>Yosua 22:34</w:t>
+      </w:r>
+      <w:r>
+        <w:rPr>
+          <w:lang w:val="id_ID" w:bidi="id_ID"/>
+        </w:rPr>
+      </w:r>
+    </w:p>
+    <w:p>
+      <w:pPr/>
+      <w:r>
+        <w:rPr>
+          <w:lang w:val="id_ID" w:bidi="id_ID"/>
+        </w:rPr>
+      </w:r>
+      <w:r>
+        <w:rPr>
+          <w:lang w:val="id_ID" w:bidi="id_ID"/>
+        </w:rPr>
+        <w:t>saksi: Teks-teks Ibrani yang menyertakan kata ini menafsirkan pernyataan terakhir sebagai penjelasan dari nama tersebut. Teks-teks yang menghilangkan kata tersebut memahami kutipan terakhir sebagai nama mezbah itu.</w:t>
+      </w:r>
+      <w:r>
+        <w:rPr>
+          <w:lang w:val="id_ID" w:bidi="id_ID"/>
+        </w:rPr>
+      </w:r>
+      <w:r>
+        <w:rPr>
+          <w:lang w:val="id_ID" w:bidi="id_ID"/>
+        </w:rPr>
+      </w:r>
+    </w:p>
+    <w:p>
+      <w:pPr/>
+      <w:r>
+        <w:rPr>
+          <w:lang w:val="id_ID" w:bidi="id_ID"/>
+        </w:rPr>
+      </w:r>
+    </w:p>
+    <w:p>
+      <w:pPr>
+        <w:pStyle w:val="Heading2"/>
+      </w:pPr>
+      <w:r>
+        <w:rPr>
+          <w:lang w:val="id_ID" w:bidi="id_ID"/>
+        </w:rPr>
+        <w:t>Yosua 23:1–11</w:t>
+      </w:r>
+      <w:r>
+        <w:rPr>
+          <w:lang w:val="id_ID" w:bidi="id_ID"/>
+        </w:rPr>
+      </w:r>
+    </w:p>
+    <w:p>
+      <w:pPr/>
+      <w:r>
+        <w:rPr>
+          <w:lang w:val="id_ID" w:bidi="id_ID"/>
+        </w:rPr>
+      </w:r>
+      <w:r>
+        <w:rPr>
+          <w:lang w:val="id_ID" w:bidi="id_ID"/>
+        </w:rPr>
+        <w:t>Yosua mendesak para pemimpin Israel untuk setia.</w:t>
+      </w:r>
+      <w:r>
+        <w:rPr>
+          <w:lang w:val="id_ID" w:bidi="id_ID"/>
+        </w:rPr>
+      </w:r>
+      <w:r>
+        <w:rPr>
+          <w:lang w:val="id_ID" w:bidi="id_ID"/>
+        </w:rPr>
+      </w:r>
+    </w:p>
+    <w:p>
+      <w:pPr/>
+      <w:r>
+        <w:rPr>
+          <w:lang w:val="id_ID" w:bidi="id_ID"/>
+        </w:rPr>
+      </w:r>
+    </w:p>
+    <w:p>
+      <w:pPr>
+        <w:pStyle w:val="Heading2"/>
+      </w:pPr>
+      <w:r>
+        <w:rPr>
+          <w:lang w:val="id_ID" w:bidi="id_ID"/>
+        </w:rPr>
+        <w:t>Yosua 23:2–3</w:t>
+      </w:r>
+      <w:r>
+        <w:rPr>
+          <w:lang w:val="id_ID" w:bidi="id_ID"/>
+        </w:rPr>
+      </w:r>
+    </w:p>
+    <w:p>
+      <w:pPr/>
+      <w:r>
+        <w:rPr>
+          <w:lang w:val="id_ID" w:bidi="id_ID"/>
+        </w:rPr>
+      </w:r>
+      <w:r>
+        <w:rPr>
+          <w:lang w:val="id_ID" w:bidi="id_ID"/>
+        </w:rPr>
+        <w:t>Para pemimpin Israel telah mengalami apa yang telah Allah lakukan bagi mereka dan bagi musuh-musuh mereka. Sepanjang hidup para pemimpin yang hidup lebih lama dari Yosua ini, bangsa Israel terus setia kepada Allah (</w:t>
+      </w:r>
+      <w:hyperlink r:id="rId233">
+        <w:r>
+          <w:rPr>
+            <w:lang w:val="id_ID" w:bidi="id_ID"/>
+          </w:rPr>
+          <w:rPr>
+            <w:color w:val="0000EE"/>
+            <w:u w:val="single"/>
+          </w:rPr>
+          <w:t>Hak. 2:7</w:t>
+        </w:r>
+      </w:hyperlink>
+      <w:r>
+        <w:rPr>
+          <w:lang w:val="id_ID" w:bidi="id_ID"/>
+        </w:rPr>
+        <w:t>).</w:t>
+      </w:r>
+      <w:r>
+        <w:rPr>
+          <w:lang w:val="id_ID" w:bidi="id_ID"/>
+        </w:rPr>
+      </w:r>
+      <w:r>
+        <w:rPr>
+          <w:lang w:val="id_ID" w:bidi="id_ID"/>
+        </w:rPr>
+      </w:r>
+    </w:p>
+    <w:p>
+      <w:pPr/>
+      <w:r>
+        <w:rPr>
+          <w:lang w:val="id_ID" w:bidi="id_ID"/>
+        </w:rPr>
+      </w:r>
+    </w:p>
+    <w:p>
+      <w:pPr>
+        <w:pStyle w:val="Heading2"/>
+      </w:pPr>
+      <w:r>
+        <w:rPr>
+          <w:lang w:val="id_ID" w:bidi="id_ID"/>
+        </w:rPr>
+        <w:t>Yosua 23:4–5</w:t>
+      </w:r>
+      <w:r>
+        <w:rPr>
+          <w:lang w:val="id_ID" w:bidi="id_ID"/>
+        </w:rPr>
+      </w:r>
+    </w:p>
+    <w:p>
+      <w:pPr/>
+      <w:r>
+        <w:rPr>
+          <w:lang w:val="id_ID" w:bidi="id_ID"/>
+        </w:rPr>
+      </w:r>
+      <w:r>
+        <w:rPr>
+          <w:lang w:val="id_ID" w:bidi="id_ID"/>
+        </w:rPr>
+        <w:t xml:space="preserve">Beberapa bagian tanah yang telah diberikan Yosua kepada berbagai suku maish belum ditaklukkan. Pendudukan Israel secara bertahap atas tanah tersebut memiliki alasan ekologis (lihat </w:t>
+      </w:r>
+      <w:hyperlink r:id="rId234">
+        <w:r>
+          <w:rPr>
+            <w:lang w:val="id_ID" w:bidi="id_ID"/>
+          </w:rPr>
+          <w:rPr>
+            <w:color w:val="0000EE"/>
+            <w:u w:val="single"/>
+          </w:rPr>
+          <w:t>Kel. 23:29–30</w:t>
+        </w:r>
+      </w:hyperlink>
+      <w:r>
+        <w:rPr>
+          <w:lang w:val="id_ID" w:bidi="id_ID"/>
+        </w:rPr>
+        <w:t xml:space="preserve">), alasan militer (lihat </w:t>
+      </w:r>
+      <w:hyperlink r:id="rId235">
+        <w:r>
+          <w:rPr>
+            <w:lang w:val="id_ID" w:bidi="id_ID"/>
+          </w:rPr>
+          <w:rPr>
+            <w:color w:val="0000EE"/>
+            <w:u w:val="single"/>
+          </w:rPr>
+          <w:t>Hak. 1:19</w:t>
+        </w:r>
+      </w:hyperlink>
+      <w:r>
+        <w:rPr>
+          <w:lang w:val="id_ID" w:bidi="id_ID"/>
+        </w:rPr>
+        <w:t xml:space="preserve">), dan alasan teologis (lihat </w:t>
+      </w:r>
+      <w:hyperlink r:id="rId236">
+        <w:r>
+          <w:rPr>
+            <w:lang w:val="id_ID" w:bidi="id_ID"/>
+          </w:rPr>
+          <w:rPr>
+            <w:color w:val="0000EE"/>
+            <w:u w:val="single"/>
+          </w:rPr>
+          <w:t>Hak. 2:20–3:4</w:t>
+        </w:r>
+      </w:hyperlink>
+      <w:r>
+        <w:rPr>
+          <w:lang w:val="id_ID" w:bidi="id_ID"/>
+        </w:rPr>
+        <w:t>). Ketidaksetiaan Israel selanjutnya menunda proses pemukiman mereka selama beberapa abad; alih-alih mengusir orang-orang Kanaan yang tersisa, Israel justru membaur dengan mereka, sehingga umat Allah mengalami godaan yang lebih besar untuk tidak setia. Yosua menyadari hal ini sebagai bahaya yang nyata (</w:t>
+      </w:r>
+      <w:hyperlink r:id="rId237">
+        <w:r>
+          <w:rPr>
+            <w:lang w:val="id_ID" w:bidi="id_ID"/>
+          </w:rPr>
+          <w:rPr>
+            <w:color w:val="0000EE"/>
+            <w:u w:val="single"/>
+          </w:rPr>
+          <w:t>Yos. 23:15–16</w:t>
+        </w:r>
+      </w:hyperlink>
+      <w:r>
+        <w:rPr>
+          <w:lang w:val="id_ID" w:bidi="id_ID"/>
+        </w:rPr>
+        <w:t>).</w:t>
+      </w:r>
+      <w:r>
+        <w:rPr>
+          <w:lang w:val="id_ID" w:bidi="id_ID"/>
+        </w:rPr>
+      </w:r>
+      <w:r>
+        <w:rPr>
+          <w:lang w:val="id_ID" w:bidi="id_ID"/>
+        </w:rPr>
+      </w:r>
+    </w:p>
+    <w:p>
+      <w:pPr/>
+      <w:r>
+        <w:rPr>
+          <w:lang w:val="id_ID" w:bidi="id_ID"/>
+        </w:rPr>
+      </w:r>
+    </w:p>
+    <w:p>
+      <w:pPr>
+        <w:pStyle w:val="Heading2"/>
+      </w:pPr>
+      <w:r>
+        <w:rPr>
+          <w:lang w:val="id_ID" w:bidi="id_ID"/>
+        </w:rPr>
+        <w:t>Yosua 23:6</w:t>
+      </w:r>
+      <w:r>
+        <w:rPr>
+          <w:lang w:val="id_ID" w:bidi="id_ID"/>
+        </w:rPr>
+      </w:r>
+    </w:p>
+    <w:p>
+      <w:pPr/>
+      <w:r>
+        <w:rPr>
+          <w:lang w:val="id_ID" w:bidi="id_ID"/>
+        </w:rPr>
+      </w:r>
+      <w:r>
+        <w:rPr>
+          <w:lang w:val="id_ID" w:bidi="id_ID"/>
+        </w:rPr>
+        <w:t>Sejak sebelum menyeberangi sungai Yordan untuk merebut tanah Kanaan, prinsip yang dipegang Yosua adalah sangat berhati-hati untuk mengikuti semua yang Musa tuliskan dan tidak menyimpang darinya. Sekarang dia meneruskan perintah-perintah ini kepada para pemimpin yang akan menggantikannya dalam memimpin bangsa Israel.</w:t>
+      </w:r>
+      <w:r>
+        <w:rPr>
+          <w:lang w:val="id_ID" w:bidi="id_ID"/>
+        </w:rPr>
+      </w:r>
+      <w:r>
+        <w:rPr>
+          <w:lang w:val="id_ID" w:bidi="id_ID"/>
+        </w:rPr>
+      </w:r>
+    </w:p>
+    <w:p>
+      <w:pPr/>
+      <w:r>
+        <w:rPr>
+          <w:lang w:val="id_ID" w:bidi="id_ID"/>
+        </w:rPr>
+      </w:r>
+    </w:p>
+    <w:p>
+      <w:pPr>
+        <w:pStyle w:val="Heading2"/>
+      </w:pPr>
+      <w:r>
+        <w:rPr>
+          <w:lang w:val="id_ID" w:bidi="id_ID"/>
+        </w:rPr>
+        <w:t>Yosua 23:7</w:t>
+      </w:r>
+      <w:r>
+        <w:rPr>
+          <w:lang w:val="id_ID" w:bidi="id_ID"/>
+        </w:rPr>
+      </w:r>
+    </w:p>
+    <w:p>
+      <w:pPr/>
+      <w:r>
+        <w:rPr>
+          <w:lang w:val="id_ID" w:bidi="id_ID"/>
+        </w:rPr>
+      </w:r>
+      <w:r>
+        <w:rPr>
+          <w:lang w:val="id_ID" w:bidi="id_ID"/>
+        </w:rPr>
+        <w:t>serta mengakui nama … bersumpah demi … beribadah … atau sujud menyembah kepada mereka: Keempat tindakan ini menggambarkan keterlibatan progresif dengan penyembahan berhala.</w:t>
+      </w:r>
+      <w:r>
+        <w:rPr>
+          <w:lang w:val="id_ID" w:bidi="id_ID"/>
+        </w:rPr>
+      </w:r>
+      <w:r>
+        <w:rPr>
+          <w:lang w:val="id_ID" w:bidi="id_ID"/>
+        </w:rPr>
+      </w:r>
+    </w:p>
+    <w:p>
+      <w:pPr/>
+      <w:r>
+        <w:rPr>
+          <w:lang w:val="id_ID" w:bidi="id_ID"/>
+        </w:rPr>
+      </w:r>
+    </w:p>
+    <w:p>
+      <w:pPr>
+        <w:pStyle w:val="Heading2"/>
+      </w:pPr>
+      <w:r>
+        <w:rPr>
+          <w:lang w:val="id_ID" w:bidi="id_ID"/>
+        </w:rPr>
+        <w:t>Yosua 23:8</w:t>
+      </w:r>
+      <w:r>
+        <w:rPr>
+          <w:lang w:val="id_ID" w:bidi="id_ID"/>
+        </w:rPr>
+      </w:r>
+    </w:p>
+    <w:p>
+      <w:pPr/>
+      <w:r>
+        <w:rPr>
+          <w:lang w:val="id_ID" w:bidi="id_ID"/>
+        </w:rPr>
+      </w:r>
+      <w:r>
+        <w:rPr>
+          <w:lang w:val="id_ID" w:bidi="id_ID"/>
+        </w:rPr>
+        <w:t>Berpaut dan bersemangat kepada Allah akan membuat godaan untuk menyimpang kepada ilah-ilah lain menjadi tidak berdaya. Kata kerja yang sama ini menggambarkan seorang suami yang berpaut pada istrinya (</w:t>
+      </w:r>
+      <w:hyperlink r:id="rId238">
+        <w:r>
+          <w:rPr>
+            <w:lang w:val="id_ID" w:bidi="id_ID"/>
+          </w:rPr>
+          <w:rPr>
+            <w:color w:val="0000EE"/>
+            <w:u w:val="single"/>
+          </w:rPr>
+          <w:t>Kej. 2:24</w:t>
+        </w:r>
+      </w:hyperlink>
+      <w:r>
+        <w:rPr>
+          <w:lang w:val="id_ID" w:bidi="id_ID"/>
+        </w:rPr>
+        <w:t>) dan Rut yang melekat pada Naomi (</w:t>
+      </w:r>
+      <w:hyperlink r:id="rId239">
+        <w:r>
+          <w:rPr>
+            <w:lang w:val="id_ID" w:bidi="id_ID"/>
+          </w:rPr>
+          <w:rPr>
+            <w:color w:val="0000EE"/>
+            <w:u w:val="single"/>
+          </w:rPr>
+          <w:t>Rut 1:14</w:t>
+        </w:r>
+      </w:hyperlink>
+      <w:r>
+        <w:rPr>
+          <w:lang w:val="id_ID" w:bidi="id_ID"/>
+        </w:rPr>
+        <w:t>).</w:t>
+      </w:r>
+      <w:r>
+        <w:rPr>
+          <w:lang w:val="id_ID" w:bidi="id_ID"/>
+        </w:rPr>
+      </w:r>
+      <w:r>
+        <w:rPr>
+          <w:lang w:val="id_ID" w:bidi="id_ID"/>
+        </w:rPr>
+      </w:r>
+    </w:p>
+    <w:p>
+      <w:pPr/>
+      <w:r>
+        <w:rPr>
+          <w:lang w:val="id_ID" w:bidi="id_ID"/>
+        </w:rPr>
+      </w:r>
+    </w:p>
+    <w:p>
+      <w:pPr>
+        <w:pStyle w:val="Heading2"/>
+      </w:pPr>
+      <w:r>
+        <w:rPr>
+          <w:lang w:val="id_ID" w:bidi="id_ID"/>
+        </w:rPr>
+        <w:t>Yosua 23:9</w:t>
+      </w:r>
+      <w:r>
+        <w:rPr>
+          <w:lang w:val="id_ID" w:bidi="id_ID"/>
+        </w:rPr>
+      </w:r>
+    </w:p>
+    <w:p>
+      <w:pPr/>
+      <w:r>
+        <w:rPr>
+          <w:lang w:val="id_ID" w:bidi="id_ID"/>
+        </w:rPr>
+      </w:r>
+      <w:r>
+        <w:rPr>
+          <w:lang w:val="id_ID" w:bidi="id_ID"/>
+        </w:rPr>
+        <w:t>Contoh-contoh bangsa yang besar dan kuat termasuk bangsa Anakim (</w:t>
+      </w:r>
+      <w:hyperlink r:id="rId240">
+        <w:r>
+          <w:rPr>
+            <w:lang w:val="id_ID" w:bidi="id_ID"/>
+          </w:rPr>
+          <w:rPr>
+            <w:color w:val="0000EE"/>
+            <w:u w:val="single"/>
+          </w:rPr>
+          <w:t>Yos. 11:21–22</w:t>
+        </w:r>
+      </w:hyperlink>
+      <w:r>
+        <w:rPr>
+          <w:lang w:val="id_ID" w:bidi="id_ID"/>
+        </w:rPr>
+        <w:t>) dan kota Hazor (</w:t>
+      </w:r>
+      <w:hyperlink r:id="rId99">
+        <w:r>
+          <w:rPr>
+            <w:lang w:val="id_ID" w:bidi="id_ID"/>
+          </w:rPr>
+          <w:rPr>
+            <w:color w:val="0000EE"/>
+            <w:u w:val="single"/>
+          </w:rPr>
+          <w:t>Yos. 11:10</w:t>
+        </w:r>
+      </w:hyperlink>
+      <w:r>
+        <w:rPr>
+          <w:lang w:val="id_ID" w:bidi="id_ID"/>
+        </w:rPr>
+        <w:t>).</w:t>
+      </w:r>
+      <w:r>
+        <w:rPr>
+          <w:lang w:val="id_ID" w:bidi="id_ID"/>
+        </w:rPr>
+      </w:r>
+      <w:r>
+        <w:rPr>
+          <w:lang w:val="id_ID" w:bidi="id_ID"/>
+        </w:rPr>
+      </w:r>
+    </w:p>
+    <w:p>
+      <w:pPr/>
+      <w:r>
+        <w:rPr>
+          <w:lang w:val="id_ID" w:bidi="id_ID"/>
+        </w:rPr>
+      </w:r>
+    </w:p>
+    <w:p>
+      <w:pPr>
+        <w:pStyle w:val="Heading2"/>
+      </w:pPr>
+      <w:r>
+        <w:rPr>
+          <w:lang w:val="id_ID" w:bidi="id_ID"/>
+        </w:rPr>
+        <w:t>Yosua 23:10</w:t>
+      </w:r>
+      <w:r>
+        <w:rPr>
+          <w:lang w:val="id_ID" w:bidi="id_ID"/>
+        </w:rPr>
+      </w:r>
+    </w:p>
+    <w:p>
+      <w:pPr/>
+      <w:r>
+        <w:rPr>
+          <w:lang w:val="id_ID" w:bidi="id_ID"/>
+        </w:rPr>
+      </w:r>
+      <w:r>
+        <w:rPr>
+          <w:lang w:val="id_ID" w:bidi="id_ID"/>
+        </w:rPr>
+        <w:t xml:space="preserve">Allahmu, Dialah yang berperang bagi kamu: Sebagaimana Allah telah berperang untuk bangsa Israel di masa lalu (mis., </w:t>
+      </w:r>
+      <w:hyperlink r:id="rId241">
+        <w:r>
+          <w:rPr>
+            <w:lang w:val="id_ID" w:bidi="id_ID"/>
+          </w:rPr>
+          <w:rPr>
+            <w:color w:val="0000EE"/>
+            <w:u w:val="single"/>
+          </w:rPr>
+          <w:t>Yos. 10:11–14</w:t>
+        </w:r>
+      </w:hyperlink>
+      <w:r>
+        <w:rPr>
+          <w:lang w:val="id_ID" w:bidi="id_ID"/>
+        </w:rPr>
+        <w:t>), Dia akan terus berperang bagi mereka di masa depan.</w:t>
+      </w:r>
+      <w:r>
+        <w:rPr>
+          <w:lang w:val="id_ID" w:bidi="id_ID"/>
+        </w:rPr>
+      </w:r>
+      <w:r>
+        <w:rPr>
+          <w:lang w:val="id_ID" w:bidi="id_ID"/>
+        </w:rPr>
+      </w:r>
+    </w:p>
+    <w:p>
+      <w:pPr/>
+      <w:r>
+        <w:rPr>
+          <w:lang w:val="id_ID" w:bidi="id_ID"/>
+        </w:rPr>
+      </w:r>
+    </w:p>
+    <w:p>
+      <w:pPr>
+        <w:pStyle w:val="Heading2"/>
+      </w:pPr>
+      <w:r>
+        <w:rPr>
+          <w:lang w:val="id_ID" w:bidi="id_ID"/>
+        </w:rPr>
+        <w:t>Yosua 23:11</w:t>
+      </w:r>
+      <w:r>
+        <w:rPr>
+          <w:lang w:val="id_ID" w:bidi="id_ID"/>
+        </w:rPr>
+      </w:r>
+    </w:p>
+    <w:p>
+      <w:pPr/>
+      <w:r>
+        <w:rPr>
+          <w:lang w:val="id_ID" w:bidi="id_ID"/>
+        </w:rPr>
+      </w:r>
+      <w:r>
+        <w:rPr>
+          <w:lang w:val="id_ID" w:bidi="id_ID"/>
+        </w:rPr>
+        <w:t>bertekunlah mengasihi: Kasih adalah fungsi dari kehendak dan niat. Emosi dan ketertarikan adalah hasil, bukan esensi, dari kasih. Karena kasih adalah (atau bukan) kehendak, kasih dapat diperintahkan tetapi tidak dapat dipaksakan.</w:t>
+      </w:r>
+      <w:r>
+        <w:rPr>
+          <w:lang w:val="id_ID" w:bidi="id_ID"/>
+        </w:rPr>
+      </w:r>
+      <w:r>
+        <w:rPr>
+          <w:lang w:val="id_ID" w:bidi="id_ID"/>
+        </w:rPr>
+      </w:r>
+    </w:p>
+    <w:p>
+      <w:pPr/>
+      <w:r>
+        <w:rPr>
+          <w:lang w:val="id_ID" w:bidi="id_ID"/>
+        </w:rPr>
+      </w:r>
+    </w:p>
+    <w:p>
+      <w:pPr>
+        <w:pStyle w:val="Heading2"/>
+      </w:pPr>
+      <w:r>
+        <w:rPr>
+          <w:lang w:val="id_ID" w:bidi="id_ID"/>
+        </w:rPr>
+        <w:t>Yosua 23:12</w:t>
+      </w:r>
+      <w:r>
+        <w:rPr>
+          <w:lang w:val="id_ID" w:bidi="id_ID"/>
+        </w:rPr>
+      </w:r>
+    </w:p>
+    <w:p>
+      <w:pPr/>
+      <w:r>
+        <w:rPr>
+          <w:lang w:val="id_ID" w:bidi="id_ID"/>
+        </w:rPr>
+      </w:r>
+      <w:r>
+        <w:rPr>
+          <w:lang w:val="id_ID" w:bidi="id_ID"/>
+        </w:rPr>
+        <w:t>Yosua memperingatkan umat Allah untuk tidak melakukan perkawinan campur dengan bangsa-bangsa penyembah berhala disekeliling mereka karena hubungan yang intim seperti itu akan menyesatkan bangsa Israel (</w:t>
+      </w:r>
+      <w:hyperlink r:id="rId242">
+        <w:r>
+          <w:rPr>
+            <w:lang w:val="id_ID" w:bidi="id_ID"/>
+          </w:rPr>
+          <w:rPr>
+            <w:color w:val="0000EE"/>
+            <w:u w:val="single"/>
+          </w:rPr>
+          <w:t>Ul. 7:3–4</w:t>
+        </w:r>
+      </w:hyperlink>
+      <w:r>
+        <w:rPr>
+          <w:lang w:val="id_ID" w:bidi="id_ID"/>
+        </w:rPr>
+        <w:t>). Namun, orang Kanaan yang ingin menyembah Allah dan bergabung dengan umat Allah disambut dengan baik (</w:t>
+      </w:r>
+      <w:hyperlink r:id="rId243">
+        <w:r>
+          <w:rPr>
+            <w:lang w:val="id_ID" w:bidi="id_ID"/>
+          </w:rPr>
+          <w:rPr>
+            <w:color w:val="0000EE"/>
+            <w:u w:val="single"/>
+          </w:rPr>
+          <w:t>Yos. 6:25</w:t>
+        </w:r>
+      </w:hyperlink>
+      <w:r>
+        <w:rPr>
+          <w:lang w:val="id_ID" w:bidi="id_ID"/>
+        </w:rPr>
+        <w:t xml:space="preserve">; </w:t>
+      </w:r>
+      <w:hyperlink r:id="rId244">
+        <w:r>
+          <w:rPr>
+            <w:lang w:val="id_ID" w:bidi="id_ID"/>
+          </w:rPr>
+          <w:rPr>
+            <w:color w:val="0000EE"/>
+            <w:u w:val="single"/>
+          </w:rPr>
+          <w:t>Rut 4:10</w:t>
+        </w:r>
+      </w:hyperlink>
+      <w:r>
+        <w:rPr>
+          <w:lang w:val="id_ID" w:bidi="id_ID"/>
+        </w:rPr>
+        <w:t xml:space="preserve">). Ras, bahasa, dan etnis tidak berpengaruh pada larangan Allah untuk melakukan perkawinan campur; ini adalah masalah kesetiaan kepada Tuhan (bdk. </w:t>
+      </w:r>
+      <w:hyperlink r:id="rId245">
+        <w:r>
+          <w:rPr>
+            <w:lang w:val="id_ID" w:bidi="id_ID"/>
+          </w:rPr>
+          <w:rPr>
+            <w:color w:val="0000EE"/>
+            <w:u w:val="single"/>
+          </w:rPr>
+          <w:t>2Kor. 6:14–15</w:t>
+        </w:r>
+      </w:hyperlink>
+      <w:r>
+        <w:rPr>
+          <w:lang w:val="id_ID" w:bidi="id_ID"/>
+        </w:rPr>
+        <w:t>).</w:t>
+      </w:r>
+      <w:r>
+        <w:rPr>
+          <w:lang w:val="id_ID" w:bidi="id_ID"/>
+        </w:rPr>
+      </w:r>
+      <w:r>
+        <w:rPr>
+          <w:lang w:val="id_ID" w:bidi="id_ID"/>
+        </w:rPr>
+      </w:r>
+    </w:p>
+    <w:p>
+      <w:pPr/>
+      <w:r>
+        <w:rPr>
+          <w:lang w:val="id_ID" w:bidi="id_ID"/>
+        </w:rPr>
+      </w:r>
+    </w:p>
+    <w:p>
+      <w:pPr>
+        <w:pStyle w:val="Heading2"/>
+      </w:pPr>
+      <w:r>
+        <w:rPr>
+          <w:lang w:val="id_ID" w:bidi="id_ID"/>
+        </w:rPr>
+        <w:t>Yosua 23:12–16</w:t>
+      </w:r>
+      <w:r>
+        <w:rPr>
+          <w:lang w:val="id_ID" w:bidi="id_ID"/>
+        </w:rPr>
+      </w:r>
+    </w:p>
+    <w:p>
+      <w:pPr/>
+      <w:r>
+        <w:rPr>
+          <w:lang w:val="id_ID" w:bidi="id_ID"/>
+        </w:rPr>
+      </w:r>
+      <w:r>
+        <w:rPr>
+          <w:lang w:val="id_ID" w:bidi="id_ID"/>
+        </w:rPr>
+        <w:t>Kemurtadan—berpaling dari Allah yang benar—adalah sesuatu yang fatal. • Karena Allah itu kudus, Yosua dapat berbicara dengan penuh optimisme tentang janji-janji Allah dan negeri yang baik yang akan diberikan Allah kepada mereka. Allah tidak akan mengubah karakter-Nya yang kudus meskipun umat-Nya berubah. Pemberontakan umat Allah tidak dapat merusak kekudusan-Nya, tetapi pemberontakan akan membinasakan mereka yang memberontak.</w:t>
+      </w:r>
+      <w:r>
+        <w:rPr>
+          <w:lang w:val="id_ID" w:bidi="id_ID"/>
+        </w:rPr>
+      </w:r>
+      <w:r>
+        <w:rPr>
+          <w:lang w:val="id_ID" w:bidi="id_ID"/>
+        </w:rPr>
+      </w:r>
+    </w:p>
+    <w:p>
+      <w:pPr/>
+      <w:r>
+        <w:rPr>
+          <w:lang w:val="id_ID" w:bidi="id_ID"/>
+        </w:rPr>
+      </w:r>
+    </w:p>
+    <w:p>
+      <w:pPr>
+        <w:pStyle w:val="Heading2"/>
+      </w:pPr>
+      <w:r>
+        <w:rPr>
+          <w:lang w:val="id_ID" w:bidi="id_ID"/>
+        </w:rPr>
+        <w:t>Yosua 23:13</w:t>
+      </w:r>
+      <w:r>
+        <w:rPr>
+          <w:lang w:val="id_ID" w:bidi="id_ID"/>
+        </w:rPr>
+      </w:r>
+    </w:p>
+    <w:p>
+      <w:pPr/>
+      <w:r>
+        <w:rPr>
+          <w:lang w:val="id_ID" w:bidi="id_ID"/>
+        </w:rPr>
+      </w:r>
+      <w:r>
+        <w:rPr>
+          <w:lang w:val="id_ID" w:bidi="id_ID"/>
+        </w:rPr>
+        <w:t>tidak akan menghalau lagi bangsa-bangsa itu: Jika Israel berhubungan dengan sisa-sisa orang Kanaan, Allah akan mewajibkan orang Israel untuk tidak lagi mengusir sisa-sisa bangsa itu. Allah pada akhirnya memberikan apa yang mereka cari.</w:t>
+      </w:r>
+      <w:r>
+        <w:rPr>
+          <w:lang w:val="id_ID" w:bidi="id_ID"/>
+        </w:rPr>
+      </w:r>
+      <w:r>
+        <w:rPr>
+          <w:lang w:val="id_ID" w:bidi="id_ID"/>
+        </w:rPr>
+      </w:r>
+    </w:p>
+    <w:p>
+      <w:pPr/>
+      <w:r>
+        <w:rPr>
+          <w:lang w:val="id_ID" w:bidi="id_ID"/>
+        </w:rPr>
+      </w:r>
+    </w:p>
+    <w:p>
+      <w:pPr>
+        <w:pStyle w:val="Heading2"/>
+      </w:pPr>
+      <w:r>
+        <w:rPr>
+          <w:lang w:val="id_ID" w:bidi="id_ID"/>
+        </w:rPr>
+        <w:t>Yosua 23:15–16</w:t>
+      </w:r>
+      <w:r>
+        <w:rPr>
+          <w:lang w:val="id_ID" w:bidi="id_ID"/>
+        </w:rPr>
+      </w:r>
+    </w:p>
+    <w:p>
+      <w:pPr/>
+      <w:r>
+        <w:rPr>
+          <w:lang w:val="id_ID" w:bidi="id_ID"/>
+        </w:rPr>
+      </w:r>
+      <w:r>
+        <w:rPr>
+          <w:lang w:val="id_ID" w:bidi="id_ID"/>
+        </w:rPr>
+        <w:t>Allah telah memberkati bangsa Israel, dan Dia juga pasti akan menghakimi mereka jika mereka berpaling dari-Nya. Peringatan Yosua terhadap kemurtadan adalah nubuat; Israel memang berpaling, dan Allah tidak mengusir orang-orang Kanaan yang tersisa (</w:t>
+      </w:r>
+      <w:hyperlink r:id="rId246">
+        <w:r>
+          <w:rPr>
+            <w:lang w:val="id_ID" w:bidi="id_ID"/>
+          </w:rPr>
+          <w:rPr>
+            <w:color w:val="0000EE"/>
+            <w:u w:val="single"/>
+          </w:rPr>
+          <w:t>Hak. 2:20–23</w:t>
+        </w:r>
+      </w:hyperlink>
+      <w:r>
+        <w:rPr>
+          <w:lang w:val="id_ID" w:bidi="id_ID"/>
+        </w:rPr>
+        <w:t>).</w:t>
+      </w:r>
+      <w:r>
+        <w:rPr>
+          <w:lang w:val="id_ID" w:bidi="id_ID"/>
+        </w:rPr>
+      </w:r>
+      <w:r>
+        <w:rPr>
+          <w:lang w:val="id_ID" w:bidi="id_ID"/>
+        </w:rPr>
+      </w:r>
+    </w:p>
+    <w:p>
+      <w:pPr/>
+      <w:r>
+        <w:rPr>
+          <w:lang w:val="id_ID" w:bidi="id_ID"/>
+        </w:rPr>
+      </w:r>
+    </w:p>
+    <w:p>
+      <w:pPr>
+        <w:pStyle w:val="Heading2"/>
+      </w:pPr>
+      <w:r>
+        <w:rPr>
+          <w:lang w:val="id_ID" w:bidi="id_ID"/>
+        </w:rPr>
+        <w:t>Yosua 24:1</w:t>
+      </w:r>
+      <w:r>
+        <w:rPr>
+          <w:lang w:val="id_ID" w:bidi="id_ID"/>
+        </w:rPr>
+      </w:r>
+    </w:p>
+    <w:p>
+      <w:pPr/>
+      <w:r>
+        <w:rPr>
+          <w:lang w:val="id_ID" w:bidi="id_ID"/>
+        </w:rPr>
+      </w:r>
+      <w:r>
+        <w:rPr>
+          <w:lang w:val="id_ID" w:bidi="id_ID"/>
+        </w:rPr>
+        <w:t xml:space="preserve">Sikhem adalah lokasi pengesahan perjanjian yang pertama, tidak lama setelah Israel memasuki tanah Kanaan (lihat </w:t>
+      </w:r>
+      <w:hyperlink r:id="rId247">
+        <w:r>
+          <w:rPr>
+            <w:lang w:val="id_ID" w:bidi="id_ID"/>
+          </w:rPr>
+          <w:rPr>
+            <w:color w:val="0000EE"/>
+            <w:u w:val="single"/>
+          </w:rPr>
+          <w:t>Yos. 8:30–35</w:t>
+        </w:r>
+      </w:hyperlink>
+      <w:r>
+        <w:rPr>
+          <w:lang w:val="id_ID" w:bidi="id_ID"/>
+        </w:rPr>
+        <w:t xml:space="preserve"> dan </w:t>
+      </w:r>
+      <w:r>
+        <w:rPr>
+          <w:lang w:val="id_ID" w:bidi="id_ID"/>
+        </w:rPr>
+        <w:t>catatan studi terkait</w:t>
+      </w:r>
+      <w:r>
+        <w:rPr>
+          <w:lang w:val="id_ID" w:bidi="id_ID"/>
+        </w:rPr>
+        <w:t>).</w:t>
+      </w:r>
+      <w:r>
+        <w:rPr>
+          <w:lang w:val="id_ID" w:bidi="id_ID"/>
+        </w:rPr>
+      </w:r>
+      <w:r>
+        <w:rPr>
+          <w:lang w:val="id_ID" w:bidi="id_ID"/>
+        </w:rPr>
+      </w:r>
+    </w:p>
+    <w:p>
+      <w:pPr/>
+      <w:r>
+        <w:rPr>
+          <w:lang w:val="id_ID" w:bidi="id_ID"/>
+        </w:rPr>
+      </w:r>
+    </w:p>
+    <w:p>
+      <w:pPr>
+        <w:pStyle w:val="Heading2"/>
+      </w:pPr>
+      <w:r>
+        <w:rPr>
+          <w:lang w:val="id_ID" w:bidi="id_ID"/>
+        </w:rPr>
+        <w:t>Yosua 24:1–13</w:t>
+      </w:r>
+      <w:r>
+        <w:rPr>
+          <w:lang w:val="id_ID" w:bidi="id_ID"/>
+        </w:rPr>
+      </w:r>
+    </w:p>
+    <w:p>
+      <w:pPr/>
+      <w:r>
+        <w:rPr>
+          <w:lang w:val="id_ID" w:bidi="id_ID"/>
+        </w:rPr>
+      </w:r>
+      <w:r>
+        <w:rPr>
+          <w:lang w:val="id_ID" w:bidi="id_ID"/>
+        </w:rPr>
+        <w:t>Yosua menceritakan kasih karunia Allah kepada Israel.</w:t>
+      </w:r>
+      <w:r>
+        <w:rPr>
+          <w:lang w:val="id_ID" w:bidi="id_ID"/>
+        </w:rPr>
+      </w:r>
+      <w:r>
+        <w:rPr>
+          <w:lang w:val="id_ID" w:bidi="id_ID"/>
+        </w:rPr>
+      </w:r>
+    </w:p>
+    <w:p>
+      <w:pPr/>
+      <w:r>
+        <w:rPr>
+          <w:lang w:val="id_ID" w:bidi="id_ID"/>
+        </w:rPr>
+      </w:r>
+    </w:p>
+    <w:p>
+      <w:pPr>
+        <w:pStyle w:val="Heading2"/>
+      </w:pPr>
+      <w:r>
+        <w:rPr>
+          <w:lang w:val="id_ID" w:bidi="id_ID"/>
+        </w:rPr>
+        <w:t>Yosua 24:1–27</w:t>
+      </w:r>
+      <w:r>
+        <w:rPr>
+          <w:lang w:val="id_ID" w:bidi="id_ID"/>
+        </w:rPr>
+      </w:r>
+    </w:p>
+    <w:p>
+      <w:pPr/>
+      <w:r>
+        <w:rPr>
+          <w:lang w:val="id_ID" w:bidi="id_ID"/>
+        </w:rPr>
+      </w:r>
+      <w:r>
+        <w:rPr>
+          <w:lang w:val="id_ID" w:bidi="id_ID"/>
+        </w:rPr>
+        <w:t>Baik dalam bentuk maupun isinya, pernyataan perjanjian ini menyerupai perjanjian antara raja dan bawahan di Timur Dekat kuno. Kitab ini dimulai dengan pembukaan (</w:t>
+      </w:r>
+      <w:hyperlink r:id="rId248">
+        <w:r>
+          <w:rPr>
+            <w:lang w:val="id_ID" w:bidi="id_ID"/>
+          </w:rPr>
+          <w:rPr>
+            <w:color w:val="0000EE"/>
+            <w:u w:val="single"/>
+          </w:rPr>
+          <w:t>Yos. 24:2</w:t>
+        </w:r>
+      </w:hyperlink>
+      <w:r>
+        <w:rPr>
+          <w:lang w:val="id_ID" w:bidi="id_ID"/>
+        </w:rPr>
+        <w:t>) dan dilanjutkan dengan prolog historis yang mengisahkan tindakan-tindakan kemurahan hati sang raja (Allah) atas nama umatnya (</w:t>
+      </w:r>
+      <w:hyperlink r:id="rId249">
+        <w:r>
+          <w:rPr>
+            <w:lang w:val="id_ID" w:bidi="id_ID"/>
+          </w:rPr>
+          <w:rPr>
+            <w:color w:val="0000EE"/>
+            <w:u w:val="single"/>
+          </w:rPr>
+          <w:t>Yos. 24:3–13</w:t>
+        </w:r>
+      </w:hyperlink>
+      <w:r>
+        <w:rPr>
+          <w:lang w:val="id_ID" w:bidi="id_ID"/>
+        </w:rPr>
+        <w:t>), yang kemudian dilanjutkan dengan daftar ketentuan (</w:t>
+      </w:r>
+      <w:hyperlink r:id="rId250">
+        <w:r>
+          <w:rPr>
+            <w:lang w:val="id_ID" w:bidi="id_ID"/>
+          </w:rPr>
+          <w:rPr>
+            <w:color w:val="0000EE"/>
+            <w:u w:val="single"/>
+          </w:rPr>
+          <w:t>Yos. 24:14–15</w:t>
+        </w:r>
+      </w:hyperlink>
+      <w:r>
+        <w:rPr>
+          <w:lang w:val="id_ID" w:bidi="id_ID"/>
+        </w:rPr>
+        <w:t>) serta kutuk dan berkat (</w:t>
+      </w:r>
+      <w:hyperlink r:id="rId251">
+        <w:r>
+          <w:rPr>
+            <w:lang w:val="id_ID" w:bidi="id_ID"/>
+          </w:rPr>
+          <w:rPr>
+            <w:color w:val="0000EE"/>
+            <w:u w:val="single"/>
+          </w:rPr>
+          <w:t>Yos. 24:19–20</w:t>
+        </w:r>
+      </w:hyperlink>
+      <w:r>
+        <w:rPr>
+          <w:lang w:val="id_ID" w:bidi="id_ID"/>
+        </w:rPr>
+        <w:t xml:space="preserve">). Kemudian kitab ini mencatat di mana naskah ini harus disimpan untuk dibaca dan diperbarui secara berkala (secara tersirat, </w:t>
+      </w:r>
+      <w:hyperlink r:id="rId252">
+        <w:r>
+          <w:rPr>
+            <w:lang w:val="id_ID" w:bidi="id_ID"/>
+          </w:rPr>
+          <w:rPr>
+            <w:color w:val="0000EE"/>
+            <w:u w:val="single"/>
+          </w:rPr>
+          <w:t>Yos. 24:26</w:t>
+        </w:r>
+      </w:hyperlink>
+      <w:r>
+        <w:rPr>
+          <w:lang w:val="id_ID" w:bidi="id_ID"/>
+        </w:rPr>
+        <w:t>) dan daftar para saksi dari perjanjian tersebut (</w:t>
+      </w:r>
+      <w:hyperlink r:id="rId253">
+        <w:r>
+          <w:rPr>
+            <w:lang w:val="id_ID" w:bidi="id_ID"/>
+          </w:rPr>
+          <w:rPr>
+            <w:color w:val="0000EE"/>
+            <w:u w:val="single"/>
+          </w:rPr>
+          <w:t>Yos. 24:22</w:t>
+        </w:r>
+      </w:hyperlink>
+      <w:r>
+        <w:rPr>
+          <w:lang w:val="id_ID" w:bidi="id_ID"/>
+        </w:rPr>
+        <w:t xml:space="preserve">, </w:t>
+      </w:r>
+      <w:hyperlink r:id="rId254">
+        <w:r>
+          <w:rPr>
+            <w:lang w:val="id_ID" w:bidi="id_ID"/>
+          </w:rPr>
+          <w:rPr>
+            <w:color w:val="0000EE"/>
+            <w:u w:val="single"/>
+          </w:rPr>
+          <w:t>27</w:t>
+        </w:r>
+      </w:hyperlink>
+      <w:r>
+        <w:rPr>
+          <w:lang w:val="id_ID" w:bidi="id_ID"/>
+        </w:rPr>
+        <w:t xml:space="preserve">). Lihat juga </w:t>
+      </w:r>
+      <w:r>
+        <w:rPr>
+          <w:lang w:val="id_ID" w:bidi="id_ID"/>
+        </w:rPr>
+        <w:t>catatan studi pada Kel. 20:1–23:33</w:t>
+      </w:r>
+      <w:r>
+        <w:rPr>
+          <w:lang w:val="id_ID" w:bidi="id_ID"/>
+        </w:rPr>
+        <w:t>.</w:t>
+      </w:r>
+      <w:r>
+        <w:rPr>
+          <w:lang w:val="id_ID" w:bidi="id_ID"/>
+        </w:rPr>
+      </w:r>
+      <w:r>
+        <w:rPr>
+          <w:lang w:val="id_ID" w:bidi="id_ID"/>
+        </w:rPr>
+      </w:r>
+    </w:p>
+    <w:p>
+      <w:pPr/>
+      <w:r>
+        <w:rPr>
+          <w:lang w:val="id_ID" w:bidi="id_ID"/>
+        </w:rPr>
+      </w:r>
+    </w:p>
+    <w:p>
+      <w:pPr>
+        <w:pStyle w:val="Heading2"/>
+      </w:pPr>
+      <w:r>
+        <w:rPr>
+          <w:lang w:val="id_ID" w:bidi="id_ID"/>
+        </w:rPr>
+        <w:t>Yosua 24:2</w:t>
+      </w:r>
+      <w:r>
+        <w:rPr>
+          <w:lang w:val="id_ID" w:bidi="id_ID"/>
+        </w:rPr>
+      </w:r>
+    </w:p>
+    <w:p>
+      <w:pPr/>
+      <w:r>
+        <w:rPr>
+          <w:lang w:val="id_ID" w:bidi="id_ID"/>
+        </w:rPr>
+      </w:r>
+      <w:r>
+        <w:rPr>
+          <w:lang w:val="id_ID" w:bidi="id_ID"/>
+        </w:rPr>
+        <w:t xml:space="preserve">Terah: Lihat </w:t>
+      </w:r>
+      <w:hyperlink r:id="rId255">
+        <w:r>
+          <w:rPr>
+            <w:lang w:val="id_ID" w:bidi="id_ID"/>
+          </w:rPr>
+          <w:rPr>
+            <w:color w:val="0000EE"/>
+            <w:u w:val="single"/>
+          </w:rPr>
+          <w:t>Kej. 11:27–32</w:t>
+        </w:r>
+      </w:hyperlink>
+      <w:r>
+        <w:rPr>
+          <w:lang w:val="id_ID" w:bidi="id_ID"/>
+        </w:rPr>
+        <w:t>.</w:t>
+      </w:r>
+      <w:r>
+        <w:rPr>
+          <w:lang w:val="id_ID" w:bidi="id_ID"/>
+        </w:rPr>
+      </w:r>
+      <w:r>
+        <w:rPr>
+          <w:lang w:val="id_ID" w:bidi="id_ID"/>
+        </w:rPr>
+      </w:r>
+    </w:p>
+    <w:p>
+      <w:pPr/>
+      <w:r>
+        <w:rPr>
+          <w:lang w:val="id_ID" w:bidi="id_ID"/>
+        </w:rPr>
+      </w:r>
+    </w:p>
+    <w:p>
+      <w:pPr>
+        <w:pStyle w:val="Heading2"/>
+      </w:pPr>
+      <w:r>
+        <w:rPr>
+          <w:lang w:val="id_ID" w:bidi="id_ID"/>
+        </w:rPr>
+        <w:t>Yosua 24:3</w:t>
+      </w:r>
+      <w:r>
+        <w:rPr>
+          <w:lang w:val="id_ID" w:bidi="id_ID"/>
+        </w:rPr>
+      </w:r>
+    </w:p>
+    <w:p>
+      <w:pPr/>
+      <w:r>
+        <w:rPr>
+          <w:lang w:val="id_ID" w:bidi="id_ID"/>
+        </w:rPr>
+      </w:r>
+      <w:r>
+        <w:rPr>
+          <w:lang w:val="id_ID" w:bidi="id_ID"/>
+        </w:rPr>
+        <w:t>Abraham sebelumnya tinggal di Haran di Mesopotamia di seberang sungai Efrat bersama ayahnya, Terah (</w:t>
+      </w:r>
+      <w:hyperlink r:id="rId256">
+        <w:r>
+          <w:rPr>
+            <w:lang w:val="id_ID" w:bidi="id_ID"/>
+          </w:rPr>
+          <w:rPr>
+            <w:color w:val="0000EE"/>
+            <w:u w:val="single"/>
+          </w:rPr>
+          <w:t>Kej. 11:31–32</w:t>
+        </w:r>
+      </w:hyperlink>
+      <w:r>
+        <w:rPr>
+          <w:lang w:val="id_ID" w:bidi="id_ID"/>
+        </w:rPr>
+        <w:t xml:space="preserve">). • menyuruh dia menjelajahi … Kanaan: Lihat </w:t>
+      </w:r>
+      <w:hyperlink r:id="rId257">
+        <w:r>
+          <w:rPr>
+            <w:lang w:val="id_ID" w:bidi="id_ID"/>
+          </w:rPr>
+          <w:rPr>
+            <w:color w:val="0000EE"/>
+            <w:u w:val="single"/>
+          </w:rPr>
+          <w:t>Kej. 12:1–9</w:t>
+        </w:r>
+      </w:hyperlink>
+      <w:r>
+        <w:rPr>
+          <w:lang w:val="id_ID" w:bidi="id_ID"/>
+        </w:rPr>
+        <w:t>.</w:t>
+      </w:r>
+      <w:r>
+        <w:rPr>
+          <w:lang w:val="id_ID" w:bidi="id_ID"/>
+        </w:rPr>
+      </w:r>
+      <w:r>
+        <w:rPr>
+          <w:lang w:val="id_ID" w:bidi="id_ID"/>
+        </w:rPr>
+      </w:r>
+    </w:p>
+    <w:p>
+      <w:pPr/>
+      <w:r>
+        <w:rPr>
+          <w:lang w:val="id_ID" w:bidi="id_ID"/>
+        </w:rPr>
+      </w:r>
+    </w:p>
+    <w:p>
+      <w:pPr>
+        <w:pStyle w:val="Heading2"/>
+      </w:pPr>
+      <w:r>
+        <w:rPr>
+          <w:lang w:val="id_ID" w:bidi="id_ID"/>
+        </w:rPr>
+        <w:t>Yosua 24:3–13</w:t>
+      </w:r>
+      <w:r>
+        <w:rPr>
+          <w:lang w:val="id_ID" w:bidi="id_ID"/>
+        </w:rPr>
+      </w:r>
+    </w:p>
+    <w:p>
+      <w:pPr/>
+      <w:r>
+        <w:rPr>
+          <w:lang w:val="id_ID" w:bidi="id_ID"/>
+        </w:rPr>
+      </w:r>
+      <w:r>
+        <w:rPr>
+          <w:lang w:val="id_ID" w:bidi="id_ID"/>
+        </w:rPr>
+        <w:t>Iman Israel selalu merupakan hasil dari inisiatif Allah. Pengulangan Yosua akan firman Allah Aku mengambil … Kuberikan … Aku mengutus … Aku mengingatkan bangsa Israel mengapa mereka harus terus setia kepada Allah.</w:t>
+      </w:r>
+      <w:r>
+        <w:rPr>
+          <w:lang w:val="id_ID" w:bidi="id_ID"/>
+        </w:rPr>
+      </w:r>
+      <w:r>
+        <w:rPr>
+          <w:lang w:val="id_ID" w:bidi="id_ID"/>
+        </w:rPr>
+      </w:r>
+    </w:p>
+    <w:p>
+      <w:pPr/>
+      <w:r>
+        <w:rPr>
+          <w:lang w:val="id_ID" w:bidi="id_ID"/>
+        </w:rPr>
+      </w:r>
+    </w:p>
+    <w:p>
+      <w:pPr>
+        <w:pStyle w:val="Heading2"/>
+      </w:pPr>
+      <w:r>
+        <w:rPr>
+          <w:lang w:val="id_ID" w:bidi="id_ID"/>
+        </w:rPr>
+        <w:t>Yosua 24:4</w:t>
+      </w:r>
+      <w:r>
+        <w:rPr>
+          <w:lang w:val="id_ID" w:bidi="id_ID"/>
+        </w:rPr>
+      </w:r>
+    </w:p>
+    <w:p>
+      <w:pPr/>
+      <w:r>
+        <w:rPr>
+          <w:lang w:val="id_ID" w:bidi="id_ID"/>
+        </w:rPr>
+      </w:r>
+      <w:r>
+        <w:rPr>
+          <w:lang w:val="id_ID" w:bidi="id_ID"/>
+        </w:rPr>
+        <w:t xml:space="preserve">Yakub dan Esau: Lihat </w:t>
+      </w:r>
+      <w:hyperlink r:id="rId258">
+        <w:r>
+          <w:rPr>
+            <w:lang w:val="id_ID" w:bidi="id_ID"/>
+          </w:rPr>
+          <w:rPr>
+            <w:color w:val="0000EE"/>
+            <w:u w:val="single"/>
+          </w:rPr>
+          <w:t>Kej. 25:19–26</w:t>
+        </w:r>
+      </w:hyperlink>
+      <w:r>
+        <w:rPr>
+          <w:lang w:val="id_ID" w:bidi="id_ID"/>
+        </w:rPr>
+        <w:t>. • Pegunungan Seir berdiri di pusat dari Edom, tanah air bagi keturunan Esau (</w:t>
+      </w:r>
+      <w:hyperlink r:id="rId259">
+        <w:r>
+          <w:rPr>
+            <w:lang w:val="id_ID" w:bidi="id_ID"/>
+          </w:rPr>
+          <w:rPr>
+            <w:color w:val="0000EE"/>
+            <w:u w:val="single"/>
+          </w:rPr>
+          <w:t>Kej. 36:8–9</w:t>
+        </w:r>
+      </w:hyperlink>
+      <w:r>
+        <w:rPr>
+          <w:lang w:val="id_ID" w:bidi="id_ID"/>
+        </w:rPr>
+        <w:t>).</w:t>
+      </w:r>
+      <w:r>
+        <w:rPr>
+          <w:lang w:val="id_ID" w:bidi="id_ID"/>
+        </w:rPr>
+      </w:r>
+      <w:r>
+        <w:rPr>
+          <w:lang w:val="id_ID" w:bidi="id_ID"/>
+        </w:rPr>
+      </w:r>
+    </w:p>
+    <w:p>
+      <w:pPr/>
+      <w:r>
+        <w:rPr>
+          <w:lang w:val="id_ID" w:bidi="id_ID"/>
+        </w:rPr>
+      </w:r>
+    </w:p>
+    <w:p>
+      <w:pPr>
+        <w:pStyle w:val="Heading2"/>
+      </w:pPr>
+      <w:r>
+        <w:rPr>
+          <w:lang w:val="id_ID" w:bidi="id_ID"/>
+        </w:rPr>
+        <w:t>Yosua 24:5–7</w:t>
+      </w:r>
+      <w:r>
+        <w:rPr>
+          <w:lang w:val="id_ID" w:bidi="id_ID"/>
+        </w:rPr>
+      </w:r>
+    </w:p>
+    <w:p>
+      <w:pPr/>
+      <w:r>
+        <w:rPr>
+          <w:lang w:val="id_ID" w:bidi="id_ID"/>
+        </w:rPr>
+      </w:r>
+      <w:r>
+        <w:rPr>
+          <w:lang w:val="id_ID" w:bidi="id_ID"/>
+        </w:rPr>
+        <w:t>Peristiwa Keluaran, yang berpuncak pada penyeberangan Laut Merah, merupakan peristiwa penyelamatan yang paling penting dalam sejarah Israel kuno. Sejumlah mazmur, beberapa nabi di kemudian hari, dan beberapa penulis Perjanjian Baru semuanya merayakan peristiwa yang menentukan ini.</w:t>
+      </w:r>
+      <w:r>
+        <w:rPr>
+          <w:lang w:val="id_ID" w:bidi="id_ID"/>
+        </w:rPr>
+      </w:r>
+      <w:r>
+        <w:rPr>
+          <w:lang w:val="id_ID" w:bidi="id_ID"/>
+        </w:rPr>
+      </w:r>
+    </w:p>
+    <w:p>
+      <w:pPr/>
+      <w:r>
+        <w:rPr>
+          <w:lang w:val="id_ID" w:bidi="id_ID"/>
+        </w:rPr>
+      </w:r>
+    </w:p>
+    <w:p>
+      <w:pPr>
+        <w:pStyle w:val="Heading2"/>
+      </w:pPr>
+      <w:r>
+        <w:rPr>
+          <w:lang w:val="id_ID" w:bidi="id_ID"/>
+        </w:rPr>
+        <w:t>Yosua 24:6</w:t>
+      </w:r>
+      <w:r>
+        <w:rPr>
+          <w:lang w:val="id_ID" w:bidi="id_ID"/>
+        </w:rPr>
+      </w:r>
+    </w:p>
+    <w:p>
+      <w:pPr/>
+      <w:r>
+        <w:rPr>
+          <w:lang w:val="id_ID" w:bidi="id_ID"/>
+        </w:rPr>
+      </w:r>
+      <w:r>
+        <w:rPr>
+          <w:lang w:val="id_ID" w:bidi="id_ID"/>
+        </w:rPr>
+        <w:t xml:space="preserve">Laut Teberau: Lihat </w:t>
+      </w:r>
+      <w:r>
+        <w:rPr>
+          <w:lang w:val="id_ID" w:bidi="id_ID"/>
+        </w:rPr>
+        <w:t>catatan studi untuk Kel. 13:18</w:t>
+      </w:r>
+      <w:r>
+        <w:rPr>
+          <w:lang w:val="id_ID" w:bidi="id_ID"/>
+        </w:rPr>
+        <w:t>.</w:t>
+      </w:r>
+      <w:r>
+        <w:rPr>
+          <w:lang w:val="id_ID" w:bidi="id_ID"/>
+        </w:rPr>
+      </w:r>
+      <w:r>
+        <w:rPr>
+          <w:lang w:val="id_ID" w:bidi="id_ID"/>
+        </w:rPr>
+      </w:r>
+    </w:p>
+    <w:p>
+      <w:pPr/>
+      <w:r>
+        <w:rPr>
+          <w:lang w:val="id_ID" w:bidi="id_ID"/>
+        </w:rPr>
+      </w:r>
+    </w:p>
+    <w:p>
+      <w:pPr>
+        <w:pStyle w:val="Heading2"/>
+      </w:pPr>
+      <w:r>
+        <w:rPr>
+          <w:lang w:val="id_ID" w:bidi="id_ID"/>
+        </w:rPr>
+        <w:t>Yosua 24:7</w:t>
+      </w:r>
+      <w:r>
+        <w:rPr>
+          <w:lang w:val="id_ID" w:bidi="id_ID"/>
+        </w:rPr>
+      </w:r>
+    </w:p>
+    <w:p>
+      <w:pPr/>
+      <w:r>
+        <w:rPr>
+          <w:lang w:val="id_ID" w:bidi="id_ID"/>
+        </w:rPr>
+      </w:r>
+      <w:r>
+        <w:rPr>
+          <w:lang w:val="id_ID" w:bidi="id_ID"/>
+        </w:rPr>
+        <w:t>Meskipun orang Israel yang lebih tua yang hadir di sini masih anak-anak pada masa Keluaran, mereka telah melihat peristiwa tersebut dengan mata kepala sendiri.</w:t>
+      </w:r>
+      <w:r>
+        <w:rPr>
+          <w:lang w:val="id_ID" w:bidi="id_ID"/>
+        </w:rPr>
+      </w:r>
+      <w:r>
+        <w:rPr>
+          <w:lang w:val="id_ID" w:bidi="id_ID"/>
+        </w:rPr>
+      </w:r>
+    </w:p>
+    <w:p>
+      <w:pPr/>
+      <w:r>
+        <w:rPr>
+          <w:lang w:val="id_ID" w:bidi="id_ID"/>
+        </w:rPr>
+      </w:r>
+    </w:p>
+    <w:p>
+      <w:pPr>
+        <w:pStyle w:val="Heading2"/>
+      </w:pPr>
+      <w:r>
+        <w:rPr>
+          <w:lang w:val="id_ID" w:bidi="id_ID"/>
+        </w:rPr>
+        <w:t>Yosua 24:8</w:t>
+      </w:r>
+      <w:r>
+        <w:rPr>
+          <w:lang w:val="id_ID" w:bidi="id_ID"/>
+        </w:rPr>
+      </w:r>
+    </w:p>
+    <w:p>
+      <w:pPr/>
+      <w:r>
+        <w:rPr>
+          <w:lang w:val="id_ID" w:bidi="id_ID"/>
+        </w:rPr>
+      </w:r>
+      <w:r>
+        <w:rPr>
+          <w:lang w:val="id_ID" w:bidi="id_ID"/>
+        </w:rPr>
+        <w:t>negeri orang Amori</w:t>
+      </w:r>
+      <w:r>
+        <w:rPr>
+          <w:lang w:val="id_ID" w:bidi="id_ID"/>
+        </w:rPr>
+        <w:t xml:space="preserve">: Lihat </w:t>
+      </w:r>
+      <w:hyperlink r:id="rId39">
+        <w:r>
+          <w:rPr>
+            <w:lang w:val="id_ID" w:bidi="id_ID"/>
+          </w:rPr>
+          <w:rPr>
+            <w:color w:val="0000EE"/>
+            <w:u w:val="single"/>
+          </w:rPr>
+          <w:t>Bil. 21:21–35</w:t>
+        </w:r>
+      </w:hyperlink>
+      <w:r>
+        <w:rPr>
+          <w:lang w:val="id_ID" w:bidi="id_ID"/>
+        </w:rPr>
+        <w:t>.</w:t>
+      </w:r>
+      <w:r>
+        <w:rPr>
+          <w:lang w:val="id_ID" w:bidi="id_ID"/>
+        </w:rPr>
+      </w:r>
+      <w:r>
+        <w:rPr>
+          <w:lang w:val="id_ID" w:bidi="id_ID"/>
+        </w:rPr>
+      </w:r>
+    </w:p>
+    <w:p>
+      <w:pPr/>
+      <w:r>
+        <w:rPr>
+          <w:lang w:val="id_ID" w:bidi="id_ID"/>
+        </w:rPr>
+      </w:r>
+    </w:p>
+    <w:p>
+      <w:pPr>
+        <w:pStyle w:val="Heading2"/>
+      </w:pPr>
+      <w:r>
+        <w:rPr>
+          <w:lang w:val="id_ID" w:bidi="id_ID"/>
+        </w:rPr>
+        <w:t>Yosua 24:9–10</w:t>
+      </w:r>
+      <w:r>
+        <w:rPr>
+          <w:lang w:val="id_ID" w:bidi="id_ID"/>
+        </w:rPr>
+      </w:r>
+    </w:p>
+    <w:p>
+      <w:pPr/>
+      <w:r>
+        <w:rPr>
+          <w:lang w:val="id_ID" w:bidi="id_ID"/>
+        </w:rPr>
+      </w:r>
+      <w:r>
+        <w:rPr>
+          <w:lang w:val="id_ID" w:bidi="id_ID"/>
+        </w:rPr>
+        <w:t xml:space="preserve">Lihat </w:t>
+      </w:r>
+      <w:hyperlink r:id="rId163">
+        <w:r>
+          <w:rPr>
+            <w:lang w:val="id_ID" w:bidi="id_ID"/>
+          </w:rPr>
+          <w:rPr>
+            <w:color w:val="0000EE"/>
+            <w:u w:val="single"/>
+          </w:rPr>
+          <w:t>Bil. 22–25</w:t>
+        </w:r>
+      </w:hyperlink>
+      <w:r>
+        <w:rPr>
+          <w:lang w:val="id_ID" w:bidi="id_ID"/>
+        </w:rPr>
+        <w:t xml:space="preserve">; </w:t>
+      </w:r>
+      <w:hyperlink r:id="rId260">
+        <w:r>
+          <w:rPr>
+            <w:lang w:val="id_ID" w:bidi="id_ID"/>
+          </w:rPr>
+          <w:rPr>
+            <w:color w:val="0000EE"/>
+            <w:u w:val="single"/>
+          </w:rPr>
+          <w:t>31:1–54</w:t>
+        </w:r>
+      </w:hyperlink>
+      <w:r>
+        <w:rPr>
+          <w:lang w:val="id_ID" w:bidi="id_ID"/>
+        </w:rPr>
+        <w:t>.</w:t>
+      </w:r>
+      <w:r>
+        <w:rPr>
+          <w:lang w:val="id_ID" w:bidi="id_ID"/>
+        </w:rPr>
+      </w:r>
+      <w:r>
+        <w:rPr>
+          <w:lang w:val="id_ID" w:bidi="id_ID"/>
+        </w:rPr>
+      </w:r>
+    </w:p>
+    <w:p>
+      <w:pPr/>
+      <w:r>
+        <w:rPr>
+          <w:lang w:val="id_ID" w:bidi="id_ID"/>
+        </w:rPr>
+      </w:r>
+    </w:p>
+    <w:p>
+      <w:pPr>
+        <w:pStyle w:val="Heading2"/>
+      </w:pPr>
+      <w:r>
+        <w:rPr>
+          <w:lang w:val="id_ID" w:bidi="id_ID"/>
+        </w:rPr>
+        <w:t>Yosua 24:11</w:t>
+      </w:r>
+      <w:r>
+        <w:rPr>
+          <w:lang w:val="id_ID" w:bidi="id_ID"/>
+        </w:rPr>
+      </w:r>
+    </w:p>
+    <w:p>
+      <w:pPr/>
+      <w:r>
+        <w:rPr>
+          <w:lang w:val="id_ID" w:bidi="id_ID"/>
+        </w:rPr>
+      </w:r>
+      <w:r>
+        <w:rPr>
+          <w:lang w:val="id_ID" w:bidi="id_ID"/>
+        </w:rPr>
+        <w:t xml:space="preserve">Lihat </w:t>
+      </w:r>
+      <w:r>
+        <w:rPr>
+          <w:lang w:val="id_ID" w:bidi="id_ID"/>
+        </w:rPr>
+        <w:t>catatan studi untuk Yos. 3:10</w:t>
+      </w:r>
+      <w:r>
+        <w:rPr>
+          <w:lang w:val="id_ID" w:bidi="id_ID"/>
+        </w:rPr>
+        <w:t>.</w:t>
+      </w:r>
+      <w:r>
+        <w:rPr>
+          <w:lang w:val="id_ID" w:bidi="id_ID"/>
+        </w:rPr>
+      </w:r>
+      <w:r>
+        <w:rPr>
+          <w:lang w:val="id_ID" w:bidi="id_ID"/>
+        </w:rPr>
+      </w:r>
+    </w:p>
+    <w:p>
+      <w:pPr/>
+      <w:r>
+        <w:rPr>
+          <w:lang w:val="id_ID" w:bidi="id_ID"/>
+        </w:rPr>
+      </w:r>
+    </w:p>
+    <w:p>
+      <w:pPr>
+        <w:pStyle w:val="Heading2"/>
+      </w:pPr>
+      <w:r>
+        <w:rPr>
+          <w:lang w:val="id_ID" w:bidi="id_ID"/>
+        </w:rPr>
+        <w:t>Yosua 24:12</w:t>
+      </w:r>
+      <w:r>
+        <w:rPr>
+          <w:lang w:val="id_ID" w:bidi="id_ID"/>
+        </w:rPr>
+      </w:r>
+    </w:p>
+    <w:p>
+      <w:pPr/>
+      <w:r>
+        <w:rPr>
+          <w:lang w:val="id_ID" w:bidi="id_ID"/>
+        </w:rPr>
+      </w:r>
+      <w:r>
+        <w:rPr>
+          <w:lang w:val="id_ID" w:bidi="id_ID"/>
+        </w:rPr>
+        <w:t>Keberhasilan Israel bukan karena pedang atau busur panah mereka atau keunggulan militer lainnya; semua itu adalah perbuatan Allah.</w:t>
+      </w:r>
+      <w:r>
+        <w:rPr>
+          <w:lang w:val="id_ID" w:bidi="id_ID"/>
+        </w:rPr>
+      </w:r>
+      <w:r>
+        <w:rPr>
+          <w:lang w:val="id_ID" w:bidi="id_ID"/>
+        </w:rPr>
+      </w:r>
+    </w:p>
+    <w:p>
+      <w:pPr/>
+      <w:r>
+        <w:rPr>
+          <w:lang w:val="id_ID" w:bidi="id_ID"/>
+        </w:rPr>
+      </w:r>
+    </w:p>
+    <w:p>
+      <w:pPr>
+        <w:pStyle w:val="Heading2"/>
+      </w:pPr>
+      <w:r>
+        <w:rPr>
+          <w:lang w:val="id_ID" w:bidi="id_ID"/>
+        </w:rPr>
+        <w:t>Yosua 24:13</w:t>
+      </w:r>
+      <w:r>
+        <w:rPr>
+          <w:lang w:val="id_ID" w:bidi="id_ID"/>
+        </w:rPr>
+      </w:r>
+    </w:p>
+    <w:p>
+      <w:pPr/>
+      <w:r>
+        <w:rPr>
+          <w:lang w:val="id_ID" w:bidi="id_ID"/>
+        </w:rPr>
+      </w:r>
+      <w:r>
+        <w:rPr>
+          <w:lang w:val="id_ID" w:bidi="id_ID"/>
+        </w:rPr>
+        <w:t>Bangsa Israel menerima harta kekayaan, termasuk negeri … kota-kota, dan makanan, yang tidak mereka peroleh atau ciptakan sendiri.</w:t>
+      </w:r>
+      <w:r>
+        <w:rPr>
+          <w:lang w:val="id_ID" w:bidi="id_ID"/>
+        </w:rPr>
+      </w:r>
+      <w:r>
+        <w:rPr>
+          <w:lang w:val="id_ID" w:bidi="id_ID"/>
+        </w:rPr>
+      </w:r>
+    </w:p>
+    <w:p>
+      <w:pPr/>
+      <w:r>
+        <w:rPr>
+          <w:lang w:val="id_ID" w:bidi="id_ID"/>
+        </w:rPr>
+      </w:r>
+    </w:p>
+    <w:p>
+      <w:pPr>
+        <w:pStyle w:val="Heading2"/>
+      </w:pPr>
+      <w:r>
+        <w:rPr>
+          <w:lang w:val="id_ID" w:bidi="id_ID"/>
+        </w:rPr>
+        <w:t>Yosua 24:14</w:t>
+      </w:r>
+      <w:r>
+        <w:rPr>
+          <w:lang w:val="id_ID" w:bidi="id_ID"/>
+        </w:rPr>
+      </w:r>
+    </w:p>
+    <w:p>
+      <w:pPr/>
+      <w:r>
+        <w:rPr>
+          <w:lang w:val="id_ID" w:bidi="id_ID"/>
+        </w:rPr>
+      </w:r>
+      <w:r>
+        <w:rPr>
+          <w:lang w:val="id_ID" w:bidi="id_ID"/>
+        </w:rPr>
+        <w:t xml:space="preserve">Jauhkanlah berhala-berhala untuk selama-lamanya (secara harfiah </w:t>
+      </w:r>
+      <w:r>
+        <w:rPr>
+          <w:i/>
+          <w:lang w:val="id_ID" w:bidi="id_ID"/>
+        </w:rPr>
+        <w:t>Jauhkanlah allah yang kepadanya nenek moyangmu telah beribadah</w:t>
+      </w:r>
+      <w:r>
+        <w:rPr>
+          <w:lang w:val="id_ID" w:bidi="id_ID"/>
+        </w:rPr>
+        <w:t>): Israel belum memutuskan hubungan dengan tradisi politeisme lama di Mesopotamia di seberang sungai Efrat, dan beberapa orang Israel telah menambah persediaan ilah-ilah mereka ketika tinggal di Mesir.</w:t>
+      </w:r>
+      <w:r>
+        <w:rPr>
+          <w:lang w:val="id_ID" w:bidi="id_ID"/>
+        </w:rPr>
+      </w:r>
+      <w:r>
+        <w:rPr>
+          <w:lang w:val="id_ID" w:bidi="id_ID"/>
+        </w:rPr>
+      </w:r>
+    </w:p>
+    <w:p>
+      <w:pPr/>
+      <w:r>
+        <w:rPr>
+          <w:lang w:val="id_ID" w:bidi="id_ID"/>
+        </w:rPr>
+      </w:r>
+    </w:p>
+    <w:p>
+      <w:pPr>
+        <w:pStyle w:val="Heading2"/>
+      </w:pPr>
+      <w:r>
+        <w:rPr>
+          <w:lang w:val="id_ID" w:bidi="id_ID"/>
+        </w:rPr>
+        <w:t>Yosua 24:15</w:t>
+      </w:r>
+      <w:r>
+        <w:rPr>
+          <w:lang w:val="id_ID" w:bidi="id_ID"/>
+        </w:rPr>
+      </w:r>
+    </w:p>
+    <w:p>
+      <w:pPr/>
+      <w:r>
+        <w:rPr>
+          <w:lang w:val="id_ID" w:bidi="id_ID"/>
+        </w:rPr>
+      </w:r>
+      <w:r>
+        <w:rPr>
+          <w:lang w:val="id_ID" w:bidi="id_ID"/>
+        </w:rPr>
+        <w:t>Yosua memberikan pengaruh kepemimpinan dan pencapaiannya di balik pernyataannya untuk melayani Tuhan.</w:t>
+      </w:r>
+      <w:r>
+        <w:rPr>
+          <w:lang w:val="id_ID" w:bidi="id_ID"/>
+        </w:rPr>
+      </w:r>
+      <w:r>
+        <w:rPr>
+          <w:lang w:val="id_ID" w:bidi="id_ID"/>
+        </w:rPr>
+      </w:r>
+    </w:p>
+    <w:p>
+      <w:pPr/>
+      <w:r>
+        <w:rPr>
+          <w:lang w:val="id_ID" w:bidi="id_ID"/>
+        </w:rPr>
+      </w:r>
+    </w:p>
+    <w:p>
+      <w:pPr>
+        <w:pStyle w:val="Heading2"/>
+      </w:pPr>
+      <w:r>
+        <w:rPr>
+          <w:lang w:val="id_ID" w:bidi="id_ID"/>
+        </w:rPr>
+        <w:t>Yosua 24:16</w:t>
+      </w:r>
+      <w:r>
+        <w:rPr>
+          <w:lang w:val="id_ID" w:bidi="id_ID"/>
+        </w:rPr>
+      </w:r>
+    </w:p>
+    <w:p>
+      <w:pPr/>
+      <w:r>
+        <w:rPr>
+          <w:lang w:val="id_ID" w:bidi="id_ID"/>
+        </w:rPr>
+      </w:r>
+      <w:r>
+        <w:rPr>
+          <w:lang w:val="id_ID" w:bidi="id_ID"/>
+        </w:rPr>
+        <w:t>Orang-orang menanggapi dengan tegas, mencerminkan tekad mereka untuk mengikuti jejak Yosua dalam mengikut Tuhan.</w:t>
+      </w:r>
+      <w:r>
+        <w:rPr>
+          <w:lang w:val="id_ID" w:bidi="id_ID"/>
+        </w:rPr>
+      </w:r>
+      <w:r>
+        <w:rPr>
+          <w:lang w:val="id_ID" w:bidi="id_ID"/>
+        </w:rPr>
+      </w:r>
+    </w:p>
+    <w:p>
+      <w:pPr/>
+      <w:r>
+        <w:rPr>
+          <w:lang w:val="id_ID" w:bidi="id_ID"/>
+        </w:rPr>
+      </w:r>
+    </w:p>
+    <w:p>
+      <w:pPr>
+        <w:pStyle w:val="Heading2"/>
+      </w:pPr>
+      <w:r>
+        <w:rPr>
+          <w:lang w:val="id_ID" w:bidi="id_ID"/>
+        </w:rPr>
+        <w:t>Yosua 24:16–18</w:t>
+      </w:r>
+      <w:r>
+        <w:rPr>
+          <w:lang w:val="id_ID" w:bidi="id_ID"/>
+        </w:rPr>
+      </w:r>
+    </w:p>
+    <w:p>
+      <w:pPr/>
+      <w:r>
+        <w:rPr>
+          <w:lang w:val="id_ID" w:bidi="id_ID"/>
+        </w:rPr>
+      </w:r>
+      <w:r>
+        <w:rPr>
+          <w:lang w:val="id_ID" w:bidi="id_ID"/>
+        </w:rPr>
+        <w:t>Orang-orang menyadari bahwa Allahlah yang menyelamatkan mereka, memelihara mereka, dan menghalau orang Amori.</w:t>
+      </w:r>
+      <w:r>
+        <w:rPr>
+          <w:lang w:val="id_ID" w:bidi="id_ID"/>
+        </w:rPr>
+      </w:r>
+      <w:r>
+        <w:rPr>
+          <w:lang w:val="id_ID" w:bidi="id_ID"/>
+        </w:rPr>
+      </w:r>
+    </w:p>
+    <w:p>
+      <w:pPr/>
+      <w:r>
+        <w:rPr>
+          <w:lang w:val="id_ID" w:bidi="id_ID"/>
+        </w:rPr>
+      </w:r>
+    </w:p>
+    <w:p>
+      <w:pPr>
+        <w:pStyle w:val="Heading2"/>
+      </w:pPr>
+      <w:r>
+        <w:rPr>
+          <w:lang w:val="id_ID" w:bidi="id_ID"/>
+        </w:rPr>
+        <w:t>Yosua 24:19</w:t>
+      </w:r>
+      <w:r>
+        <w:rPr>
+          <w:lang w:val="id_ID" w:bidi="id_ID"/>
+        </w:rPr>
+      </w:r>
+    </w:p>
+    <w:p>
+      <w:pPr/>
+      <w:r>
+        <w:rPr>
+          <w:lang w:val="id_ID" w:bidi="id_ID"/>
+        </w:rPr>
+      </w:r>
+      <w:r>
+        <w:rPr>
+          <w:lang w:val="id_ID" w:bidi="id_ID"/>
+        </w:rPr>
+        <w:t>Dialah Allah yang kudus: Lihat Catatan Tema “</w:t>
+      </w:r>
+      <w:r>
+        <w:rPr>
+          <w:lang w:val="id_ID" w:bidi="id_ID"/>
+        </w:rPr>
+        <w:t>Kekudusan Mutlak Allah</w:t>
+      </w:r>
+      <w:r>
+        <w:rPr>
+          <w:lang w:val="id_ID" w:bidi="id_ID"/>
+        </w:rPr>
+        <w:t>”. • Dialah Allah yang cemburu; Ia menciptakan setiap manusia untuk memiliki hubungan dengan diri-Nya sendiri.</w:t>
+      </w:r>
+      <w:r>
+        <w:rPr>
+          <w:lang w:val="id_ID" w:bidi="id_ID"/>
+        </w:rPr>
+      </w:r>
+      <w:r>
+        <w:rPr>
+          <w:lang w:val="id_ID" w:bidi="id_ID"/>
+        </w:rPr>
+      </w:r>
+    </w:p>
+    <w:p>
+      <w:pPr/>
+      <w:r>
+        <w:rPr>
+          <w:lang w:val="id_ID" w:bidi="id_ID"/>
+        </w:rPr>
+      </w:r>
+    </w:p>
+    <w:p>
+      <w:pPr>
+        <w:pStyle w:val="Heading2"/>
+      </w:pPr>
+      <w:r>
+        <w:rPr>
+          <w:lang w:val="id_ID" w:bidi="id_ID"/>
+        </w:rPr>
+        <w:t>Yosua 24:19–24</w:t>
+      </w:r>
+      <w:r>
+        <w:rPr>
+          <w:lang w:val="id_ID" w:bidi="id_ID"/>
+        </w:rPr>
+      </w:r>
+    </w:p>
+    <w:p>
+      <w:pPr/>
+      <w:r>
+        <w:rPr>
+          <w:lang w:val="id_ID" w:bidi="id_ID"/>
+        </w:rPr>
+      </w:r>
+      <w:r>
+        <w:rPr>
+          <w:lang w:val="id_ID" w:bidi="id_ID"/>
+        </w:rPr>
+        <w:t>Yosua menekan bangsa Israel dari sudut pandang yang berbeda untuk menggarisbawahi keseriusan komitmen mereka dan untuk memastikan bahwa mereka tidak hanya menanggapi antusiasme yang ada pada saat itu.</w:t>
+      </w:r>
+      <w:r>
+        <w:rPr>
+          <w:lang w:val="id_ID" w:bidi="id_ID"/>
+        </w:rPr>
+      </w:r>
+      <w:r>
+        <w:rPr>
+          <w:lang w:val="id_ID" w:bidi="id_ID"/>
+        </w:rPr>
+      </w:r>
+    </w:p>
+    <w:p>
+      <w:pPr/>
+      <w:r>
+        <w:rPr>
+          <w:lang w:val="id_ID" w:bidi="id_ID"/>
+        </w:rPr>
+      </w:r>
+    </w:p>
+    <w:p>
+      <w:pPr>
+        <w:pStyle w:val="Heading2"/>
+      </w:pPr>
+      <w:r>
+        <w:rPr>
+          <w:lang w:val="id_ID" w:bidi="id_ID"/>
+        </w:rPr>
+        <w:t>Yosua 24:22</w:t>
+      </w:r>
+      <w:r>
+        <w:rPr>
+          <w:lang w:val="id_ID" w:bidi="id_ID"/>
+        </w:rPr>
+      </w:r>
+    </w:p>
+    <w:p>
+      <w:pPr/>
+      <w:r>
+        <w:rPr>
+          <w:lang w:val="id_ID" w:bidi="id_ID"/>
+        </w:rPr>
+      </w:r>
+      <w:r>
+        <w:rPr>
+          <w:lang w:val="id_ID" w:bidi="id_ID"/>
+        </w:rPr>
+        <w:t>Kamulah saksi terhadap kamu sendiri: Yosua mendorong umat itu untuk mengulangi pernyataan mereka sebagai penegasan dan komitmen hukum.</w:t>
+      </w:r>
+      <w:r>
+        <w:rPr>
+          <w:lang w:val="id_ID" w:bidi="id_ID"/>
+        </w:rPr>
+      </w:r>
+      <w:r>
+        <w:rPr>
+          <w:lang w:val="id_ID" w:bidi="id_ID"/>
+        </w:rPr>
+      </w:r>
+    </w:p>
+    <w:p>
+      <w:pPr/>
+      <w:r>
+        <w:rPr>
+          <w:lang w:val="id_ID" w:bidi="id_ID"/>
+        </w:rPr>
+      </w:r>
+    </w:p>
+    <w:p>
+      <w:pPr>
+        <w:pStyle w:val="Heading2"/>
+      </w:pPr>
+      <w:r>
+        <w:rPr>
+          <w:lang w:val="id_ID" w:bidi="id_ID"/>
+        </w:rPr>
+        <w:t>Yosua 24:23</w:t>
+      </w:r>
+      <w:r>
+        <w:rPr>
+          <w:lang w:val="id_ID" w:bidi="id_ID"/>
+        </w:rPr>
+      </w:r>
+    </w:p>
+    <w:p>
+      <w:pPr/>
+      <w:r>
+        <w:rPr>
+          <w:lang w:val="id_ID" w:bidi="id_ID"/>
+        </w:rPr>
+      </w:r>
+      <w:r>
+        <w:rPr>
+          <w:lang w:val="id_ID" w:bidi="id_ID"/>
+        </w:rPr>
+        <w:t>Beberapa orang Israel terus menyembah berhala sejak mereka meninggalkan Mesir dan setelah mengalami empat puluh tahun kasih dan kuasa Allah. Yosua memerintahkan mereka untuk menghancurkan berhala-berhala tersebut dan mengarahkan hati mereka kepada Tuhan untuk melayani hanya Dia saja.</w:t>
+      </w:r>
+      <w:r>
+        <w:rPr>
+          <w:lang w:val="id_ID" w:bidi="id_ID"/>
+        </w:rPr>
+      </w:r>
+      <w:r>
+        <w:rPr>
+          <w:lang w:val="id_ID" w:bidi="id_ID"/>
+        </w:rPr>
+      </w:r>
+    </w:p>
+    <w:p>
+      <w:pPr/>
+      <w:r>
+        <w:rPr>
+          <w:lang w:val="id_ID" w:bidi="id_ID"/>
+        </w:rPr>
+      </w:r>
+    </w:p>
+    <w:p>
+      <w:pPr>
+        <w:pStyle w:val="Heading2"/>
+      </w:pPr>
+      <w:r>
+        <w:rPr>
+          <w:lang w:val="id_ID" w:bidi="id_ID"/>
+        </w:rPr>
+        <w:t>Yosua 24:25</w:t>
+      </w:r>
+      <w:r>
+        <w:rPr>
+          <w:lang w:val="id_ID" w:bidi="id_ID"/>
+        </w:rPr>
+      </w:r>
+    </w:p>
+    <w:p>
+      <w:pPr/>
+      <w:r>
+        <w:rPr>
+          <w:lang w:val="id_ID" w:bidi="id_ID"/>
+        </w:rPr>
+      </w:r>
+      <w:r>
+        <w:rPr>
+          <w:lang w:val="id_ID" w:bidi="id_ID"/>
+        </w:rPr>
+        <w:t xml:space="preserve">mengikat perjanjian: Secara harfiah </w:t>
+      </w:r>
+      <w:r>
+        <w:rPr>
+          <w:i/>
+          <w:lang w:val="id_ID" w:bidi="id_ID"/>
+        </w:rPr>
+        <w:t>memotong sebuah Perjanjian</w:t>
+      </w:r>
+      <w:r>
+        <w:rPr>
+          <w:lang w:val="id_ID" w:bidi="id_ID"/>
+        </w:rPr>
+        <w:t xml:space="preserve"> (lihat </w:t>
+      </w:r>
+      <w:r>
+        <w:rPr>
+          <w:lang w:val="id_ID" w:bidi="id_ID"/>
+        </w:rPr>
+        <w:t>catatan studi pada Yos. 9:15</w:t>
+      </w:r>
+      <w:r>
+        <w:rPr>
+          <w:lang w:val="id_ID" w:bidi="id_ID"/>
+        </w:rPr>
+        <w:t>).</w:t>
+      </w:r>
+      <w:r>
+        <w:rPr>
+          <w:lang w:val="id_ID" w:bidi="id_ID"/>
+        </w:rPr>
+      </w:r>
+      <w:r>
+        <w:rPr>
+          <w:lang w:val="id_ID" w:bidi="id_ID"/>
+        </w:rPr>
+      </w:r>
+    </w:p>
+    <w:p>
+      <w:pPr/>
+      <w:r>
+        <w:rPr>
+          <w:lang w:val="id_ID" w:bidi="id_ID"/>
+        </w:rPr>
+      </w:r>
+    </w:p>
+    <w:p>
+      <w:pPr>
+        <w:pStyle w:val="Heading2"/>
+      </w:pPr>
+      <w:r>
+        <w:rPr>
+          <w:lang w:val="id_ID" w:bidi="id_ID"/>
+        </w:rPr>
+        <w:t>Yosua 24:26</w:t>
+      </w:r>
+      <w:r>
+        <w:rPr>
+          <w:lang w:val="id_ID" w:bidi="id_ID"/>
+        </w:rPr>
+      </w:r>
+    </w:p>
+    <w:p>
+      <w:pPr/>
+      <w:r>
+        <w:rPr>
+          <w:lang w:val="id_ID" w:bidi="id_ID"/>
+        </w:rPr>
+      </w:r>
+      <w:r>
+        <w:rPr>
+          <w:lang w:val="id_ID" w:bidi="id_ID"/>
+        </w:rPr>
+        <w:t xml:space="preserve">Kitab hukum Allah adalah sebuah gulungan yang berisi tulisan-tulisan Musa (lihat </w:t>
+      </w:r>
+      <w:r>
+        <w:rPr>
+          <w:lang w:val="id_ID" w:bidi="id_ID"/>
+        </w:rPr>
+        <w:t>catatan studi pada Yos. 1:8</w:t>
+      </w:r>
+      <w:r>
+        <w:rPr>
+          <w:lang w:val="id_ID" w:bidi="id_ID"/>
+        </w:rPr>
+        <w:t xml:space="preserve">). Kitab ini mungkin dibawa ke Silo dan disimpan bersama dengan dokumen-dokumen lain yang penting secara nasional. • Batu besar itu mungkin adalah sebuah </w:t>
+      </w:r>
+      <w:r>
+        <w:rPr>
+          <w:i/>
+          <w:lang w:val="id_ID" w:bidi="id_ID"/>
+        </w:rPr>
+        <w:t>stela</w:t>
+      </w:r>
+      <w:r>
+        <w:rPr>
+          <w:lang w:val="id_ID" w:bidi="id_ID"/>
+        </w:rPr>
+        <w:t>, sebuah tugu batu yang berdiri. Yosua mungkin telah memahat sebuah prasasti peringatan pada tugu batu ini.</w:t>
+      </w:r>
+      <w:r>
+        <w:rPr>
+          <w:lang w:val="id_ID" w:bidi="id_ID"/>
+        </w:rPr>
+      </w:r>
+      <w:r>
+        <w:rPr>
+          <w:lang w:val="id_ID" w:bidi="id_ID"/>
+        </w:rPr>
+      </w:r>
+    </w:p>
+    <w:p>
+      <w:pPr/>
+      <w:r>
+        <w:rPr>
+          <w:lang w:val="id_ID" w:bidi="id_ID"/>
+        </w:rPr>
+      </w:r>
+    </w:p>
+    <w:p>
+      <w:pPr>
+        <w:pStyle w:val="Heading2"/>
+      </w:pPr>
+      <w:r>
+        <w:rPr>
+          <w:lang w:val="id_ID" w:bidi="id_ID"/>
+        </w:rPr>
+        <w:t>Yosua 24:27</w:t>
+      </w:r>
+      <w:r>
+        <w:rPr>
+          <w:lang w:val="id_ID" w:bidi="id_ID"/>
+        </w:rPr>
+      </w:r>
+    </w:p>
+    <w:p>
+      <w:pPr/>
+      <w:r>
+        <w:rPr>
+          <w:lang w:val="id_ID" w:bidi="id_ID"/>
+        </w:rPr>
+      </w:r>
+      <w:r>
+        <w:rPr>
+          <w:lang w:val="id_ID" w:bidi="id_ID"/>
+        </w:rPr>
+        <w:t xml:space="preserve">Batu inilah … telah didengarnya … menjadi saksi: Lihat </w:t>
+      </w:r>
+      <w:r>
+        <w:rPr>
+          <w:lang w:val="id_ID" w:bidi="id_ID"/>
+        </w:rPr>
+        <w:t>catatan studi pada Yos. 22:27</w:t>
+      </w:r>
+      <w:r>
+        <w:rPr>
+          <w:lang w:val="id_ID" w:bidi="id_ID"/>
+        </w:rPr>
+        <w:t>.</w:t>
+      </w:r>
+      <w:r>
+        <w:rPr>
+          <w:lang w:val="id_ID" w:bidi="id_ID"/>
+        </w:rPr>
+      </w:r>
+      <w:r>
+        <w:rPr>
+          <w:lang w:val="id_ID" w:bidi="id_ID"/>
+        </w:rPr>
+      </w:r>
+    </w:p>
+    <w:p>
+      <w:pPr/>
+      <w:r>
+        <w:rPr>
+          <w:lang w:val="id_ID" w:bidi="id_ID"/>
+        </w:rPr>
+      </w:r>
+    </w:p>
+    <w:p>
+      <w:pPr>
+        <w:pStyle w:val="Heading2"/>
+      </w:pPr>
+      <w:r>
+        <w:rPr>
+          <w:lang w:val="id_ID" w:bidi="id_ID"/>
+        </w:rPr>
+        <w:t>Yosua 24:29</w:t>
+      </w:r>
+      <w:r>
+        <w:rPr>
+          <w:lang w:val="id_ID" w:bidi="id_ID"/>
+        </w:rPr>
+      </w:r>
+    </w:p>
+    <w:p>
+      <w:pPr/>
+      <w:r>
+        <w:rPr>
+          <w:lang w:val="id_ID" w:bidi="id_ID"/>
+        </w:rPr>
+      </w:r>
+      <w:r>
+        <w:rPr>
+          <w:lang w:val="id_ID" w:bidi="id_ID"/>
+        </w:rPr>
+        <w:t>Nenek moyang Yosua, Yusuf, juga telah mencapai usia 110 tahun, yang dianggap sebagai usia yang ideal oleh orang Mesir kuno.</w:t>
+      </w:r>
+      <w:r>
+        <w:rPr>
+          <w:lang w:val="id_ID" w:bidi="id_ID"/>
+        </w:rPr>
+      </w:r>
+      <w:r>
+        <w:rPr>
+          <w:lang w:val="id_ID" w:bidi="id_ID"/>
+        </w:rPr>
+      </w:r>
+    </w:p>
+    <w:p>
+      <w:pPr/>
+      <w:r>
+        <w:rPr>
+          <w:lang w:val="id_ID" w:bidi="id_ID"/>
+        </w:rPr>
+      </w:r>
+    </w:p>
+    <w:p>
+      <w:pPr>
+        <w:pStyle w:val="Heading2"/>
+      </w:pPr>
+      <w:r>
+        <w:rPr>
+          <w:lang w:val="id_ID" w:bidi="id_ID"/>
+        </w:rPr>
+        <w:t>Yosua 24:29–33</w:t>
+      </w:r>
+      <w:r>
+        <w:rPr>
+          <w:lang w:val="id_ID" w:bidi="id_ID"/>
+        </w:rPr>
+      </w:r>
+    </w:p>
+    <w:p>
+      <w:pPr/>
+      <w:r>
+        <w:rPr>
+          <w:lang w:val="id_ID" w:bidi="id_ID"/>
+        </w:rPr>
+      </w:r>
+      <w:r>
+        <w:rPr>
+          <w:lang w:val="id_ID" w:bidi="id_ID"/>
+        </w:rPr>
+        <w:t>Makam seorang leluhur yang dihormati dan dua pemimpin yang dihormati memberikan pemberitahuan terakhir bahwa Kanaan memang tanah milik Israel. Namun, pekerjaan yang signifikan, kewaspadaan, dan bahkan pertempuran masih terbentang di depan.</w:t>
+      </w:r>
+      <w:r>
+        <w:rPr>
+          <w:lang w:val="id_ID" w:bidi="id_ID"/>
+        </w:rPr>
+      </w:r>
+      <w:r>
+        <w:rPr>
+          <w:lang w:val="id_ID" w:bidi="id_ID"/>
+        </w:rPr>
+      </w:r>
+    </w:p>
+    <w:p>
+      <w:pPr/>
+      <w:r>
+        <w:rPr>
+          <w:lang w:val="id_ID" w:bidi="id_ID"/>
+        </w:rPr>
+      </w:r>
+    </w:p>
+    <w:p>
+      <w:pPr>
+        <w:pStyle w:val="Heading2"/>
+      </w:pPr>
+      <w:r>
+        <w:rPr>
+          <w:lang w:val="id_ID" w:bidi="id_ID"/>
+        </w:rPr>
+        <w:t>Yosua 24:30</w:t>
+      </w:r>
+      <w:r>
+        <w:rPr>
+          <w:lang w:val="id_ID" w:bidi="id_ID"/>
+        </w:rPr>
+      </w:r>
+    </w:p>
+    <w:p>
+      <w:pPr/>
+      <w:r>
+        <w:rPr>
+          <w:lang w:val="id_ID" w:bidi="id_ID"/>
+        </w:rPr>
+      </w:r>
+      <w:r>
+        <w:rPr>
+          <w:lang w:val="id_ID" w:bidi="id_ID"/>
+        </w:rPr>
+        <w:t xml:space="preserve">Timnat-Serah: Lihat </w:t>
+      </w:r>
+      <w:hyperlink r:id="rId167">
+        <w:r>
+          <w:rPr>
+            <w:lang w:val="id_ID" w:bidi="id_ID"/>
+          </w:rPr>
+          <w:rPr>
+            <w:color w:val="0000EE"/>
+            <w:u w:val="single"/>
+          </w:rPr>
+          <w:t>Yos. 19:49–51</w:t>
+        </w:r>
+      </w:hyperlink>
+      <w:r>
+        <w:rPr>
+          <w:lang w:val="id_ID" w:bidi="id_ID"/>
+        </w:rPr>
+        <w:t>.</w:t>
+      </w:r>
+      <w:r>
+        <w:rPr>
+          <w:lang w:val="id_ID" w:bidi="id_ID"/>
+        </w:rPr>
+      </w:r>
+      <w:r>
+        <w:rPr>
+          <w:lang w:val="id_ID" w:bidi="id_ID"/>
+        </w:rPr>
+      </w:r>
+    </w:p>
+    <w:p>
+      <w:pPr/>
+      <w:r>
+        <w:rPr>
+          <w:lang w:val="id_ID" w:bidi="id_ID"/>
+        </w:rPr>
+      </w:r>
+    </w:p>
+    <w:p>
+      <w:pPr>
+        <w:pStyle w:val="Heading2"/>
+      </w:pPr>
+      <w:r>
+        <w:rPr>
+          <w:lang w:val="id_ID" w:bidi="id_ID"/>
+        </w:rPr>
+        <w:t>Yosua 24:31</w:t>
+      </w:r>
+      <w:r>
+        <w:rPr>
+          <w:lang w:val="id_ID" w:bidi="id_ID"/>
+        </w:rPr>
+      </w:r>
+    </w:p>
+    <w:p>
+      <w:pPr/>
+      <w:r>
+        <w:rPr>
+          <w:lang w:val="id_ID" w:bidi="id_ID"/>
+        </w:rPr>
+      </w:r>
+      <w:r>
+        <w:rPr>
+          <w:lang w:val="id_ID" w:bidi="id_ID"/>
+        </w:rPr>
+        <w:t>Warisan Yosua begitu kuat sehingga bangsa Israel tetap setia kepada Allah bahkan di sepanjang masa hidup para tua-tua yang hidup lebih lama darinya.</w:t>
+      </w:r>
+      <w:r>
+        <w:rPr>
+          <w:lang w:val="id_ID" w:bidi="id_ID"/>
+        </w:rPr>
+      </w:r>
+      <w:r>
+        <w:rPr>
+          <w:lang w:val="id_ID" w:bidi="id_ID"/>
+        </w:rPr>
+      </w:r>
+    </w:p>
+    <w:p>
+      <w:pPr/>
+      <w:r>
+        <w:rPr>
+          <w:lang w:val="id_ID" w:bidi="id_ID"/>
+        </w:rPr>
+      </w:r>
+    </w:p>
+    <w:p>
+      <w:pPr>
+        <w:pStyle w:val="Heading2"/>
+      </w:pPr>
+      <w:r>
+        <w:rPr>
+          <w:lang w:val="id_ID" w:bidi="id_ID"/>
+        </w:rPr>
+        <w:t>Yosua 24:32</w:t>
+      </w:r>
+      <w:r>
+        <w:rPr>
+          <w:lang w:val="id_ID" w:bidi="id_ID"/>
+        </w:rPr>
+      </w:r>
+    </w:p>
+    <w:p>
+      <w:pPr/>
+      <w:r>
+        <w:rPr>
+          <w:lang w:val="id_ID" w:bidi="id_ID"/>
+        </w:rPr>
+      </w:r>
+      <w:r>
+        <w:rPr>
+          <w:lang w:val="id_ID" w:bidi="id_ID"/>
+        </w:rPr>
+        <w:t>Bangsa Israel telah membawa tulang-tulang Yusuf keluar dari Mesir, melalui tahun-tahun perjalanan mereka, dan masuk ke Kanaan untuk menghormati permintaan terakhir Yusuf untuk dikuburkan di tanah yang telah dijanjikan Allah kepada bangsa Israel (</w:t>
+      </w:r>
+      <w:hyperlink r:id="rId261">
+        <w:r>
+          <w:rPr>
+            <w:lang w:val="id_ID" w:bidi="id_ID"/>
+          </w:rPr>
+          <w:rPr>
+            <w:color w:val="0000EE"/>
+            <w:u w:val="single"/>
+          </w:rPr>
+          <w:t>Kej. 50:25</w:t>
+        </w:r>
+      </w:hyperlink>
+      <w:r>
+        <w:rPr>
+          <w:lang w:val="id_ID" w:bidi="id_ID"/>
+        </w:rPr>
+        <w:t xml:space="preserve">; </w:t>
+      </w:r>
+      <w:hyperlink r:id="rId262">
+        <w:r>
+          <w:rPr>
+            <w:lang w:val="id_ID" w:bidi="id_ID"/>
+          </w:rPr>
+          <w:rPr>
+            <w:color w:val="0000EE"/>
+            <w:u w:val="single"/>
+          </w:rPr>
+          <w:t>Kel. 13:19</w:t>
+        </w:r>
+      </w:hyperlink>
+      <w:r>
+        <w:rPr>
+          <w:lang w:val="id_ID" w:bidi="id_ID"/>
+        </w:rPr>
+        <w:t>). • Sikhem adalah bagian dari warisan keturunan Yusuf, di perbatasan antara Efraim dan Manasye. Yakub telah membeli tanah itu berabad-abad sebelumnya dengan harga 100 kesita (100 keping perak).</w:t>
+      </w:r>
+      <w:r>
+        <w:rPr>
+          <w:lang w:val="id_ID" w:bidi="id_ID"/>
+        </w:rPr>
+      </w:r>
+      <w:r>
+        <w:rPr>
+          <w:lang w:val="id_ID" w:bidi="id_ID"/>
+        </w:rPr>
+      </w:r>
+    </w:p>
+    <w:p>
+      <w:pPr/>
+      <w:r>
+        <w:rPr>
+          <w:lang w:val="id_ID" w:bidi="id_ID"/>
+        </w:rPr>
+      </w:r>
+    </w:p>
+    <w:p>
+      <w:pPr>
+        <w:pStyle w:val="Heading2"/>
+      </w:pPr>
+      <w:r>
+        <w:rPr>
+          <w:lang w:val="id_ID" w:bidi="id_ID"/>
+        </w:rPr>
+        <w:t>Yosua 24:33</w:t>
+      </w:r>
+      <w:r>
+        <w:rPr>
+          <w:lang w:val="id_ID" w:bidi="id_ID"/>
+        </w:rPr>
+      </w:r>
+    </w:p>
+    <w:p>
+      <w:pPr/>
+      <w:r>
+        <w:rPr>
+          <w:lang w:val="id_ID" w:bidi="id_ID"/>
+        </w:rPr>
+      </w:r>
+      <w:r>
+        <w:rPr>
+          <w:lang w:val="id_ID" w:bidi="id_ID"/>
+        </w:rPr>
+        <w:t>Imam Besar Eleazar berdiri di samping Yosua selama proses pembagian tanah kepada suku-suku Israel. • Yosua, Yusuf, dan Eleazar dikuburkan di Efraim, di bagian tengah dari negeri yang baru saja ditaklukkan. Penguburan mereka menjadi tanda terakhir bahwa Allah telah memenuhi janji-Nya untuk memberikan negeri itu kepada bangsa Israel.</w:t>
       </w:r>
       <w:r>
         <w:rPr>

--- a/ind/docx/06.content.docx
+++ b/ind/docx/06.content.docx
@@ -19,7 +19,7 @@
         <w:rPr>
           <w:lang w:val="id_ID" w:bidi="id_ID"/>
         </w:rPr>
-        <w:t>Resource: Tyndale Open Study Notes</w:t>
+        <w:t>Resource: Aquifer Open Study Notes</w:t>
       </w:r>
       <w:r>
         <w:rPr>
@@ -112,7 +112,7 @@
         <w:rPr>
           <w:lang w:val="id_ID" w:bidi="id_ID"/>
         </w:rPr>
-        <w:t>Tyndale Open Study Notes</w:t>
+        <w:t>Aquifer Open Study Notes</w:t>
       </w:r>
     </w:p>
     <w:p>

--- a/ind/docx/06.content.docx
+++ b/ind/docx/06.content.docx
@@ -233,18 +233,12 @@
         </w:rPr>
         <w:t>Musa meninggal di Gunung Nebo, di sebelah timur Yordan (</w:t>
       </w:r>
-      <w:hyperlink r:id="rId13">
-        <w:r>
-          <w:rPr>
-            <w:lang w:val="id_ID" w:bidi="id_ID"/>
-          </w:rPr>
-          <w:rPr>
-            <w:color w:val="0000EE"/>
-            <w:u w:val="single"/>
-          </w:rPr>
-          <w:t>Ul. 34:1–5</w:t>
-        </w:r>
-      </w:hyperlink>
+      <w:r>
+        <w:rPr>
+          <w:lang w:val="id_ID" w:bidi="id_ID"/>
+        </w:rPr>
+        <w:t>Ul. 34:1–5</w:t>
+      </w:r>
       <w:r>
         <w:rPr>
           <w:lang w:val="id_ID" w:bidi="id_ID"/>
@@ -299,126 +293,84 @@
         </w:rPr>
         <w:t>Allah mengukuhkan Yosua sebagai pemimpin Israel dan penerus Musa. Allah memberikan janji khusus kepada Abraham untuk membawa keturunannya memiliki tanah Kanaan (</w:t>
       </w:r>
-      <w:hyperlink r:id="rId14">
-        <w:r>
-          <w:rPr>
-            <w:lang w:val="id_ID" w:bidi="id_ID"/>
-          </w:rPr>
-          <w:rPr>
-            <w:color w:val="0000EE"/>
-            <w:u w:val="single"/>
-          </w:rPr>
-          <w:t>Kej. 12:7</w:t>
-        </w:r>
-      </w:hyperlink>
+      <w:r>
+        <w:rPr>
+          <w:lang w:val="id_ID" w:bidi="id_ID"/>
+        </w:rPr>
+        <w:t>Kej. 12:7</w:t>
+      </w:r>
       <w:r>
         <w:rPr>
           <w:lang w:val="id_ID" w:bidi="id_ID"/>
         </w:rPr>
         <w:t xml:space="preserve">; </w:t>
       </w:r>
-      <w:hyperlink r:id="rId15">
-        <w:r>
-          <w:rPr>
-            <w:lang w:val="id_ID" w:bidi="id_ID"/>
-          </w:rPr>
-          <w:rPr>
-            <w:color w:val="0000EE"/>
-            <w:u w:val="single"/>
-          </w:rPr>
-          <w:t>15:7</w:t>
-        </w:r>
-      </w:hyperlink>
+      <w:r>
+        <w:rPr>
+          <w:lang w:val="id_ID" w:bidi="id_ID"/>
+        </w:rPr>
+        <w:t>15:7</w:t>
+      </w:r>
       <w:r>
         <w:rPr>
           <w:lang w:val="id_ID" w:bidi="id_ID"/>
         </w:rPr>
         <w:t xml:space="preserve">; </w:t>
       </w:r>
-      <w:hyperlink r:id="rId16">
-        <w:r>
-          <w:rPr>
-            <w:lang w:val="id_ID" w:bidi="id_ID"/>
-          </w:rPr>
-          <w:rPr>
-            <w:color w:val="0000EE"/>
-            <w:u w:val="single"/>
-          </w:rPr>
-          <w:t>17:8</w:t>
-        </w:r>
-      </w:hyperlink>
+      <w:r>
+        <w:rPr>
+          <w:lang w:val="id_ID" w:bidi="id_ID"/>
+        </w:rPr>
+        <w:t>17:8</w:t>
+      </w:r>
       <w:r>
         <w:rPr>
           <w:lang w:val="id_ID" w:bidi="id_ID"/>
         </w:rPr>
         <w:t>). Janji ini diulangi kepada Musa (</w:t>
       </w:r>
-      <w:hyperlink r:id="rId17">
-        <w:r>
-          <w:rPr>
-            <w:lang w:val="id_ID" w:bidi="id_ID"/>
-          </w:rPr>
-          <w:rPr>
-            <w:color w:val="0000EE"/>
-            <w:u w:val="single"/>
-          </w:rPr>
-          <w:t>Kel. 3:6–8</w:t>
-        </w:r>
-      </w:hyperlink>
+      <w:r>
+        <w:rPr>
+          <w:lang w:val="id_ID" w:bidi="id_ID"/>
+        </w:rPr>
+        <w:t>Kel. 3:6–8</w:t>
+      </w:r>
       <w:r>
         <w:rPr>
           <w:lang w:val="id_ID" w:bidi="id_ID"/>
         </w:rPr>
         <w:t xml:space="preserve">; </w:t>
       </w:r>
-      <w:hyperlink r:id="rId18">
-        <w:r>
-          <w:rPr>
-            <w:lang w:val="id_ID" w:bidi="id_ID"/>
-          </w:rPr>
-          <w:rPr>
-            <w:color w:val="0000EE"/>
-            <w:u w:val="single"/>
-          </w:rPr>
-          <w:t>13:3–5</w:t>
-        </w:r>
-      </w:hyperlink>
+      <w:r>
+        <w:rPr>
+          <w:lang w:val="id_ID" w:bidi="id_ID"/>
+        </w:rPr>
+        <w:t>13:3–5</w:t>
+      </w:r>
       <w:r>
         <w:rPr>
           <w:lang w:val="id_ID" w:bidi="id_ID"/>
         </w:rPr>
         <w:t xml:space="preserve">; </w:t>
       </w:r>
-      <w:hyperlink r:id="rId19">
-        <w:r>
-          <w:rPr>
-            <w:lang w:val="id_ID" w:bidi="id_ID"/>
-          </w:rPr>
-          <w:rPr>
-            <w:color w:val="0000EE"/>
-            <w:u w:val="single"/>
-          </w:rPr>
-          <w:t>Ul. 1:6–8</w:t>
-        </w:r>
-      </w:hyperlink>
+      <w:r>
+        <w:rPr>
+          <w:lang w:val="id_ID" w:bidi="id_ID"/>
+        </w:rPr>
+        <w:t>Ul. 1:6–8</w:t>
+      </w:r>
       <w:r>
         <w:rPr>
           <w:lang w:val="id_ID" w:bidi="id_ID"/>
         </w:rPr>
         <w:t xml:space="preserve">; </w:t>
       </w:r>
-      <w:hyperlink r:id="rId20">
-        <w:r>
-          <w:rPr>
-            <w:lang w:val="id_ID" w:bidi="id_ID"/>
-          </w:rPr>
-          <w:rPr>
-            <w:color w:val="0000EE"/>
-            <w:u w:val="single"/>
-          </w:rPr>
-          <w:t>6:10–19</w:t>
-        </w:r>
-      </w:hyperlink>
+      <w:r>
+        <w:rPr>
+          <w:lang w:val="id_ID" w:bidi="id_ID"/>
+        </w:rPr>
+        <w:t>6:10–19</w:t>
+      </w:r>
       <w:r>
         <w:rPr>
           <w:lang w:val="id_ID" w:bidi="id_ID"/>
@@ -521,18 +473,12 @@
         </w:rPr>
         <w:t>Pemukiman Israel kuno yang paling selatan berada di Negeb, di sekitar Bersyeba (</w:t>
       </w:r>
-      <w:hyperlink r:id="rId21">
-        <w:r>
-          <w:rPr>
-            <w:lang w:val="id_ID" w:bidi="id_ID"/>
-          </w:rPr>
-          <w:rPr>
-            <w:color w:val="0000EE"/>
-            <w:u w:val="single"/>
-          </w:rPr>
-          <w:t>Yos. 15:28</w:t>
-        </w:r>
-      </w:hyperlink>
+      <w:r>
+        <w:rPr>
+          <w:lang w:val="id_ID" w:bidi="id_ID"/>
+        </w:rPr>
+        <w:t>Yos. 15:28</w:t>
+      </w:r>
       <w:r>
         <w:rPr>
           <w:lang w:val="id_ID" w:bidi="id_ID"/>
@@ -599,18 +545,12 @@
         </w:rPr>
         <w:t xml:space="preserve">Allah berjanji tidak akan membiarkan atau meninggalkan Yosua, seperti yang telah Dia janjikan kepada Musa (bdk. </w:t>
       </w:r>
-      <w:hyperlink r:id="rId22">
-        <w:r>
-          <w:rPr>
-            <w:lang w:val="id_ID" w:bidi="id_ID"/>
-          </w:rPr>
-          <w:rPr>
-            <w:color w:val="0000EE"/>
-            <w:u w:val="single"/>
-          </w:rPr>
-          <w:t>Ul. 31:6–8</w:t>
-        </w:r>
-      </w:hyperlink>
+      <w:r>
+        <w:rPr>
+          <w:lang w:val="id_ID" w:bidi="id_ID"/>
+        </w:rPr>
+        <w:t>Ul. 31:6–8</w:t>
+      </w:r>
       <w:r>
         <w:rPr>
           <w:lang w:val="id_ID" w:bidi="id_ID"/>
@@ -665,18 +605,12 @@
         </w:rPr>
         <w:t xml:space="preserve">Engkaulah: Allah menugaskan Yosua sebagai agen utama untuk memenuhi janji yang telah Dia berikan kepada nenek moyang mereka (lihat </w:t>
       </w:r>
-      <w:hyperlink r:id="rId23">
-        <w:r>
-          <w:rPr>
-            <w:lang w:val="id_ID" w:bidi="id_ID"/>
-          </w:rPr>
-          <w:rPr>
-            <w:color w:val="0000EE"/>
-            <w:u w:val="single"/>
-          </w:rPr>
-          <w:t>Kel. 6:8</w:t>
-        </w:r>
-      </w:hyperlink>
+      <w:r>
+        <w:rPr>
+          <w:lang w:val="id_ID" w:bidi="id_ID"/>
+        </w:rPr>
+        <w:t>Kel. 6:8</w:t>
+      </w:r>
       <w:r>
         <w:rPr>
           <w:lang w:val="id_ID" w:bidi="id_ID"/>
@@ -731,36 +665,24 @@
         </w:rPr>
         <w:t>Sebagai penekanan, Allah memberi tahu Yosua tiga kali bahwa ia harus kuat dan berani supaya berhasil melawan bangsa Kanaan, yang jumlahnya lebih banyak daripada bangsa Israel. Umat Israel juga harus berhati-hati dalam menaati semua petunjuk yang diberikan Musa jika mereka ingin menduduki tanah itu, membangun ladang-ladang yang produktif, dan membangun rumah-rumah, desa-desa, dan kota-kota. Tanah itu adalah tanah milik Allah, seperti juga seluruh bumi (</w:t>
       </w:r>
-      <w:hyperlink r:id="rId24">
-        <w:r>
-          <w:rPr>
-            <w:lang w:val="id_ID" w:bidi="id_ID"/>
-          </w:rPr>
-          <w:rPr>
-            <w:color w:val="0000EE"/>
-            <w:u w:val="single"/>
-          </w:rPr>
-          <w:t>Mzm. 24:1</w:t>
-        </w:r>
-      </w:hyperlink>
+      <w:r>
+        <w:rPr>
+          <w:lang w:val="id_ID" w:bidi="id_ID"/>
+        </w:rPr>
+        <w:t>Mzm. 24:1</w:t>
+      </w:r>
       <w:r>
         <w:rPr>
           <w:lang w:val="id_ID" w:bidi="id_ID"/>
         </w:rPr>
         <w:t>); Allah membawa bangsa Israel masuk ke Kanaan sebagai pendatang, bukan pemilik (</w:t>
       </w:r>
-      <w:hyperlink r:id="rId25">
-        <w:r>
-          <w:rPr>
-            <w:lang w:val="id_ID" w:bidi="id_ID"/>
-          </w:rPr>
-          <w:rPr>
-            <w:color w:val="0000EE"/>
-            <w:u w:val="single"/>
-          </w:rPr>
-          <w:t>Im. 25:23</w:t>
-        </w:r>
-      </w:hyperlink>
+      <w:r>
+        <w:rPr>
+          <w:lang w:val="id_ID" w:bidi="id_ID"/>
+        </w:rPr>
+        <w:t>Im. 25:23</w:t>
+      </w:r>
       <w:r>
         <w:rPr>
           <w:lang w:val="id_ID" w:bidi="id_ID"/>
@@ -815,108 +737,72 @@
         </w:rPr>
         <w:t xml:space="preserve">Kitab berisi Instruksi ini (Taurat Ibrani) kemungkinan merujuk pada kitab Ulangan (lihat </w:t>
       </w:r>
-      <w:hyperlink r:id="rId26">
-        <w:r>
-          <w:rPr>
-            <w:lang w:val="id_ID" w:bidi="id_ID"/>
-          </w:rPr>
-          <w:rPr>
-            <w:color w:val="0000EE"/>
-            <w:u w:val="single"/>
-          </w:rPr>
-          <w:t>Ul. 4:44</w:t>
-        </w:r>
-      </w:hyperlink>
+      <w:r>
+        <w:rPr>
+          <w:lang w:val="id_ID" w:bidi="id_ID"/>
+        </w:rPr>
+        <w:t>Ul. 4:44</w:t>
+      </w:r>
       <w:r>
         <w:rPr>
           <w:lang w:val="id_ID" w:bidi="id_ID"/>
         </w:rPr>
         <w:t xml:space="preserve">; </w:t>
       </w:r>
-      <w:hyperlink r:id="rId27">
-        <w:r>
-          <w:rPr>
-            <w:lang w:val="id_ID" w:bidi="id_ID"/>
-          </w:rPr>
-          <w:rPr>
-            <w:color w:val="0000EE"/>
-            <w:u w:val="single"/>
-          </w:rPr>
-          <w:t>29:21</w:t>
-        </w:r>
-      </w:hyperlink>
+      <w:r>
+        <w:rPr>
+          <w:lang w:val="id_ID" w:bidi="id_ID"/>
+        </w:rPr>
+        <w:t>29:21</w:t>
+      </w:r>
       <w:r>
         <w:rPr>
           <w:lang w:val="id_ID" w:bidi="id_ID"/>
         </w:rPr>
         <w:t xml:space="preserve">; </w:t>
       </w:r>
-      <w:hyperlink r:id="rId28">
-        <w:r>
-          <w:rPr>
-            <w:lang w:val="id_ID" w:bidi="id_ID"/>
-          </w:rPr>
-          <w:rPr>
-            <w:color w:val="0000EE"/>
-            <w:u w:val="single"/>
-          </w:rPr>
-          <w:t>30:10</w:t>
-        </w:r>
-      </w:hyperlink>
+      <w:r>
+        <w:rPr>
+          <w:lang w:val="id_ID" w:bidi="id_ID"/>
+        </w:rPr>
+        <w:t>30:10</w:t>
+      </w:r>
       <w:r>
         <w:rPr>
           <w:lang w:val="id_ID" w:bidi="id_ID"/>
         </w:rPr>
         <w:t xml:space="preserve">; </w:t>
       </w:r>
-      <w:hyperlink r:id="rId29">
-        <w:r>
-          <w:rPr>
-            <w:lang w:val="id_ID" w:bidi="id_ID"/>
-          </w:rPr>
-          <w:rPr>
-            <w:color w:val="0000EE"/>
-            <w:u w:val="single"/>
-          </w:rPr>
-          <w:t>31:9–12</w:t>
-        </w:r>
-      </w:hyperlink>
+      <w:r>
+        <w:rPr>
+          <w:lang w:val="id_ID" w:bidi="id_ID"/>
+        </w:rPr>
+        <w:t>31:9–12</w:t>
+      </w:r>
       <w:r>
         <w:rPr>
           <w:lang w:val="id_ID" w:bidi="id_ID"/>
         </w:rPr>
         <w:t xml:space="preserve">). Kitab ini mencakup kode-kode hukum dasar Israel serta petunjuk moral dan spiritual dari Tuhan. • Allah memerintahkan Yosua untuk merenungkan dan memperkatakan perintah Allah siang dan malam—yaitu, secara terus menerus (bdk. </w:t>
       </w:r>
-      <w:hyperlink r:id="rId30">
-        <w:r>
-          <w:rPr>
-            <w:lang w:val="id_ID" w:bidi="id_ID"/>
-          </w:rPr>
-          <w:rPr>
-            <w:color w:val="0000EE"/>
-            <w:u w:val="single"/>
-          </w:rPr>
-          <w:t>Ul. 6:6–7</w:t>
-        </w:r>
-      </w:hyperlink>
+      <w:r>
+        <w:rPr>
+          <w:lang w:val="id_ID" w:bidi="id_ID"/>
+        </w:rPr>
+        <w:t>Ul. 6:6–7</w:t>
+      </w:r>
       <w:r>
         <w:rPr>
           <w:lang w:val="id_ID" w:bidi="id_ID"/>
         </w:rPr>
         <w:t xml:space="preserve">; </w:t>
       </w:r>
-      <w:hyperlink r:id="rId31">
-        <w:r>
-          <w:rPr>
-            <w:lang w:val="id_ID" w:bidi="id_ID"/>
-          </w:rPr>
-          <w:rPr>
-            <w:color w:val="0000EE"/>
-            <w:u w:val="single"/>
-          </w:rPr>
-          <w:t>17:18–20</w:t>
-        </w:r>
-      </w:hyperlink>
+      <w:r>
+        <w:rPr>
+          <w:lang w:val="id_ID" w:bidi="id_ID"/>
+        </w:rPr>
+        <w:t>17:18–20</w:t>
+      </w:r>
       <w:r>
         <w:rPr>
           <w:lang w:val="id_ID" w:bidi="id_ID"/>
@@ -1092,18 +978,12 @@
         </w:rPr>
         <w:t xml:space="preserve">Karena ketakutan dan ketidakpercayaan, generasi sebelumnya telah menolak untuk memasuki Tanah Perjanjian dari arah selatan empat puluh tahun sebelumnya (lihat </w:t>
       </w:r>
-      <w:hyperlink r:id="rId32">
-        <w:r>
-          <w:rPr>
-            <w:lang w:val="id_ID" w:bidi="id_ID"/>
-          </w:rPr>
-          <w:rPr>
-            <w:color w:val="0000EE"/>
-            <w:u w:val="single"/>
-          </w:rPr>
-          <w:t>Bil. 13–14</w:t>
-        </w:r>
-      </w:hyperlink>
+      <w:r>
+        <w:rPr>
+          <w:lang w:val="id_ID" w:bidi="id_ID"/>
+        </w:rPr>
+        <w:t>Bil. 13–14</w:t>
+      </w:r>
       <w:r>
         <w:rPr>
           <w:lang w:val="id_ID" w:bidi="id_ID"/>
@@ -1158,18 +1038,12 @@
         </w:rPr>
         <w:t>Ruben, Gad, dan setengah suku Manasye telah meminta dan menerima dari Musa tanah yang diduduki di sebelah timur sungai Yordan (</w:t>
       </w:r>
-      <w:hyperlink r:id="rId33">
-        <w:r>
-          <w:rPr>
-            <w:lang w:val="id_ID" w:bidi="id_ID"/>
-          </w:rPr>
-          <w:rPr>
-            <w:color w:val="0000EE"/>
-            <w:u w:val="single"/>
-          </w:rPr>
-          <w:t>Bil. 32:33</w:t>
-        </w:r>
-      </w:hyperlink>
+      <w:r>
+        <w:rPr>
+          <w:lang w:val="id_ID" w:bidi="id_ID"/>
+        </w:rPr>
+        <w:t>Bil. 32:33</w:t>
+      </w:r>
       <w:r>
         <w:rPr>
           <w:lang w:val="id_ID" w:bidi="id_ID"/>
@@ -1224,18 +1098,12 @@
         </w:rPr>
         <w:t xml:space="preserve">Allah ingin agar umat Israel mengalami kelegaan rohani, budaya, dan emosional dari hubungan yang benar dengan-Nya dan satu sama lain, bukan hanya kelegaan secara jasmani dengan tinggal di negeri yang aman dan berkelimpahan (lihat </w:t>
       </w:r>
-      <w:hyperlink r:id="rId34">
-        <w:r>
-          <w:rPr>
-            <w:lang w:val="id_ID" w:bidi="id_ID"/>
-          </w:rPr>
-          <w:rPr>
-            <w:color w:val="0000EE"/>
-            <w:u w:val="single"/>
-          </w:rPr>
-          <w:t>Ibr. 4:1–11</w:t>
-        </w:r>
-      </w:hyperlink>
+      <w:r>
+        <w:rPr>
+          <w:lang w:val="id_ID" w:bidi="id_ID"/>
+        </w:rPr>
+        <w:t>Ibr. 4:1–11</w:t>
+      </w:r>
       <w:r>
         <w:rPr>
           <w:lang w:val="id_ID" w:bidi="id_ID"/>
@@ -1290,18 +1158,12 @@
         </w:rPr>
         <w:t>semua pahlawan dari 2½ suku telah berjanji untuk menyeberangi sungai Yordan bersama dengan orang Israel lainnya untuk membantu mereka menaklukkan negeri yang dijanjikan bagi mereka itu (</w:t>
       </w:r>
-      <w:hyperlink r:id="rId35">
-        <w:r>
-          <w:rPr>
-            <w:lang w:val="id_ID" w:bidi="id_ID"/>
-          </w:rPr>
-          <w:rPr>
-            <w:color w:val="0000EE"/>
-            <w:u w:val="single"/>
-          </w:rPr>
-          <w:t>Bil. 32:16–19</w:t>
-        </w:r>
-      </w:hyperlink>
+      <w:r>
+        <w:rPr>
+          <w:lang w:val="id_ID" w:bidi="id_ID"/>
+        </w:rPr>
+        <w:t>Bil. 32:16–19</w:t>
+      </w:r>
       <w:r>
         <w:rPr>
           <w:lang w:val="id_ID" w:bidi="id_ID"/>
@@ -1356,18 +1218,12 @@
         </w:rPr>
         <w:t xml:space="preserve">Israel sering kali tidak menaati … Musa. Namun, suku-suku yang tinggal di sebelah timur sungai Yordan menyeberang bersama orang Israel lainnya, dan mereka tidak kembali ke tanah dan rumah mereka sendiri sampai Yosua mengusir mereka (Yos. </w:t>
       </w:r>
-      <w:hyperlink r:id="rId36">
-        <w:r>
-          <w:rPr>
-            <w:lang w:val="id_ID" w:bidi="id_ID"/>
-          </w:rPr>
-          <w:rPr>
-            <w:color w:val="0000EE"/>
-            <w:u w:val="single"/>
-          </w:rPr>
-          <w:t>22:6</w:t>
-        </w:r>
-      </w:hyperlink>
+      <w:r>
+        <w:rPr>
+          <w:lang w:val="id_ID" w:bidi="id_ID"/>
+        </w:rPr>
+        <w:t>22:6</w:t>
+      </w:r>
       <w:r>
         <w:rPr>
           <w:lang w:val="id_ID" w:bidi="id_ID"/>
@@ -1470,18 +1326,12 @@
         </w:rPr>
         <w:t xml:space="preserve">Hutan Akasia terletak sekitar delapan mil sebelah timur sungai Yordan di dataran Moab, di seberang Yerikho (lihat </w:t>
       </w:r>
-      <w:hyperlink r:id="rId37">
-        <w:r>
-          <w:rPr>
-            <w:lang w:val="id_ID" w:bidi="id_ID"/>
-          </w:rPr>
-          <w:rPr>
-            <w:color w:val="0000EE"/>
-            <w:u w:val="single"/>
-          </w:rPr>
-          <w:t>Bil 25:1</w:t>
-        </w:r>
-      </w:hyperlink>
+      <w:r>
+        <w:rPr>
+          <w:lang w:val="id_ID" w:bidi="id_ID"/>
+        </w:rPr>
+        <w:t>Bil 25:1</w:t>
+      </w:r>
       <w:r>
         <w:rPr>
           <w:lang w:val="id_ID" w:bidi="id_ID"/>
@@ -1837,36 +1687,24 @@
         </w:rPr>
         <w:t>Rahab mulai menyatakan imannya kepada Tuhan. • telah mengeringkan air Laut Teberau: Allah telah membelah air Laut Merah untuk Israel (</w:t>
       </w:r>
-      <w:hyperlink r:id="rId38">
-        <w:r>
-          <w:rPr>
-            <w:lang w:val="id_ID" w:bidi="id_ID"/>
-          </w:rPr>
-          <w:rPr>
-            <w:color w:val="0000EE"/>
-            <w:u w:val="single"/>
-          </w:rPr>
-          <w:t>Kel. 14:21–28</w:t>
-        </w:r>
-      </w:hyperlink>
+      <w:r>
+        <w:rPr>
+          <w:lang w:val="id_ID" w:bidi="id_ID"/>
+        </w:rPr>
+        <w:t>Kel. 14:21–28</w:t>
+      </w:r>
       <w:r>
         <w:rPr>
           <w:lang w:val="id_ID" w:bidi="id_ID"/>
         </w:rPr>
         <w:t>). • Israel telah mengalahkan Sihon dan Og (</w:t>
       </w:r>
-      <w:hyperlink r:id="rId39">
-        <w:r>
-          <w:rPr>
-            <w:lang w:val="id_ID" w:bidi="id_ID"/>
-          </w:rPr>
-          <w:rPr>
-            <w:color w:val="0000EE"/>
-            <w:u w:val="single"/>
-          </w:rPr>
-          <w:t>Bil. 21:21–35</w:t>
-        </w:r>
-      </w:hyperlink>
+      <w:r>
+        <w:rPr>
+          <w:lang w:val="id_ID" w:bidi="id_ID"/>
+        </w:rPr>
+        <w:t>Bil. 21:21–35</w:t>
+      </w:r>
       <w:r>
         <w:rPr>
           <w:lang w:val="id_ID" w:bidi="id_ID"/>
@@ -1885,36 +1723,24 @@
         </w:rPr>
         <w:t xml:space="preserve">: Lihat </w:t>
       </w:r>
-      <w:hyperlink r:id="rId40">
-        <w:r>
-          <w:rPr>
-            <w:lang w:val="id_ID" w:bidi="id_ID"/>
-          </w:rPr>
-          <w:rPr>
-            <w:color w:val="0000EE"/>
-            <w:u w:val="single"/>
-          </w:rPr>
-          <w:t>Im. 27:28–29</w:t>
-        </w:r>
-      </w:hyperlink>
+      <w:r>
+        <w:rPr>
+          <w:lang w:val="id_ID" w:bidi="id_ID"/>
+        </w:rPr>
+        <w:t>Im. 27:28–29</w:t>
+      </w:r>
       <w:r>
         <w:rPr>
           <w:lang w:val="id_ID" w:bidi="id_ID"/>
         </w:rPr>
         <w:t xml:space="preserve">; </w:t>
       </w:r>
-      <w:hyperlink r:id="rId41">
-        <w:r>
-          <w:rPr>
-            <w:lang w:val="id_ID" w:bidi="id_ID"/>
-          </w:rPr>
-          <w:rPr>
-            <w:color w:val="0000EE"/>
-            <w:u w:val="single"/>
-          </w:rPr>
-          <w:t>1Sam. 15:3</w:t>
-        </w:r>
-      </w:hyperlink>
+      <w:r>
+        <w:rPr>
+          <w:lang w:val="id_ID" w:bidi="id_ID"/>
+        </w:rPr>
+        <w:t>1Sam. 15:3</w:t>
+      </w:r>
       <w:r>
         <w:rPr>
           <w:lang w:val="id_ID" w:bidi="id_ID"/>
@@ -1969,18 +1795,12 @@
         </w:rPr>
         <w:t>Meskipun bangsa Kanaan mendapat penghakiman Allah, pernyataan iman Rahab (yang terbukti tulus dengan bantuannya kepada para mata-mata) membawanya masuk ke dalam umat Allah (</w:t>
       </w:r>
-      <w:hyperlink r:id="rId42">
-        <w:r>
-          <w:rPr>
-            <w:lang w:val="id_ID" w:bidi="id_ID"/>
-          </w:rPr>
-          <w:rPr>
-            <w:color w:val="0000EE"/>
-            <w:u w:val="single"/>
-          </w:rPr>
-          <w:t>Ibr. 11:31</w:t>
-        </w:r>
-      </w:hyperlink>
+      <w:r>
+        <w:rPr>
+          <w:lang w:val="id_ID" w:bidi="id_ID"/>
+        </w:rPr>
+        <w:t>Ibr. 11:31</w:t>
+      </w:r>
       <w:r>
         <w:rPr>
           <w:lang w:val="id_ID" w:bidi="id_ID"/>
@@ -2083,18 +1903,12 @@
         </w:rPr>
         <w:t>Ketika Israel menyerang Yerikho, Yosua dan kedua mata-mata itu menepati janji mereka untuk mengampuni Rahab (</w:t>
       </w:r>
-      <w:hyperlink r:id="rId43">
-        <w:r>
-          <w:rPr>
-            <w:lang w:val="id_ID" w:bidi="id_ID"/>
-          </w:rPr>
-          <w:rPr>
-            <w:color w:val="0000EE"/>
-            <w:u w:val="single"/>
-          </w:rPr>
-          <w:t>Yos. 6:22</w:t>
-        </w:r>
-      </w:hyperlink>
+      <w:r>
+        <w:rPr>
+          <w:lang w:val="id_ID" w:bidi="id_ID"/>
+        </w:rPr>
+        <w:t>Yos. 6:22</w:t>
+      </w:r>
       <w:r>
         <w:rPr>
           <w:lang w:val="id_ID" w:bidi="id_ID"/>
@@ -2149,18 +1963,12 @@
         </w:rPr>
         <w:t>Karena rumah Rahab berdiri di atas tembok kota, ia dapat menyembunyikan orang-orang itu di atap rumahnya yang datar (</w:t>
       </w:r>
-      <w:hyperlink r:id="rId44">
-        <w:r>
-          <w:rPr>
-            <w:lang w:val="id_ID" w:bidi="id_ID"/>
-          </w:rPr>
-          <w:rPr>
-            <w:color w:val="0000EE"/>
-            <w:u w:val="single"/>
-          </w:rPr>
-          <w:t>Yos. 2:6</w:t>
-        </w:r>
-      </w:hyperlink>
+      <w:r>
+        <w:rPr>
+          <w:lang w:val="id_ID" w:bidi="id_ID"/>
+        </w:rPr>
+        <w:t>Yos. 2:6</w:t>
+      </w:r>
       <w:r>
         <w:rPr>
           <w:lang w:val="id_ID" w:bidi="id_ID"/>
@@ -2365,18 +2173,12 @@
         </w:rPr>
         <w:t>Orang Israel telah berkemah di Hutan Akasia sejak sebelum nubuat Bileam (</w:t>
       </w:r>
-      <w:hyperlink r:id="rId45">
-        <w:r>
-          <w:rPr>
-            <w:lang w:val="id_ID" w:bidi="id_ID"/>
-          </w:rPr>
-          <w:rPr>
-            <w:color w:val="0000EE"/>
-            <w:u w:val="single"/>
-          </w:rPr>
-          <w:t>Bil. 22–24</w:t>
-        </w:r>
-      </w:hyperlink>
+      <w:r>
+        <w:rPr>
+          <w:lang w:val="id_ID" w:bidi="id_ID"/>
+        </w:rPr>
+        <w:t>Bil. 22–24</w:t>
+      </w:r>
       <w:r>
         <w:rPr>
           <w:lang w:val="id_ID" w:bidi="id_ID"/>
@@ -2431,36 +2233,24 @@
         </w:rPr>
         <w:t>Tabut Perjanjian Tuhan adalah tempat kediaman Allah di antara bangsa Israel dan melambangkan takhta-Nya. Setiap kali Israel berpindah tempat, sekelompok imam membawa Tabut Perjanjian dan berjalan di depan mereka (</w:t>
       </w:r>
-      <w:hyperlink r:id="rId46">
-        <w:r>
-          <w:rPr>
-            <w:lang w:val="id_ID" w:bidi="id_ID"/>
-          </w:rPr>
-          <w:rPr>
-            <w:color w:val="0000EE"/>
-            <w:u w:val="single"/>
-          </w:rPr>
-          <w:t>Kel. 25:13–15</w:t>
-        </w:r>
-      </w:hyperlink>
+      <w:r>
+        <w:rPr>
+          <w:lang w:val="id_ID" w:bidi="id_ID"/>
+        </w:rPr>
+        <w:t>Kel. 25:13–15</w:t>
+      </w:r>
       <w:r>
         <w:rPr>
           <w:lang w:val="id_ID" w:bidi="id_ID"/>
         </w:rPr>
         <w:t xml:space="preserve">; </w:t>
       </w:r>
-      <w:hyperlink r:id="rId47">
-        <w:r>
-          <w:rPr>
-            <w:lang w:val="id_ID" w:bidi="id_ID"/>
-          </w:rPr>
-          <w:rPr>
-            <w:color w:val="0000EE"/>
-            <w:u w:val="single"/>
-          </w:rPr>
-          <w:t>Bil. 10:33–36</w:t>
-        </w:r>
-      </w:hyperlink>
+      <w:r>
+        <w:rPr>
+          <w:lang w:val="id_ID" w:bidi="id_ID"/>
+        </w:rPr>
+        <w:t>Bil. 10:33–36</w:t>
+      </w:r>
       <w:r>
         <w:rPr>
           <w:lang w:val="id_ID" w:bidi="id_ID"/>
@@ -2575,36 +2365,24 @@
         </w:rPr>
         <w:t xml:space="preserve">: Mereka harus memisahkan diri mereka dari segala sesuatu yang najis yang dapat menghalangi orang Israel untuk masuk ke dalam hadirat Allah (bdk. </w:t>
       </w:r>
-      <w:hyperlink r:id="rId48">
-        <w:r>
-          <w:rPr>
-            <w:lang w:val="id_ID" w:bidi="id_ID"/>
-          </w:rPr>
-          <w:rPr>
-            <w:color w:val="0000EE"/>
-            <w:u w:val="single"/>
-          </w:rPr>
-          <w:t>Kel. 19:9–20</w:t>
-        </w:r>
-      </w:hyperlink>
+      <w:r>
+        <w:rPr>
+          <w:lang w:val="id_ID" w:bidi="id_ID"/>
+        </w:rPr>
+        <w:t>Kel. 19:9–20</w:t>
+      </w:r>
       <w:r>
         <w:rPr>
           <w:lang w:val="id_ID" w:bidi="id_ID"/>
         </w:rPr>
         <w:t xml:space="preserve">; </w:t>
       </w:r>
-      <w:hyperlink r:id="rId49">
-        <w:r>
-          <w:rPr>
-            <w:lang w:val="id_ID" w:bidi="id_ID"/>
-          </w:rPr>
-          <w:rPr>
-            <w:color w:val="0000EE"/>
-            <w:u w:val="single"/>
-          </w:rPr>
-          <w:t>Im. 11:44</w:t>
-        </w:r>
-      </w:hyperlink>
+      <w:r>
+        <w:rPr>
+          <w:lang w:val="id_ID" w:bidi="id_ID"/>
+        </w:rPr>
+        <w:t>Im. 11:44</w:t>
+      </w:r>
       <w:r>
         <w:rPr>
           <w:lang w:val="id_ID" w:bidi="id_ID"/>
@@ -2719,18 +2497,12 @@
         </w:rPr>
         <w:t xml:space="preserve">Ketika mereka menyeberangi Sungai Yordan, Tabut itu memimpin jalan sampai kaki para imam masuk ke dalam air; para imam harus berdiri di Sungai Yordan, bukan di tepi air sungai Yordan. Dengan membawa Tabut ke dalam air terlebih dahulu, para imam yang taat akan menunjukkan iman mereka (bdk. </w:t>
       </w:r>
-      <w:hyperlink r:id="rId50">
-        <w:r>
-          <w:rPr>
-            <w:lang w:val="id_ID" w:bidi="id_ID"/>
-          </w:rPr>
-          <w:rPr>
-            <w:color w:val="0000EE"/>
-            <w:u w:val="single"/>
-          </w:rPr>
-          <w:t>Yak. 2:18</w:t>
-        </w:r>
-      </w:hyperlink>
+      <w:r>
+        <w:rPr>
+          <w:lang w:val="id_ID" w:bidi="id_ID"/>
+        </w:rPr>
+        <w:t>Yak. 2:18</w:t>
+      </w:r>
       <w:r>
         <w:rPr>
           <w:lang w:val="id_ID" w:bidi="id_ID"/>
@@ -2899,18 +2671,12 @@
         </w:rPr>
         <w:t xml:space="preserve"> tetapi tidak mengungkapkan apa yang akan dilakukan oleh kelompok orang ini (</w:t>
       </w:r>
-      <w:hyperlink r:id="rId51">
-        <w:r>
-          <w:rPr>
-            <w:lang w:val="id_ID" w:bidi="id_ID"/>
-          </w:rPr>
-          <w:rPr>
-            <w:color w:val="0000EE"/>
-            <w:u w:val="single"/>
-          </w:rPr>
-          <w:t>Yos. 4:2–8</w:t>
-        </w:r>
-      </w:hyperlink>
+      <w:r>
+        <w:rPr>
+          <w:lang w:val="id_ID" w:bidi="id_ID"/>
+        </w:rPr>
+        <w:t>Yos. 4:2–8</w:t>
+      </w:r>
       <w:r>
         <w:rPr>
           <w:lang w:val="id_ID" w:bidi="id_ID"/>
@@ -3157,72 +2923,48 @@
         </w:rPr>
         <w:t>Kedua belas orang itu mewakili kedua belas anak laki-laki Yakub. Suku Lewi tidak dihitung karena suku Lewi menetap di kota-kota yang telah ditentukan di antara suku-suku lainnya (</w:t>
       </w:r>
-      <w:hyperlink r:id="rId52">
-        <w:r>
-          <w:rPr>
-            <w:lang w:val="id_ID" w:bidi="id_ID"/>
-          </w:rPr>
-          <w:rPr>
-            <w:color w:val="0000EE"/>
-            <w:u w:val="single"/>
-          </w:rPr>
-          <w:t>Kej. 49:5–7</w:t>
-        </w:r>
-      </w:hyperlink>
+      <w:r>
+        <w:rPr>
+          <w:lang w:val="id_ID" w:bidi="id_ID"/>
+        </w:rPr>
+        <w:t>Kej. 49:5–7</w:t>
+      </w:r>
       <w:r>
         <w:rPr>
           <w:lang w:val="id_ID" w:bidi="id_ID"/>
         </w:rPr>
         <w:t xml:space="preserve">; </w:t>
       </w:r>
-      <w:hyperlink r:id="rId53">
-        <w:r>
-          <w:rPr>
-            <w:lang w:val="id_ID" w:bidi="id_ID"/>
-          </w:rPr>
-          <w:rPr>
-            <w:color w:val="0000EE"/>
-            <w:u w:val="single"/>
-          </w:rPr>
-          <w:t>Bil. 1:49–52</w:t>
-        </w:r>
-      </w:hyperlink>
+      <w:r>
+        <w:rPr>
+          <w:lang w:val="id_ID" w:bidi="id_ID"/>
+        </w:rPr>
+        <w:t>Bil. 1:49–52</w:t>
+      </w:r>
       <w:r>
         <w:rPr>
           <w:lang w:val="id_ID" w:bidi="id_ID"/>
         </w:rPr>
         <w:t xml:space="preserve">; </w:t>
       </w:r>
-      <w:hyperlink r:id="rId54">
-        <w:r>
-          <w:rPr>
-            <w:lang w:val="id_ID" w:bidi="id_ID"/>
-          </w:rPr>
-          <w:rPr>
-            <w:color w:val="0000EE"/>
-            <w:u w:val="single"/>
-          </w:rPr>
-          <w:t>18:20</w:t>
-        </w:r>
-      </w:hyperlink>
+      <w:r>
+        <w:rPr>
+          <w:lang w:val="id_ID" w:bidi="id_ID"/>
+        </w:rPr>
+        <w:t>18:20</w:t>
+      </w:r>
       <w:r>
         <w:rPr>
           <w:lang w:val="id_ID" w:bidi="id_ID"/>
         </w:rPr>
         <w:t>). Namun, jumlah suku tetap dua belas karena kedua anak Yusuf (Efraim dan Manasye) dihitung sebagai suku yang terpisah (</w:t>
       </w:r>
-      <w:hyperlink r:id="rId55">
-        <w:r>
-          <w:rPr>
-            <w:lang w:val="id_ID" w:bidi="id_ID"/>
-          </w:rPr>
-          <w:rPr>
-            <w:color w:val="0000EE"/>
-            <w:u w:val="single"/>
-          </w:rPr>
-          <w:t>Kej. 48:5</w:t>
-        </w:r>
-      </w:hyperlink>
+      <w:r>
+        <w:rPr>
+          <w:lang w:val="id_ID" w:bidi="id_ID"/>
+        </w:rPr>
+        <w:t>Kej. 48:5</w:t>
+      </w:r>
       <w:r>
         <w:rPr>
           <w:lang w:val="id_ID" w:bidi="id_ID"/>
@@ -3331,18 +3073,12 @@
         </w:rPr>
         <w:t>Yosua dua kali (</w:t>
       </w:r>
-      <w:hyperlink r:id="rId56">
-        <w:r>
-          <w:rPr>
-            <w:lang w:val="id_ID" w:bidi="id_ID"/>
-          </w:rPr>
-          <w:rPr>
-            <w:color w:val="0000EE"/>
-            <w:u w:val="single"/>
-          </w:rPr>
-          <w:t>Yos. 4:21</w:t>
-        </w:r>
-      </w:hyperlink>
+      <w:r>
+        <w:rPr>
+          <w:lang w:val="id_ID" w:bidi="id_ID"/>
+        </w:rPr>
+        <w:t>Yos. 4:21</w:t>
+      </w:r>
       <w:r>
         <w:rPr>
           <w:lang w:val="id_ID" w:bidi="id_ID"/>
@@ -3553,18 +3289,12 @@
         </w:rPr>
         <w:t xml:space="preserve">Pada tanggal sepuluh di bulan pertama terjadi beberapa hari sebelum Paskah. • Gilgal menjadi pusat ibadah yang penting bagi orang Israel mula-mula. Meskipun lokasinya tidak pasti, namun kota ini terletak di sebelah timur atau timur laut Yerikho. Namanya (yang berarti “roda pedati,” bdk. </w:t>
       </w:r>
-      <w:hyperlink r:id="rId57">
-        <w:r>
-          <w:rPr>
-            <w:lang w:val="id_ID" w:bidi="id_ID"/>
-          </w:rPr>
-          <w:rPr>
-            <w:color w:val="0000EE"/>
-            <w:u w:val="single"/>
-          </w:rPr>
-          <w:t>Yes. 28:28</w:t>
-        </w:r>
-      </w:hyperlink>
+      <w:r>
+        <w:rPr>
+          <w:lang w:val="id_ID" w:bidi="id_ID"/>
+        </w:rPr>
+        <w:t>Yes. 28:28</w:t>
+      </w:r>
       <w:r>
         <w:rPr>
           <w:lang w:val="id_ID" w:bidi="id_ID"/>
@@ -3643,18 +3373,12 @@
         </w:rPr>
         <w:t>. Setidaknya, beberapa orang dalam setiap kelompok akan menanggapi Allah yang peduli kepada mereka (</w:t>
       </w:r>
-      <w:hyperlink r:id="rId58">
-        <w:r>
-          <w:rPr>
-            <w:lang w:val="id_ID" w:bidi="id_ID"/>
-          </w:rPr>
-          <w:rPr>
-            <w:color w:val="0000EE"/>
-            <w:u w:val="single"/>
-          </w:rPr>
-          <w:t>Why. 7:9–10</w:t>
-        </w:r>
-      </w:hyperlink>
+      <w:r>
+        <w:rPr>
+          <w:lang w:val="id_ID" w:bidi="id_ID"/>
+        </w:rPr>
+        <w:t>Why. 7:9–10</w:t>
+      </w:r>
       <w:r>
         <w:rPr>
           <w:lang w:val="id_ID" w:bidi="id_ID"/>
@@ -3865,18 +3589,12 @@
         </w:rPr>
         <w:t>Perjalanan memutar yang tak terduga dalam narasi ini menjadi pengingat penting akan penolakan generasi bangsa Israel sebelumnya untuk percaya bahwa Allah akan membawa mereka dengan selamat ke tanah Kanaan (</w:t>
       </w:r>
-      <w:hyperlink r:id="rId59">
-        <w:r>
-          <w:rPr>
-            <w:lang w:val="id_ID" w:bidi="id_ID"/>
-          </w:rPr>
-          <w:rPr>
-            <w:color w:val="0000EE"/>
-            <w:u w:val="single"/>
-          </w:rPr>
-          <w:t>Bil. 14</w:t>
-        </w:r>
-      </w:hyperlink>
+      <w:r>
+        <w:rPr>
+          <w:lang w:val="id_ID" w:bidi="id_ID"/>
+        </w:rPr>
+        <w:t>Bil. 14</w:t>
+      </w:r>
       <w:r>
         <w:rPr>
           <w:lang w:val="id_ID" w:bidi="id_ID"/>
@@ -4027,18 +3745,12 @@
         </w:rPr>
         <w:t>Anak domba Paskah disembelih pada malam hari tanggal empat belas bulan pertama. Sama seperti Paskah di Mesir yang menandai keluarnya bangsa Israel dari perbudakan, perayaan Paskah di Kanaan menandai tercapainya tujuan yang telah dituntun oleh Allah bagi bangsa Israel. Paskah ini juga tanda untuk mereka menantikan peristirahatan yang dijanjikan Allah bagi umat-Nya di negeri yang baru. • Rupanya ini adalah Paskah pertama yang dirayakan bangsa Israel sejak mereka berkemah di Sinai (</w:t>
       </w:r>
-      <w:hyperlink r:id="rId60">
-        <w:r>
-          <w:rPr>
-            <w:lang w:val="id_ID" w:bidi="id_ID"/>
-          </w:rPr>
-          <w:rPr>
-            <w:color w:val="0000EE"/>
-            <w:u w:val="single"/>
-          </w:rPr>
-          <w:t>Bil. 9:1–5</w:t>
-        </w:r>
-      </w:hyperlink>
+      <w:r>
+        <w:rPr>
+          <w:lang w:val="id_ID" w:bidi="id_ID"/>
+        </w:rPr>
+        <w:t>Bil. 9:1–5</w:t>
+      </w:r>
       <w:r>
         <w:rPr>
           <w:lang w:val="id_ID" w:bidi="id_ID"/>
@@ -4093,18 +3805,12 @@
         </w:rPr>
         <w:t>Israel kembali merayakan Hari Raya Roti Tidak Beragi, yang dirayakan selama tujuh hari setelah Paskah (</w:t>
       </w:r>
-      <w:hyperlink r:id="rId61">
-        <w:r>
-          <w:rPr>
-            <w:lang w:val="id_ID" w:bidi="id_ID"/>
-          </w:rPr>
-          <w:rPr>
-            <w:color w:val="0000EE"/>
-            <w:u w:val="single"/>
-          </w:rPr>
-          <w:t>Im. 23:6</w:t>
-        </w:r>
-      </w:hyperlink>
+      <w:r>
+        <w:rPr>
+          <w:lang w:val="id_ID" w:bidi="id_ID"/>
+        </w:rPr>
+        <w:t>Im. 23:6</w:t>
+      </w:r>
       <w:r>
         <w:rPr>
           <w:lang w:val="id_ID" w:bidi="id_ID"/>
@@ -4123,18 +3829,12 @@
         </w:rPr>
         <w:t xml:space="preserve">, makanan yang digemari pada musim panen (lihat </w:t>
       </w:r>
-      <w:hyperlink r:id="rId62">
-        <w:r>
-          <w:rPr>
-            <w:lang w:val="id_ID" w:bidi="id_ID"/>
-          </w:rPr>
-          <w:rPr>
-            <w:color w:val="0000EE"/>
-            <w:u w:val="single"/>
-          </w:rPr>
-          <w:t>Rut 2:14</w:t>
-        </w:r>
-      </w:hyperlink>
+      <w:r>
+        <w:rPr>
+          <w:lang w:val="id_ID" w:bidi="id_ID"/>
+        </w:rPr>
+        <w:t>Rut 2:14</w:t>
+      </w:r>
       <w:r>
         <w:rPr>
           <w:lang w:val="id_ID" w:bidi="id_ID"/>
@@ -4189,36 +3889,24 @@
         </w:rPr>
         <w:t>Penyediaan manna setiap hari dari Allah (</w:t>
       </w:r>
-      <w:hyperlink r:id="rId63">
-        <w:r>
-          <w:rPr>
-            <w:lang w:val="id_ID" w:bidi="id_ID"/>
-          </w:rPr>
-          <w:rPr>
-            <w:color w:val="0000EE"/>
-            <w:u w:val="single"/>
-          </w:rPr>
-          <w:t>Kel. 16:31</w:t>
-        </w:r>
-      </w:hyperlink>
+      <w:r>
+        <w:rPr>
+          <w:lang w:val="id_ID" w:bidi="id_ID"/>
+        </w:rPr>
+        <w:t>Kel. 16:31</w:t>
+      </w:r>
       <w:r>
         <w:rPr>
           <w:lang w:val="id_ID" w:bidi="id_ID"/>
         </w:rPr>
         <w:t xml:space="preserve">; </w:t>
       </w:r>
-      <w:hyperlink r:id="rId64">
-        <w:r>
-          <w:rPr>
-            <w:lang w:val="id_ID" w:bidi="id_ID"/>
-          </w:rPr>
-          <w:rPr>
-            <w:color w:val="0000EE"/>
-            <w:u w:val="single"/>
-          </w:rPr>
-          <w:t>Bil. 11:9</w:t>
-        </w:r>
-      </w:hyperlink>
+      <w:r>
+        <w:rPr>
+          <w:lang w:val="id_ID" w:bidi="id_ID"/>
+        </w:rPr>
+        <w:t>Bil. 11:9</w:t>
+      </w:r>
       <w:r>
         <w:rPr>
           <w:lang w:val="id_ID" w:bidi="id_ID"/>
@@ -4321,18 +4009,12 @@
         </w:rPr>
         <w:t>Yosua sedang mengintai negeri dan pertahanan kota di dekat kota Yerikho untuk menindaklanjuti laporan kedua mata-mata itu (</w:t>
       </w:r>
-      <w:hyperlink r:id="rId65">
-        <w:r>
-          <w:rPr>
-            <w:lang w:val="id_ID" w:bidi="id_ID"/>
-          </w:rPr>
-          <w:rPr>
-            <w:color w:val="0000EE"/>
-            <w:u w:val="single"/>
-          </w:rPr>
-          <w:t>Yos. 2:23–24</w:t>
-        </w:r>
-      </w:hyperlink>
+      <w:r>
+        <w:rPr>
+          <w:lang w:val="id_ID" w:bidi="id_ID"/>
+        </w:rPr>
+        <w:t>Yos. 2:23–24</w:t>
+      </w:r>
       <w:r>
         <w:rPr>
           <w:lang w:val="id_ID" w:bidi="id_ID"/>
@@ -4387,36 +4069,24 @@
         </w:rPr>
         <w:t>Panglima balatentara TUHAN memberikan petunjuk kepada Yosua untuk melakukan pengepungan Yerikho (</w:t>
       </w:r>
-      <w:hyperlink r:id="rId66">
-        <w:r>
-          <w:rPr>
-            <w:lang w:val="id_ID" w:bidi="id_ID"/>
-          </w:rPr>
-          <w:rPr>
-            <w:color w:val="0000EE"/>
-            <w:u w:val="single"/>
-          </w:rPr>
-          <w:t>Yos. 6:2–5</w:t>
-        </w:r>
-      </w:hyperlink>
+      <w:r>
+        <w:rPr>
+          <w:lang w:val="id_ID" w:bidi="id_ID"/>
+        </w:rPr>
+        <w:t>Yos. 6:2–5</w:t>
+      </w:r>
       <w:r>
         <w:rPr>
           <w:lang w:val="id_ID" w:bidi="id_ID"/>
         </w:rPr>
         <w:t>). Seperti pesan Allah sebelumnya kepada Yosua (</w:t>
       </w:r>
-      <w:hyperlink r:id="rId67">
-        <w:r>
-          <w:rPr>
-            <w:lang w:val="id_ID" w:bidi="id_ID"/>
-          </w:rPr>
-          <w:rPr>
-            <w:color w:val="0000EE"/>
-            <w:u w:val="single"/>
-          </w:rPr>
-          <w:t>Yos. 1:1–9</w:t>
-        </w:r>
-      </w:hyperlink>
+      <w:r>
+        <w:rPr>
+          <w:lang w:val="id_ID" w:bidi="id_ID"/>
+        </w:rPr>
+        <w:t>Yos. 1:1–9</w:t>
+      </w:r>
       <w:r>
         <w:rPr>
           <w:lang w:val="id_ID" w:bidi="id_ID"/>
@@ -4471,36 +4141,24 @@
         </w:rPr>
         <w:t xml:space="preserve">Yosua tersungkur dengan wajahnya ke tanah dengan penuh hormat ketika dia mengerti siapa yang berdiri di hadapannya. Tindakan Yosua menunjukkan bahwa ia bersedia melayani Allah, dengan sepenuh hati dan tanpa syarat. • Para ahli tidak sepakat apakah panglima itu adalah penampakan Allah, Kristus sebelum berinkarnasi, ataukah seorang malaikat. Penyebutan dirinya sebagai Panglima Balatentara Tuhan mungkin menyiratkan bahwa dia adalah seorang malaikat. Namun, ia tidak mencegah Yosua untuk menyembahnya, seperti yang biasa dilakukan oleh para malaikat (mis., </w:t>
       </w:r>
-      <w:hyperlink r:id="rId68">
-        <w:r>
-          <w:rPr>
-            <w:lang w:val="id_ID" w:bidi="id_ID"/>
-          </w:rPr>
-          <w:rPr>
-            <w:color w:val="0000EE"/>
-            <w:u w:val="single"/>
-          </w:rPr>
-          <w:t>Why. 22:8–9</w:t>
-        </w:r>
-      </w:hyperlink>
+      <w:r>
+        <w:rPr>
+          <w:lang w:val="id_ID" w:bidi="id_ID"/>
+        </w:rPr>
+        <w:t>Why. 22:8–9</w:t>
+      </w:r>
       <w:r>
         <w:rPr>
           <w:lang w:val="id_ID" w:bidi="id_ID"/>
         </w:rPr>
         <w:t xml:space="preserve">; bdk. </w:t>
       </w:r>
-      <w:hyperlink r:id="rId69">
-        <w:r>
-          <w:rPr>
-            <w:lang w:val="id_ID" w:bidi="id_ID"/>
-          </w:rPr>
-          <w:rPr>
-            <w:color w:val="0000EE"/>
-            <w:u w:val="single"/>
-          </w:rPr>
-          <w:t>Kisah 10:25–26</w:t>
-        </w:r>
-      </w:hyperlink>
+      <w:r>
+        <w:rPr>
+          <w:lang w:val="id_ID" w:bidi="id_ID"/>
+        </w:rPr>
+        <w:t>Kisah 10:25–26</w:t>
+      </w:r>
       <w:r>
         <w:rPr>
           <w:lang w:val="id_ID" w:bidi="id_ID"/>
@@ -4555,18 +4213,12 @@
         </w:rPr>
         <w:t>Tanggalkanlah kasutmu dari kakimu, sebab tempat … itu kudus: Inilah yang dikatakan Allah kepada Musa di semak yang terbakar (</w:t>
       </w:r>
-      <w:hyperlink r:id="rId70">
-        <w:r>
-          <w:rPr>
-            <w:lang w:val="id_ID" w:bidi="id_ID"/>
-          </w:rPr>
-          <w:rPr>
-            <w:color w:val="0000EE"/>
-            <w:u w:val="single"/>
-          </w:rPr>
-          <w:t>Kel. 3:5</w:t>
-        </w:r>
-      </w:hyperlink>
+      <w:r>
+        <w:rPr>
+          <w:lang w:val="id_ID" w:bidi="id_ID"/>
+        </w:rPr>
+        <w:t>Kel. 3:5</w:t>
+      </w:r>
       <w:r>
         <w:rPr>
           <w:lang w:val="id_ID" w:bidi="id_ID"/>
@@ -4983,54 +4635,36 @@
         </w:rPr>
         <w:t xml:space="preserve">untuk dimusnahkan: Yosua mengingatkan pasukannya bahwa kota itu dan segala sesuatu di dalamnya adalah milik Allah sebagai buah sulung dari warisan mereka di tanah Kanaan. Lihat </w:t>
       </w:r>
-      <w:hyperlink r:id="rId40">
-        <w:r>
-          <w:rPr>
-            <w:lang w:val="id_ID" w:bidi="id_ID"/>
-          </w:rPr>
-          <w:rPr>
-            <w:color w:val="0000EE"/>
-            <w:u w:val="single"/>
-          </w:rPr>
-          <w:t>Im. 27:28–29</w:t>
-        </w:r>
-      </w:hyperlink>
+      <w:r>
+        <w:rPr>
+          <w:lang w:val="id_ID" w:bidi="id_ID"/>
+        </w:rPr>
+        <w:t>Im. 27:28–29</w:t>
+      </w:r>
       <w:r>
         <w:rPr>
           <w:lang w:val="id_ID" w:bidi="id_ID"/>
         </w:rPr>
         <w:t xml:space="preserve">; </w:t>
       </w:r>
-      <w:hyperlink r:id="rId41">
-        <w:r>
-          <w:rPr>
-            <w:lang w:val="id_ID" w:bidi="id_ID"/>
-          </w:rPr>
-          <w:rPr>
-            <w:color w:val="0000EE"/>
-            <w:u w:val="single"/>
-          </w:rPr>
-          <w:t>1Sam. 15:3</w:t>
-        </w:r>
-      </w:hyperlink>
+      <w:r>
+        <w:rPr>
+          <w:lang w:val="id_ID" w:bidi="id_ID"/>
+        </w:rPr>
+        <w:t>1Sam. 15:3</w:t>
+      </w:r>
       <w:r>
         <w:rPr>
           <w:lang w:val="id_ID" w:bidi="id_ID"/>
         </w:rPr>
         <w:t xml:space="preserve">. • Rahab: Lihat </w:t>
       </w:r>
-      <w:hyperlink r:id="rId71">
-        <w:r>
-          <w:rPr>
-            <w:lang w:val="id_ID" w:bidi="id_ID"/>
-          </w:rPr>
-          <w:rPr>
-            <w:color w:val="0000EE"/>
-            <w:u w:val="single"/>
-          </w:rPr>
-          <w:t>Yos. 2:12–21</w:t>
-        </w:r>
-      </w:hyperlink>
+      <w:r>
+        <w:rPr>
+          <w:lang w:val="id_ID" w:bidi="id_ID"/>
+        </w:rPr>
+        <w:t>Yos. 2:12–21</w:t>
+      </w:r>
       <w:r>
         <w:rPr>
           <w:lang w:val="id_ID" w:bidi="id_ID"/>
@@ -5241,18 +4875,12 @@
         </w:rPr>
         <w:t>Penduduk Yerikho telah dihukum mati (</w:t>
       </w:r>
-      <w:hyperlink r:id="rId72">
-        <w:r>
-          <w:rPr>
-            <w:lang w:val="id_ID" w:bidi="id_ID"/>
-          </w:rPr>
-          <w:rPr>
-            <w:color w:val="0000EE"/>
-            <w:u w:val="single"/>
-          </w:rPr>
-          <w:t>Yos. 6:21</w:t>
-        </w:r>
-      </w:hyperlink>
+      <w:r>
+        <w:rPr>
+          <w:lang w:val="id_ID" w:bidi="id_ID"/>
+        </w:rPr>
+        <w:t>Yos. 6:21</w:t>
+      </w:r>
       <w:r>
         <w:rPr>
           <w:lang w:val="id_ID" w:bidi="id_ID"/>
@@ -5307,18 +4935,12 @@
         </w:rPr>
         <w:t xml:space="preserve">Pernyataan bahwa Rahab hidup di antara bangsa Israel hingga hari ini menegaskan betapa luas dan dalamnya kasih karunia Allah. Rahab tidak hanya diterima di antara bangsa Israel; ia pada akhirnya menjadi leluhur bagi Sang Mesias (lihat </w:t>
       </w:r>
-      <w:hyperlink r:id="rId73">
-        <w:r>
-          <w:rPr>
-            <w:lang w:val="id_ID" w:bidi="id_ID"/>
-          </w:rPr>
-          <w:rPr>
-            <w:color w:val="0000EE"/>
-            <w:u w:val="single"/>
-          </w:rPr>
-          <w:t>Mat. 1:5</w:t>
-        </w:r>
-      </w:hyperlink>
+      <w:r>
+        <w:rPr>
+          <w:lang w:val="id_ID" w:bidi="id_ID"/>
+        </w:rPr>
+        <w:t>Mat. 1:5</w:t>
+      </w:r>
       <w:r>
         <w:rPr>
           <w:lang w:val="id_ID" w:bidi="id_ID"/>
@@ -5373,72 +4995,48 @@
         </w:rPr>
         <w:t>Yosua menjatuhkan kutukan atas tempat itu karena Yerikho adalah kota Kanaan pertama yang menentang tujuan Allah dalam membawa bangsa Israel masuk ke negeri itu. Yerikho juga merupakan kota pertama yang mengalami penghakiman Allah atas kejahatan besar Kanaan. Sebagai buah sulung dari penaklukkan Israel atas Kanaan, kota ini menjadi milik Allah (</w:t>
       </w:r>
-      <w:hyperlink r:id="rId74">
-        <w:r>
-          <w:rPr>
-            <w:lang w:val="id_ID" w:bidi="id_ID"/>
-          </w:rPr>
-          <w:rPr>
-            <w:color w:val="0000EE"/>
-            <w:u w:val="single"/>
-          </w:rPr>
-          <w:t>Kel. 13:2</w:t>
-        </w:r>
-      </w:hyperlink>
+      <w:r>
+        <w:rPr>
+          <w:lang w:val="id_ID" w:bidi="id_ID"/>
+        </w:rPr>
+        <w:t>Kel. 13:2</w:t>
+      </w:r>
       <w:r>
         <w:rPr>
           <w:lang w:val="id_ID" w:bidi="id_ID"/>
         </w:rPr>
         <w:t xml:space="preserve">; </w:t>
       </w:r>
-      <w:hyperlink r:id="rId75">
-        <w:r>
-          <w:rPr>
-            <w:lang w:val="id_ID" w:bidi="id_ID"/>
-          </w:rPr>
-          <w:rPr>
-            <w:color w:val="0000EE"/>
-            <w:u w:val="single"/>
-          </w:rPr>
-          <w:t>23:19</w:t>
-        </w:r>
-      </w:hyperlink>
+      <w:r>
+        <w:rPr>
+          <w:lang w:val="id_ID" w:bidi="id_ID"/>
+        </w:rPr>
+        <w:t>23:19</w:t>
+      </w:r>
       <w:r>
         <w:rPr>
           <w:lang w:val="id_ID" w:bidi="id_ID"/>
         </w:rPr>
         <w:t>). Allah melaksanakan kutukan Yosua kepada orang pertama yang menentangnya (</w:t>
       </w:r>
-      <w:hyperlink r:id="rId76">
-        <w:r>
-          <w:rPr>
-            <w:lang w:val="id_ID" w:bidi="id_ID"/>
-          </w:rPr>
-          <w:rPr>
-            <w:color w:val="0000EE"/>
-            <w:u w:val="single"/>
-          </w:rPr>
-          <w:t>1Raj. 16:34</w:t>
-        </w:r>
-      </w:hyperlink>
+      <w:r>
+        <w:rPr>
+          <w:lang w:val="id_ID" w:bidi="id_ID"/>
+        </w:rPr>
+        <w:t>1Raj. 16:34</w:t>
+      </w:r>
       <w:r>
         <w:rPr>
           <w:lang w:val="id_ID" w:bidi="id_ID"/>
         </w:rPr>
         <w:t xml:space="preserve">; bdk. </w:t>
       </w:r>
-      <w:hyperlink r:id="rId77">
-        <w:r>
-          <w:rPr>
-            <w:lang w:val="id_ID" w:bidi="id_ID"/>
-          </w:rPr>
-          <w:rPr>
-            <w:color w:val="0000EE"/>
-            <w:u w:val="single"/>
-          </w:rPr>
-          <w:t>Yos. 7</w:t>
-        </w:r>
-      </w:hyperlink>
+      <w:r>
+        <w:rPr>
+          <w:lang w:val="id_ID" w:bidi="id_ID"/>
+        </w:rPr>
+        <w:t>Yos. 7</w:t>
+      </w:r>
       <w:r>
         <w:rPr>
           <w:lang w:val="id_ID" w:bidi="id_ID"/>
@@ -5493,54 +5091,36 @@
         </w:rPr>
         <w:t>Ketika pasal pertama dalam penaklukan Israel atas Kanaan ditutup, baik orang Israel maupun orang Kanaan dapat melihat bahwa Tuhan menyertai Yosua, seperti yang telah dijanjikan-Nya (</w:t>
       </w:r>
-      <w:hyperlink r:id="rId78">
-        <w:r>
-          <w:rPr>
-            <w:lang w:val="id_ID" w:bidi="id_ID"/>
-          </w:rPr>
-          <w:rPr>
-            <w:color w:val="0000EE"/>
-            <w:u w:val="single"/>
-          </w:rPr>
-          <w:t>Yos. 1:5</w:t>
-        </w:r>
-      </w:hyperlink>
+      <w:r>
+        <w:rPr>
+          <w:lang w:val="id_ID" w:bidi="id_ID"/>
+        </w:rPr>
+        <w:t>Yos. 1:5</w:t>
+      </w:r>
       <w:r>
         <w:rPr>
           <w:lang w:val="id_ID" w:bidi="id_ID"/>
         </w:rPr>
         <w:t xml:space="preserve">, </w:t>
       </w:r>
-      <w:hyperlink r:id="rId79">
-        <w:r>
-          <w:rPr>
-            <w:lang w:val="id_ID" w:bidi="id_ID"/>
-          </w:rPr>
-          <w:rPr>
-            <w:color w:val="0000EE"/>
-            <w:u w:val="single"/>
-          </w:rPr>
-          <w:t>9</w:t>
-        </w:r>
-      </w:hyperlink>
+      <w:r>
+        <w:rPr>
+          <w:lang w:val="id_ID" w:bidi="id_ID"/>
+        </w:rPr>
+        <w:t>9</w:t>
+      </w:r>
       <w:r>
         <w:rPr>
           <w:lang w:val="id_ID" w:bidi="id_ID"/>
         </w:rPr>
         <w:t xml:space="preserve">; bdk. </w:t>
       </w:r>
-      <w:hyperlink r:id="rId80">
-        <w:r>
-          <w:rPr>
-            <w:lang w:val="id_ID" w:bidi="id_ID"/>
-          </w:rPr>
-          <w:rPr>
-            <w:color w:val="0000EE"/>
-            <w:u w:val="single"/>
-          </w:rPr>
-          <w:t>Yos. 4:14</w:t>
-        </w:r>
-      </w:hyperlink>
+      <w:r>
+        <w:rPr>
+          <w:lang w:val="id_ID" w:bidi="id_ID"/>
+        </w:rPr>
+        <w:t>Yos. 4:14</w:t>
+      </w:r>
       <w:r>
         <w:rPr>
           <w:lang w:val="id_ID" w:bidi="id_ID"/>
@@ -5606,36 +5186,24 @@
         </w:rPr>
         <w:t xml:space="preserve">: Lihat </w:t>
       </w:r>
-      <w:hyperlink r:id="rId40">
-        <w:r>
-          <w:rPr>
-            <w:lang w:val="id_ID" w:bidi="id_ID"/>
-          </w:rPr>
-          <w:rPr>
-            <w:color w:val="0000EE"/>
-            <w:u w:val="single"/>
-          </w:rPr>
-          <w:t>Imamat 27:28–29</w:t>
-        </w:r>
-      </w:hyperlink>
+      <w:r>
+        <w:rPr>
+          <w:lang w:val="id_ID" w:bidi="id_ID"/>
+        </w:rPr>
+        <w:t>Imamat 27:28–29</w:t>
+      </w:r>
       <w:r>
         <w:rPr>
           <w:lang w:val="id_ID" w:bidi="id_ID"/>
         </w:rPr>
         <w:t xml:space="preserve">; </w:t>
       </w:r>
-      <w:hyperlink r:id="rId41">
-        <w:r>
-          <w:rPr>
-            <w:lang w:val="id_ID" w:bidi="id_ID"/>
-          </w:rPr>
-          <w:rPr>
-            <w:color w:val="0000EE"/>
-            <w:u w:val="single"/>
-          </w:rPr>
-          <w:t>1 Samuel 15:3</w:t>
-        </w:r>
-      </w:hyperlink>
+      <w:r>
+        <w:rPr>
+          <w:lang w:val="id_ID" w:bidi="id_ID"/>
+        </w:rPr>
+        <w:t>1 Samuel 15:3</w:t>
+      </w:r>
       <w:r>
         <w:rPr>
           <w:lang w:val="id_ID" w:bidi="id_ID"/>
@@ -5680,18 +5248,12 @@
         </w:rPr>
         <w:t xml:space="preserve"> adalah bagian dari sebuah keluarga yang penting. Ia adalah seorang pemimpin atau calon pemimpin, sehingga tindakannya dapat mempengaruhi orang lain (</w:t>
       </w:r>
-      <w:hyperlink r:id="rId81">
-        <w:r>
-          <w:rPr>
-            <w:lang w:val="id_ID" w:bidi="id_ID"/>
-          </w:rPr>
-          <w:rPr>
-            <w:color w:val="0000EE"/>
-            <w:u w:val="single"/>
-          </w:rPr>
-          <w:t>Bilangan 26:19–20</w:t>
-        </w:r>
-      </w:hyperlink>
+      <w:r>
+        <w:rPr>
+          <w:lang w:val="id_ID" w:bidi="id_ID"/>
+        </w:rPr>
+        <w:t>Bilangan 26:19–20</w:t>
+      </w:r>
       <w:r>
         <w:rPr>
           <w:lang w:val="id_ID" w:bidi="id_ID"/>
@@ -5854,18 +5416,12 @@
         </w:rPr>
         <w:t>Seperti yang dilakukannya sebelum pertempuran di Yerikho, Yosua mengirim beberapa anak buahnya untuk menilai situasi di Ai. Kota ini terletak sekitar sepuluh mil sebelah barat Yerikho, di pintu masuk dataran tinggi di utara Yerusalem yang disebut Dataran Tinggi Benyamin; menaklukkan Ai akan membuka jalan bagi Israel untuk menguasai daerah perbukitan. • Bet-Awen, "rumah kejahatan", mungkin merupakan permainan kata yang sengaja digunakan untuk menghina nama Betel, "rumah Allah". Sebuah kuil berhala berdiri di situs ini di kemudian hari dalam sejarah Israel (</w:t>
       </w:r>
-      <w:hyperlink r:id="rId82">
-        <w:r>
-          <w:rPr>
-            <w:lang w:val="id_ID" w:bidi="id_ID"/>
-          </w:rPr>
-          <w:rPr>
-            <w:color w:val="0000EE"/>
-            <w:u w:val="single"/>
-          </w:rPr>
-          <w:t>1Raj. 12:28–33</w:t>
-        </w:r>
-      </w:hyperlink>
+      <w:r>
+        <w:rPr>
+          <w:lang w:val="id_ID" w:bidi="id_ID"/>
+        </w:rPr>
+        <w:t>1Raj. 12:28–33</w:t>
+      </w:r>
       <w:r>
         <w:rPr>
           <w:lang w:val="id_ID" w:bidi="id_ID"/>
@@ -5968,18 +5524,12 @@
         </w:rPr>
         <w:t xml:space="preserve">Para penjaga Ai keluar melalui gerbang kota dan menyerang pasukan Israel secara langsung (lihat </w:t>
       </w:r>
-      <w:hyperlink r:id="rId83">
-        <w:r>
-          <w:rPr>
-            <w:lang w:val="id_ID" w:bidi="id_ID"/>
-          </w:rPr>
-          <w:rPr>
-            <w:color w:val="0000EE"/>
-            <w:u w:val="single"/>
-          </w:rPr>
-          <w:t>Yos. 8:5</w:t>
-        </w:r>
-      </w:hyperlink>
+      <w:r>
+        <w:rPr>
+          <w:lang w:val="id_ID" w:bidi="id_ID"/>
+        </w:rPr>
+        <w:t>Yos. 8:5</w:t>
+      </w:r>
       <w:r>
         <w:rPr>
           <w:lang w:val="id_ID" w:bidi="id_ID"/>
@@ -6082,36 +5632,24 @@
         </w:rPr>
         <w:t>Yosua mengungkapkan kemarahannya kepada Allah; ini menjelaskan nada tajam dari jawaban Allah (</w:t>
       </w:r>
-      <w:hyperlink r:id="rId84">
-        <w:r>
-          <w:rPr>
-            <w:lang w:val="id_ID" w:bidi="id_ID"/>
-          </w:rPr>
-          <w:rPr>
-            <w:color w:val="0000EE"/>
-            <w:u w:val="single"/>
-          </w:rPr>
-          <w:t>Yos. 7:10–15</w:t>
-        </w:r>
-      </w:hyperlink>
+      <w:r>
+        <w:rPr>
+          <w:lang w:val="id_ID" w:bidi="id_ID"/>
+        </w:rPr>
+        <w:t>Yos. 7:10–15</w:t>
+      </w:r>
       <w:r>
         <w:rPr>
           <w:lang w:val="id_ID" w:bidi="id_ID"/>
         </w:rPr>
         <w:t>). Meskipun mereka kalah dalam pertempuran karena dosa Akhan, Yosua dan para tua-tua Israel telah lalai untuk mencari bimbingan dari Allah (</w:t>
       </w:r>
-      <w:hyperlink r:id="rId85">
-        <w:r>
-          <w:rPr>
-            <w:lang w:val="id_ID" w:bidi="id_ID"/>
-          </w:rPr>
-          <w:rPr>
-            <w:color w:val="0000EE"/>
-            <w:u w:val="single"/>
-          </w:rPr>
-          <w:t>Yos. 7:3</w:t>
-        </w:r>
-      </w:hyperlink>
+      <w:r>
+        <w:rPr>
+          <w:lang w:val="id_ID" w:bidi="id_ID"/>
+        </w:rPr>
+        <w:t>Yos. 7:3</w:t>
+      </w:r>
       <w:r>
         <w:rPr>
           <w:lang w:val="id_ID" w:bidi="id_ID"/>
@@ -6166,36 +5704,24 @@
         </w:rPr>
         <w:t xml:space="preserve">Ketakutan Yosua memang realistis. Seluruh Kanaan mengira bahwa Israel tidak terkalahkan. Namun, karena Ai yang kecil telah mengalahkan Israel, orang Kanaan mungkin berpikir bahwa hal itu dapat terjadi lagi. • Jika Allah memperkenankan orang fasik untuk melenyapkan umat-Nya dari muka bumi, bangsa-bangsa tidak akan memiliki kesaksian bahwa Allah senantiasa terlibat dalam dunia ciptaan-Nya. • nama-Mu yang besar itu: Bdk. </w:t>
       </w:r>
-      <w:hyperlink r:id="rId86">
-        <w:r>
-          <w:rPr>
-            <w:lang w:val="id_ID" w:bidi="id_ID"/>
-          </w:rPr>
-          <w:rPr>
-            <w:color w:val="0000EE"/>
-            <w:u w:val="single"/>
-          </w:rPr>
-          <w:t>Kel. 32:11–12</w:t>
-        </w:r>
-      </w:hyperlink>
+      <w:r>
+        <w:rPr>
+          <w:lang w:val="id_ID" w:bidi="id_ID"/>
+        </w:rPr>
+        <w:t>Kel. 32:11–12</w:t>
+      </w:r>
       <w:r>
         <w:rPr>
           <w:lang w:val="id_ID" w:bidi="id_ID"/>
         </w:rPr>
         <w:t xml:space="preserve">; </w:t>
       </w:r>
-      <w:hyperlink r:id="rId87">
-        <w:r>
-          <w:rPr>
-            <w:lang w:val="id_ID" w:bidi="id_ID"/>
-          </w:rPr>
-          <w:rPr>
-            <w:color w:val="0000EE"/>
-            <w:u w:val="single"/>
-          </w:rPr>
-          <w:t>Bil. 14:13–19</w:t>
-        </w:r>
-      </w:hyperlink>
+      <w:r>
+        <w:rPr>
+          <w:lang w:val="id_ID" w:bidi="id_ID"/>
+        </w:rPr>
+        <w:t>Bil. 14:13–19</w:t>
+      </w:r>
       <w:r>
         <w:rPr>
           <w:lang w:val="id_ID" w:bidi="id_ID"/>
@@ -6454,36 +5980,24 @@
         </w:rPr>
         <w:t xml:space="preserve">Allah telah memerintahkan agar semua barang yang dicuri selanjutnya dimusnahkan dengan api. Sekarang mereka akan melakukannya, karena Akhan dan semua yang dimilikinya akan dibakar dengan api. Melanggar perjanjian Tuhan adalah pengkhianatan, suatu pelanggaran berat. (mis., </w:t>
       </w:r>
-      <w:hyperlink r:id="rId88">
-        <w:r>
-          <w:rPr>
-            <w:lang w:val="id_ID" w:bidi="id_ID"/>
-          </w:rPr>
-          <w:rPr>
-            <w:color w:val="0000EE"/>
-            <w:u w:val="single"/>
-          </w:rPr>
-          <w:t>Kel. 22:20</w:t>
-        </w:r>
-      </w:hyperlink>
+      <w:r>
+        <w:rPr>
+          <w:lang w:val="id_ID" w:bidi="id_ID"/>
+        </w:rPr>
+        <w:t>Kel. 22:20</w:t>
+      </w:r>
       <w:r>
         <w:rPr>
           <w:lang w:val="id_ID" w:bidi="id_ID"/>
         </w:rPr>
         <w:t xml:space="preserve">; </w:t>
       </w:r>
-      <w:hyperlink r:id="rId89">
-        <w:r>
-          <w:rPr>
-            <w:lang w:val="id_ID" w:bidi="id_ID"/>
-          </w:rPr>
-          <w:rPr>
-            <w:color w:val="0000EE"/>
-            <w:u w:val="single"/>
-          </w:rPr>
-          <w:t>Ul. 4:25–27</w:t>
-        </w:r>
-      </w:hyperlink>
+      <w:r>
+        <w:rPr>
+          <w:lang w:val="id_ID" w:bidi="id_ID"/>
+        </w:rPr>
+        <w:t>Ul. 4:25–27</w:t>
+      </w:r>
       <w:r>
         <w:rPr>
           <w:lang w:val="id_ID" w:bidi="id_ID"/>
@@ -6538,36 +6052,24 @@
         </w:rPr>
         <w:t xml:space="preserve">Akhan mungkin telah dipilih dengan menggunakan Urim dan Tumim, sebuah sistem undian suci yang diberikan Allah. Benda-benda ini tetap berada di tangan imam besar, mungkin di dalam tas atau kantong (lihat </w:t>
       </w:r>
-      <w:hyperlink r:id="rId90">
-        <w:r>
-          <w:rPr>
-            <w:lang w:val="id_ID" w:bidi="id_ID"/>
-          </w:rPr>
-          <w:rPr>
-            <w:color w:val="0000EE"/>
-            <w:u w:val="single"/>
-          </w:rPr>
-          <w:t>Kel. 28:30</w:t>
-        </w:r>
-      </w:hyperlink>
+      <w:r>
+        <w:rPr>
+          <w:lang w:val="id_ID" w:bidi="id_ID"/>
+        </w:rPr>
+        <w:t>Kel. 28:30</w:t>
+      </w:r>
       <w:r>
         <w:rPr>
           <w:lang w:val="id_ID" w:bidi="id_ID"/>
         </w:rPr>
         <w:t xml:space="preserve">; </w:t>
       </w:r>
-      <w:hyperlink r:id="rId91">
-        <w:r>
-          <w:rPr>
-            <w:lang w:val="id_ID" w:bidi="id_ID"/>
-          </w:rPr>
-          <w:rPr>
-            <w:color w:val="0000EE"/>
-            <w:u w:val="single"/>
-          </w:rPr>
-          <w:t>Bil. 27:21</w:t>
-        </w:r>
-      </w:hyperlink>
+      <w:r>
+        <w:rPr>
+          <w:lang w:val="id_ID" w:bidi="id_ID"/>
+        </w:rPr>
+        <w:t>Bil. 27:21</w:t>
+      </w:r>
       <w:r>
         <w:rPr>
           <w:lang w:val="id_ID" w:bidi="id_ID"/>
@@ -6670,18 +6172,12 @@
         </w:rPr>
         <w:t>Jubah itu seharusnya dibakar bersama dengan barang-barang Yerikho lainnya. Jubah itu berasal dari Babel, bukti bahwa perdagangan jarak jauh adalah bagian penting dari kehidupan di Timur Dekat kuno. • 200 syikal perak: Akhan mengambil potongan-potongan atau gumpalan-gumpalan perak yang berfungsi sebagai uang; mata uang itu sendiri tidak ditemukan sampai tahun 600-an SM. • “Aku sangat menginginkannya“ diterjemahkan menjadi "mengingini" dalam hukum kesepuluh (</w:t>
       </w:r>
-      <w:hyperlink r:id="rId92">
-        <w:r>
-          <w:rPr>
-            <w:lang w:val="id_ID" w:bidi="id_ID"/>
-          </w:rPr>
-          <w:rPr>
-            <w:color w:val="0000EE"/>
-            <w:u w:val="single"/>
-          </w:rPr>
-          <w:t>Kel. 20:17</w:t>
-        </w:r>
-      </w:hyperlink>
+      <w:r>
+        <w:rPr>
+          <w:lang w:val="id_ID" w:bidi="id_ID"/>
+        </w:rPr>
+        <w:t>Kel. 20:17</w:t>
+      </w:r>
       <w:r>
         <w:rPr>
           <w:lang w:val="id_ID" w:bidi="id_ID"/>
@@ -6832,18 +6328,12 @@
         </w:rPr>
         <w:t xml:space="preserve">Hukuman dengan dirajam adalah salah satu cara eksekusi yang ditentukan (lihat, mis., </w:t>
       </w:r>
-      <w:hyperlink r:id="rId93">
-        <w:r>
-          <w:rPr>
-            <w:lang w:val="id_ID" w:bidi="id_ID"/>
-          </w:rPr>
-          <w:rPr>
-            <w:color w:val="0000EE"/>
-            <w:u w:val="single"/>
-          </w:rPr>
-          <w:t>Kel. 19:13</w:t>
-        </w:r>
-      </w:hyperlink>
+      <w:r>
+        <w:rPr>
+          <w:lang w:val="id_ID" w:bidi="id_ID"/>
+        </w:rPr>
+        <w:t>Kel. 19:13</w:t>
+      </w:r>
       <w:r>
         <w:rPr>
           <w:lang w:val="id_ID" w:bidi="id_ID"/>
@@ -6946,18 +6436,12 @@
         </w:rPr>
         <w:t>Jangan takut dan janganlah tawar hati: Allah memberikan dorongan yang sama kepada Yosua sebelum mengutusnya untuk berperang melawan Yerikho (</w:t>
       </w:r>
-      <w:hyperlink r:id="rId94">
-        <w:r>
-          <w:rPr>
-            <w:lang w:val="id_ID" w:bidi="id_ID"/>
-          </w:rPr>
-          <w:rPr>
-            <w:color w:val="0000EE"/>
-            <w:u w:val="single"/>
-          </w:rPr>
-          <w:t>Yos. 6:2</w:t>
-        </w:r>
-      </w:hyperlink>
+      <w:r>
+        <w:rPr>
+          <w:lang w:val="id_ID" w:bidi="id_ID"/>
+        </w:rPr>
+        <w:t>Yos. 6:2</w:t>
+      </w:r>
       <w:r>
         <w:rPr>
           <w:lang w:val="id_ID" w:bidi="id_ID"/>
@@ -7060,18 +6544,12 @@
         </w:rPr>
         <w:t>Tidak seperti bangsa-bangsa kuno lainnya, yang berperang untuk mendapatkan kekayaan, Israel berperan sebagai agen penghakiman Allah atas bangsa Kanaan; jarahan dan ternak merupakan suatu kebetulan. • Strategi untuk merebut Ai adalah dengan merencanakan penyergapan. Yosua melaksanakan dengan baik perintah yang sederhana dari Allah • di belakang kota: Di sisi baratnya (</w:t>
       </w:r>
-      <w:hyperlink r:id="rId95">
-        <w:r>
-          <w:rPr>
-            <w:lang w:val="id_ID" w:bidi="id_ID"/>
-          </w:rPr>
-          <w:rPr>
-            <w:color w:val="0000EE"/>
-            <w:u w:val="single"/>
-          </w:rPr>
-          <w:t>Yos. 8:12</w:t>
-        </w:r>
-      </w:hyperlink>
+      <w:r>
+        <w:rPr>
+          <w:lang w:val="id_ID" w:bidi="id_ID"/>
+        </w:rPr>
+        <w:t>Yos. 8:12</w:t>
+      </w:r>
       <w:r>
         <w:rPr>
           <w:lang w:val="id_ID" w:bidi="id_ID"/>
@@ -7151,18 +6629,12 @@
         </w:rPr>
         <w:t>Ketika pertempuran berkembang, kelompok ini akan menunggu dalam penyergapan sampai Yosua memanggil mereka keluar (</w:t>
       </w:r>
-      <w:hyperlink r:id="rId96">
-        <w:r>
-          <w:rPr>
-            <w:lang w:val="id_ID" w:bidi="id_ID"/>
-          </w:rPr>
-          <w:rPr>
-            <w:color w:val="0000EE"/>
-            <w:u w:val="single"/>
-          </w:rPr>
-          <w:t>Yos. 8:18–19</w:t>
-        </w:r>
-      </w:hyperlink>
+      <w:r>
+        <w:rPr>
+          <w:lang w:val="id_ID" w:bidi="id_ID"/>
+        </w:rPr>
+        <w:t>Yos. 8:18–19</w:t>
+      </w:r>
       <w:r>
         <w:rPr>
           <w:lang w:val="id_ID" w:bidi="id_ID"/>
@@ -7361,18 +6833,12 @@
         </w:rPr>
         <w:t>Yosua dan tentara Israel melarikan diri seperti pada serangan pertama (</w:t>
       </w:r>
-      <w:hyperlink r:id="rId97">
-        <w:r>
-          <w:rPr>
-            <w:lang w:val="id_ID" w:bidi="id_ID"/>
-          </w:rPr>
-          <w:rPr>
-            <w:color w:val="0000EE"/>
-            <w:u w:val="single"/>
-          </w:rPr>
-          <w:t>Yos. 7:4–5</w:t>
-        </w:r>
-      </w:hyperlink>
+      <w:r>
+        <w:rPr>
+          <w:lang w:val="id_ID" w:bidi="id_ID"/>
+        </w:rPr>
+        <w:t>Yos. 7:4–5</w:t>
+      </w:r>
       <w:r>
         <w:rPr>
           <w:lang w:val="id_ID" w:bidi="id_ID"/>
@@ -7577,72 +7043,48 @@
         </w:rPr>
         <w:t xml:space="preserve">Eksekusi publik terhadap para raja (lihat juga </w:t>
       </w:r>
-      <w:hyperlink r:id="rId98">
-        <w:r>
-          <w:rPr>
-            <w:lang w:val="id_ID" w:bidi="id_ID"/>
-          </w:rPr>
-          <w:rPr>
-            <w:color w:val="0000EE"/>
-            <w:u w:val="single"/>
-          </w:rPr>
-          <w:t>Yos. 10:26</w:t>
-        </w:r>
-      </w:hyperlink>
+      <w:r>
+        <w:rPr>
+          <w:lang w:val="id_ID" w:bidi="id_ID"/>
+        </w:rPr>
+        <w:t>Yos. 10:26</w:t>
+      </w:r>
       <w:r>
         <w:rPr>
           <w:lang w:val="id_ID" w:bidi="id_ID"/>
         </w:rPr>
         <w:t xml:space="preserve">; </w:t>
       </w:r>
-      <w:hyperlink r:id="rId99">
-        <w:r>
-          <w:rPr>
-            <w:lang w:val="id_ID" w:bidi="id_ID"/>
-          </w:rPr>
-          <w:rPr>
-            <w:color w:val="0000EE"/>
-            <w:u w:val="single"/>
-          </w:rPr>
-          <w:t>11:10</w:t>
-        </w:r>
-      </w:hyperlink>
+      <w:r>
+        <w:rPr>
+          <w:lang w:val="id_ID" w:bidi="id_ID"/>
+        </w:rPr>
+        <w:t>11:10</w:t>
+      </w:r>
       <w:r>
         <w:rPr>
           <w:lang w:val="id_ID" w:bidi="id_ID"/>
         </w:rPr>
         <w:t xml:space="preserve">, </w:t>
       </w:r>
-      <w:hyperlink r:id="rId100">
-        <w:r>
-          <w:rPr>
-            <w:lang w:val="id_ID" w:bidi="id_ID"/>
-          </w:rPr>
-          <w:rPr>
-            <w:color w:val="0000EE"/>
-            <w:u w:val="single"/>
-          </w:rPr>
-          <w:t>12</w:t>
-        </w:r>
-      </w:hyperlink>
+      <w:r>
+        <w:rPr>
+          <w:lang w:val="id_ID" w:bidi="id_ID"/>
+        </w:rPr>
+        <w:t>12</w:t>
+      </w:r>
       <w:r>
         <w:rPr>
           <w:lang w:val="id_ID" w:bidi="id_ID"/>
         </w:rPr>
         <w:t xml:space="preserve">) menekankan bahwa Israel adalah agen Allah dalam penghakiman atas para pemimpin dan orang-orang Kanaan atas kejahatan mereka. • Ketika matahari terbenam: Lihat </w:t>
       </w:r>
-      <w:hyperlink r:id="rId101">
-        <w:r>
-          <w:rPr>
-            <w:lang w:val="id_ID" w:bidi="id_ID"/>
-          </w:rPr>
-          <w:rPr>
-            <w:color w:val="0000EE"/>
-            <w:u w:val="single"/>
-          </w:rPr>
-          <w:t>Ul. 21:22–23</w:t>
-        </w:r>
-      </w:hyperlink>
+      <w:r>
+        <w:rPr>
+          <w:lang w:val="id_ID" w:bidi="id_ID"/>
+        </w:rPr>
+        <w:t>Ul. 21:22–23</w:t>
+      </w:r>
       <w:r>
         <w:rPr>
           <w:lang w:val="id_ID" w:bidi="id_ID"/>
@@ -7709,90 +7151,60 @@
         </w:rPr>
         <w:t>Para arkeolog baru-baru ini menemukan sebuah mezbah di gunung Ebal yang dibangun dari batu yang belum dipotong dan tidak dibentuk dengan alat besi. Namun, tidak ada prasasti yang ditemukan bersamanya (</w:t>
       </w:r>
-      <w:hyperlink r:id="rId102">
-        <w:r>
-          <w:rPr>
-            <w:lang w:val="id_ID" w:bidi="id_ID"/>
-          </w:rPr>
-          <w:rPr>
-            <w:color w:val="0000EE"/>
-            <w:u w:val="single"/>
-          </w:rPr>
-          <w:t>Yos. 8:32</w:t>
-        </w:r>
-      </w:hyperlink>
+      <w:r>
+        <w:rPr>
+          <w:lang w:val="id_ID" w:bidi="id_ID"/>
+        </w:rPr>
+        <w:t>Yos. 8:32</w:t>
+      </w:r>
       <w:r>
         <w:rPr>
           <w:lang w:val="id_ID" w:bidi="id_ID"/>
         </w:rPr>
         <w:t>). • Korban bakaran dan korban perdamaian ditetapkan dalam hukum pengorbanan yang Allah berikan kepada Musa ketika Israel masih berada di gunung Sinai (</w:t>
       </w:r>
-      <w:hyperlink r:id="rId103">
-        <w:r>
-          <w:rPr>
-            <w:lang w:val="id_ID" w:bidi="id_ID"/>
-          </w:rPr>
-          <w:rPr>
-            <w:color w:val="0000EE"/>
-            <w:u w:val="single"/>
-          </w:rPr>
-          <w:t>Im. 1</w:t>
-        </w:r>
-      </w:hyperlink>
+      <w:r>
+        <w:rPr>
+          <w:lang w:val="id_ID" w:bidi="id_ID"/>
+        </w:rPr>
+        <w:t>Im. 1</w:t>
+      </w:r>
       <w:r>
         <w:rPr>
           <w:lang w:val="id_ID" w:bidi="id_ID"/>
         </w:rPr>
         <w:t xml:space="preserve">, </w:t>
       </w:r>
-      <w:hyperlink r:id="rId104">
-        <w:r>
-          <w:rPr>
-            <w:lang w:val="id_ID" w:bidi="id_ID"/>
-          </w:rPr>
-          <w:rPr>
-            <w:color w:val="0000EE"/>
-            <w:u w:val="single"/>
-          </w:rPr>
-          <w:t>3</w:t>
-        </w:r>
-      </w:hyperlink>
+      <w:r>
+        <w:rPr>
+          <w:lang w:val="id_ID" w:bidi="id_ID"/>
+        </w:rPr>
+        <w:t>3</w:t>
+      </w:r>
       <w:r>
         <w:rPr>
           <w:lang w:val="id_ID" w:bidi="id_ID"/>
         </w:rPr>
         <w:t xml:space="preserve">). Musa memberikan perintah khusus untuk upacara ini (lihat </w:t>
       </w:r>
-      <w:hyperlink r:id="rId105">
-        <w:r>
-          <w:rPr>
-            <w:lang w:val="id_ID" w:bidi="id_ID"/>
-          </w:rPr>
-          <w:rPr>
-            <w:color w:val="0000EE"/>
-            <w:u w:val="single"/>
-          </w:rPr>
-          <w:t>Ul. 11:26–32</w:t>
-        </w:r>
-      </w:hyperlink>
+      <w:r>
+        <w:rPr>
+          <w:lang w:val="id_ID" w:bidi="id_ID"/>
+        </w:rPr>
+        <w:t>Ul. 11:26–32</w:t>
+      </w:r>
       <w:r>
         <w:rPr>
           <w:lang w:val="id_ID" w:bidi="id_ID"/>
         </w:rPr>
         <w:t xml:space="preserve">; </w:t>
       </w:r>
-      <w:hyperlink r:id="rId106">
-        <w:r>
-          <w:rPr>
-            <w:lang w:val="id_ID" w:bidi="id_ID"/>
-          </w:rPr>
-          <w:rPr>
-            <w:color w:val="0000EE"/>
-            <w:u w:val="single"/>
-          </w:rPr>
-          <w:t>27:1–28:68</w:t>
-        </w:r>
-      </w:hyperlink>
+      <w:r>
+        <w:rPr>
+          <w:lang w:val="id_ID" w:bidi="id_ID"/>
+        </w:rPr>
+        <w:t>27:1–28:68</w:t>
+      </w:r>
       <w:r>
         <w:rPr>
           <w:lang w:val="id_ID" w:bidi="id_ID"/>
@@ -7847,18 +7259,12 @@
         </w:rPr>
         <w:t>Yosua memenuhi perintah Musa untuk memasang batu-batu dan melapisinya dengan kapur (</w:t>
       </w:r>
-      <w:hyperlink r:id="rId107">
-        <w:r>
-          <w:rPr>
-            <w:lang w:val="id_ID" w:bidi="id_ID"/>
-          </w:rPr>
-          <w:rPr>
-            <w:color w:val="0000EE"/>
-            <w:u w:val="single"/>
-          </w:rPr>
-          <w:t>Ul. 27:2–8</w:t>
-        </w:r>
-      </w:hyperlink>
+      <w:r>
+        <w:rPr>
+          <w:lang w:val="id_ID" w:bidi="id_ID"/>
+        </w:rPr>
+        <w:t>Ul. 27:2–8</w:t>
+      </w:r>
       <w:r>
         <w:rPr>
           <w:lang w:val="id_ID" w:bidi="id_ID"/>
@@ -8009,18 +7415,12 @@
         </w:rPr>
         <w:t xml:space="preserve">Berkatnya dan kutuknya: Lihat </w:t>
       </w:r>
-      <w:hyperlink r:id="rId106">
-        <w:r>
-          <w:rPr>
-            <w:lang w:val="id_ID" w:bidi="id_ID"/>
-          </w:rPr>
-          <w:rPr>
-            <w:color w:val="0000EE"/>
-            <w:u w:val="single"/>
-          </w:rPr>
-          <w:t>Ul. 27–28</w:t>
-        </w:r>
-      </w:hyperlink>
+      <w:r>
+        <w:rPr>
+          <w:lang w:val="id_ID" w:bidi="id_ID"/>
+        </w:rPr>
+        <w:t>Ul. 27–28</w:t>
+      </w:r>
       <w:r>
         <w:rPr>
           <w:lang w:val="id_ID" w:bidi="id_ID"/>
@@ -8075,36 +7475,24 @@
         </w:rPr>
         <w:t>Agama Perjanjian Lama bukan hanya untuk kaum pria Israel; seluruh jemaat adalah termasuk para perempuan dan anak-anak. • Orang-orang asing yang tinggal di antara orang Israel termasuk orang-orang yang keluar dari Mesir bersama orang Israel dalam Keluaran (</w:t>
       </w:r>
-      <w:hyperlink r:id="rId108">
-        <w:r>
-          <w:rPr>
-            <w:lang w:val="id_ID" w:bidi="id_ID"/>
-          </w:rPr>
-          <w:rPr>
-            <w:color w:val="0000EE"/>
-            <w:u w:val="single"/>
-          </w:rPr>
-          <w:t>Kel 12:38</w:t>
-        </w:r>
-      </w:hyperlink>
+      <w:r>
+        <w:rPr>
+          <w:lang w:val="id_ID" w:bidi="id_ID"/>
+        </w:rPr>
+        <w:t>Kel 12:38</w:t>
+      </w:r>
       <w:r>
         <w:rPr>
           <w:lang w:val="id_ID" w:bidi="id_ID"/>
         </w:rPr>
         <w:t xml:space="preserve">, </w:t>
       </w:r>
-      <w:hyperlink r:id="rId109">
-        <w:r>
-          <w:rPr>
-            <w:lang w:val="id_ID" w:bidi="id_ID"/>
-          </w:rPr>
-          <w:rPr>
-            <w:color w:val="0000EE"/>
-            <w:u w:val="single"/>
-          </w:rPr>
-          <w:t>48–49</w:t>
-        </w:r>
-      </w:hyperlink>
+      <w:r>
+        <w:rPr>
+          <w:lang w:val="id_ID" w:bidi="id_ID"/>
+        </w:rPr>
+        <w:t>48–49</w:t>
+      </w:r>
       <w:r>
         <w:rPr>
           <w:lang w:val="id_ID" w:bidi="id_ID"/>
@@ -8219,36 +7607,24 @@
         </w:rPr>
         <w:t>Yosua sekali lagi gagal untuk berkonsultasi dengan Allah (</w:t>
       </w:r>
-      <w:hyperlink r:id="rId110">
-        <w:r>
-          <w:rPr>
-            <w:lang w:val="id_ID" w:bidi="id_ID"/>
-          </w:rPr>
-          <w:rPr>
-            <w:color w:val="0000EE"/>
-            <w:u w:val="single"/>
-          </w:rPr>
-          <w:t>Yos. 9:14</w:t>
-        </w:r>
-      </w:hyperlink>
+      <w:r>
+        <w:rPr>
+          <w:lang w:val="id_ID" w:bidi="id_ID"/>
+        </w:rPr>
+        <w:t>Yos. 9:14</w:t>
+      </w:r>
       <w:r>
         <w:rPr>
           <w:lang w:val="id_ID" w:bidi="id_ID"/>
         </w:rPr>
         <w:t xml:space="preserve">; bdk. </w:t>
       </w:r>
-      <w:hyperlink r:id="rId111">
-        <w:r>
-          <w:rPr>
-            <w:lang w:val="id_ID" w:bidi="id_ID"/>
-          </w:rPr>
-          <w:rPr>
-            <w:color w:val="0000EE"/>
-            <w:u w:val="single"/>
-          </w:rPr>
-          <w:t>Yos. 7:2–4</w:t>
-        </w:r>
-      </w:hyperlink>
+      <w:r>
+        <w:rPr>
+          <w:lang w:val="id_ID" w:bidi="id_ID"/>
+        </w:rPr>
+        <w:t>Yos. 7:2–4</w:t>
+      </w:r>
       <w:r>
         <w:rPr>
           <w:lang w:val="id_ID" w:bidi="id_ID"/>
@@ -8297,18 +7673,12 @@
           <w:lang w:val="id_ID" w:bidi="id_ID"/>
         </w:rPr>
       </w:r>
-      <w:hyperlink r:id="rId112">
-        <w:r>
-          <w:rPr>
-            <w:lang w:val="id_ID" w:bidi="id_ID"/>
-          </w:rPr>
-          <w:rPr>
-            <w:color w:val="0000EE"/>
-            <w:u w:val="single"/>
-          </w:rPr>
-          <w:t>Pasal 10</w:t>
-        </w:r>
-      </w:hyperlink>
+      <w:r>
+        <w:rPr>
+          <w:lang w:val="id_ID" w:bidi="id_ID"/>
+        </w:rPr>
+        <w:t>Pasal 10</w:t>
+      </w:r>
       <w:r>
         <w:rPr>
           <w:lang w:val="id_ID" w:bidi="id_ID"/>
@@ -8471,90 +7841,60 @@
         </w:rPr>
         <w:t xml:space="preserve">Nama Hewi hanya dikenal dari Alkitab dan merujuk pada kelompok etnis non-Semit yang tinggal di berbagai bagian di Kanaan (lihat </w:t>
       </w:r>
-      <w:hyperlink r:id="rId113">
-        <w:r>
-          <w:rPr>
-            <w:lang w:val="id_ID" w:bidi="id_ID"/>
-          </w:rPr>
-          <w:rPr>
-            <w:color w:val="0000EE"/>
-            <w:u w:val="single"/>
-          </w:rPr>
-          <w:t>Kej. 34:2</w:t>
-        </w:r>
-      </w:hyperlink>
+      <w:r>
+        <w:rPr>
+          <w:lang w:val="id_ID" w:bidi="id_ID"/>
+        </w:rPr>
+        <w:t>Kej. 34:2</w:t>
+      </w:r>
       <w:r>
         <w:rPr>
           <w:lang w:val="id_ID" w:bidi="id_ID"/>
         </w:rPr>
         <w:t xml:space="preserve">; </w:t>
       </w:r>
-      <w:hyperlink r:id="rId114">
-        <w:r>
-          <w:rPr>
-            <w:lang w:val="id_ID" w:bidi="id_ID"/>
-          </w:rPr>
-          <w:rPr>
-            <w:color w:val="0000EE"/>
-            <w:u w:val="single"/>
-          </w:rPr>
-          <w:t>36:2</w:t>
-        </w:r>
-      </w:hyperlink>
+      <w:r>
+        <w:rPr>
+          <w:lang w:val="id_ID" w:bidi="id_ID"/>
+        </w:rPr>
+        <w:t>36:2</w:t>
+      </w:r>
       <w:r>
         <w:rPr>
           <w:lang w:val="id_ID" w:bidi="id_ID"/>
         </w:rPr>
         <w:t xml:space="preserve">; </w:t>
       </w:r>
-      <w:hyperlink r:id="rId115">
-        <w:r>
-          <w:rPr>
-            <w:lang w:val="id_ID" w:bidi="id_ID"/>
-          </w:rPr>
-          <w:rPr>
-            <w:color w:val="0000EE"/>
-            <w:u w:val="single"/>
-          </w:rPr>
-          <w:t>Kel. 23:23</w:t>
-        </w:r>
-      </w:hyperlink>
+      <w:r>
+        <w:rPr>
+          <w:lang w:val="id_ID" w:bidi="id_ID"/>
+        </w:rPr>
+        <w:t>Kel. 23:23</w:t>
+      </w:r>
       <w:r>
         <w:rPr>
           <w:lang w:val="id_ID" w:bidi="id_ID"/>
         </w:rPr>
         <w:t xml:space="preserve">, </w:t>
       </w:r>
-      <w:hyperlink r:id="rId116">
-        <w:r>
-          <w:rPr>
-            <w:lang w:val="id_ID" w:bidi="id_ID"/>
-          </w:rPr>
-          <w:rPr>
-            <w:color w:val="0000EE"/>
-            <w:u w:val="single"/>
-          </w:rPr>
-          <w:t>28</w:t>
-        </w:r>
-      </w:hyperlink>
+      <w:r>
+        <w:rPr>
+          <w:lang w:val="id_ID" w:bidi="id_ID"/>
+        </w:rPr>
+        <w:t>28</w:t>
+      </w:r>
       <w:r>
         <w:rPr>
           <w:lang w:val="id_ID" w:bidi="id_ID"/>
         </w:rPr>
         <w:t>). • Barangkali kamu ini diam di tengah-tengah kami? Para pemimpin Israel mengangkat kemungkinan adanya penipuan. Yosua menanggapi jawaban orang Gibeon yang mengelak dengan mengajukan dua pertanyaan langsung. Akan tetapi, Yosua bisa saja menerima jawaban langsung melalui konsultasi dengan Tuhan (</w:t>
       </w:r>
-      <w:hyperlink r:id="rId110">
-        <w:r>
-          <w:rPr>
-            <w:lang w:val="id_ID" w:bidi="id_ID"/>
-          </w:rPr>
-          <w:rPr>
-            <w:color w:val="0000EE"/>
-            <w:u w:val="single"/>
-          </w:rPr>
-          <w:t>Yos. 9:14</w:t>
-        </w:r>
-      </w:hyperlink>
+      <w:r>
+        <w:rPr>
+          <w:lang w:val="id_ID" w:bidi="id_ID"/>
+        </w:rPr>
+        <w:t>Yos. 9:14</w:t>
+      </w:r>
       <w:r>
         <w:rPr>
           <w:lang w:val="id_ID" w:bidi="id_ID"/>
@@ -8609,36 +7949,24 @@
         </w:rPr>
         <w:t xml:space="preserve">di Mesir: Lihat </w:t>
       </w:r>
-      <w:hyperlink r:id="rId117">
-        <w:r>
-          <w:rPr>
-            <w:lang w:val="id_ID" w:bidi="id_ID"/>
-          </w:rPr>
-          <w:rPr>
-            <w:color w:val="0000EE"/>
-            <w:u w:val="single"/>
-          </w:rPr>
-          <w:t>Kel. 7–14</w:t>
-        </w:r>
-      </w:hyperlink>
+      <w:r>
+        <w:rPr>
+          <w:lang w:val="id_ID" w:bidi="id_ID"/>
+        </w:rPr>
+        <w:t>Kel. 7–14</w:t>
+      </w:r>
       <w:r>
         <w:rPr>
           <w:lang w:val="id_ID" w:bidi="id_ID"/>
         </w:rPr>
         <w:t xml:space="preserve">. • kedua raja … Sihon … Og: Lihat </w:t>
       </w:r>
-      <w:hyperlink r:id="rId118">
-        <w:r>
-          <w:rPr>
-            <w:lang w:val="id_ID" w:bidi="id_ID"/>
-          </w:rPr>
-          <w:rPr>
-            <w:color w:val="0000EE"/>
-            <w:u w:val="single"/>
-          </w:rPr>
-          <w:t>Bil. 21</w:t>
-        </w:r>
-      </w:hyperlink>
+      <w:r>
+        <w:rPr>
+          <w:lang w:val="id_ID" w:bidi="id_ID"/>
+        </w:rPr>
+        <w:t>Bil. 21</w:t>
+      </w:r>
       <w:r>
         <w:rPr>
           <w:lang w:val="id_ID" w:bidi="id_ID"/>
@@ -8814,18 +8142,12 @@
         </w:rPr>
         <w:t xml:space="preserve">Bangsa-bangsa mengesahkan perjanjian dengan upacara yang melibatkan pemotongan hewan korban menjadi dua bagian. Pihak-pihak yang terlibat dalam perjanjian berjalan di antara kedua bagian hewan (bandingkan </w:t>
       </w:r>
-      <w:hyperlink r:id="rId119">
-        <w:r>
-          <w:rPr>
-            <w:lang w:val="id_ID" w:bidi="id_ID"/>
-          </w:rPr>
-          <w:rPr>
-            <w:color w:val="0000EE"/>
-            <w:u w:val="single"/>
-          </w:rPr>
-          <w:t>Kej. 15:9–18</w:t>
-        </w:r>
-      </w:hyperlink>
+      <w:r>
+        <w:rPr>
+          <w:lang w:val="id_ID" w:bidi="id_ID"/>
+        </w:rPr>
+        <w:t>Kej. 15:9–18</w:t>
+      </w:r>
       <w:r>
         <w:rPr>
           <w:lang w:val="id_ID" w:bidi="id_ID"/>
@@ -8844,18 +8166,12 @@
         </w:rPr>
         <w:t>). • Di Israel, sumpah yang mengikat diucapkan dalam nama Tuhan. Melanggar sumpah akan mengundang penghakiman Tuhan karena bersumpah palsu (</w:t>
       </w:r>
-      <w:hyperlink r:id="rId120">
-        <w:r>
-          <w:rPr>
-            <w:lang w:val="id_ID" w:bidi="id_ID"/>
-          </w:rPr>
-          <w:rPr>
-            <w:color w:val="0000EE"/>
-            <w:u w:val="single"/>
-          </w:rPr>
-          <w:t>Kel. 20:7</w:t>
-        </w:r>
-      </w:hyperlink>
+      <w:r>
+        <w:rPr>
+          <w:lang w:val="id_ID" w:bidi="id_ID"/>
+        </w:rPr>
+        <w:t>Kel. 20:7</w:t>
+      </w:r>
       <w:r>
         <w:rPr>
           <w:lang w:val="id_ID" w:bidi="id_ID"/>
@@ -8910,18 +8226,12 @@
         </w:rPr>
         <w:t>tinggal dekat mereka! Dalam melaporkan penemuan Israel, penulis mengulangi kata yang digunakan orang Israel untuk menyuarakan kecurigaan mereka terhadap orang Gibeon (</w:t>
       </w:r>
-      <w:hyperlink r:id="rId121">
-        <w:r>
-          <w:rPr>
-            <w:lang w:val="id_ID" w:bidi="id_ID"/>
-          </w:rPr>
-          <w:rPr>
-            <w:color w:val="0000EE"/>
-            <w:u w:val="single"/>
-          </w:rPr>
-          <w:t>Yos. 9:7</w:t>
-        </w:r>
-      </w:hyperlink>
+      <w:r>
+        <w:rPr>
+          <w:lang w:val="id_ID" w:bidi="id_ID"/>
+        </w:rPr>
+        <w:t>Yos. 9:7</w:t>
+      </w:r>
       <w:r>
         <w:rPr>
           <w:lang w:val="id_ID" w:bidi="id_ID"/>
@@ -9036,18 +8346,12 @@
         </w:rPr>
         <w:t xml:space="preserve">Orang Israel tidak berhak untuk melanggar perjanjian ini meskipun orang Gibeon telah menipu orang Israel untuk membuatnya. Melanggar perjanjian yang diikrarkan dengan sumpah di hadapan Tuhan akan mempermalukan nama dan kehormatan Allah (bdk. </w:t>
       </w:r>
-      <w:hyperlink r:id="rId122">
-        <w:r>
-          <w:rPr>
-            <w:lang w:val="id_ID" w:bidi="id_ID"/>
-          </w:rPr>
-          <w:rPr>
-            <w:color w:val="0000EE"/>
-            <w:u w:val="single"/>
-          </w:rPr>
-          <w:t>Kej. 27:30–38</w:t>
-        </w:r>
-      </w:hyperlink>
+      <w:r>
+        <w:rPr>
+          <w:lang w:val="id_ID" w:bidi="id_ID"/>
+        </w:rPr>
+        <w:t>Kej. 27:30–38</w:t>
+      </w:r>
       <w:r>
         <w:rPr>
           <w:lang w:val="id_ID" w:bidi="id_ID"/>
@@ -9306,18 +8610,12 @@
         </w:rPr>
         <w:t>Adoni-Zedek berarti "tuan yang benar" atau "tuanku benar". Raja Yerusalem sebelumnya yang bernama Melkisedek ("raja kebenaran" atau "rajaku benar") telah menjadi "imam Allah Yang Mahatinggi" dan sahabat Abraham (</w:t>
       </w:r>
-      <w:hyperlink r:id="rId123">
-        <w:r>
-          <w:rPr>
-            <w:lang w:val="id_ID" w:bidi="id_ID"/>
-          </w:rPr>
-          <w:rPr>
-            <w:color w:val="0000EE"/>
-            <w:u w:val="single"/>
-          </w:rPr>
-          <w:t>Kej. 14:18–20</w:t>
-        </w:r>
-      </w:hyperlink>
+      <w:r>
+        <w:rPr>
+          <w:lang w:val="id_ID" w:bidi="id_ID"/>
+        </w:rPr>
+        <w:t>Kej. 14:18–20</w:t>
+      </w:r>
       <w:r>
         <w:rPr>
           <w:lang w:val="id_ID" w:bidi="id_ID"/>
@@ -9588,36 +8886,24 @@
         </w:rPr>
         <w:t xml:space="preserve">Allah sekali lagi mendesak Yosua untuk tidak takut, dengan meyakinkannya akan kemenangan atas musuh-musuh Israel (lihat juga </w:t>
       </w:r>
-      <w:hyperlink r:id="rId79">
-        <w:r>
-          <w:rPr>
-            <w:lang w:val="id_ID" w:bidi="id_ID"/>
-          </w:rPr>
-          <w:rPr>
-            <w:color w:val="0000EE"/>
-            <w:u w:val="single"/>
-          </w:rPr>
-          <w:t>Yos. 1:9</w:t>
-        </w:r>
-      </w:hyperlink>
+      <w:r>
+        <w:rPr>
+          <w:lang w:val="id_ID" w:bidi="id_ID"/>
+        </w:rPr>
+        <w:t>Yos. 1:9</w:t>
+      </w:r>
       <w:r>
         <w:rPr>
           <w:lang w:val="id_ID" w:bidi="id_ID"/>
         </w:rPr>
         <w:t xml:space="preserve">; </w:t>
       </w:r>
-      <w:hyperlink r:id="rId124">
-        <w:r>
-          <w:rPr>
-            <w:lang w:val="id_ID" w:bidi="id_ID"/>
-          </w:rPr>
-          <w:rPr>
-            <w:color w:val="0000EE"/>
-            <w:u w:val="single"/>
-          </w:rPr>
-          <w:t>8:1</w:t>
-        </w:r>
-      </w:hyperlink>
+      <w:r>
+        <w:rPr>
+          <w:lang w:val="id_ID" w:bidi="id_ID"/>
+        </w:rPr>
+        <w:t>8:1</w:t>
+      </w:r>
       <w:r>
         <w:rPr>
           <w:lang w:val="id_ID" w:bidi="id_ID"/>
@@ -9925,18 +9211,12 @@
         </w:rPr>
         <w:t>Kelima raja tersebut telah memimpin koalisi selatan melawan umat Allah. • Meskipun lokasi Makeda tidak pasti, kota ini berada di wilayah yang sama dengan Lakhis (</w:t>
       </w:r>
-      <w:hyperlink r:id="rId125">
-        <w:r>
-          <w:rPr>
-            <w:lang w:val="id_ID" w:bidi="id_ID"/>
-          </w:rPr>
-          <w:rPr>
-            <w:color w:val="0000EE"/>
-            <w:u w:val="single"/>
-          </w:rPr>
-          <w:t>Yos. 15:39–41</w:t>
-        </w:r>
-      </w:hyperlink>
+      <w:r>
+        <w:rPr>
+          <w:lang w:val="id_ID" w:bidi="id_ID"/>
+        </w:rPr>
+        <w:t>Yos. 15:39–41</w:t>
+      </w:r>
       <w:r>
         <w:rPr>
           <w:lang w:val="id_ID" w:bidi="id_ID"/>
@@ -10159,36 +9439,24 @@
         </w:rPr>
         <w:t>Yosua menyemangati anak buahnya di Makeda, dengan menggunakan kata-kata yang sama yang Allah gunakan untuk menyemangati dirinyaa sebelum orang Israel menyeberangi sungai Yordan dan sekali lagi sebelum pertempuran di Ai (</w:t>
       </w:r>
-      <w:hyperlink r:id="rId79">
-        <w:r>
-          <w:rPr>
-            <w:lang w:val="id_ID" w:bidi="id_ID"/>
-          </w:rPr>
-          <w:rPr>
-            <w:color w:val="0000EE"/>
-            <w:u w:val="single"/>
-          </w:rPr>
-          <w:t>Yos. 1:9</w:t>
-        </w:r>
-      </w:hyperlink>
+      <w:r>
+        <w:rPr>
+          <w:lang w:val="id_ID" w:bidi="id_ID"/>
+        </w:rPr>
+        <w:t>Yos. 1:9</w:t>
+      </w:r>
       <w:r>
         <w:rPr>
           <w:lang w:val="id_ID" w:bidi="id_ID"/>
         </w:rPr>
         <w:t xml:space="preserve">; </w:t>
       </w:r>
-      <w:hyperlink r:id="rId124">
-        <w:r>
-          <w:rPr>
-            <w:lang w:val="id_ID" w:bidi="id_ID"/>
-          </w:rPr>
-          <w:rPr>
-            <w:color w:val="0000EE"/>
-            <w:u w:val="single"/>
-          </w:rPr>
-          <w:t>8:1</w:t>
-        </w:r>
-      </w:hyperlink>
+      <w:r>
+        <w:rPr>
+          <w:lang w:val="id_ID" w:bidi="id_ID"/>
+        </w:rPr>
+        <w:t>8:1</w:t>
+      </w:r>
       <w:r>
         <w:rPr>
           <w:lang w:val="id_ID" w:bidi="id_ID"/>
@@ -10243,18 +9511,12 @@
         </w:rPr>
         <w:t xml:space="preserve">Eksekusi Yosua terhadap kelima raja itu mengikuti pola yang telah ditetapkan kepada raja Ai (lihat catatan pada </w:t>
       </w:r>
-      <w:hyperlink r:id="rId126">
-        <w:r>
-          <w:rPr>
-            <w:lang w:val="id_ID" w:bidi="id_ID"/>
-          </w:rPr>
-          <w:rPr>
-            <w:color w:val="0000EE"/>
-            <w:u w:val="single"/>
-          </w:rPr>
-          <w:t>Yos. 8:29</w:t>
-        </w:r>
-      </w:hyperlink>
+      <w:r>
+        <w:rPr>
+          <w:lang w:val="id_ID" w:bidi="id_ID"/>
+        </w:rPr>
+        <w:t>Yos. 8:29</w:t>
+      </w:r>
       <w:r>
         <w:rPr>
           <w:lang w:val="id_ID" w:bidi="id_ID"/>
@@ -10363,18 +9625,12 @@
         </w:rPr>
         <w:t>Yosua memimpin bangsa Israel ke seluruh Kanaan bagian selatan, di mana mereka berhasil merebut tetapi tidak membakar sejumlah kota penting. Allah telah berjanji bahwa Israel akan tinggal di kota-kota yang belum mereka bangun (</w:t>
       </w:r>
-      <w:hyperlink r:id="rId127">
-        <w:r>
-          <w:rPr>
-            <w:lang w:val="id_ID" w:bidi="id_ID"/>
-          </w:rPr>
-          <w:rPr>
-            <w:color w:val="0000EE"/>
-            <w:u w:val="single"/>
-          </w:rPr>
-          <w:t>Ul. 6:10</w:t>
-        </w:r>
-      </w:hyperlink>
+      <w:r>
+        <w:rPr>
+          <w:lang w:val="id_ID" w:bidi="id_ID"/>
+        </w:rPr>
+        <w:t>Ul. 6:10</w:t>
+      </w:r>
       <w:r>
         <w:rPr>
           <w:lang w:val="id_ID" w:bidi="id_ID"/>
@@ -10633,36 +9889,24 @@
         </w:rPr>
         <w:t>Gosyen ini bukanlah daerah di delta Sungai Nil di Mesir (</w:t>
       </w:r>
-      <w:hyperlink r:id="rId128">
-        <w:r>
-          <w:rPr>
-            <w:lang w:val="id_ID" w:bidi="id_ID"/>
-          </w:rPr>
-          <w:rPr>
-            <w:color w:val="0000EE"/>
-            <w:u w:val="single"/>
-          </w:rPr>
-          <w:t>Kej. 47:27</w:t>
-        </w:r>
-      </w:hyperlink>
+      <w:r>
+        <w:rPr>
+          <w:lang w:val="id_ID" w:bidi="id_ID"/>
+        </w:rPr>
+        <w:t>Kej. 47:27</w:t>
+      </w:r>
       <w:r>
         <w:rPr>
           <w:lang w:val="id_ID" w:bidi="id_ID"/>
         </w:rPr>
         <w:t>), melainkan sebuah kota di daerah perbukitan (</w:t>
       </w:r>
-      <w:hyperlink r:id="rId129">
-        <w:r>
-          <w:rPr>
-            <w:lang w:val="id_ID" w:bidi="id_ID"/>
-          </w:rPr>
-          <w:rPr>
-            <w:color w:val="0000EE"/>
-            <w:u w:val="single"/>
-          </w:rPr>
-          <w:t>Yos. 15:51</w:t>
-        </w:r>
-      </w:hyperlink>
+      <w:r>
+        <w:rPr>
+          <w:lang w:val="id_ID" w:bidi="id_ID"/>
+        </w:rPr>
+        <w:t>Yos. 15:51</w:t>
+      </w:r>
       <w:r>
         <w:rPr>
           <w:lang w:val="id_ID" w:bidi="id_ID"/>
@@ -10765,18 +10009,12 @@
         </w:rPr>
         <w:t xml:space="preserve">Hazor terletak di sepanjang rute perdagangan internasional dan sejauh ini merupakan kota pedalaman Kanaan yang terbesar dan terpenting (lihat </w:t>
       </w:r>
-      <w:hyperlink r:id="rId99">
-        <w:r>
-          <w:rPr>
-            <w:lang w:val="id_ID" w:bidi="id_ID"/>
-          </w:rPr>
-          <w:rPr>
-            <w:color w:val="0000EE"/>
-            <w:u w:val="single"/>
-          </w:rPr>
-          <w:t>Yos. 11:10</w:t>
-        </w:r>
-      </w:hyperlink>
+      <w:r>
+        <w:rPr>
+          <w:lang w:val="id_ID" w:bidi="id_ID"/>
+        </w:rPr>
+        <w:t>Yos. 11:10</w:t>
+      </w:r>
       <w:r>
         <w:rPr>
           <w:lang w:val="id_ID" w:bidi="id_ID"/>
@@ -10831,36 +10069,24 @@
         </w:rPr>
         <w:t xml:space="preserve">Melalui catatan yang lebih rinci tentang operasi militer Yosua di Kanaan bagian selatan (psl. </w:t>
       </w:r>
-      <w:hyperlink r:id="rId130">
-        <w:r>
-          <w:rPr>
-            <w:lang w:val="id_ID" w:bidi="id_ID"/>
-          </w:rPr>
-          <w:rPr>
-            <w:color w:val="0000EE"/>
-            <w:u w:val="single"/>
-          </w:rPr>
-          <w:t>6–10</w:t>
-        </w:r>
-      </w:hyperlink>
+      <w:r>
+        <w:rPr>
+          <w:lang w:val="id_ID" w:bidi="id_ID"/>
+        </w:rPr>
+        <w:t>6–10</w:t>
+      </w:r>
       <w:r>
         <w:rPr>
           <w:lang w:val="id_ID" w:bidi="id_ID"/>
         </w:rPr>
         <w:t xml:space="preserve">), narator menegaskan dengan tegas bahwa orang Israel membutuhkan pertolongan Allah untuk berhasil. Karena apa yang benar dalam operasi militer di selatan juga menjadi benar dalam serangan di utara (psl. </w:t>
       </w:r>
-      <w:hyperlink r:id="rId131">
-        <w:r>
-          <w:rPr>
-            <w:lang w:val="id_ID" w:bidi="id_ID"/>
-          </w:rPr>
-          <w:rPr>
-            <w:color w:val="0000EE"/>
-            <w:u w:val="single"/>
-          </w:rPr>
-          <w:t>11</w:t>
-        </w:r>
-      </w:hyperlink>
+      <w:r>
+        <w:rPr>
+          <w:lang w:val="id_ID" w:bidi="id_ID"/>
+        </w:rPr>
+        <w:t>11</w:t>
+      </w:r>
       <w:r>
         <w:rPr>
           <w:lang w:val="id_ID" w:bidi="id_ID"/>
@@ -11011,36 +10237,24 @@
         </w:rPr>
         <w:t xml:space="preserve">Allah kembali mendorong Yosua untuk tidak takut, dengan menjanjikan kemenangan bagi Israel, bahkan terhadap kuda dan kereta perang. • Kuda mereka haruslah kamu lumpuhkan dan kereta mereka haruslah kamu bakar dengan api: Allah ingin agar Israel mengandalkan Dia, bukan mengandalkan persenjataan dan perlengkapan perang. (bdk. </w:t>
       </w:r>
-      <w:hyperlink r:id="rId132">
-        <w:r>
-          <w:rPr>
-            <w:lang w:val="id_ID" w:bidi="id_ID"/>
-          </w:rPr>
-          <w:rPr>
-            <w:color w:val="0000EE"/>
-            <w:u w:val="single"/>
-          </w:rPr>
-          <w:t>Ul. 17:16</w:t>
-        </w:r>
-      </w:hyperlink>
+      <w:r>
+        <w:rPr>
+          <w:lang w:val="id_ID" w:bidi="id_ID"/>
+        </w:rPr>
+        <w:t>Ul. 17:16</w:t>
+      </w:r>
       <w:r>
         <w:rPr>
           <w:lang w:val="id_ID" w:bidi="id_ID"/>
         </w:rPr>
         <w:t xml:space="preserve">; </w:t>
       </w:r>
-      <w:hyperlink r:id="rId133">
-        <w:r>
-          <w:rPr>
-            <w:lang w:val="id_ID" w:bidi="id_ID"/>
-          </w:rPr>
-          <w:rPr>
-            <w:color w:val="0000EE"/>
-            <w:u w:val="single"/>
-          </w:rPr>
-          <w:t>Yes. 31:1</w:t>
-        </w:r>
-      </w:hyperlink>
+      <w:r>
+        <w:rPr>
+          <w:lang w:val="id_ID" w:bidi="id_ID"/>
+        </w:rPr>
+        <w:t>Yes. 31:1</w:t>
+      </w:r>
       <w:r>
         <w:rPr>
           <w:lang w:val="id_ID" w:bidi="id_ID"/>
@@ -11257,36 +10471,24 @@
         </w:rPr>
         <w:t>: Di Timur Dekat kuno, membangun kembali kota di lokasi yang sama setelah kota tersebut dihancurkan merupakan praktik yang umum dilakukan. Semua unsur yang membuat sebuah situs kota menguntungkan tetap ada meskipun setelah kehancuran kota. Banyak kota dibangun kembali berkali-kali, perlahan-lahan bertambah tinggi seiring dengan semakin banyaknya puing-puing yang terakumulasi setelah setiap penghancuran. • Yosua hanya membakar Hazor di bagian utara, sama seperti ia menghancurkan Yerikho (</w:t>
       </w:r>
-      <w:hyperlink r:id="rId134">
-        <w:r>
-          <w:rPr>
-            <w:lang w:val="id_ID" w:bidi="id_ID"/>
-          </w:rPr>
-          <w:rPr>
-            <w:color w:val="0000EE"/>
-            <w:u w:val="single"/>
-          </w:rPr>
-          <w:t>Yos. 6:24</w:t>
-        </w:r>
-      </w:hyperlink>
+      <w:r>
+        <w:rPr>
+          <w:lang w:val="id_ID" w:bidi="id_ID"/>
+        </w:rPr>
+        <w:t>Yos. 6:24</w:t>
+      </w:r>
       <w:r>
         <w:rPr>
           <w:lang w:val="id_ID" w:bidi="id_ID"/>
         </w:rPr>
         <w:t>) dan Ai (</w:t>
       </w:r>
-      <w:hyperlink r:id="rId135">
-        <w:r>
-          <w:rPr>
-            <w:lang w:val="id_ID" w:bidi="id_ID"/>
-          </w:rPr>
-          <w:rPr>
-            <w:color w:val="0000EE"/>
-            <w:u w:val="single"/>
-          </w:rPr>
-          <w:t>Yos. 8:28</w:t>
-        </w:r>
-      </w:hyperlink>
+      <w:r>
+        <w:rPr>
+          <w:lang w:val="id_ID" w:bidi="id_ID"/>
+        </w:rPr>
+        <w:t>Yos. 8:28</w:t>
+      </w:r>
       <w:r>
         <w:rPr>
           <w:lang w:val="id_ID" w:bidi="id_ID"/>
@@ -11341,18 +10543,12 @@
         </w:rPr>
         <w:t>Allah memerintahkan Yosua untuk setia kepada Taurat Musa, atau “Kitab Pengajaran (kitab Taurat)” (</w:t>
       </w:r>
-      <w:hyperlink r:id="rId136">
-        <w:r>
-          <w:rPr>
-            <w:lang w:val="id_ID" w:bidi="id_ID"/>
-          </w:rPr>
-          <w:rPr>
-            <w:color w:val="0000EE"/>
-            <w:u w:val="single"/>
-          </w:rPr>
-          <w:t>Yos. 1:7–10</w:t>
-        </w:r>
-      </w:hyperlink>
+      <w:r>
+        <w:rPr>
+          <w:lang w:val="id_ID" w:bidi="id_ID"/>
+        </w:rPr>
+        <w:t>Yos. 1:7–10</w:t>
+      </w:r>
       <w:r>
         <w:rPr>
           <w:lang w:val="id_ID" w:bidi="id_ID"/>
@@ -11407,18 +10603,12 @@
         </w:rPr>
         <w:t xml:space="preserve">Meskipun kemenangan awal di serangan ke bagian selatan dan utara berlangsung cepat dan menentukan, dibutuhkan waktu yang lama untuk merebut kota-kota berbenteng. Setelah Israel menyeberangi sungai Yordan, total operasi militer untuk merebut Kanaan berlangsung selama lima tahun (lihat </w:t>
       </w:r>
-      <w:hyperlink r:id="rId137">
-        <w:r>
-          <w:rPr>
-            <w:lang w:val="id_ID" w:bidi="id_ID"/>
-          </w:rPr>
-          <w:rPr>
-            <w:color w:val="0000EE"/>
-            <w:u w:val="single"/>
-          </w:rPr>
-          <w:t>Yos. 14:10</w:t>
-        </w:r>
-      </w:hyperlink>
+      <w:r>
+        <w:rPr>
+          <w:lang w:val="id_ID" w:bidi="id_ID"/>
+        </w:rPr>
+        <w:t>Yos. 14:10</w:t>
+      </w:r>
       <w:r>
         <w:rPr>
           <w:lang w:val="id_ID" w:bidi="id_ID"/>
@@ -11473,18 +10663,12 @@
         </w:rPr>
         <w:t>Penghakiman atas Kanaan adalah penghakiman Allah, bukan penghakiman Israel. Allah telah mengulurkan belas kasihan kepada bangsa Kanaan selama beberapa generasi. Namun, Allah memutuskan bahwa “dosa-dosa orang Amori” sekarang “menjamin kebinasaan mereka” (</w:t>
       </w:r>
-      <w:hyperlink r:id="rId138">
-        <w:r>
-          <w:rPr>
-            <w:lang w:val="id_ID" w:bidi="id_ID"/>
-          </w:rPr>
-          <w:rPr>
-            <w:color w:val="0000EE"/>
-            <w:u w:val="single"/>
-          </w:rPr>
-          <w:t>Kej. 15:16</w:t>
-        </w:r>
-      </w:hyperlink>
+      <w:r>
+        <w:rPr>
+          <w:lang w:val="id_ID" w:bidi="id_ID"/>
+        </w:rPr>
+        <w:t>Kej. 15:16</w:t>
+      </w:r>
       <w:r>
         <w:rPr>
           <w:lang w:val="id_ID" w:bidi="id_ID"/>
@@ -11539,36 +10723,24 @@
         </w:rPr>
         <w:t xml:space="preserve">orang Enak: Lihat </w:t>
       </w:r>
-      <w:hyperlink r:id="rId139">
-        <w:r>
-          <w:rPr>
-            <w:lang w:val="id_ID" w:bidi="id_ID"/>
-          </w:rPr>
-          <w:rPr>
-            <w:color w:val="0000EE"/>
-            <w:u w:val="single"/>
-          </w:rPr>
-          <w:t>Bil. 13:28</w:t>
-        </w:r>
-      </w:hyperlink>
+      <w:r>
+        <w:rPr>
+          <w:lang w:val="id_ID" w:bidi="id_ID"/>
+        </w:rPr>
+        <w:t>Bil. 13:28</w:t>
+      </w:r>
       <w:r>
         <w:rPr>
           <w:lang w:val="id_ID" w:bidi="id_ID"/>
         </w:rPr>
         <w:t xml:space="preserve">, </w:t>
       </w:r>
-      <w:hyperlink r:id="rId140">
-        <w:r>
-          <w:rPr>
-            <w:lang w:val="id_ID" w:bidi="id_ID"/>
-          </w:rPr>
-          <w:rPr>
-            <w:color w:val="0000EE"/>
-            <w:u w:val="single"/>
-          </w:rPr>
-          <w:t>33</w:t>
-        </w:r>
-      </w:hyperlink>
+      <w:r>
+        <w:rPr>
+          <w:lang w:val="id_ID" w:bidi="id_ID"/>
+        </w:rPr>
+        <w:t>33</w:t>
+      </w:r>
       <w:r>
         <w:rPr>
           <w:lang w:val="id_ID" w:bidi="id_ID"/>
@@ -11683,36 +10855,24 @@
         </w:rPr>
         <w:t xml:space="preserve">Sungai Arnon mengalir ke Laut Mati di pertengahan sisi timurnya, menciptakan lembah Arnon. Israel memulai penaklukannya di sini (lihat </w:t>
       </w:r>
-      <w:hyperlink r:id="rId141">
-        <w:r>
-          <w:rPr>
-            <w:lang w:val="id_ID" w:bidi="id_ID"/>
-          </w:rPr>
-          <w:rPr>
-            <w:color w:val="0000EE"/>
-            <w:u w:val="single"/>
-          </w:rPr>
-          <w:t>Bil. 21:13–15</w:t>
-        </w:r>
-      </w:hyperlink>
+      <w:r>
+        <w:rPr>
+          <w:lang w:val="id_ID" w:bidi="id_ID"/>
+        </w:rPr>
+        <w:t>Bil. 21:13–15</w:t>
+      </w:r>
       <w:r>
         <w:rPr>
           <w:lang w:val="id_ID" w:bidi="id_ID"/>
         </w:rPr>
         <w:t xml:space="preserve">, </w:t>
       </w:r>
-      <w:hyperlink r:id="rId39">
-        <w:r>
-          <w:rPr>
-            <w:lang w:val="id_ID" w:bidi="id_ID"/>
-          </w:rPr>
-          <w:rPr>
-            <w:color w:val="0000EE"/>
-            <w:u w:val="single"/>
-          </w:rPr>
-          <w:t>21–35</w:t>
-        </w:r>
-      </w:hyperlink>
+      <w:r>
+        <w:rPr>
+          <w:lang w:val="id_ID" w:bidi="id_ID"/>
+        </w:rPr>
+        <w:t>21–35</w:t>
+      </w:r>
       <w:r>
         <w:rPr>
           <w:lang w:val="id_ID" w:bidi="id_ID"/>
@@ -11767,18 +10927,12 @@
         </w:rPr>
         <w:t xml:space="preserve">Pasal ini merangkum penaklukan-penaklukan Israel di kedua sisi sungai Yordan dan transisi menuju pembagian tanah Kanaan oleh Yosua kepada suku-suku Israel (psl. </w:t>
       </w:r>
-      <w:hyperlink r:id="rId142">
-        <w:r>
-          <w:rPr>
-            <w:lang w:val="id_ID" w:bidi="id_ID"/>
-          </w:rPr>
-          <w:rPr>
-            <w:color w:val="0000EE"/>
-            <w:u w:val="single"/>
-          </w:rPr>
-          <w:t>13</w:t>
-        </w:r>
-      </w:hyperlink>
+      <w:r>
+        <w:rPr>
+          <w:lang w:val="id_ID" w:bidi="id_ID"/>
+        </w:rPr>
+        <w:t>13</w:t>
+      </w:r>
       <w:r>
         <w:rPr>
           <w:lang w:val="id_ID" w:bidi="id_ID"/>
@@ -11833,36 +10987,24 @@
         </w:rPr>
         <w:t xml:space="preserve">Raja Sihon (lihat </w:t>
       </w:r>
-      <w:hyperlink r:id="rId143">
-        <w:r>
-          <w:rPr>
-            <w:lang w:val="id_ID" w:bidi="id_ID"/>
-          </w:rPr>
-          <w:rPr>
-            <w:color w:val="0000EE"/>
-            <w:u w:val="single"/>
-          </w:rPr>
-          <w:t>Bil. 21:24–25</w:t>
-        </w:r>
-      </w:hyperlink>
+      <w:r>
+        <w:rPr>
+          <w:lang w:val="id_ID" w:bidi="id_ID"/>
+        </w:rPr>
+        <w:t>Bil. 21:24–25</w:t>
+      </w:r>
       <w:r>
         <w:rPr>
           <w:lang w:val="id_ID" w:bidi="id_ID"/>
         </w:rPr>
         <w:t>) menguasai Lembah Yordan bagian utara sampai ke Laut Galilea, tetapi tidak sampai ke bagian utara Gilead (</w:t>
       </w:r>
-      <w:hyperlink r:id="rId144">
-        <w:r>
-          <w:rPr>
-            <w:lang w:val="id_ID" w:bidi="id_ID"/>
-          </w:rPr>
-          <w:rPr>
-            <w:color w:val="0000EE"/>
-            <w:u w:val="single"/>
-          </w:rPr>
-          <w:t>Yos. 12:5</w:t>
-        </w:r>
-      </w:hyperlink>
+      <w:r>
+        <w:rPr>
+          <w:lang w:val="id_ID" w:bidi="id_ID"/>
+        </w:rPr>
+        <w:t>Yos. 12:5</w:t>
+      </w:r>
       <w:r>
         <w:rPr>
           <w:lang w:val="id_ID" w:bidi="id_ID"/>
@@ -11917,36 +11059,24 @@
         </w:rPr>
         <w:t>Bet-Yesimot adalah perkemahan Israel di dataran Moab (</w:t>
       </w:r>
-      <w:hyperlink r:id="rId145">
-        <w:r>
-          <w:rPr>
-            <w:lang w:val="id_ID" w:bidi="id_ID"/>
-          </w:rPr>
-          <w:rPr>
-            <w:color w:val="0000EE"/>
-            <w:u w:val="single"/>
-          </w:rPr>
-          <w:t>Bil. 33:49</w:t>
-        </w:r>
-      </w:hyperlink>
+      <w:r>
+        <w:rPr>
+          <w:lang w:val="id_ID" w:bidi="id_ID"/>
+        </w:rPr>
+        <w:t>Bil. 33:49</w:t>
+      </w:r>
       <w:r>
         <w:rPr>
           <w:lang w:val="id_ID" w:bidi="id_ID"/>
         </w:rPr>
         <w:t>). • Musa telah melihat Tanah Perjanjian dari Pisga (</w:t>
       </w:r>
-      <w:hyperlink r:id="rId146">
-        <w:r>
-          <w:rPr>
-            <w:lang w:val="id_ID" w:bidi="id_ID"/>
-          </w:rPr>
-          <w:rPr>
-            <w:color w:val="0000EE"/>
-            <w:u w:val="single"/>
-          </w:rPr>
-          <w:t>Ul. 34:1</w:t>
-        </w:r>
-      </w:hyperlink>
+      <w:r>
+        <w:rPr>
+          <w:lang w:val="id_ID" w:bidi="id_ID"/>
+        </w:rPr>
+        <w:t>Ul. 34:1</w:t>
+      </w:r>
       <w:r>
         <w:rPr>
           <w:lang w:val="id_ID" w:bidi="id_ID"/>
@@ -12001,36 +11131,24 @@
         </w:rPr>
         <w:t xml:space="preserve">Raja Og dari Basan: Lihat </w:t>
       </w:r>
-      <w:hyperlink r:id="rId147">
-        <w:r>
-          <w:rPr>
-            <w:lang w:val="id_ID" w:bidi="id_ID"/>
-          </w:rPr>
-          <w:rPr>
-            <w:color w:val="0000EE"/>
-            <w:u w:val="single"/>
-          </w:rPr>
-          <w:t>Bil. 21:33–35</w:t>
-        </w:r>
-      </w:hyperlink>
+      <w:r>
+        <w:rPr>
+          <w:lang w:val="id_ID" w:bidi="id_ID"/>
+        </w:rPr>
+        <w:t>Bil. 21:33–35</w:t>
+      </w:r>
       <w:r>
         <w:rPr>
           <w:lang w:val="id_ID" w:bidi="id_ID"/>
         </w:rPr>
         <w:t xml:space="preserve">. • Orang Refaim adalah penduduk asli yang tinggal di kedua sisi Sungai Yordan. Banyak ahli menyimpulkan bahwa orang Refaim memiliki tubuh yang sangat tinggi (lihat </w:t>
       </w:r>
-      <w:hyperlink r:id="rId148">
-        <w:r>
-          <w:rPr>
-            <w:lang w:val="id_ID" w:bidi="id_ID"/>
-          </w:rPr>
-          <w:rPr>
-            <w:color w:val="0000EE"/>
-            <w:u w:val="single"/>
-          </w:rPr>
-          <w:t>Ul. 3:11</w:t>
-        </w:r>
-      </w:hyperlink>
+      <w:r>
+        <w:rPr>
+          <w:lang w:val="id_ID" w:bidi="id_ID"/>
+        </w:rPr>
+        <w:t>Ul. 3:11</w:t>
+      </w:r>
       <w:r>
         <w:rPr>
           <w:lang w:val="id_ID" w:bidi="id_ID"/>
@@ -12091,18 +11209,12 @@
         </w:rPr>
         <w:t xml:space="preserve">: Lihat </w:t>
       </w:r>
-      <w:hyperlink r:id="rId149">
-        <w:r>
-          <w:rPr>
-            <w:lang w:val="id_ID" w:bidi="id_ID"/>
-          </w:rPr>
-          <w:rPr>
-            <w:color w:val="0000EE"/>
-            <w:u w:val="single"/>
-          </w:rPr>
-          <w:t>Bil. 32</w:t>
-        </w:r>
-      </w:hyperlink>
+      <w:r>
+        <w:rPr>
+          <w:lang w:val="id_ID" w:bidi="id_ID"/>
+        </w:rPr>
+        <w:t>Bil. 32</w:t>
+      </w:r>
       <w:r>
         <w:rPr>
           <w:lang w:val="id_ID" w:bidi="id_ID"/>
@@ -12409,54 +11521,36 @@
         </w:rPr>
         <w:t>Bangsa Filistin adalah salah satu dari beberapa kelompok dalam migrasi besar Bangsa Laut dari wilayah Aegea dalam beberapa dekade setelah masuknya bangsa Israel ke Kanaan. Mereka menetap di sepanjang pantai Mediterania barat daya, di sebelah barat dan barat daya Yehuda. Mereka berasal dari Kaftor atau Kreta (</w:t>
       </w:r>
-      <w:hyperlink r:id="rId150">
-        <w:r>
-          <w:rPr>
-            <w:lang w:val="id_ID" w:bidi="id_ID"/>
-          </w:rPr>
-          <w:rPr>
-            <w:color w:val="0000EE"/>
-            <w:u w:val="single"/>
-          </w:rPr>
-          <w:t>Ul. 2:23</w:t>
-        </w:r>
-      </w:hyperlink>
+      <w:r>
+        <w:rPr>
+          <w:lang w:val="id_ID" w:bidi="id_ID"/>
+        </w:rPr>
+        <w:t>Ul. 2:23</w:t>
+      </w:r>
       <w:r>
         <w:rPr>
           <w:lang w:val="id_ID" w:bidi="id_ID"/>
         </w:rPr>
         <w:t xml:space="preserve">; </w:t>
       </w:r>
-      <w:hyperlink r:id="rId151">
-        <w:r>
-          <w:rPr>
-            <w:lang w:val="id_ID" w:bidi="id_ID"/>
-          </w:rPr>
-          <w:rPr>
-            <w:color w:val="0000EE"/>
-            <w:u w:val="single"/>
-          </w:rPr>
-          <w:t>Am. 9:7</w:t>
-        </w:r>
-      </w:hyperlink>
+      <w:r>
+        <w:rPr>
+          <w:lang w:val="id_ID" w:bidi="id_ID"/>
+        </w:rPr>
+        <w:t>Am. 9:7</w:t>
+      </w:r>
       <w:r>
         <w:rPr>
           <w:lang w:val="id_ID" w:bidi="id_ID"/>
         </w:rPr>
         <w:t xml:space="preserve">). • Orang-orang Gesur ini adalah orang-orang dari wilayah selatan, bukan orang-orang Gesur di utara (bdk. </w:t>
       </w:r>
-      <w:hyperlink r:id="rId144">
-        <w:r>
-          <w:rPr>
-            <w:lang w:val="id_ID" w:bidi="id_ID"/>
-          </w:rPr>
-          <w:rPr>
-            <w:color w:val="0000EE"/>
-            <w:u w:val="single"/>
-          </w:rPr>
-          <w:t>Yos. 12:5</w:t>
-        </w:r>
-      </w:hyperlink>
+      <w:r>
+        <w:rPr>
+          <w:lang w:val="id_ID" w:bidi="id_ID"/>
+        </w:rPr>
+        <w:t>Yos. 12:5</w:t>
+      </w:r>
       <w:r>
         <w:rPr>
           <w:lang w:val="id_ID" w:bidi="id_ID"/>
@@ -12511,18 +11605,12 @@
         </w:rPr>
         <w:t>Sungai Sikhor mungkin menandai batas tradisional antara Kanaan dan Mesir, yang membelah Semenanjung Sinai bagian utara. • Wilayah Filistin mencakup lima kota utama: Gaza, Asdod, dan Askelon berada di pesisir Laut Tengah, dan Gat serta Ekron berada beberapa mil di pedalaman. • Orang Filistin menggusur orang Awi (</w:t>
       </w:r>
-      <w:hyperlink r:id="rId150">
-        <w:r>
-          <w:rPr>
-            <w:lang w:val="id_ID" w:bidi="id_ID"/>
-          </w:rPr>
-          <w:rPr>
-            <w:color w:val="0000EE"/>
-            <w:u w:val="single"/>
-          </w:rPr>
-          <w:t>Ul. 2:23</w:t>
-        </w:r>
-      </w:hyperlink>
+      <w:r>
+        <w:rPr>
+          <w:lang w:val="id_ID" w:bidi="id_ID"/>
+        </w:rPr>
+        <w:t>Ul. 2:23</w:t>
+      </w:r>
       <w:r>
         <w:rPr>
           <w:lang w:val="id_ID" w:bidi="id_ID"/>
@@ -12577,54 +11665,36 @@
         </w:rPr>
         <w:t xml:space="preserve">Orang Sidon (yaitu, orang Fenisia; lihat </w:t>
       </w:r>
-      <w:hyperlink r:id="rId152">
-        <w:r>
-          <w:rPr>
-            <w:lang w:val="id_ID" w:bidi="id_ID"/>
-          </w:rPr>
-          <w:rPr>
-            <w:color w:val="0000EE"/>
-            <w:u w:val="single"/>
-          </w:rPr>
-          <w:t>Yes. 23:11</w:t>
-        </w:r>
-      </w:hyperlink>
+      <w:r>
+        <w:rPr>
+          <w:lang w:val="id_ID" w:bidi="id_ID"/>
+        </w:rPr>
+        <w:t>Yes. 23:11</w:t>
+      </w:r>
       <w:r>
         <w:rPr>
           <w:lang w:val="id_ID" w:bidi="id_ID"/>
         </w:rPr>
         <w:t xml:space="preserve">; </w:t>
       </w:r>
-      <w:hyperlink r:id="rId153">
-        <w:r>
-          <w:rPr>
-            <w:lang w:val="id_ID" w:bidi="id_ID"/>
-          </w:rPr>
-          <w:rPr>
-            <w:color w:val="0000EE"/>
-            <w:u w:val="single"/>
-          </w:rPr>
-          <w:t>Ob. 1:20</w:t>
-        </w:r>
-      </w:hyperlink>
+      <w:r>
+        <w:rPr>
+          <w:lang w:val="id_ID" w:bidi="id_ID"/>
+        </w:rPr>
+        <w:t>Ob. 1:20</w:t>
+      </w:r>
       <w:r>
         <w:rPr>
           <w:lang w:val="id_ID" w:bidi="id_ID"/>
         </w:rPr>
         <w:t xml:space="preserve">; </w:t>
       </w:r>
-      <w:hyperlink r:id="rId154">
-        <w:r>
-          <w:rPr>
-            <w:lang w:val="id_ID" w:bidi="id_ID"/>
-          </w:rPr>
-          <w:rPr>
-            <w:color w:val="0000EE"/>
-            <w:u w:val="single"/>
-          </w:rPr>
-          <w:t>Kisah 11:19</w:t>
-        </w:r>
-      </w:hyperlink>
+      <w:r>
+        <w:rPr>
+          <w:lang w:val="id_ID" w:bidi="id_ID"/>
+        </w:rPr>
+        <w:t>Kisah 11:19</w:t>
+      </w:r>
       <w:r>
         <w:rPr>
           <w:lang w:val="id_ID" w:bidi="id_ID"/>
@@ -12727,72 +11797,48 @@
         </w:rPr>
         <w:t>Setengah dari suku Manasye dan suku Ruben dan Gad telah meminta kepada Musa untuk mendapatkan tanah pusaka mereka di sebelah timur Sungai Yordan, yaitu di tanah yang dulunya adalah kerajaan Sihon dan Og (</w:t>
       </w:r>
-      <w:hyperlink r:id="rId39">
-        <w:r>
-          <w:rPr>
-            <w:lang w:val="id_ID" w:bidi="id_ID"/>
-          </w:rPr>
-          <w:rPr>
-            <w:color w:val="0000EE"/>
-            <w:u w:val="single"/>
-          </w:rPr>
-          <w:t>Bil. 21:21–35</w:t>
-        </w:r>
-      </w:hyperlink>
+      <w:r>
+        <w:rPr>
+          <w:lang w:val="id_ID" w:bidi="id_ID"/>
+        </w:rPr>
+        <w:t>Bil. 21:21–35</w:t>
+      </w:r>
       <w:r>
         <w:rPr>
           <w:lang w:val="id_ID" w:bidi="id_ID"/>
         </w:rPr>
         <w:t xml:space="preserve">; </w:t>
       </w:r>
-      <w:hyperlink r:id="rId149">
-        <w:r>
-          <w:rPr>
-            <w:lang w:val="id_ID" w:bidi="id_ID"/>
-          </w:rPr>
-          <w:rPr>
-            <w:color w:val="0000EE"/>
-            <w:u w:val="single"/>
-          </w:rPr>
-          <w:t>32:1–42</w:t>
-        </w:r>
-      </w:hyperlink>
+      <w:r>
+        <w:rPr>
+          <w:lang w:val="id_ID" w:bidi="id_ID"/>
+        </w:rPr>
+        <w:t>32:1–42</w:t>
+      </w:r>
       <w:r>
         <w:rPr>
           <w:lang w:val="id_ID" w:bidi="id_ID"/>
         </w:rPr>
         <w:t>). Sebagai imbalannya, mereka telah membantu bangsa Israel lainnya untuk mendapatkan tanah pusaka mereka di sebelah barat Sungai Yordan (</w:t>
       </w:r>
-      <w:hyperlink r:id="rId155">
-        <w:r>
-          <w:rPr>
-            <w:lang w:val="id_ID" w:bidi="id_ID"/>
-          </w:rPr>
-          <w:rPr>
-            <w:color w:val="0000EE"/>
-            <w:u w:val="single"/>
-          </w:rPr>
-          <w:t>Yos. 1:12–18</w:t>
-        </w:r>
-      </w:hyperlink>
+      <w:r>
+        <w:rPr>
+          <w:lang w:val="id_ID" w:bidi="id_ID"/>
+        </w:rPr>
+        <w:t>Yos. 1:12–18</w:t>
+      </w:r>
       <w:r>
         <w:rPr>
           <w:lang w:val="id_ID" w:bidi="id_ID"/>
         </w:rPr>
         <w:t xml:space="preserve">; </w:t>
       </w:r>
-      <w:hyperlink r:id="rId156">
-        <w:r>
-          <w:rPr>
-            <w:lang w:val="id_ID" w:bidi="id_ID"/>
-          </w:rPr>
-          <w:rPr>
-            <w:color w:val="0000EE"/>
-            <w:u w:val="single"/>
-          </w:rPr>
-          <w:t>4:12–13</w:t>
-        </w:r>
-      </w:hyperlink>
+      <w:r>
+        <w:rPr>
+          <w:lang w:val="id_ID" w:bidi="id_ID"/>
+        </w:rPr>
+        <w:t>4:12–13</w:t>
+      </w:r>
       <w:r>
         <w:rPr>
           <w:lang w:val="id_ID" w:bidi="id_ID"/>
@@ -12847,36 +11893,24 @@
         </w:rPr>
         <w:t xml:space="preserve">Suku Lewi tidak mewarisi tanah kesukuannya sendiri (lihat </w:t>
       </w:r>
-      <w:hyperlink r:id="rId157">
-        <w:r>
-          <w:rPr>
-            <w:lang w:val="id_ID" w:bidi="id_ID"/>
-          </w:rPr>
-          <w:rPr>
-            <w:color w:val="0000EE"/>
-            <w:u w:val="single"/>
-          </w:rPr>
-          <w:t>Ul. 18:1–8</w:t>
-        </w:r>
-      </w:hyperlink>
+      <w:r>
+        <w:rPr>
+          <w:lang w:val="id_ID" w:bidi="id_ID"/>
+        </w:rPr>
+        <w:t>Ul. 18:1–8</w:t>
+      </w:r>
       <w:r>
         <w:rPr>
           <w:lang w:val="id_ID" w:bidi="id_ID"/>
         </w:rPr>
         <w:t>). Kota-kota suku Lewi terletak di wilayah suku-suku lain (</w:t>
       </w:r>
-      <w:hyperlink r:id="rId158">
-        <w:r>
-          <w:rPr>
-            <w:lang w:val="id_ID" w:bidi="id_ID"/>
-          </w:rPr>
-          <w:rPr>
-            <w:color w:val="0000EE"/>
-            <w:u w:val="single"/>
-          </w:rPr>
-          <w:t>Yos. 21</w:t>
-        </w:r>
-      </w:hyperlink>
+      <w:r>
+        <w:rPr>
+          <w:lang w:val="id_ID" w:bidi="id_ID"/>
+        </w:rPr>
+        <w:t>Yos. 21</w:t>
+      </w:r>
       <w:r>
         <w:rPr>
           <w:lang w:val="id_ID" w:bidi="id_ID"/>
@@ -12931,36 +11965,24 @@
         </w:rPr>
         <w:t>Karena Ruben, anak sulung Yakub dari Lea (</w:t>
       </w:r>
-      <w:hyperlink r:id="rId159">
-        <w:r>
-          <w:rPr>
-            <w:lang w:val="id_ID" w:bidi="id_ID"/>
-          </w:rPr>
-          <w:rPr>
-            <w:color w:val="0000EE"/>
-            <w:u w:val="single"/>
-          </w:rPr>
-          <w:t>Kej. 29:32</w:t>
-        </w:r>
-      </w:hyperlink>
+      <w:r>
+        <w:rPr>
+          <w:lang w:val="id_ID" w:bidi="id_ID"/>
+        </w:rPr>
+        <w:t>Kej. 29:32</w:t>
+      </w:r>
       <w:r>
         <w:rPr>
           <w:lang w:val="id_ID" w:bidi="id_ID"/>
         </w:rPr>
         <w:t>), kehilangan hak kesulungannya dengan tidur dengan gundik ayahnya (</w:t>
       </w:r>
-      <w:hyperlink r:id="rId160">
-        <w:r>
-          <w:rPr>
-            <w:lang w:val="id_ID" w:bidi="id_ID"/>
-          </w:rPr>
-          <w:rPr>
-            <w:color w:val="0000EE"/>
-            <w:u w:val="single"/>
-          </w:rPr>
-          <w:t>Kej. 35:22</w:t>
-        </w:r>
-      </w:hyperlink>
+      <w:r>
+        <w:rPr>
+          <w:lang w:val="id_ID" w:bidi="id_ID"/>
+        </w:rPr>
+        <w:t>Kej. 35:22</w:t>
+      </w:r>
       <w:r>
         <w:rPr>
           <w:lang w:val="id_ID" w:bidi="id_ID"/>
@@ -13015,18 +12037,12 @@
         </w:rPr>
         <w:t>Para pemimpin Midian tampaknya adalah raja-raja (</w:t>
       </w:r>
-      <w:hyperlink r:id="rId161">
-        <w:r>
-          <w:rPr>
-            <w:lang w:val="id_ID" w:bidi="id_ID"/>
-          </w:rPr>
-          <w:rPr>
-            <w:color w:val="0000EE"/>
-            <w:u w:val="single"/>
-          </w:rPr>
-          <w:t>Bil. 31:8</w:t>
-        </w:r>
-      </w:hyperlink>
+      <w:r>
+        <w:rPr>
+          <w:lang w:val="id_ID" w:bidi="id_ID"/>
+        </w:rPr>
+        <w:t>Bil. 31:8</w:t>
+      </w:r>
       <w:r>
         <w:rPr>
           <w:lang w:val="id_ID" w:bidi="id_ID"/>
@@ -13101,36 +12117,24 @@
         </w:rPr>
         <w:t>Ia membuat rencana untuk membawa bangsa Israel ke dalam penyembahan ilah-ilah palsu (penyembahan berhala) melalui dosa seksual (</w:t>
       </w:r>
-      <w:hyperlink r:id="rId162">
-        <w:r>
-          <w:rPr>
-            <w:lang w:val="id_ID" w:bidi="id_ID"/>
-          </w:rPr>
-          <w:rPr>
-            <w:color w:val="0000EE"/>
-            <w:u w:val="single"/>
-          </w:rPr>
-          <w:t>Bil. 31:16</w:t>
-        </w:r>
-      </w:hyperlink>
+      <w:r>
+        <w:rPr>
+          <w:lang w:val="id_ID" w:bidi="id_ID"/>
+        </w:rPr>
+        <w:t>Bil. 31:16</w:t>
+      </w:r>
       <w:r>
         <w:rPr>
           <w:lang w:val="id_ID" w:bidi="id_ID"/>
         </w:rPr>
         <w:t>). Allah melarang Bileam untuk mengutuk Israel (</w:t>
       </w:r>
-      <w:hyperlink r:id="rId163">
-        <w:r>
-          <w:rPr>
-            <w:lang w:val="id_ID" w:bidi="id_ID"/>
-          </w:rPr>
-          <w:rPr>
-            <w:color w:val="0000EE"/>
-            <w:u w:val="single"/>
-          </w:rPr>
-          <w:t>Bil. 22–25</w:t>
-        </w:r>
-      </w:hyperlink>
+      <w:r>
+        <w:rPr>
+          <w:lang w:val="id_ID" w:bidi="id_ID"/>
+        </w:rPr>
+        <w:t>Bil. 22–25</w:t>
+      </w:r>
       <w:r>
         <w:rPr>
           <w:lang w:val="id_ID" w:bidi="id_ID"/>
@@ -13233,18 +12237,12 @@
         </w:rPr>
         <w:t xml:space="preserve">Manasye adalah anak sulung Yusuf. Yakub memberikan kepada anak-anak Yusuf masing-masing warisan penuh, sehingga memberi Yusuf dua kali lipat dari hak kesulungan (lihat </w:t>
       </w:r>
-      <w:hyperlink r:id="rId164">
-        <w:r>
-          <w:rPr>
-            <w:lang w:val="id_ID" w:bidi="id_ID"/>
-          </w:rPr>
-          <w:rPr>
-            <w:color w:val="0000EE"/>
-            <w:u w:val="single"/>
-          </w:rPr>
-          <w:t>Yos. 14:4</w:t>
-        </w:r>
-      </w:hyperlink>
+      <w:r>
+        <w:rPr>
+          <w:lang w:val="id_ID" w:bidi="id_ID"/>
+        </w:rPr>
+        <w:t>Yos. 14:4</w:t>
+      </w:r>
       <w:r>
         <w:rPr>
           <w:lang w:val="id_ID" w:bidi="id_ID"/>
@@ -13299,18 +12297,12 @@
         </w:rPr>
         <w:t>Yair adalah cicit dari Manasye (</w:t>
       </w:r>
-      <w:hyperlink r:id="rId165">
-        <w:r>
-          <w:rPr>
-            <w:lang w:val="id_ID" w:bidi="id_ID"/>
-          </w:rPr>
-          <w:rPr>
-            <w:color w:val="0000EE"/>
-            <w:u w:val="single"/>
-          </w:rPr>
-          <w:t>1Taw. 2:21–22</w:t>
-        </w:r>
-      </w:hyperlink>
+      <w:r>
+        <w:rPr>
+          <w:lang w:val="id_ID" w:bidi="id_ID"/>
+        </w:rPr>
+        <w:t>1Taw. 2:21–22</w:t>
+      </w:r>
       <w:r>
         <w:rPr>
           <w:lang w:val="id_ID" w:bidi="id_ID"/>
@@ -13413,72 +12405,48 @@
         </w:rPr>
         <w:t>Pembagian tanah kepada suku-suku di sebelah barat Sungai Yordan menggambarkan apa yang Allah inginkan untuk dimiliki oleh setiap suku. • Narator membingkai bagian ini dengan pembagian tanah kepada Kaleb di awal (</w:t>
       </w:r>
-      <w:hyperlink r:id="rId166">
-        <w:r>
-          <w:rPr>
-            <w:lang w:val="id_ID" w:bidi="id_ID"/>
-          </w:rPr>
-          <w:rPr>
-            <w:color w:val="0000EE"/>
-            <w:u w:val="single"/>
-          </w:rPr>
-          <w:t>Yos. 14:6–15</w:t>
-        </w:r>
-      </w:hyperlink>
+      <w:r>
+        <w:rPr>
+          <w:lang w:val="id_ID" w:bidi="id_ID"/>
+        </w:rPr>
+        <w:t>Yos. 14:6–15</w:t>
+      </w:r>
       <w:r>
         <w:rPr>
           <w:lang w:val="id_ID" w:bidi="id_ID"/>
         </w:rPr>
         <w:t>) dan Yosua di akhir (</w:t>
       </w:r>
-      <w:hyperlink r:id="rId167">
-        <w:r>
-          <w:rPr>
-            <w:lang w:val="id_ID" w:bidi="id_ID"/>
-          </w:rPr>
-          <w:rPr>
-            <w:color w:val="0000EE"/>
-            <w:u w:val="single"/>
-          </w:rPr>
-          <w:t>Yos. 19:49–51</w:t>
-        </w:r>
-      </w:hyperlink>
+      <w:r>
+        <w:rPr>
+          <w:lang w:val="id_ID" w:bidi="id_ID"/>
+        </w:rPr>
+        <w:t>Yos. 19:49–51</w:t>
+      </w:r>
       <w:r>
         <w:rPr>
           <w:lang w:val="id_ID" w:bidi="id_ID"/>
         </w:rPr>
         <w:t>). Hanya Kaleb dan Yosua yang menyatakan iman mereka kepada Allah bahwa Israel dapat menaklukkan negeri itu (</w:t>
       </w:r>
-      <w:hyperlink r:id="rId168">
-        <w:r>
-          <w:rPr>
-            <w:lang w:val="id_ID" w:bidi="id_ID"/>
-          </w:rPr>
-          <w:rPr>
-            <w:color w:val="0000EE"/>
-            <w:u w:val="single"/>
-          </w:rPr>
-          <w:t>Bil. 13:30</w:t>
-        </w:r>
-      </w:hyperlink>
+      <w:r>
+        <w:rPr>
+          <w:lang w:val="id_ID" w:bidi="id_ID"/>
+        </w:rPr>
+        <w:t>Bil. 13:30</w:t>
+      </w:r>
       <w:r>
         <w:rPr>
           <w:lang w:val="id_ID" w:bidi="id_ID"/>
         </w:rPr>
         <w:t xml:space="preserve">; </w:t>
       </w:r>
-      <w:hyperlink r:id="rId169">
-        <w:r>
-          <w:rPr>
-            <w:lang w:val="id_ID" w:bidi="id_ID"/>
-          </w:rPr>
-          <w:rPr>
-            <w:color w:val="0000EE"/>
-            <w:u w:val="single"/>
-          </w:rPr>
-          <w:t>14:6–9</w:t>
-        </w:r>
-      </w:hyperlink>
+      <w:r>
+        <w:rPr>
+          <w:lang w:val="id_ID" w:bidi="id_ID"/>
+        </w:rPr>
+        <w:t>14:6–9</w:t>
+      </w:r>
       <w:r>
         <w:rPr>
           <w:lang w:val="id_ID" w:bidi="id_ID"/>
@@ -13611,18 +12579,12 @@
         </w:rPr>
         <w:t>). Karena suku Lewi tidak menerima wilayah kesukuan yang terpisah (</w:t>
       </w:r>
-      <w:hyperlink r:id="rId170">
-        <w:r>
-          <w:rPr>
-            <w:lang w:val="id_ID" w:bidi="id_ID"/>
-          </w:rPr>
-          <w:rPr>
-            <w:color w:val="0000EE"/>
-            <w:u w:val="single"/>
-          </w:rPr>
-          <w:t>Yos. 13:14</w:t>
-        </w:r>
-      </w:hyperlink>
+      <w:r>
+        <w:rPr>
+          <w:lang w:val="id_ID" w:bidi="id_ID"/>
+        </w:rPr>
+        <w:t>Yos. 13:14</w:t>
+      </w:r>
       <w:r>
         <w:rPr>
           <w:lang w:val="id_ID" w:bidi="id_ID"/>
@@ -13677,36 +12639,24 @@
         </w:rPr>
         <w:t>Orang-orang Kenas bukanlah orang Israel pada mulanya (</w:t>
       </w:r>
-      <w:hyperlink r:id="rId171">
-        <w:r>
-          <w:rPr>
-            <w:lang w:val="id_ID" w:bidi="id_ID"/>
-          </w:rPr>
-          <w:rPr>
-            <w:color w:val="0000EE"/>
-            <w:u w:val="single"/>
-          </w:rPr>
-          <w:t>Kej. 15:19</w:t>
-        </w:r>
-      </w:hyperlink>
+      <w:r>
+        <w:rPr>
+          <w:lang w:val="id_ID" w:bidi="id_ID"/>
+        </w:rPr>
+        <w:t>Kej. 15:19</w:t>
+      </w:r>
       <w:r>
         <w:rPr>
           <w:lang w:val="id_ID" w:bidi="id_ID"/>
         </w:rPr>
         <w:t>); bagaimana mereka menjadi terikat dengan Yehuda tidak diketahui. • tentang aku dan tentang engkau: Hanya Kaleb dan Yosua yang setia kepada Allah pada kesempatan pertama untuk memasuki negeri itu, sehingga Allah berjanji kepada mereka bahwa mereka akan memilikinya (</w:t>
       </w:r>
-      <w:hyperlink r:id="rId172">
-        <w:r>
-          <w:rPr>
-            <w:lang w:val="id_ID" w:bidi="id_ID"/>
-          </w:rPr>
-          <w:rPr>
-            <w:color w:val="0000EE"/>
-            <w:u w:val="single"/>
-          </w:rPr>
-          <w:t>Bil. 14:24</w:t>
-        </w:r>
-      </w:hyperlink>
+      <w:r>
+        <w:rPr>
+          <w:lang w:val="id_ID" w:bidi="id_ID"/>
+        </w:rPr>
+        <w:t>Bil. 14:24</w:t>
+      </w:r>
       <w:r>
         <w:rPr>
           <w:lang w:val="id_ID" w:bidi="id_ID"/>
@@ -13761,18 +12711,12 @@
         </w:rPr>
         <w:t xml:space="preserve">Musa bersumpah: Lihat </w:t>
       </w:r>
-      <w:hyperlink r:id="rId172">
-        <w:r>
-          <w:rPr>
-            <w:lang w:val="id_ID" w:bidi="id_ID"/>
-          </w:rPr>
-          <w:rPr>
-            <w:color w:val="0000EE"/>
-            <w:u w:val="single"/>
-          </w:rPr>
-          <w:t>Bil. 14:24</w:t>
-        </w:r>
-      </w:hyperlink>
+      <w:r>
+        <w:rPr>
+          <w:lang w:val="id_ID" w:bidi="id_ID"/>
+        </w:rPr>
+        <w:t>Bil. 14:24</w:t>
+      </w:r>
       <w:r>
         <w:rPr>
           <w:lang w:val="id_ID" w:bidi="id_ID"/>
@@ -13875,18 +12819,12 @@
         </w:rPr>
         <w:t>Orang Israel telah tinggal di luar Kanaan empat puluh lima tahun sebelumnya karena mereka takut kepada keturunan orang Enak, suatu bangsa yang tinggi dan kuat yang tinggal di daerah perbukitan Yehuda (</w:t>
       </w:r>
-      <w:hyperlink r:id="rId173">
-        <w:r>
-          <w:rPr>
-            <w:lang w:val="id_ID" w:bidi="id_ID"/>
-          </w:rPr>
-          <w:rPr>
-            <w:color w:val="0000EE"/>
-            <w:u w:val="single"/>
-          </w:rPr>
-          <w:t>Bil. 13:32–33</w:t>
-        </w:r>
-      </w:hyperlink>
+      <w:r>
+        <w:rPr>
+          <w:lang w:val="id_ID" w:bidi="id_ID"/>
+        </w:rPr>
+        <w:t>Bil. 13:32–33</w:t>
+      </w:r>
       <w:r>
         <w:rPr>
           <w:lang w:val="id_ID" w:bidi="id_ID"/>
@@ -14001,72 +12939,48 @@
         </w:rPr>
         <w:t>Jatah suku Yehuda dijelaskan dengan lebih rinci daripada suku-suku lainnya. Kegagalan kakak-kakak Yehuda (</w:t>
       </w:r>
-      <w:hyperlink r:id="rId174">
-        <w:r>
-          <w:rPr>
-            <w:lang w:val="id_ID" w:bidi="id_ID"/>
-          </w:rPr>
-          <w:rPr>
-            <w:color w:val="0000EE"/>
-            <w:u w:val="single"/>
-          </w:rPr>
-          <w:t>Kej. 34:25–31</w:t>
-        </w:r>
-      </w:hyperlink>
+      <w:r>
+        <w:rPr>
+          <w:lang w:val="id_ID" w:bidi="id_ID"/>
+        </w:rPr>
+        <w:t>Kej. 34:25–31</w:t>
+      </w:r>
       <w:r>
         <w:rPr>
           <w:lang w:val="id_ID" w:bidi="id_ID"/>
         </w:rPr>
         <w:t xml:space="preserve">; </w:t>
       </w:r>
-      <w:hyperlink r:id="rId160">
-        <w:r>
-          <w:rPr>
-            <w:lang w:val="id_ID" w:bidi="id_ID"/>
-          </w:rPr>
-          <w:rPr>
-            <w:color w:val="0000EE"/>
-            <w:u w:val="single"/>
-          </w:rPr>
-          <w:t>35:22</w:t>
-        </w:r>
-      </w:hyperlink>
+      <w:r>
+        <w:rPr>
+          <w:lang w:val="id_ID" w:bidi="id_ID"/>
+        </w:rPr>
+        <w:t>35:22</w:t>
+      </w:r>
       <w:r>
         <w:rPr>
           <w:lang w:val="id_ID" w:bidi="id_ID"/>
         </w:rPr>
         <w:t>) menempatkannya pada posisi yang tepat untuk menerima jubah kepemimpinan. Dengan demikian, suku Yehuda menerima posisi geografis yang sentral di antara suku-suku lainnya, yang menjamin kepemimpinannya di dalam bangsa itu (</w:t>
       </w:r>
-      <w:hyperlink r:id="rId175">
-        <w:r>
-          <w:rPr>
-            <w:lang w:val="id_ID" w:bidi="id_ID"/>
-          </w:rPr>
-          <w:rPr>
-            <w:color w:val="0000EE"/>
-            <w:u w:val="single"/>
-          </w:rPr>
-          <w:t>Kej. 49:8–12</w:t>
-        </w:r>
-      </w:hyperlink>
+      <w:r>
+        <w:rPr>
+          <w:lang w:val="id_ID" w:bidi="id_ID"/>
+        </w:rPr>
+        <w:t>Kej. 49:8–12</w:t>
+      </w:r>
       <w:r>
         <w:rPr>
           <w:lang w:val="id_ID" w:bidi="id_ID"/>
         </w:rPr>
         <w:t xml:space="preserve">; </w:t>
       </w:r>
-      <w:hyperlink r:id="rId176">
-        <w:r>
-          <w:rPr>
-            <w:lang w:val="id_ID" w:bidi="id_ID"/>
-          </w:rPr>
-          <w:rPr>
-            <w:color w:val="0000EE"/>
-            <w:u w:val="single"/>
-          </w:rPr>
-          <w:t>Ul. 33:7</w:t>
-        </w:r>
-      </w:hyperlink>
+      <w:r>
+        <w:rPr>
+          <w:lang w:val="id_ID" w:bidi="id_ID"/>
+        </w:rPr>
+        <w:t>Ul. 33:7</w:t>
+      </w:r>
       <w:r>
         <w:rPr>
           <w:lang w:val="id_ID" w:bidi="id_ID"/>
@@ -14217,36 +13131,24 @@
         </w:rPr>
         <w:t xml:space="preserve">Debir yang disebutkan di sini bukanlah kota yang sama dengan Debir/Kiryat-Sefer dari </w:t>
       </w:r>
-      <w:hyperlink r:id="rId177">
-        <w:r>
-          <w:rPr>
-            <w:lang w:val="id_ID" w:bidi="id_ID"/>
-          </w:rPr>
-          <w:rPr>
-            <w:color w:val="0000EE"/>
-            <w:u w:val="single"/>
-          </w:rPr>
-          <w:t>Yos. 15:15</w:t>
-        </w:r>
-      </w:hyperlink>
+      <w:r>
+        <w:rPr>
+          <w:lang w:val="id_ID" w:bidi="id_ID"/>
+        </w:rPr>
+        <w:t>Yos. 15:15</w:t>
+      </w:r>
       <w:r>
         <w:rPr>
           <w:lang w:val="id_ID" w:bidi="id_ID"/>
         </w:rPr>
         <w:t>. • Gilgal ini bukanlah Gilgal yang sama dengan Gilgal di mana orang Israel sebelumnya mendirikan perkemahan mereka (</w:t>
       </w:r>
-      <w:hyperlink r:id="rId178">
-        <w:r>
-          <w:rPr>
-            <w:lang w:val="id_ID" w:bidi="id_ID"/>
-          </w:rPr>
-          <w:rPr>
-            <w:color w:val="0000EE"/>
-            <w:u w:val="single"/>
-          </w:rPr>
-          <w:t>Yos. 4:19</w:t>
-        </w:r>
-      </w:hyperlink>
+      <w:r>
+        <w:rPr>
+          <w:lang w:val="id_ID" w:bidi="id_ID"/>
+        </w:rPr>
+        <w:t>Yos. 4:19</w:t>
+      </w:r>
       <w:r>
         <w:rPr>
           <w:lang w:val="id_ID" w:bidi="id_ID"/>
@@ -14457,36 +13359,24 @@
         </w:rPr>
         <w:t xml:space="preserve">Bdk. </w:t>
       </w:r>
-      <w:hyperlink r:id="rId179">
-        <w:r>
-          <w:rPr>
-            <w:lang w:val="id_ID" w:bidi="id_ID"/>
-          </w:rPr>
-          <w:rPr>
-            <w:color w:val="0000EE"/>
-            <w:u w:val="single"/>
-          </w:rPr>
-          <w:t>1Sam. 17:25</w:t>
-        </w:r>
-      </w:hyperlink>
+      <w:r>
+        <w:rPr>
+          <w:lang w:val="id_ID" w:bidi="id_ID"/>
+        </w:rPr>
+        <w:t>1Sam. 17:25</w:t>
+      </w:r>
       <w:r>
         <w:rPr>
           <w:lang w:val="id_ID" w:bidi="id_ID"/>
         </w:rPr>
         <w:t xml:space="preserve"> dan </w:t>
       </w:r>
-      <w:hyperlink r:id="rId180">
-        <w:r>
-          <w:rPr>
-            <w:lang w:val="id_ID" w:bidi="id_ID"/>
-          </w:rPr>
-          <w:rPr>
-            <w:color w:val="0000EE"/>
-            <w:u w:val="single"/>
-          </w:rPr>
-          <w:t>1Sam. 18:27</w:t>
-        </w:r>
-      </w:hyperlink>
+      <w:r>
+        <w:rPr>
+          <w:lang w:val="id_ID" w:bidi="id_ID"/>
+        </w:rPr>
+        <w:t>1Sam. 18:27</w:t>
+      </w:r>
       <w:r>
         <w:rPr>
           <w:lang w:val="id_ID" w:bidi="id_ID"/>
@@ -14541,18 +13431,12 @@
         </w:rPr>
         <w:t>Otniel, keponakan dari Kaleb, menjadi hakim pertama Israel (</w:t>
       </w:r>
-      <w:hyperlink r:id="rId181">
-        <w:r>
-          <w:rPr>
-            <w:lang w:val="id_ID" w:bidi="id_ID"/>
-          </w:rPr>
-          <w:rPr>
-            <w:color w:val="0000EE"/>
-            <w:u w:val="single"/>
-          </w:rPr>
-          <w:t>Hak. 3:9–11</w:t>
-        </w:r>
-      </w:hyperlink>
+      <w:r>
+        <w:rPr>
+          <w:lang w:val="id_ID" w:bidi="id_ID"/>
+        </w:rPr>
+        <w:t>Hak. 3:9–11</w:t>
+      </w:r>
       <w:r>
         <w:rPr>
           <w:lang w:val="id_ID" w:bidi="id_ID"/>
@@ -14859,18 +13743,12 @@
         </w:rPr>
         <w:t>Daerah perbukitan itu terletak di dataran tinggi tengah Yehuda, dari Yerusalem di utara sampai melewati Debir (</w:t>
       </w:r>
-      <w:hyperlink r:id="rId177">
-        <w:r>
-          <w:rPr>
-            <w:lang w:val="id_ID" w:bidi="id_ID"/>
-          </w:rPr>
-          <w:rPr>
-            <w:color w:val="0000EE"/>
-            <w:u w:val="single"/>
-          </w:rPr>
-          <w:t>Yos. 15:15</w:t>
-        </w:r>
-      </w:hyperlink>
+      <w:r>
+        <w:rPr>
+          <w:lang w:val="id_ID" w:bidi="id_ID"/>
+        </w:rPr>
+        <w:t>Yos. 15:15</w:t>
+      </w:r>
       <w:r>
         <w:rPr>
           <w:lang w:val="id_ID" w:bidi="id_ID"/>
@@ -14925,18 +13803,12 @@
         </w:rPr>
         <w:t>Yizreel di Yehuda ini bukanlah Yizreel utara. Kota ini adalah kota kelahiran Ahinoam, istri Daud dan ibu dari putra sulungnya, Amnon (</w:t>
       </w:r>
-      <w:hyperlink r:id="rId182">
-        <w:r>
-          <w:rPr>
-            <w:lang w:val="id_ID" w:bidi="id_ID"/>
-          </w:rPr>
-          <w:rPr>
-            <w:color w:val="0000EE"/>
-            <w:u w:val="single"/>
-          </w:rPr>
-          <w:t>2Sam 3:2</w:t>
-        </w:r>
-      </w:hyperlink>
+      <w:r>
+        <w:rPr>
+          <w:lang w:val="id_ID" w:bidi="id_ID"/>
+        </w:rPr>
+        <w:t>2Sam 3:2</w:t>
+      </w:r>
       <w:r>
         <w:rPr>
           <w:lang w:val="id_ID" w:bidi="id_ID"/>
@@ -15087,36 +13959,24 @@
         </w:rPr>
         <w:t>Meskipun Yerusalem diberikan kepada suku Benyamin (</w:t>
       </w:r>
-      <w:hyperlink r:id="rId183">
-        <w:r>
-          <w:rPr>
-            <w:lang w:val="id_ID" w:bidi="id_ID"/>
-          </w:rPr>
-          <w:rPr>
-            <w:color w:val="0000EE"/>
-            <w:u w:val="single"/>
-          </w:rPr>
-          <w:t>Yos. 18:28</w:t>
-        </w:r>
-      </w:hyperlink>
+      <w:r>
+        <w:rPr>
+          <w:lang w:val="id_ID" w:bidi="id_ID"/>
+        </w:rPr>
+        <w:t>Yos. 18:28</w:t>
+      </w:r>
       <w:r>
         <w:rPr>
           <w:lang w:val="id_ID" w:bidi="id_ID"/>
         </w:rPr>
         <w:t>), kota itu tidak ditaklukkan pada zaman Yosua. • sampai sekarang: Keberadaan orang Yebus yang terus berlanjut kemudian menyebabkan masalah bagi Yehuda (</w:t>
       </w:r>
-      <w:hyperlink r:id="rId184">
-        <w:r>
-          <w:rPr>
-            <w:lang w:val="id_ID" w:bidi="id_ID"/>
-          </w:rPr>
-          <w:rPr>
-            <w:color w:val="0000EE"/>
-            <w:u w:val="single"/>
-          </w:rPr>
-          <w:t>Hak. 1:21</w:t>
-        </w:r>
-      </w:hyperlink>
+      <w:r>
+        <w:rPr>
+          <w:lang w:val="id_ID" w:bidi="id_ID"/>
+        </w:rPr>
+        <w:t>Hak. 1:21</w:t>
+      </w:r>
       <w:r>
         <w:rPr>
           <w:lang w:val="id_ID" w:bidi="id_ID"/>
@@ -15171,18 +14031,12 @@
         </w:rPr>
         <w:t>Yerikho diberikan kepada suku Benyamin (</w:t>
       </w:r>
-      <w:hyperlink r:id="rId185">
-        <w:r>
-          <w:rPr>
-            <w:lang w:val="id_ID" w:bidi="id_ID"/>
-          </w:rPr>
-          <w:rPr>
-            <w:color w:val="0000EE"/>
-            <w:u w:val="single"/>
-          </w:rPr>
-          <w:t>Yos. 18:21</w:t>
-        </w:r>
-      </w:hyperlink>
+      <w:r>
+        <w:rPr>
+          <w:lang w:val="id_ID" w:bidi="id_ID"/>
+        </w:rPr>
+        <w:t>Yos. 18:21</w:t>
+      </w:r>
       <w:r>
         <w:rPr>
           <w:lang w:val="id_ID" w:bidi="id_ID"/>
@@ -15237,36 +14091,24 @@
         </w:rPr>
         <w:t>Yusuf memiliki dua orang anak laki-laki, yaitu Manasye dan Efraim (</w:t>
       </w:r>
-      <w:hyperlink r:id="rId186">
-        <w:r>
-          <w:rPr>
-            <w:lang w:val="id_ID" w:bidi="id_ID"/>
-          </w:rPr>
-          <w:rPr>
-            <w:color w:val="0000EE"/>
-            <w:u w:val="single"/>
-          </w:rPr>
-          <w:t>Kej. 41:50–52</w:t>
-        </w:r>
-      </w:hyperlink>
+      <w:r>
+        <w:rPr>
+          <w:lang w:val="id_ID" w:bidi="id_ID"/>
+        </w:rPr>
+        <w:t>Kej. 41:50–52</w:t>
+      </w:r>
       <w:r>
         <w:rPr>
           <w:lang w:val="id_ID" w:bidi="id_ID"/>
         </w:rPr>
         <w:t>). Setengah dari keturunan Manasye telah menerima warisan mereka di sebelah timur Sungai Yordan. Suku Efraim dan suku Manasye lainnya sekarang menerima bagian mereka. Hal ini menjadikan jumlah total pembagian tanah menjadi dua belas dan menggenapi berkat yang diucapkan Yakub kepada Yusuf (</w:t>
       </w:r>
-      <w:hyperlink r:id="rId187">
-        <w:r>
-          <w:rPr>
-            <w:lang w:val="id_ID" w:bidi="id_ID"/>
-          </w:rPr>
-          <w:rPr>
-            <w:color w:val="0000EE"/>
-            <w:u w:val="single"/>
-          </w:rPr>
-          <w:t>Kej. 49:22–26</w:t>
-        </w:r>
-      </w:hyperlink>
+      <w:r>
+        <w:rPr>
+          <w:lang w:val="id_ID" w:bidi="id_ID"/>
+        </w:rPr>
+        <w:t>Kej. 49:22–26</w:t>
+      </w:r>
       <w:r>
         <w:rPr>
           <w:lang w:val="id_ID" w:bidi="id_ID"/>
@@ -15321,54 +14163,36 @@
         </w:rPr>
         <w:t xml:space="preserve">Perbatasan Efraim mengikuti pendakian dari Bet-Horon bagian bawah ke bagian atas (lihat </w:t>
       </w:r>
-      <w:hyperlink r:id="rId188">
-        <w:r>
-          <w:rPr>
-            <w:lang w:val="id_ID" w:bidi="id_ID"/>
-          </w:rPr>
-          <w:rPr>
-            <w:color w:val="0000EE"/>
-            <w:u w:val="single"/>
-          </w:rPr>
-          <w:t>Yos. 16:5</w:t>
-        </w:r>
-      </w:hyperlink>
+      <w:r>
+        <w:rPr>
+          <w:lang w:val="id_ID" w:bidi="id_ID"/>
+        </w:rPr>
+        <w:t>Yos. 16:5</w:t>
+      </w:r>
       <w:r>
         <w:rPr>
           <w:lang w:val="id_ID" w:bidi="id_ID"/>
         </w:rPr>
         <w:t xml:space="preserve">), yang memberikan suku ini kendali atas salah satu dari dua jalan utama menuju Yerusalem dari arah barat. • Gezer, sebuah kota Kanaan yang besar dan penting di persimpangan antara dataran pantai dan daerah perbukitan, rupanya baru menjadi milik Israel pada masa Salomo (lihat </w:t>
       </w:r>
-      <w:hyperlink r:id="rId189">
-        <w:r>
-          <w:rPr>
-            <w:lang w:val="id_ID" w:bidi="id_ID"/>
-          </w:rPr>
-          <w:rPr>
-            <w:color w:val="0000EE"/>
-            <w:u w:val="single"/>
-          </w:rPr>
-          <w:t>Hak. 1:29</w:t>
-        </w:r>
-      </w:hyperlink>
+      <w:r>
+        <w:rPr>
+          <w:lang w:val="id_ID" w:bidi="id_ID"/>
+        </w:rPr>
+        <w:t>Hak. 1:29</w:t>
+      </w:r>
       <w:r>
         <w:rPr>
           <w:lang w:val="id_ID" w:bidi="id_ID"/>
         </w:rPr>
         <w:t xml:space="preserve">; </w:t>
       </w:r>
-      <w:hyperlink r:id="rId190">
-        <w:r>
-          <w:rPr>
-            <w:lang w:val="id_ID" w:bidi="id_ID"/>
-          </w:rPr>
-          <w:rPr>
-            <w:color w:val="0000EE"/>
-            <w:u w:val="single"/>
-          </w:rPr>
-          <w:t>1Raj. 9:16</w:t>
-        </w:r>
-      </w:hyperlink>
+      <w:r>
+        <w:rPr>
+          <w:lang w:val="id_ID" w:bidi="id_ID"/>
+        </w:rPr>
+        <w:t>1Raj. 9:16</w:t>
+      </w:r>
       <w:r>
         <w:rPr>
           <w:lang w:val="id_ID" w:bidi="id_ID"/>
@@ -15471,18 +14295,12 @@
         </w:rPr>
         <w:t xml:space="preserve">Lihat </w:t>
       </w:r>
-      <w:hyperlink r:id="rId191">
-        <w:r>
-          <w:rPr>
-            <w:lang w:val="id_ID" w:bidi="id_ID"/>
-          </w:rPr>
-          <w:rPr>
-            <w:color w:val="0000EE"/>
-            <w:u w:val="single"/>
-          </w:rPr>
-          <w:t>Yos. 13:29–33</w:t>
-        </w:r>
-      </w:hyperlink>
+      <w:r>
+        <w:rPr>
+          <w:lang w:val="id_ID" w:bidi="id_ID"/>
+        </w:rPr>
+        <w:t>Yos. 13:29–33</w:t>
+      </w:r>
       <w:r>
         <w:rPr>
           <w:lang w:val="id_ID" w:bidi="id_ID"/>
@@ -15549,18 +14367,12 @@
         </w:rPr>
         <w:t xml:space="preserve">Pada masa lampau di Israel, warisan biasanya diwariskan dari seorang ayah kepada anak laki-lakinya. Tanpa anak laki-laki, nama seorang pria bisa terlupakan. Namun, anak-anak perempuan Zelafehad telah mengajukan permohonan mereka kepada Musa, Musa telah bertanya kepada Allah, dan Allah telah memutuskan bahwa mereka harus mewarisi bagian untuk ayah mereka (lihat </w:t>
       </w:r>
-      <w:hyperlink r:id="rId192">
-        <w:r>
-          <w:rPr>
-            <w:lang w:val="id_ID" w:bidi="id_ID"/>
-          </w:rPr>
-          <w:rPr>
-            <w:color w:val="0000EE"/>
-            <w:u w:val="single"/>
-          </w:rPr>
-          <w:t>Bil. 27:1–11</w:t>
-        </w:r>
-      </w:hyperlink>
+      <w:r>
+        <w:rPr>
+          <w:lang w:val="id_ID" w:bidi="id_ID"/>
+        </w:rPr>
+        <w:t>Bil. 27:1–11</w:t>
+      </w:r>
       <w:r>
         <w:rPr>
           <w:lang w:val="id_ID" w:bidi="id_ID"/>
@@ -15711,18 +14523,12 @@
         </w:rPr>
         <w:t xml:space="preserve">Gambaran umum tentang perbatasan selatan Manasye dengan tanah yang diberikan kepada suku Efraim ini memberikan lebih banyak detail daripada gambaran tentang perbatasan utara Efraim dalam </w:t>
       </w:r>
-      <w:hyperlink r:id="rId193">
-        <w:r>
-          <w:rPr>
-            <w:lang w:val="id_ID" w:bidi="id_ID"/>
-          </w:rPr>
-          <w:rPr>
-            <w:color w:val="0000EE"/>
-            <w:u w:val="single"/>
-          </w:rPr>
-          <w:t>Yos. 16:8</w:t>
-        </w:r>
-      </w:hyperlink>
+      <w:r>
+        <w:rPr>
+          <w:lang w:val="id_ID" w:bidi="id_ID"/>
+        </w:rPr>
+        <w:t>Yos. 16:8</w:t>
+      </w:r>
       <w:r>
         <w:rPr>
           <w:lang w:val="id_ID" w:bidi="id_ID"/>
@@ -15873,18 +14679,12 @@
         </w:rPr>
         <w:t xml:space="preserve">Satu bagian untuk Yusuf dijelaskan dalam </w:t>
       </w:r>
-      <w:hyperlink r:id="rId194">
-        <w:r>
-          <w:rPr>
-            <w:lang w:val="id_ID" w:bidi="id_ID"/>
-          </w:rPr>
-          <w:rPr>
-            <w:color w:val="0000EE"/>
-            <w:u w:val="single"/>
-          </w:rPr>
-          <w:t>Yos. 16:1–4</w:t>
-        </w:r>
-      </w:hyperlink>
+      <w:r>
+        <w:rPr>
+          <w:lang w:val="id_ID" w:bidi="id_ID"/>
+        </w:rPr>
+        <w:t>Yos. 16:1–4</w:t>
+      </w:r>
       <w:r>
         <w:rPr>
           <w:lang w:val="id_ID" w:bidi="id_ID"/>
@@ -15951,54 +14751,36 @@
         </w:rPr>
         <w:t xml:space="preserve">; lihat juga </w:t>
       </w:r>
-      <w:hyperlink r:id="rId195">
-        <w:r>
-          <w:rPr>
-            <w:lang w:val="id_ID" w:bidi="id_ID"/>
-          </w:rPr>
-          <w:rPr>
-            <w:color w:val="0000EE"/>
-            <w:u w:val="single"/>
-          </w:rPr>
-          <w:t>Ul. 2:10–11</w:t>
-        </w:r>
-      </w:hyperlink>
+      <w:r>
+        <w:rPr>
+          <w:lang w:val="id_ID" w:bidi="id_ID"/>
+        </w:rPr>
+        <w:t>Ul. 2:10–11</w:t>
+      </w:r>
       <w:r>
         <w:rPr>
           <w:lang w:val="id_ID" w:bidi="id_ID"/>
         </w:rPr>
         <w:t xml:space="preserve">, </w:t>
       </w:r>
-      <w:hyperlink r:id="rId196">
-        <w:r>
-          <w:rPr>
-            <w:lang w:val="id_ID" w:bidi="id_ID"/>
-          </w:rPr>
-          <w:rPr>
-            <w:color w:val="0000EE"/>
-            <w:u w:val="single"/>
-          </w:rPr>
-          <w:t>20–21</w:t>
-        </w:r>
-      </w:hyperlink>
+      <w:r>
+        <w:rPr>
+          <w:lang w:val="id_ID" w:bidi="id_ID"/>
+        </w:rPr>
+        <w:t>20–21</w:t>
+      </w:r>
       <w:r>
         <w:rPr>
           <w:lang w:val="id_ID" w:bidi="id_ID"/>
         </w:rPr>
         <w:t xml:space="preserve">; </w:t>
       </w:r>
-      <w:hyperlink r:id="rId148">
-        <w:r>
-          <w:rPr>
-            <w:lang w:val="id_ID" w:bidi="id_ID"/>
-          </w:rPr>
-          <w:rPr>
-            <w:color w:val="0000EE"/>
-            <w:u w:val="single"/>
-          </w:rPr>
-          <w:t>3:11</w:t>
-        </w:r>
-      </w:hyperlink>
+      <w:r>
+        <w:rPr>
+          <w:lang w:val="id_ID" w:bidi="id_ID"/>
+        </w:rPr>
+        <w:t>3:11</w:t>
+      </w:r>
       <w:r>
         <w:rPr>
           <w:lang w:val="id_ID" w:bidi="id_ID"/>
@@ -16065,18 +14847,12 @@
         </w:rPr>
         <w:t xml:space="preserve">). • Lembah Yizreel, sebuah patahan geologis dari daerah perbukitan, memisahkan Galilea Hilir di sebelah utara dari daerah perbukitan Manasye di sebelah selatan. Orang-orang Kanaan yang tinggal di dalam dan di dekatnya serta lembah Bet-Sean membatasi perluasan wilayah Manasye dan tampaknya juga wilayah Efraim. Sebagian besar kota-kota yang disebutkan dalam </w:t>
       </w:r>
-      <w:hyperlink r:id="rId197">
-        <w:r>
-          <w:rPr>
-            <w:lang w:val="id_ID" w:bidi="id_ID"/>
-          </w:rPr>
-          <w:rPr>
-            <w:color w:val="0000EE"/>
-            <w:u w:val="single"/>
-          </w:rPr>
-          <w:t>Yos. 17:11</w:t>
-        </w:r>
-      </w:hyperlink>
+      <w:r>
+        <w:rPr>
+          <w:lang w:val="id_ID" w:bidi="id_ID"/>
+        </w:rPr>
+        <w:t>Yos. 17:11</w:t>
+      </w:r>
       <w:r>
         <w:rPr>
           <w:lang w:val="id_ID" w:bidi="id_ID"/>
@@ -16131,18 +14907,12 @@
         </w:rPr>
         <w:t>Alih-alih menegur orang-orang atas ketakutan mereka, Yosua justru mengulangi perintahnya untuk membuka lahan hutan untuk pemukiman. Janjinya bahwa suku Efraim dan Manasye pada akhirnya akan mengusir orang Kanaan memberi mereka harapan yang dengannya mereka dapat memperbesar iman mereka dan menaklukkan rasa takut mereka. • Sebagian besar daerah perbukitan adalah hutan, dan pemukiman orang Kanaan jarang ditemukan di sana. Jika Efraim dan Manasye merasa puas dengan tanah yang telah dibuka, mereka hanya memiliki sedikit ruang untuk bermukim. Dengan diperkenalkannya teknologi besi pada masa itu, termasuk penggunaan kepala kapak besi, orang-orang dari suku-suku ini dapat membabat hutan yang belum tersentuh manusia dan membuka lahan baru untuk pemukiman. Yosua mungkin telah memberi contoh dengan menjadi orang pertama yang membuka lahan untuk tempat tinggalnya di Timnat-Serah (</w:t>
       </w:r>
-      <w:hyperlink r:id="rId198">
-        <w:r>
-          <w:rPr>
-            <w:lang w:val="id_ID" w:bidi="id_ID"/>
-          </w:rPr>
-          <w:rPr>
-            <w:color w:val="0000EE"/>
-            <w:u w:val="single"/>
-          </w:rPr>
-          <w:t>Yos. 19:50</w:t>
-        </w:r>
-      </w:hyperlink>
+      <w:r>
+        <w:rPr>
+          <w:lang w:val="id_ID" w:bidi="id_ID"/>
+        </w:rPr>
+        <w:t>Yos. 19:50</w:t>
+      </w:r>
       <w:r>
         <w:rPr>
           <w:lang w:val="id_ID" w:bidi="id_ID"/>
@@ -16197,18 +14967,12 @@
         </w:rPr>
         <w:t>Orang Israel telah berkemah di Gilgal di Lembah Yordan (</w:t>
       </w:r>
-      <w:hyperlink r:id="rId199">
-        <w:r>
-          <w:rPr>
-            <w:lang w:val="id_ID" w:bidi="id_ID"/>
-          </w:rPr>
-          <w:rPr>
-            <w:color w:val="0000EE"/>
-            <w:u w:val="single"/>
-          </w:rPr>
-          <w:t>Yos. 14:6</w:t>
-        </w:r>
-      </w:hyperlink>
+      <w:r>
+        <w:rPr>
+          <w:lang w:val="id_ID" w:bidi="id_ID"/>
+        </w:rPr>
+        <w:t>Yos. 14:6</w:t>
+      </w:r>
       <w:r>
         <w:rPr>
           <w:lang w:val="id_ID" w:bidi="id_ID"/>
@@ -16239,18 +15003,12 @@
         </w:rPr>
         <w:t xml:space="preserve"> tetap berada di Silo sampai orang Filistin merebut Tabut Perjanjian (</w:t>
       </w:r>
-      <w:hyperlink r:id="rId200">
-        <w:r>
-          <w:rPr>
-            <w:lang w:val="id_ID" w:bidi="id_ID"/>
-          </w:rPr>
-          <w:rPr>
-            <w:color w:val="0000EE"/>
-            <w:u w:val="single"/>
-          </w:rPr>
-          <w:t>1Sam. 4:10–11</w:t>
-        </w:r>
-      </w:hyperlink>
+      <w:r>
+        <w:rPr>
+          <w:lang w:val="id_ID" w:bidi="id_ID"/>
+        </w:rPr>
+        <w:t>1Sam. 4:10–11</w:t>
+      </w:r>
       <w:r>
         <w:rPr>
           <w:lang w:val="id_ID" w:bidi="id_ID"/>
@@ -16473,36 +15231,24 @@
         </w:rPr>
         <w:t xml:space="preserve">Orang Lewi: Lihat pasal </w:t>
       </w:r>
-      <w:hyperlink r:id="rId158">
-        <w:r>
-          <w:rPr>
-            <w:lang w:val="id_ID" w:bidi="id_ID"/>
-          </w:rPr>
-          <w:rPr>
-            <w:color w:val="0000EE"/>
-            <w:u w:val="single"/>
-          </w:rPr>
-          <w:t>21</w:t>
-        </w:r>
-      </w:hyperlink>
+      <w:r>
+        <w:rPr>
+          <w:lang w:val="id_ID" w:bidi="id_ID"/>
+        </w:rPr>
+        <w:t>21</w:t>
+      </w:r>
       <w:r>
         <w:rPr>
           <w:lang w:val="id_ID" w:bidi="id_ID"/>
         </w:rPr>
         <w:t xml:space="preserve">. • suku Gad … dan suku Manasye: Lihat </w:t>
       </w:r>
-      <w:hyperlink r:id="rId201">
-        <w:r>
-          <w:rPr>
-            <w:lang w:val="id_ID" w:bidi="id_ID"/>
-          </w:rPr>
-          <w:rPr>
-            <w:color w:val="0000EE"/>
-            <w:u w:val="single"/>
-          </w:rPr>
-          <w:t>Yos. 13:15–33</w:t>
-        </w:r>
-      </w:hyperlink>
+      <w:r>
+        <w:rPr>
+          <w:lang w:val="id_ID" w:bidi="id_ID"/>
+        </w:rPr>
+        <w:t>Yos. 13:15–33</w:t>
+      </w:r>
       <w:r>
         <w:rPr>
           <w:lang w:val="id_ID" w:bidi="id_ID"/>
@@ -16557,36 +15303,24 @@
         </w:rPr>
         <w:t>Orang-orang Kanaan di daerah perbukitan sekarang takut kepada orang Israel dan mengizinkan dua puluh satu orang (</w:t>
       </w:r>
-      <w:hyperlink r:id="rId202">
-        <w:r>
-          <w:rPr>
-            <w:lang w:val="id_ID" w:bidi="id_ID"/>
-          </w:rPr>
-          <w:rPr>
-            <w:color w:val="0000EE"/>
-            <w:u w:val="single"/>
-          </w:rPr>
-          <w:t>Yos. 18:4</w:t>
-        </w:r>
-      </w:hyperlink>
+      <w:r>
+        <w:rPr>
+          <w:lang w:val="id_ID" w:bidi="id_ID"/>
+        </w:rPr>
+        <w:t>Yos. 18:4</w:t>
+      </w:r>
       <w:r>
         <w:rPr>
           <w:lang w:val="id_ID" w:bidi="id_ID"/>
         </w:rPr>
         <w:t xml:space="preserve">) untuk berjalan melewati wilayah-wilayah ini dan kembali tanpa cedera. • Catatan tertulis ini mungkin berupa sebuah gulungan kitab, yang mungkin menjadi sumber asli bagi deskripsi pembagian tanah bagi suku-suku, dalam pasal </w:t>
       </w:r>
-      <w:hyperlink r:id="rId203">
-        <w:r>
-          <w:rPr>
-            <w:lang w:val="id_ID" w:bidi="id_ID"/>
-          </w:rPr>
-          <w:rPr>
-            <w:color w:val="0000EE"/>
-            <w:u w:val="single"/>
-          </w:rPr>
-          <w:t>18–19</w:t>
-        </w:r>
-      </w:hyperlink>
+      <w:r>
+        <w:rPr>
+          <w:lang w:val="id_ID" w:bidi="id_ID"/>
+        </w:rPr>
+        <w:t>18–19</w:t>
+      </w:r>
       <w:r>
         <w:rPr>
           <w:lang w:val="id_ID" w:bidi="id_ID"/>
@@ -16761,18 +15495,12 @@
         </w:rPr>
         <w:t xml:space="preserve">. • Kiryat: Kiryat-Yearim yang tertulis dalam </w:t>
       </w:r>
-      <w:hyperlink r:id="rId204">
-        <w:r>
-          <w:rPr>
-            <w:lang w:val="id_ID" w:bidi="id_ID"/>
-          </w:rPr>
-          <w:rPr>
-            <w:color w:val="0000EE"/>
-            <w:u w:val="single"/>
-          </w:rPr>
-          <w:t>Yos. 18:14</w:t>
-        </w:r>
-      </w:hyperlink>
+      <w:r>
+        <w:rPr>
+          <w:lang w:val="id_ID" w:bidi="id_ID"/>
+        </w:rPr>
+        <w:t>Yos. 18:14</w:t>
+      </w:r>
       <w:r>
         <w:rPr>
           <w:lang w:val="id_ID" w:bidi="id_ID"/>
@@ -16827,18 +15555,12 @@
         </w:rPr>
         <w:t>Simeon, putra kedua Yakub dan Lea, lebih tua dari Yehuda. Akan tetapi, ia telah kehilangan peran utama karena tindakannya yang kejam terhadap Sikhem (</w:t>
       </w:r>
-      <w:hyperlink r:id="rId205">
-        <w:r>
-          <w:rPr>
-            <w:lang w:val="id_ID" w:bidi="id_ID"/>
-          </w:rPr>
-          <w:rPr>
-            <w:color w:val="0000EE"/>
-            <w:u w:val="single"/>
-          </w:rPr>
-          <w:t>Kej. 34:25–26</w:t>
-        </w:r>
-      </w:hyperlink>
+      <w:r>
+        <w:rPr>
+          <w:lang w:val="id_ID" w:bidi="id_ID"/>
+        </w:rPr>
+        <w:t>Kej. 34:25–26</w:t>
+      </w:r>
       <w:r>
         <w:rPr>
           <w:lang w:val="id_ID" w:bidi="id_ID"/>
@@ -16893,18 +15615,12 @@
         </w:rPr>
         <w:t xml:space="preserve">Beberapa kota yang diberikan kepada suku Simeon juga merupakan bagian dari jatah untuk Yehuda karena wilayah Yehuda terlalu luas bagi mereka (bdk. </w:t>
       </w:r>
-      <w:hyperlink r:id="rId206">
-        <w:r>
-          <w:rPr>
-            <w:lang w:val="id_ID" w:bidi="id_ID"/>
-          </w:rPr>
-          <w:rPr>
-            <w:color w:val="0000EE"/>
-            <w:u w:val="single"/>
-          </w:rPr>
-          <w:t>Yos. 17:14–18</w:t>
-        </w:r>
-      </w:hyperlink>
+      <w:r>
+        <w:rPr>
+          <w:lang w:val="id_ID" w:bidi="id_ID"/>
+        </w:rPr>
+        <w:t>Yos. 17:14–18</w:t>
+      </w:r>
       <w:r>
         <w:rPr>
           <w:lang w:val="id_ID" w:bidi="id_ID"/>
@@ -17103,18 +15819,12 @@
         </w:rPr>
         <w:t>Gat-Hefer adalah kota kelahiran nabi Yunus (</w:t>
       </w:r>
-      <w:hyperlink r:id="rId207">
-        <w:r>
-          <w:rPr>
-            <w:lang w:val="id_ID" w:bidi="id_ID"/>
-          </w:rPr>
-          <w:rPr>
-            <w:color w:val="0000EE"/>
-            <w:u w:val="single"/>
-          </w:rPr>
-          <w:t>2Raj. 14:25</w:t>
-        </w:r>
-      </w:hyperlink>
+      <w:r>
+        <w:rPr>
+          <w:lang w:val="id_ID" w:bidi="id_ID"/>
+        </w:rPr>
+        <w:t>2Raj. 14:25</w:t>
+      </w:r>
       <w:r>
         <w:rPr>
           <w:lang w:val="id_ID" w:bidi="id_ID"/>
@@ -17217,36 +15927,24 @@
         </w:rPr>
         <w:t>Baik dari jumlah kota maupun luas wilayahnya, Zebulon adalah yang terkecil di antara semua suku. Namun, desa Nazaret yang disebutkan di Perjanjian Baru, tempat Yesus dibesarkan, berada di wilayah suku Zebulon (</w:t>
       </w:r>
-      <w:hyperlink r:id="rId208">
-        <w:r>
-          <w:rPr>
-            <w:lang w:val="id_ID" w:bidi="id_ID"/>
-          </w:rPr>
-          <w:rPr>
-            <w:color w:val="0000EE"/>
-            <w:u w:val="single"/>
-          </w:rPr>
-          <w:t>Mat. 2:19–23</w:t>
-        </w:r>
-      </w:hyperlink>
+      <w:r>
+        <w:rPr>
+          <w:lang w:val="id_ID" w:bidi="id_ID"/>
+        </w:rPr>
+        <w:t>Mat. 2:19–23</w:t>
+      </w:r>
       <w:r>
         <w:rPr>
           <w:lang w:val="id_ID" w:bidi="id_ID"/>
         </w:rPr>
         <w:t xml:space="preserve">; </w:t>
       </w:r>
-      <w:hyperlink r:id="rId209">
-        <w:r>
-          <w:rPr>
-            <w:lang w:val="id_ID" w:bidi="id_ID"/>
-          </w:rPr>
-          <w:rPr>
-            <w:color w:val="0000EE"/>
-            <w:u w:val="single"/>
-          </w:rPr>
-          <w:t>4:13–16</w:t>
-        </w:r>
-      </w:hyperlink>
+      <w:r>
+        <w:rPr>
+          <w:lang w:val="id_ID" w:bidi="id_ID"/>
+        </w:rPr>
+        <w:t>4:13–16</w:t>
+      </w:r>
       <w:r>
         <w:rPr>
           <w:lang w:val="id_ID" w:bidi="id_ID"/>
@@ -17445,18 +16143,12 @@
         </w:rPr>
         <w:t xml:space="preserve">Suku Naftali menduduki wilayah timur Galilea dan menghadap langsung ke Laut Galilea. Karena sebuah cabang dari rute perdagangan internasional dari Mesir ke Mesopotamia melewati wilayah Naftali, suku ini menikmati masa-masa kemakmuran ketika raja-raja Israel menjadi kuat. Kota Hazor berada di dalam wilayah Naftali, yang menjaga sebagian dari rute tersebut. Naftali disebut dalam </w:t>
       </w:r>
-      <w:hyperlink r:id="rId209">
-        <w:r>
-          <w:rPr>
-            <w:lang w:val="id_ID" w:bidi="id_ID"/>
-          </w:rPr>
-          <w:rPr>
-            <w:color w:val="0000EE"/>
-            <w:u w:val="single"/>
-          </w:rPr>
-          <w:t>Mat. 4:13–16</w:t>
-        </w:r>
-      </w:hyperlink>
+      <w:r>
+        <w:rPr>
+          <w:lang w:val="id_ID" w:bidi="id_ID"/>
+        </w:rPr>
+        <w:t>Mat. 4:13–16</w:t>
+      </w:r>
       <w:r>
         <w:rPr>
           <w:lang w:val="id_ID" w:bidi="id_ID"/>
@@ -17559,36 +16251,24 @@
         </w:rPr>
         <w:t>Sekitar lima puluh tahun setelah Israel memasuki tanah Kanaan di bawah pimpinan Yosua, orang Filistin pindah ke dataran pesisir selatan dan menduduki kota Timna dan Ekron (</w:t>
       </w:r>
-      <w:hyperlink r:id="rId210">
-        <w:r>
-          <w:rPr>
-            <w:lang w:val="id_ID" w:bidi="id_ID"/>
-          </w:rPr>
-          <w:rPr>
-            <w:color w:val="0000EE"/>
-            <w:u w:val="single"/>
-          </w:rPr>
-          <w:t>Hak. 14:1–2</w:t>
-        </w:r>
-      </w:hyperlink>
+      <w:r>
+        <w:rPr>
+          <w:lang w:val="id_ID" w:bidi="id_ID"/>
+        </w:rPr>
+        <w:t>Hak. 14:1–2</w:t>
+      </w:r>
       <w:r>
         <w:rPr>
           <w:lang w:val="id_ID" w:bidi="id_ID"/>
         </w:rPr>
         <w:t xml:space="preserve">; </w:t>
       </w:r>
-      <w:hyperlink r:id="rId211">
-        <w:r>
-          <w:rPr>
-            <w:lang w:val="id_ID" w:bidi="id_ID"/>
-          </w:rPr>
-          <w:rPr>
-            <w:color w:val="0000EE"/>
-            <w:u w:val="single"/>
-          </w:rPr>
-          <w:t>1Sam. 5:1–10</w:t>
-        </w:r>
-      </w:hyperlink>
+      <w:r>
+        <w:rPr>
+          <w:lang w:val="id_ID" w:bidi="id_ID"/>
+        </w:rPr>
+        <w:t>1Sam. 5:1–10</w:t>
+      </w:r>
       <w:r>
         <w:rPr>
           <w:lang w:val="id_ID" w:bidi="id_ID"/>
@@ -17656,18 +16336,12 @@
         </w:rPr>
         <w:t xml:space="preserve">Suku Dan mengalami kesulitan untuk mengambil alih tanah mereka karena orang Filistin, sehingga sekelompok orang Dan kemudian pindah ke utara ke Lais (lihat </w:t>
       </w:r>
-      <w:hyperlink r:id="rId212">
-        <w:r>
-          <w:rPr>
-            <w:lang w:val="id_ID" w:bidi="id_ID"/>
-          </w:rPr>
-          <w:rPr>
-            <w:color w:val="0000EE"/>
-            <w:u w:val="single"/>
-          </w:rPr>
-          <w:t>Hak. 18</w:t>
-        </w:r>
-      </w:hyperlink>
+      <w:r>
+        <w:rPr>
+          <w:lang w:val="id_ID" w:bidi="id_ID"/>
+        </w:rPr>
+        <w:t>Hak. 18</w:t>
+      </w:r>
       <w:r>
         <w:rPr>
           <w:lang w:val="id_ID" w:bidi="id_ID"/>
@@ -17830,18 +16504,12 @@
         </w:rPr>
         <w:t xml:space="preserve">Ayat-ayat ini berisi tinjauan hukum mengenai kota-kota perlindungan (lihat juga </w:t>
       </w:r>
-      <w:hyperlink r:id="rId213">
-        <w:r>
-          <w:rPr>
-            <w:lang w:val="id_ID" w:bidi="id_ID"/>
-          </w:rPr>
-          <w:rPr>
-            <w:color w:val="0000EE"/>
-            <w:u w:val="single"/>
-          </w:rPr>
-          <w:t>Bil. 35:6–34</w:t>
-        </w:r>
-      </w:hyperlink>
+      <w:r>
+        <w:rPr>
+          <w:lang w:val="id_ID" w:bidi="id_ID"/>
+        </w:rPr>
+        <w:t>Bil. 35:6–34</w:t>
+      </w:r>
       <w:r>
         <w:rPr>
           <w:lang w:val="id_ID" w:bidi="id_ID"/>
@@ -18040,72 +16708,48 @@
         </w:rPr>
         <w:t xml:space="preserve">Perlakuan terhadap orang asing di Israel merupakan sebuah kemajuan besar dalam hubungan antar manusia. Orang asing yang tinggal di Israel harus menerima semua sisten peradilan sebagaimana yang diberikan kepada orang Israel asli (lihat </w:t>
       </w:r>
-      <w:hyperlink r:id="rId214">
-        <w:r>
-          <w:rPr>
-            <w:lang w:val="id_ID" w:bidi="id_ID"/>
-          </w:rPr>
-          <w:rPr>
-            <w:color w:val="0000EE"/>
-            <w:u w:val="single"/>
-          </w:rPr>
-          <w:t>Kel. 22:21</w:t>
-        </w:r>
-      </w:hyperlink>
+      <w:r>
+        <w:rPr>
+          <w:lang w:val="id_ID" w:bidi="id_ID"/>
+        </w:rPr>
+        <w:t>Kel. 22:21</w:t>
+      </w:r>
       <w:r>
         <w:rPr>
           <w:lang w:val="id_ID" w:bidi="id_ID"/>
         </w:rPr>
         <w:t xml:space="preserve">; </w:t>
       </w:r>
-      <w:hyperlink r:id="rId215">
-        <w:r>
-          <w:rPr>
-            <w:lang w:val="id_ID" w:bidi="id_ID"/>
-          </w:rPr>
-          <w:rPr>
-            <w:color w:val="0000EE"/>
-            <w:u w:val="single"/>
-          </w:rPr>
-          <w:t>Im. 19:33–34</w:t>
-        </w:r>
-      </w:hyperlink>
+      <w:r>
+        <w:rPr>
+          <w:lang w:val="id_ID" w:bidi="id_ID"/>
+        </w:rPr>
+        <w:t>Im. 19:33–34</w:t>
+      </w:r>
       <w:r>
         <w:rPr>
           <w:lang w:val="id_ID" w:bidi="id_ID"/>
         </w:rPr>
         <w:t xml:space="preserve">; </w:t>
       </w:r>
-      <w:hyperlink r:id="rId216">
-        <w:r>
-          <w:rPr>
-            <w:lang w:val="id_ID" w:bidi="id_ID"/>
-          </w:rPr>
-          <w:rPr>
-            <w:color w:val="0000EE"/>
-            <w:u w:val="single"/>
-          </w:rPr>
-          <w:t>24:22</w:t>
-        </w:r>
-      </w:hyperlink>
+      <w:r>
+        <w:rPr>
+          <w:lang w:val="id_ID" w:bidi="id_ID"/>
+        </w:rPr>
+        <w:t>24:22</w:t>
+      </w:r>
       <w:r>
         <w:rPr>
           <w:lang w:val="id_ID" w:bidi="id_ID"/>
         </w:rPr>
         <w:t xml:space="preserve">; </w:t>
       </w:r>
-      <w:hyperlink r:id="rId217">
-        <w:r>
-          <w:rPr>
-            <w:lang w:val="id_ID" w:bidi="id_ID"/>
-          </w:rPr>
-          <w:rPr>
-            <w:color w:val="0000EE"/>
-            <w:u w:val="single"/>
-          </w:rPr>
-          <w:t>Bil. 15:15–16</w:t>
-        </w:r>
-      </w:hyperlink>
+      <w:r>
+        <w:rPr>
+          <w:lang w:val="id_ID" w:bidi="id_ID"/>
+        </w:rPr>
+        <w:t>Bil. 15:15–16</w:t>
+      </w:r>
       <w:r>
         <w:rPr>
           <w:lang w:val="id_ID" w:bidi="id_ID"/>
@@ -18220,18 +16864,12 @@
         </w:rPr>
         <w:t xml:space="preserve">Tuhan telah memerintahkan dengan perantaraan Musa: Lihat </w:t>
       </w:r>
-      <w:hyperlink r:id="rId218">
-        <w:r>
-          <w:rPr>
-            <w:lang w:val="id_ID" w:bidi="id_ID"/>
-          </w:rPr>
-          <w:rPr>
-            <w:color w:val="0000EE"/>
-            <w:u w:val="single"/>
-          </w:rPr>
-          <w:t>Bil. 35:1–7</w:t>
-        </w:r>
-      </w:hyperlink>
+      <w:r>
+        <w:rPr>
+          <w:lang w:val="id_ID" w:bidi="id_ID"/>
+        </w:rPr>
+        <w:t>Bil. 35:1–7</w:t>
+      </w:r>
       <w:r>
         <w:rPr>
           <w:lang w:val="id_ID" w:bidi="id_ID"/>
@@ -18496,36 +17134,24 @@
         </w:rPr>
         <w:t>Padang rumput adalah padang penggembalaan yang mengelilingi kota-kota. Pengulangan kata ini di sepanjang daftar (</w:t>
       </w:r>
-      <w:hyperlink r:id="rId219">
-        <w:r>
-          <w:rPr>
-            <w:lang w:val="id_ID" w:bidi="id_ID"/>
-          </w:rPr>
-          <w:rPr>
-            <w:color w:val="0000EE"/>
-            <w:u w:val="single"/>
-          </w:rPr>
-          <w:t>Yos. 21:8–42</w:t>
-        </w:r>
-      </w:hyperlink>
+      <w:r>
+        <w:rPr>
+          <w:lang w:val="id_ID" w:bidi="id_ID"/>
+        </w:rPr>
+        <w:t>Yos. 21:8–42</w:t>
+      </w:r>
       <w:r>
         <w:rPr>
           <w:lang w:val="id_ID" w:bidi="id_ID"/>
         </w:rPr>
         <w:t>) memberikan karakter catatan hukum yang sah dalam pembagian tanah tersebut, yang menjamin orang Lewi memiliki akses ke tanah-tanah yang mengelilingi setiap kota orang Lewi (</w:t>
       </w:r>
-      <w:hyperlink r:id="rId220">
-        <w:r>
-          <w:rPr>
-            <w:lang w:val="id_ID" w:bidi="id_ID"/>
-          </w:rPr>
-          <w:rPr>
-            <w:color w:val="0000EE"/>
-            <w:u w:val="single"/>
-          </w:rPr>
-          <w:t>Bil. 35:4–5</w:t>
-        </w:r>
-      </w:hyperlink>
+      <w:r>
+        <w:rPr>
+          <w:lang w:val="id_ID" w:bidi="id_ID"/>
+        </w:rPr>
+        <w:t>Bil. 35:4–5</w:t>
+      </w:r>
       <w:r>
         <w:rPr>
           <w:lang w:val="id_ID" w:bidi="id_ID"/>
@@ -18580,18 +17206,12 @@
         </w:rPr>
         <w:t>Keturunan Harun menerima tiga belas kota, sisa kaum Kehat menerima sepuluh kota, keturunan Gerson menerima tiga belas kota, dan kaum keluarga Merari menerima dua belas kota. Total ada empat puluh delapan kota bagi orang Lewi. Setiap suku memiliki empat kota Lewi, kecuali Yehuda yang memiliki delapan kota, Simeon satu kota, dan Naftali tiga kota. Enam dari kota-kota orang Lewi juga merupakan kota perlindungan (</w:t>
       </w:r>
-      <w:hyperlink r:id="rId221">
-        <w:r>
-          <w:rPr>
-            <w:lang w:val="id_ID" w:bidi="id_ID"/>
-          </w:rPr>
-          <w:rPr>
-            <w:color w:val="0000EE"/>
-            <w:u w:val="single"/>
-          </w:rPr>
-          <w:t>Yos. 20:7–8</w:t>
-        </w:r>
-      </w:hyperlink>
+      <w:r>
+        <w:rPr>
+          <w:lang w:val="id_ID" w:bidi="id_ID"/>
+        </w:rPr>
+        <w:t>Yos. 20:7–8</w:t>
+      </w:r>
       <w:r>
         <w:rPr>
           <w:lang w:val="id_ID" w:bidi="id_ID"/>
@@ -18790,36 +17410,24 @@
         </w:rPr>
         <w:t xml:space="preserve">Yosua memuji suku-suku di sebelah timur atas ketaatan mereka yang setia dan pemenuhan janji mereka untuk menolong orang Israel yang lain mendiami Kanaan (lihat </w:t>
       </w:r>
-      <w:hyperlink r:id="rId155">
-        <w:r>
-          <w:rPr>
-            <w:lang w:val="id_ID" w:bidi="id_ID"/>
-          </w:rPr>
-          <w:rPr>
-            <w:color w:val="0000EE"/>
-            <w:u w:val="single"/>
-          </w:rPr>
-          <w:t>Yos. 1:12–18</w:t>
-        </w:r>
-      </w:hyperlink>
+      <w:r>
+        <w:rPr>
+          <w:lang w:val="id_ID" w:bidi="id_ID"/>
+        </w:rPr>
+        <w:t>Yos. 1:12–18</w:t>
+      </w:r>
       <w:r>
         <w:rPr>
           <w:lang w:val="id_ID" w:bidi="id_ID"/>
         </w:rPr>
         <w:t xml:space="preserve">; </w:t>
       </w:r>
-      <w:hyperlink r:id="rId222">
-        <w:r>
-          <w:rPr>
-            <w:lang w:val="id_ID" w:bidi="id_ID"/>
-          </w:rPr>
-          <w:rPr>
-            <w:color w:val="0000EE"/>
-            <w:u w:val="single"/>
-          </w:rPr>
-          <w:t>Bil. 32:1–32</w:t>
-        </w:r>
-      </w:hyperlink>
+      <w:r>
+        <w:rPr>
+          <w:lang w:val="id_ID" w:bidi="id_ID"/>
+        </w:rPr>
+        <w:t>Bil. 32:1–32</w:t>
+      </w:r>
       <w:r>
         <w:rPr>
           <w:lang w:val="id_ID" w:bidi="id_ID"/>
@@ -18874,18 +17482,12 @@
         </w:rPr>
         <w:t>Kata-kata Yosua mengingatkan kita akan perkataan Allah kepada Yosua pada awal penaklukan (</w:t>
       </w:r>
-      <w:hyperlink r:id="rId67">
-        <w:r>
-          <w:rPr>
-            <w:lang w:val="id_ID" w:bidi="id_ID"/>
-          </w:rPr>
-          <w:rPr>
-            <w:color w:val="0000EE"/>
-            <w:u w:val="single"/>
-          </w:rPr>
-          <w:t>Yos. 1:1–9</w:t>
-        </w:r>
-      </w:hyperlink>
+      <w:r>
+        <w:rPr>
+          <w:lang w:val="id_ID" w:bidi="id_ID"/>
+        </w:rPr>
+        <w:t>Yos. 1:1–9</w:t>
+      </w:r>
       <w:r>
         <w:rPr>
           <w:lang w:val="id_ID" w:bidi="id_ID"/>
@@ -18940,18 +17542,12 @@
         </w:rPr>
         <w:t xml:space="preserve">dengan segenap hatimu dan segenap jiwamu: Lihat </w:t>
       </w:r>
-      <w:hyperlink r:id="rId223">
-        <w:r>
-          <w:rPr>
-            <w:lang w:val="id_ID" w:bidi="id_ID"/>
-          </w:rPr>
-          <w:rPr>
-            <w:color w:val="0000EE"/>
-            <w:u w:val="single"/>
-          </w:rPr>
-          <w:t>Ul. 6:5</w:t>
-        </w:r>
-      </w:hyperlink>
+      <w:r>
+        <w:rPr>
+          <w:lang w:val="id_ID" w:bidi="id_ID"/>
+        </w:rPr>
+        <w:t>Ul. 6:5</w:t>
+      </w:r>
       <w:r>
         <w:rPr>
           <w:lang w:val="id_ID" w:bidi="id_ID"/>
@@ -19265,36 +17861,24 @@
         </w:rPr>
         <w:t xml:space="preserve">Suku-suku di bagian barat siap berperang karena mereka melihat mezbah itu melanggar </w:t>
       </w:r>
-      <w:hyperlink r:id="rId224">
-        <w:r>
-          <w:rPr>
-            <w:lang w:val="id_ID" w:bidi="id_ID"/>
-          </w:rPr>
-          <w:rPr>
-            <w:color w:val="0000EE"/>
-            <w:u w:val="single"/>
-          </w:rPr>
-          <w:t>Im. 17:8–9</w:t>
-        </w:r>
-      </w:hyperlink>
+      <w:r>
+        <w:rPr>
+          <w:lang w:val="id_ID" w:bidi="id_ID"/>
+        </w:rPr>
+        <w:t>Im. 17:8–9</w:t>
+      </w:r>
       <w:r>
         <w:rPr>
           <w:lang w:val="id_ID" w:bidi="id_ID"/>
         </w:rPr>
         <w:t xml:space="preserve"> dan </w:t>
       </w:r>
-      <w:hyperlink r:id="rId225">
-        <w:r>
-          <w:rPr>
-            <w:lang w:val="id_ID" w:bidi="id_ID"/>
-          </w:rPr>
-          <w:rPr>
-            <w:color w:val="0000EE"/>
-            <w:u w:val="single"/>
-          </w:rPr>
-          <w:t>Ul. 13:12–15</w:t>
-        </w:r>
-      </w:hyperlink>
+      <w:r>
+        <w:rPr>
+          <w:lang w:val="id_ID" w:bidi="id_ID"/>
+        </w:rPr>
+        <w:t>Ul. 13:12–15</w:t>
+      </w:r>
       <w:r>
         <w:rPr>
           <w:lang w:val="id_ID" w:bidi="id_ID"/>
@@ -19355,18 +17939,12 @@
         </w:rPr>
         <w:t xml:space="preserve">: Lihat </w:t>
       </w:r>
-      <w:hyperlink r:id="rId226">
-        <w:r>
-          <w:rPr>
-            <w:lang w:val="id_ID" w:bidi="id_ID"/>
-          </w:rPr>
-          <w:rPr>
-            <w:color w:val="0000EE"/>
-            <w:u w:val="single"/>
-          </w:rPr>
-          <w:t>Ul. 13:14</w:t>
-        </w:r>
-      </w:hyperlink>
+      <w:r>
+        <w:rPr>
+          <w:lang w:val="id_ID" w:bidi="id_ID"/>
+        </w:rPr>
+        <w:t>Ul. 13:14</w:t>
+      </w:r>
       <w:r>
         <w:rPr>
           <w:lang w:val="id_ID" w:bidi="id_ID"/>
@@ -19469,36 +18047,24 @@
         </w:rPr>
         <w:t>Pernyataan dan pertanyaan yang langsung dan menohok dari delegasi tersebut memastikan bahwa murka Allah tidak akan menimpa bangsa itu karena pemberontakan seperti yang dilakukan oleh Akhan (</w:t>
       </w:r>
-      <w:hyperlink r:id="rId227">
-        <w:r>
-          <w:rPr>
-            <w:lang w:val="id_ID" w:bidi="id_ID"/>
-          </w:rPr>
-          <w:rPr>
-            <w:color w:val="0000EE"/>
-            <w:u w:val="single"/>
-          </w:rPr>
-          <w:t>Yos. 7:1–15</w:t>
-        </w:r>
-      </w:hyperlink>
+      <w:r>
+        <w:rPr>
+          <w:lang w:val="id_ID" w:bidi="id_ID"/>
+        </w:rPr>
+        <w:t>Yos. 7:1–15</w:t>
+      </w:r>
       <w:r>
         <w:rPr>
           <w:lang w:val="id_ID" w:bidi="id_ID"/>
         </w:rPr>
         <w:t>) atau peristiwa di Peor (</w:t>
       </w:r>
-      <w:hyperlink r:id="rId228">
-        <w:r>
-          <w:rPr>
-            <w:lang w:val="id_ID" w:bidi="id_ID"/>
-          </w:rPr>
-          <w:rPr>
-            <w:color w:val="0000EE"/>
-            <w:u w:val="single"/>
-          </w:rPr>
-          <w:t>Bil. 25</w:t>
-        </w:r>
-      </w:hyperlink>
+      <w:r>
+        <w:rPr>
+          <w:lang w:val="id_ID" w:bidi="id_ID"/>
+        </w:rPr>
+        <w:t>Bil. 25</w:t>
+      </w:r>
       <w:r>
         <w:rPr>
           <w:lang w:val="id_ID" w:bidi="id_ID"/>
@@ -19566,36 +18132,24 @@
         </w:rPr>
         <w:t xml:space="preserve">) Rumusan yang menggunakan “beginilah kata” adalah sebuah pengantar yang khas untuk laporan seorang utusan (mis., </w:t>
       </w:r>
-      <w:hyperlink r:id="rId229">
-        <w:r>
-          <w:rPr>
-            <w:lang w:val="id_ID" w:bidi="id_ID"/>
-          </w:rPr>
-          <w:rPr>
-            <w:color w:val="0000EE"/>
-            <w:u w:val="single"/>
-          </w:rPr>
-          <w:t>Ezra 1:2</w:t>
-        </w:r>
-      </w:hyperlink>
+      <w:r>
+        <w:rPr>
+          <w:lang w:val="id_ID" w:bidi="id_ID"/>
+        </w:rPr>
+        <w:t>Ezra 1:2</w:t>
+      </w:r>
       <w:r>
         <w:rPr>
           <w:lang w:val="id_ID" w:bidi="id_ID"/>
         </w:rPr>
         <w:t xml:space="preserve">; </w:t>
       </w:r>
-      <w:hyperlink r:id="rId230">
-        <w:r>
-          <w:rPr>
-            <w:lang w:val="id_ID" w:bidi="id_ID"/>
-          </w:rPr>
-          <w:rPr>
-            <w:color w:val="0000EE"/>
-            <w:u w:val="single"/>
-          </w:rPr>
-          <w:t>Yes. 28:16</w:t>
-        </w:r>
-      </w:hyperlink>
+      <w:r>
+        <w:rPr>
+          <w:lang w:val="id_ID" w:bidi="id_ID"/>
+        </w:rPr>
+        <w:t>Yes. 28:16</w:t>
+      </w:r>
       <w:r>
         <w:rPr>
           <w:lang w:val="id_ID" w:bidi="id_ID"/>
@@ -19650,18 +18204,12 @@
         </w:rPr>
         <w:t>Dosa di Peor adalah pemberontakan penyembahan berhala Israel di Moab, tepat pada saat mereka akan memasuki Tanah Perjanjian (</w:t>
       </w:r>
-      <w:hyperlink r:id="rId228">
-        <w:r>
-          <w:rPr>
-            <w:lang w:val="id_ID" w:bidi="id_ID"/>
-          </w:rPr>
-          <w:rPr>
-            <w:color w:val="0000EE"/>
-            <w:u w:val="single"/>
-          </w:rPr>
-          <w:t>Bil. 25</w:t>
-        </w:r>
-      </w:hyperlink>
+      <w:r>
+        <w:rPr>
+          <w:lang w:val="id_ID" w:bidi="id_ID"/>
+        </w:rPr>
+        <w:t>Bil. 25</w:t>
+      </w:r>
       <w:r>
         <w:rPr>
           <w:lang w:val="id_ID" w:bidi="id_ID"/>
@@ -19764,18 +18312,12 @@
         </w:rPr>
         <w:t xml:space="preserve">Akhan: Lihat psl. </w:t>
       </w:r>
-      <w:hyperlink r:id="rId77">
-        <w:r>
-          <w:rPr>
-            <w:lang w:val="id_ID" w:bidi="id_ID"/>
-          </w:rPr>
-          <w:rPr>
-            <w:color w:val="0000EE"/>
-            <w:u w:val="single"/>
-          </w:rPr>
-          <w:t>7</w:t>
-        </w:r>
-      </w:hyperlink>
+      <w:r>
+        <w:rPr>
+          <w:lang w:val="id_ID" w:bidi="id_ID"/>
+        </w:rPr>
+        <w:t>7</w:t>
+      </w:r>
       <w:r>
         <w:rPr>
           <w:lang w:val="id_ID" w:bidi="id_ID"/>
@@ -19926,18 +18468,12 @@
         </w:rPr>
         <w:t>Suku-suku timur bersumpah demi nama Tuhan bahwa mereka tidak bersalah. • Petunjuk untuk pengorbanan menetapkan korban bakaran atau korban biji-bijian atau korban pendamaian (</w:t>
       </w:r>
-      <w:hyperlink r:id="rId231">
-        <w:r>
-          <w:rPr>
-            <w:lang w:val="id_ID" w:bidi="id_ID"/>
-          </w:rPr>
-          <w:rPr>
-            <w:color w:val="0000EE"/>
-            <w:u w:val="single"/>
-          </w:rPr>
-          <w:t>Im. 1–3</w:t>
-        </w:r>
-      </w:hyperlink>
+      <w:r>
+        <w:rPr>
+          <w:lang w:val="id_ID" w:bidi="id_ID"/>
+        </w:rPr>
+        <w:t>Im. 1–3</w:t>
+      </w:r>
       <w:r>
         <w:rPr>
           <w:lang w:val="id_ID" w:bidi="id_ID"/>
@@ -20149,18 +18685,12 @@
         </w:rPr>
         <w:t>kamu telah melepaskan: Dalam jawabannya kepada suku-suku timur, Pinehas menggunakan bahasa yang sangat mirip dengan kata-kata yang diucapkan Allah ketika Pinehas mengalihkan murka Allah dari Israel di Peor (</w:t>
       </w:r>
-      <w:hyperlink r:id="rId232">
-        <w:r>
-          <w:rPr>
-            <w:lang w:val="id_ID" w:bidi="id_ID"/>
-          </w:rPr>
-          <w:rPr>
-            <w:color w:val="0000EE"/>
-            <w:u w:val="single"/>
-          </w:rPr>
-          <w:t>Bil. 25:11</w:t>
-        </w:r>
-      </w:hyperlink>
+      <w:r>
+        <w:rPr>
+          <w:lang w:val="id_ID" w:bidi="id_ID"/>
+        </w:rPr>
+        <w:t>Bil. 25:11</w:t>
+      </w:r>
       <w:r>
         <w:rPr>
           <w:lang w:val="id_ID" w:bidi="id_ID"/>
@@ -20359,18 +18889,12 @@
         </w:rPr>
         <w:t>Para pemimpin Israel telah mengalami apa yang telah Allah lakukan bagi mereka dan bagi musuh-musuh mereka. Sepanjang hidup para pemimpin yang hidup lebih lama dari Yosua ini, bangsa Israel terus setia kepada Allah (</w:t>
       </w:r>
-      <w:hyperlink r:id="rId233">
-        <w:r>
-          <w:rPr>
-            <w:lang w:val="id_ID" w:bidi="id_ID"/>
-          </w:rPr>
-          <w:rPr>
-            <w:color w:val="0000EE"/>
-            <w:u w:val="single"/>
-          </w:rPr>
-          <w:t>Hak. 2:7</w:t>
-        </w:r>
-      </w:hyperlink>
+      <w:r>
+        <w:rPr>
+          <w:lang w:val="id_ID" w:bidi="id_ID"/>
+        </w:rPr>
+        <w:t>Hak. 2:7</w:t>
+      </w:r>
       <w:r>
         <w:rPr>
           <w:lang w:val="id_ID" w:bidi="id_ID"/>
@@ -20425,72 +18949,48 @@
         </w:rPr>
         <w:t xml:space="preserve">Beberapa bagian tanah yang telah diberikan Yosua kepada berbagai suku maish belum ditaklukkan. Pendudukan Israel secara bertahap atas tanah tersebut memiliki alasan ekologis (lihat </w:t>
       </w:r>
-      <w:hyperlink r:id="rId234">
-        <w:r>
-          <w:rPr>
-            <w:lang w:val="id_ID" w:bidi="id_ID"/>
-          </w:rPr>
-          <w:rPr>
-            <w:color w:val="0000EE"/>
-            <w:u w:val="single"/>
-          </w:rPr>
-          <w:t>Kel. 23:29–30</w:t>
-        </w:r>
-      </w:hyperlink>
+      <w:r>
+        <w:rPr>
+          <w:lang w:val="id_ID" w:bidi="id_ID"/>
+        </w:rPr>
+        <w:t>Kel. 23:29–30</w:t>
+      </w:r>
       <w:r>
         <w:rPr>
           <w:lang w:val="id_ID" w:bidi="id_ID"/>
         </w:rPr>
         <w:t xml:space="preserve">), alasan militer (lihat </w:t>
       </w:r>
-      <w:hyperlink r:id="rId235">
-        <w:r>
-          <w:rPr>
-            <w:lang w:val="id_ID" w:bidi="id_ID"/>
-          </w:rPr>
-          <w:rPr>
-            <w:color w:val="0000EE"/>
-            <w:u w:val="single"/>
-          </w:rPr>
-          <w:t>Hak. 1:19</w:t>
-        </w:r>
-      </w:hyperlink>
+      <w:r>
+        <w:rPr>
+          <w:lang w:val="id_ID" w:bidi="id_ID"/>
+        </w:rPr>
+        <w:t>Hak. 1:19</w:t>
+      </w:r>
       <w:r>
         <w:rPr>
           <w:lang w:val="id_ID" w:bidi="id_ID"/>
         </w:rPr>
         <w:t xml:space="preserve">), dan alasan teologis (lihat </w:t>
       </w:r>
-      <w:hyperlink r:id="rId236">
-        <w:r>
-          <w:rPr>
-            <w:lang w:val="id_ID" w:bidi="id_ID"/>
-          </w:rPr>
-          <w:rPr>
-            <w:color w:val="0000EE"/>
-            <w:u w:val="single"/>
-          </w:rPr>
-          <w:t>Hak. 2:20–3:4</w:t>
-        </w:r>
-      </w:hyperlink>
+      <w:r>
+        <w:rPr>
+          <w:lang w:val="id_ID" w:bidi="id_ID"/>
+        </w:rPr>
+        <w:t>Hak. 2:20–3:4</w:t>
+      </w:r>
       <w:r>
         <w:rPr>
           <w:lang w:val="id_ID" w:bidi="id_ID"/>
         </w:rPr>
         <w:t>). Ketidaksetiaan Israel selanjutnya menunda proses pemukiman mereka selama beberapa abad; alih-alih mengusir orang-orang Kanaan yang tersisa, Israel justru membaur dengan mereka, sehingga umat Allah mengalami godaan yang lebih besar untuk tidak setia. Yosua menyadari hal ini sebagai bahaya yang nyata (</w:t>
       </w:r>
-      <w:hyperlink r:id="rId237">
-        <w:r>
-          <w:rPr>
-            <w:lang w:val="id_ID" w:bidi="id_ID"/>
-          </w:rPr>
-          <w:rPr>
-            <w:color w:val="0000EE"/>
-            <w:u w:val="single"/>
-          </w:rPr>
-          <w:t>Yos. 23:15–16</w:t>
-        </w:r>
-      </w:hyperlink>
+      <w:r>
+        <w:rPr>
+          <w:lang w:val="id_ID" w:bidi="id_ID"/>
+        </w:rPr>
+        <w:t>Yos. 23:15–16</w:t>
+      </w:r>
       <w:r>
         <w:rPr>
           <w:lang w:val="id_ID" w:bidi="id_ID"/>
@@ -20641,36 +19141,24 @@
         </w:rPr>
         <w:t>Berpaut dan bersemangat kepada Allah akan membuat godaan untuk menyimpang kepada ilah-ilah lain menjadi tidak berdaya. Kata kerja yang sama ini menggambarkan seorang suami yang berpaut pada istrinya (</w:t>
       </w:r>
-      <w:hyperlink r:id="rId238">
-        <w:r>
-          <w:rPr>
-            <w:lang w:val="id_ID" w:bidi="id_ID"/>
-          </w:rPr>
-          <w:rPr>
-            <w:color w:val="0000EE"/>
-            <w:u w:val="single"/>
-          </w:rPr>
-          <w:t>Kej. 2:24</w:t>
-        </w:r>
-      </w:hyperlink>
+      <w:r>
+        <w:rPr>
+          <w:lang w:val="id_ID" w:bidi="id_ID"/>
+        </w:rPr>
+        <w:t>Kej. 2:24</w:t>
+      </w:r>
       <w:r>
         <w:rPr>
           <w:lang w:val="id_ID" w:bidi="id_ID"/>
         </w:rPr>
         <w:t>) dan Rut yang melekat pada Naomi (</w:t>
       </w:r>
-      <w:hyperlink r:id="rId239">
-        <w:r>
-          <w:rPr>
-            <w:lang w:val="id_ID" w:bidi="id_ID"/>
-          </w:rPr>
-          <w:rPr>
-            <w:color w:val="0000EE"/>
-            <w:u w:val="single"/>
-          </w:rPr>
-          <w:t>Rut 1:14</w:t>
-        </w:r>
-      </w:hyperlink>
+      <w:r>
+        <w:rPr>
+          <w:lang w:val="id_ID" w:bidi="id_ID"/>
+        </w:rPr>
+        <w:t>Rut 1:14</w:t>
+      </w:r>
       <w:r>
         <w:rPr>
           <w:lang w:val="id_ID" w:bidi="id_ID"/>
@@ -20725,36 +19213,24 @@
         </w:rPr>
         <w:t>Contoh-contoh bangsa yang besar dan kuat termasuk bangsa Anakim (</w:t>
       </w:r>
-      <w:hyperlink r:id="rId240">
-        <w:r>
-          <w:rPr>
-            <w:lang w:val="id_ID" w:bidi="id_ID"/>
-          </w:rPr>
-          <w:rPr>
-            <w:color w:val="0000EE"/>
-            <w:u w:val="single"/>
-          </w:rPr>
-          <w:t>Yos. 11:21–22</w:t>
-        </w:r>
-      </w:hyperlink>
+      <w:r>
+        <w:rPr>
+          <w:lang w:val="id_ID" w:bidi="id_ID"/>
+        </w:rPr>
+        <w:t>Yos. 11:21–22</w:t>
+      </w:r>
       <w:r>
         <w:rPr>
           <w:lang w:val="id_ID" w:bidi="id_ID"/>
         </w:rPr>
         <w:t>) dan kota Hazor (</w:t>
       </w:r>
-      <w:hyperlink r:id="rId99">
-        <w:r>
-          <w:rPr>
-            <w:lang w:val="id_ID" w:bidi="id_ID"/>
-          </w:rPr>
-          <w:rPr>
-            <w:color w:val="0000EE"/>
-            <w:u w:val="single"/>
-          </w:rPr>
-          <w:t>Yos. 11:10</w:t>
-        </w:r>
-      </w:hyperlink>
+      <w:r>
+        <w:rPr>
+          <w:lang w:val="id_ID" w:bidi="id_ID"/>
+        </w:rPr>
+        <w:t>Yos. 11:10</w:t>
+      </w:r>
       <w:r>
         <w:rPr>
           <w:lang w:val="id_ID" w:bidi="id_ID"/>
@@ -20809,18 +19285,12 @@
         </w:rPr>
         <w:t xml:space="preserve">Allahmu, Dialah yang berperang bagi kamu: Sebagaimana Allah telah berperang untuk bangsa Israel di masa lalu (mis., </w:t>
       </w:r>
-      <w:hyperlink r:id="rId241">
-        <w:r>
-          <w:rPr>
-            <w:lang w:val="id_ID" w:bidi="id_ID"/>
-          </w:rPr>
-          <w:rPr>
-            <w:color w:val="0000EE"/>
-            <w:u w:val="single"/>
-          </w:rPr>
-          <w:t>Yos. 10:11–14</w:t>
-        </w:r>
-      </w:hyperlink>
+      <w:r>
+        <w:rPr>
+          <w:lang w:val="id_ID" w:bidi="id_ID"/>
+        </w:rPr>
+        <w:t>Yos. 10:11–14</w:t>
+      </w:r>
       <w:r>
         <w:rPr>
           <w:lang w:val="id_ID" w:bidi="id_ID"/>
@@ -20923,72 +19393,48 @@
         </w:rPr>
         <w:t>Yosua memperingatkan umat Allah untuk tidak melakukan perkawinan campur dengan bangsa-bangsa penyembah berhala disekeliling mereka karena hubungan yang intim seperti itu akan menyesatkan bangsa Israel (</w:t>
       </w:r>
-      <w:hyperlink r:id="rId242">
-        <w:r>
-          <w:rPr>
-            <w:lang w:val="id_ID" w:bidi="id_ID"/>
-          </w:rPr>
-          <w:rPr>
-            <w:color w:val="0000EE"/>
-            <w:u w:val="single"/>
-          </w:rPr>
-          <w:t>Ul. 7:3–4</w:t>
-        </w:r>
-      </w:hyperlink>
+      <w:r>
+        <w:rPr>
+          <w:lang w:val="id_ID" w:bidi="id_ID"/>
+        </w:rPr>
+        <w:t>Ul. 7:3–4</w:t>
+      </w:r>
       <w:r>
         <w:rPr>
           <w:lang w:val="id_ID" w:bidi="id_ID"/>
         </w:rPr>
         <w:t>). Namun, orang Kanaan yang ingin menyembah Allah dan bergabung dengan umat Allah disambut dengan baik (</w:t>
       </w:r>
-      <w:hyperlink r:id="rId243">
-        <w:r>
-          <w:rPr>
-            <w:lang w:val="id_ID" w:bidi="id_ID"/>
-          </w:rPr>
-          <w:rPr>
-            <w:color w:val="0000EE"/>
-            <w:u w:val="single"/>
-          </w:rPr>
-          <w:t>Yos. 6:25</w:t>
-        </w:r>
-      </w:hyperlink>
+      <w:r>
+        <w:rPr>
+          <w:lang w:val="id_ID" w:bidi="id_ID"/>
+        </w:rPr>
+        <w:t>Yos. 6:25</w:t>
+      </w:r>
       <w:r>
         <w:rPr>
           <w:lang w:val="id_ID" w:bidi="id_ID"/>
         </w:rPr>
         <w:t xml:space="preserve">; </w:t>
       </w:r>
-      <w:hyperlink r:id="rId244">
-        <w:r>
-          <w:rPr>
-            <w:lang w:val="id_ID" w:bidi="id_ID"/>
-          </w:rPr>
-          <w:rPr>
-            <w:color w:val="0000EE"/>
-            <w:u w:val="single"/>
-          </w:rPr>
-          <w:t>Rut 4:10</w:t>
-        </w:r>
-      </w:hyperlink>
+      <w:r>
+        <w:rPr>
+          <w:lang w:val="id_ID" w:bidi="id_ID"/>
+        </w:rPr>
+        <w:t>Rut 4:10</w:t>
+      </w:r>
       <w:r>
         <w:rPr>
           <w:lang w:val="id_ID" w:bidi="id_ID"/>
         </w:rPr>
         <w:t xml:space="preserve">). Ras, bahasa, dan etnis tidak berpengaruh pada larangan Allah untuk melakukan perkawinan campur; ini adalah masalah kesetiaan kepada Tuhan (bdk. </w:t>
       </w:r>
-      <w:hyperlink r:id="rId245">
-        <w:r>
-          <w:rPr>
-            <w:lang w:val="id_ID" w:bidi="id_ID"/>
-          </w:rPr>
-          <w:rPr>
-            <w:color w:val="0000EE"/>
-            <w:u w:val="single"/>
-          </w:rPr>
-          <w:t>2Kor. 6:14–15</w:t>
-        </w:r>
-      </w:hyperlink>
+      <w:r>
+        <w:rPr>
+          <w:lang w:val="id_ID" w:bidi="id_ID"/>
+        </w:rPr>
+        <w:t>2Kor. 6:14–15</w:t>
+      </w:r>
       <w:r>
         <w:rPr>
           <w:lang w:val="id_ID" w:bidi="id_ID"/>
@@ -21139,18 +19585,12 @@
         </w:rPr>
         <w:t>Allah telah memberkati bangsa Israel, dan Dia juga pasti akan menghakimi mereka jika mereka berpaling dari-Nya. Peringatan Yosua terhadap kemurtadan adalah nubuat; Israel memang berpaling, dan Allah tidak mengusir orang-orang Kanaan yang tersisa (</w:t>
       </w:r>
-      <w:hyperlink r:id="rId246">
-        <w:r>
-          <w:rPr>
-            <w:lang w:val="id_ID" w:bidi="id_ID"/>
-          </w:rPr>
-          <w:rPr>
-            <w:color w:val="0000EE"/>
-            <w:u w:val="single"/>
-          </w:rPr>
-          <w:t>Hak. 2:20–23</w:t>
-        </w:r>
-      </w:hyperlink>
+      <w:r>
+        <w:rPr>
+          <w:lang w:val="id_ID" w:bidi="id_ID"/>
+        </w:rPr>
+        <w:t>Hak. 2:20–23</w:t>
+      </w:r>
       <w:r>
         <w:rPr>
           <w:lang w:val="id_ID" w:bidi="id_ID"/>
@@ -21205,18 +19645,12 @@
         </w:rPr>
         <w:t xml:space="preserve">Sikhem adalah lokasi pengesahan perjanjian yang pertama, tidak lama setelah Israel memasuki tanah Kanaan (lihat </w:t>
       </w:r>
-      <w:hyperlink r:id="rId247">
-        <w:r>
-          <w:rPr>
-            <w:lang w:val="id_ID" w:bidi="id_ID"/>
-          </w:rPr>
-          <w:rPr>
-            <w:color w:val="0000EE"/>
-            <w:u w:val="single"/>
-          </w:rPr>
-          <w:t>Yos. 8:30–35</w:t>
-        </w:r>
-      </w:hyperlink>
+      <w:r>
+        <w:rPr>
+          <w:lang w:val="id_ID" w:bidi="id_ID"/>
+        </w:rPr>
+        <w:t>Yos. 8:30–35</w:t>
+      </w:r>
       <w:r>
         <w:rPr>
           <w:lang w:val="id_ID" w:bidi="id_ID"/>
@@ -21331,126 +19765,84 @@
         </w:rPr>
         <w:t>Baik dalam bentuk maupun isinya, pernyataan perjanjian ini menyerupai perjanjian antara raja dan bawahan di Timur Dekat kuno. Kitab ini dimulai dengan pembukaan (</w:t>
       </w:r>
-      <w:hyperlink r:id="rId248">
-        <w:r>
-          <w:rPr>
-            <w:lang w:val="id_ID" w:bidi="id_ID"/>
-          </w:rPr>
-          <w:rPr>
-            <w:color w:val="0000EE"/>
-            <w:u w:val="single"/>
-          </w:rPr>
-          <w:t>Yos. 24:2</w:t>
-        </w:r>
-      </w:hyperlink>
+      <w:r>
+        <w:rPr>
+          <w:lang w:val="id_ID" w:bidi="id_ID"/>
+        </w:rPr>
+        <w:t>Yos. 24:2</w:t>
+      </w:r>
       <w:r>
         <w:rPr>
           <w:lang w:val="id_ID" w:bidi="id_ID"/>
         </w:rPr>
         <w:t>) dan dilanjutkan dengan prolog historis yang mengisahkan tindakan-tindakan kemurahan hati sang raja (Allah) atas nama umatnya (</w:t>
       </w:r>
-      <w:hyperlink r:id="rId249">
-        <w:r>
-          <w:rPr>
-            <w:lang w:val="id_ID" w:bidi="id_ID"/>
-          </w:rPr>
-          <w:rPr>
-            <w:color w:val="0000EE"/>
-            <w:u w:val="single"/>
-          </w:rPr>
-          <w:t>Yos. 24:3–13</w:t>
-        </w:r>
-      </w:hyperlink>
+      <w:r>
+        <w:rPr>
+          <w:lang w:val="id_ID" w:bidi="id_ID"/>
+        </w:rPr>
+        <w:t>Yos. 24:3–13</w:t>
+      </w:r>
       <w:r>
         <w:rPr>
           <w:lang w:val="id_ID" w:bidi="id_ID"/>
         </w:rPr>
         <w:t>), yang kemudian dilanjutkan dengan daftar ketentuan (</w:t>
       </w:r>
-      <w:hyperlink r:id="rId250">
-        <w:r>
-          <w:rPr>
-            <w:lang w:val="id_ID" w:bidi="id_ID"/>
-          </w:rPr>
-          <w:rPr>
-            <w:color w:val="0000EE"/>
-            <w:u w:val="single"/>
-          </w:rPr>
-          <w:t>Yos. 24:14–15</w:t>
-        </w:r>
-      </w:hyperlink>
+      <w:r>
+        <w:rPr>
+          <w:lang w:val="id_ID" w:bidi="id_ID"/>
+        </w:rPr>
+        <w:t>Yos. 24:14–15</w:t>
+      </w:r>
       <w:r>
         <w:rPr>
           <w:lang w:val="id_ID" w:bidi="id_ID"/>
         </w:rPr>
         <w:t>) serta kutuk dan berkat (</w:t>
       </w:r>
-      <w:hyperlink r:id="rId251">
-        <w:r>
-          <w:rPr>
-            <w:lang w:val="id_ID" w:bidi="id_ID"/>
-          </w:rPr>
-          <w:rPr>
-            <w:color w:val="0000EE"/>
-            <w:u w:val="single"/>
-          </w:rPr>
-          <w:t>Yos. 24:19–20</w:t>
-        </w:r>
-      </w:hyperlink>
+      <w:r>
+        <w:rPr>
+          <w:lang w:val="id_ID" w:bidi="id_ID"/>
+        </w:rPr>
+        <w:t>Yos. 24:19–20</w:t>
+      </w:r>
       <w:r>
         <w:rPr>
           <w:lang w:val="id_ID" w:bidi="id_ID"/>
         </w:rPr>
         <w:t xml:space="preserve">). Kemudian kitab ini mencatat di mana naskah ini harus disimpan untuk dibaca dan diperbarui secara berkala (secara tersirat, </w:t>
       </w:r>
-      <w:hyperlink r:id="rId252">
-        <w:r>
-          <w:rPr>
-            <w:lang w:val="id_ID" w:bidi="id_ID"/>
-          </w:rPr>
-          <w:rPr>
-            <w:color w:val="0000EE"/>
-            <w:u w:val="single"/>
-          </w:rPr>
-          <w:t>Yos. 24:26</w:t>
-        </w:r>
-      </w:hyperlink>
+      <w:r>
+        <w:rPr>
+          <w:lang w:val="id_ID" w:bidi="id_ID"/>
+        </w:rPr>
+        <w:t>Yos. 24:26</w:t>
+      </w:r>
       <w:r>
         <w:rPr>
           <w:lang w:val="id_ID" w:bidi="id_ID"/>
         </w:rPr>
         <w:t>) dan daftar para saksi dari perjanjian tersebut (</w:t>
       </w:r>
-      <w:hyperlink r:id="rId253">
-        <w:r>
-          <w:rPr>
-            <w:lang w:val="id_ID" w:bidi="id_ID"/>
-          </w:rPr>
-          <w:rPr>
-            <w:color w:val="0000EE"/>
-            <w:u w:val="single"/>
-          </w:rPr>
-          <w:t>Yos. 24:22</w:t>
-        </w:r>
-      </w:hyperlink>
+      <w:r>
+        <w:rPr>
+          <w:lang w:val="id_ID" w:bidi="id_ID"/>
+        </w:rPr>
+        <w:t>Yos. 24:22</w:t>
+      </w:r>
       <w:r>
         <w:rPr>
           <w:lang w:val="id_ID" w:bidi="id_ID"/>
         </w:rPr>
         <w:t xml:space="preserve">, </w:t>
       </w:r>
-      <w:hyperlink r:id="rId254">
-        <w:r>
-          <w:rPr>
-            <w:lang w:val="id_ID" w:bidi="id_ID"/>
-          </w:rPr>
-          <w:rPr>
-            <w:color w:val="0000EE"/>
-            <w:u w:val="single"/>
-          </w:rPr>
-          <w:t>27</w:t>
-        </w:r>
-      </w:hyperlink>
+      <w:r>
+        <w:rPr>
+          <w:lang w:val="id_ID" w:bidi="id_ID"/>
+        </w:rPr>
+        <w:t>27</w:t>
+      </w:r>
       <w:r>
         <w:rPr>
           <w:lang w:val="id_ID" w:bidi="id_ID"/>
@@ -21517,18 +19909,12 @@
         </w:rPr>
         <w:t xml:space="preserve">Terah: Lihat </w:t>
       </w:r>
-      <w:hyperlink r:id="rId255">
-        <w:r>
-          <w:rPr>
-            <w:lang w:val="id_ID" w:bidi="id_ID"/>
-          </w:rPr>
-          <w:rPr>
-            <w:color w:val="0000EE"/>
-            <w:u w:val="single"/>
-          </w:rPr>
-          <w:t>Kej. 11:27–32</w:t>
-        </w:r>
-      </w:hyperlink>
+      <w:r>
+        <w:rPr>
+          <w:lang w:val="id_ID" w:bidi="id_ID"/>
+        </w:rPr>
+        <w:t>Kej. 11:27–32</w:t>
+      </w:r>
       <w:r>
         <w:rPr>
           <w:lang w:val="id_ID" w:bidi="id_ID"/>
@@ -21583,36 +19969,24 @@
         </w:rPr>
         <w:t>Abraham sebelumnya tinggal di Haran di Mesopotamia di seberang sungai Efrat bersama ayahnya, Terah (</w:t>
       </w:r>
-      <w:hyperlink r:id="rId256">
-        <w:r>
-          <w:rPr>
-            <w:lang w:val="id_ID" w:bidi="id_ID"/>
-          </w:rPr>
-          <w:rPr>
-            <w:color w:val="0000EE"/>
-            <w:u w:val="single"/>
-          </w:rPr>
-          <w:t>Kej. 11:31–32</w:t>
-        </w:r>
-      </w:hyperlink>
+      <w:r>
+        <w:rPr>
+          <w:lang w:val="id_ID" w:bidi="id_ID"/>
+        </w:rPr>
+        <w:t>Kej. 11:31–32</w:t>
+      </w:r>
       <w:r>
         <w:rPr>
           <w:lang w:val="id_ID" w:bidi="id_ID"/>
         </w:rPr>
         <w:t xml:space="preserve">). • menyuruh dia menjelajahi … Kanaan: Lihat </w:t>
       </w:r>
-      <w:hyperlink r:id="rId257">
-        <w:r>
-          <w:rPr>
-            <w:lang w:val="id_ID" w:bidi="id_ID"/>
-          </w:rPr>
-          <w:rPr>
-            <w:color w:val="0000EE"/>
-            <w:u w:val="single"/>
-          </w:rPr>
-          <w:t>Kej. 12:1–9</w:t>
-        </w:r>
-      </w:hyperlink>
+      <w:r>
+        <w:rPr>
+          <w:lang w:val="id_ID" w:bidi="id_ID"/>
+        </w:rPr>
+        <w:t>Kej. 12:1–9</w:t>
+      </w:r>
       <w:r>
         <w:rPr>
           <w:lang w:val="id_ID" w:bidi="id_ID"/>
@@ -21715,36 +20089,24 @@
         </w:rPr>
         <w:t xml:space="preserve">Yakub dan Esau: Lihat </w:t>
       </w:r>
-      <w:hyperlink r:id="rId258">
-        <w:r>
-          <w:rPr>
-            <w:lang w:val="id_ID" w:bidi="id_ID"/>
-          </w:rPr>
-          <w:rPr>
-            <w:color w:val="0000EE"/>
-            <w:u w:val="single"/>
-          </w:rPr>
-          <w:t>Kej. 25:19–26</w:t>
-        </w:r>
-      </w:hyperlink>
+      <w:r>
+        <w:rPr>
+          <w:lang w:val="id_ID" w:bidi="id_ID"/>
+        </w:rPr>
+        <w:t>Kej. 25:19–26</w:t>
+      </w:r>
       <w:r>
         <w:rPr>
           <w:lang w:val="id_ID" w:bidi="id_ID"/>
         </w:rPr>
         <w:t>. • Pegunungan Seir berdiri di pusat dari Edom, tanah air bagi keturunan Esau (</w:t>
       </w:r>
-      <w:hyperlink r:id="rId259">
-        <w:r>
-          <w:rPr>
-            <w:lang w:val="id_ID" w:bidi="id_ID"/>
-          </w:rPr>
-          <w:rPr>
-            <w:color w:val="0000EE"/>
-            <w:u w:val="single"/>
-          </w:rPr>
-          <w:t>Kej. 36:8–9</w:t>
-        </w:r>
-      </w:hyperlink>
+      <w:r>
+        <w:rPr>
+          <w:lang w:val="id_ID" w:bidi="id_ID"/>
+        </w:rPr>
+        <w:t>Kej. 36:8–9</w:t>
+      </w:r>
       <w:r>
         <w:rPr>
           <w:lang w:val="id_ID" w:bidi="id_ID"/>
@@ -21961,18 +20323,12 @@
         </w:rPr>
         <w:t xml:space="preserve">: Lihat </w:t>
       </w:r>
-      <w:hyperlink r:id="rId39">
-        <w:r>
-          <w:rPr>
-            <w:lang w:val="id_ID" w:bidi="id_ID"/>
-          </w:rPr>
-          <w:rPr>
-            <w:color w:val="0000EE"/>
-            <w:u w:val="single"/>
-          </w:rPr>
-          <w:t>Bil. 21:21–35</w:t>
-        </w:r>
-      </w:hyperlink>
+      <w:r>
+        <w:rPr>
+          <w:lang w:val="id_ID" w:bidi="id_ID"/>
+        </w:rPr>
+        <w:t>Bil. 21:21–35</w:t>
+      </w:r>
       <w:r>
         <w:rPr>
           <w:lang w:val="id_ID" w:bidi="id_ID"/>
@@ -22027,36 +20383,24 @@
         </w:rPr>
         <w:t xml:space="preserve">Lihat </w:t>
       </w:r>
-      <w:hyperlink r:id="rId163">
-        <w:r>
-          <w:rPr>
-            <w:lang w:val="id_ID" w:bidi="id_ID"/>
-          </w:rPr>
-          <w:rPr>
-            <w:color w:val="0000EE"/>
-            <w:u w:val="single"/>
-          </w:rPr>
-          <w:t>Bil. 22–25</w:t>
-        </w:r>
-      </w:hyperlink>
+      <w:r>
+        <w:rPr>
+          <w:lang w:val="id_ID" w:bidi="id_ID"/>
+        </w:rPr>
+        <w:t>Bil. 22–25</w:t>
+      </w:r>
       <w:r>
         <w:rPr>
           <w:lang w:val="id_ID" w:bidi="id_ID"/>
         </w:rPr>
         <w:t xml:space="preserve">; </w:t>
       </w:r>
-      <w:hyperlink r:id="rId260">
-        <w:r>
-          <w:rPr>
-            <w:lang w:val="id_ID" w:bidi="id_ID"/>
-          </w:rPr>
-          <w:rPr>
-            <w:color w:val="0000EE"/>
-            <w:u w:val="single"/>
-          </w:rPr>
-          <w:t>31:1–54</w:t>
-        </w:r>
-      </w:hyperlink>
+      <w:r>
+        <w:rPr>
+          <w:lang w:val="id_ID" w:bidi="id_ID"/>
+        </w:rPr>
+        <w:t>31:1–54</w:t>
+      </w:r>
       <w:r>
         <w:rPr>
           <w:lang w:val="id_ID" w:bidi="id_ID"/>
@@ -22978,18 +21322,12 @@
         </w:rPr>
         <w:t xml:space="preserve">Timnat-Serah: Lihat </w:t>
       </w:r>
-      <w:hyperlink r:id="rId167">
-        <w:r>
-          <w:rPr>
-            <w:lang w:val="id_ID" w:bidi="id_ID"/>
-          </w:rPr>
-          <w:rPr>
-            <w:color w:val="0000EE"/>
-            <w:u w:val="single"/>
-          </w:rPr>
-          <w:t>Yos. 19:49–51</w:t>
-        </w:r>
-      </w:hyperlink>
+      <w:r>
+        <w:rPr>
+          <w:lang w:val="id_ID" w:bidi="id_ID"/>
+        </w:rPr>
+        <w:t>Yos. 19:49–51</w:t>
+      </w:r>
       <w:r>
         <w:rPr>
           <w:lang w:val="id_ID" w:bidi="id_ID"/>
@@ -23092,36 +21430,24 @@
         </w:rPr>
         <w:t>Bangsa Israel telah membawa tulang-tulang Yusuf keluar dari Mesir, melalui tahun-tahun perjalanan mereka, dan masuk ke Kanaan untuk menghormati permintaan terakhir Yusuf untuk dikuburkan di tanah yang telah dijanjikan Allah kepada bangsa Israel (</w:t>
       </w:r>
-      <w:hyperlink r:id="rId261">
-        <w:r>
-          <w:rPr>
-            <w:lang w:val="id_ID" w:bidi="id_ID"/>
-          </w:rPr>
-          <w:rPr>
-            <w:color w:val="0000EE"/>
-            <w:u w:val="single"/>
-          </w:rPr>
-          <w:t>Kej. 50:25</w:t>
-        </w:r>
-      </w:hyperlink>
+      <w:r>
+        <w:rPr>
+          <w:lang w:val="id_ID" w:bidi="id_ID"/>
+        </w:rPr>
+        <w:t>Kej. 50:25</w:t>
+      </w:r>
       <w:r>
         <w:rPr>
           <w:lang w:val="id_ID" w:bidi="id_ID"/>
         </w:rPr>
         <w:t xml:space="preserve">; </w:t>
       </w:r>
-      <w:hyperlink r:id="rId262">
-        <w:r>
-          <w:rPr>
-            <w:lang w:val="id_ID" w:bidi="id_ID"/>
-          </w:rPr>
-          <w:rPr>
-            <w:color w:val="0000EE"/>
-            <w:u w:val="single"/>
-          </w:rPr>
-          <w:t>Kel. 13:19</w:t>
-        </w:r>
-      </w:hyperlink>
+      <w:r>
+        <w:rPr>
+          <w:lang w:val="id_ID" w:bidi="id_ID"/>
+        </w:rPr>
+        <w:t>Kel. 13:19</w:t>
+      </w:r>
       <w:r>
         <w:rPr>
           <w:lang w:val="id_ID" w:bidi="id_ID"/>
